--- a/TSSSU Annex D(ii) - TadReamk Limited (draft).docx
+++ b/TSSSU Annex D(ii) - TadReamk Limited (draft).docx
@@ -704,9 +704,21 @@
             <w:vAlign w:val="bottom"/>
           </w:tcPr>
           <w:p>
-            <w:r>
-              <w:t>TadReamk Limited</w:t>
-            </w:r>
+            <w:pPr>
+              <w:pStyle w:val="ListParagraph"/>
+              <w:widowControl/>
+              <w:overflowPunct w:val="0"/>
+              <w:adjustRightInd w:val="0"/>
+              <w:snapToGrid w:val="0"/>
+              <w:spacing w:before="360"/>
+              <w:ind w:leftChars="0" w:left="0"/>
+              <w:rPr>
+                <w:rFonts w:eastAsia="DFKai-SB"/>
+                <w:kern w:val="0"/>
+                <w:szCs w:val="26"/>
+                <w:lang w:val="en-GB"/>
+              </w:rPr>
+            </w:pPr>
           </w:p>
         </w:tc>
       </w:tr>
@@ -811,9 +823,21 @@
             <w:vAlign w:val="bottom"/>
           </w:tcPr>
           <w:p>
-            <w:r>
-              <w:t>泰德瑞科有限公司</w:t>
-            </w:r>
+            <w:pPr>
+              <w:pStyle w:val="ListParagraph"/>
+              <w:widowControl/>
+              <w:overflowPunct w:val="0"/>
+              <w:adjustRightInd w:val="0"/>
+              <w:snapToGrid w:val="0"/>
+              <w:spacing w:before="360"/>
+              <w:ind w:leftChars="0" w:left="0"/>
+              <w:rPr>
+                <w:rFonts w:eastAsia="DFKai-SB"/>
+                <w:kern w:val="0"/>
+                <w:szCs w:val="26"/>
+                <w:lang w:val="en-GB"/>
+              </w:rPr>
+            </w:pPr>
           </w:p>
         </w:tc>
       </w:tr>
@@ -1025,9 +1049,21 @@
             <w:vAlign w:val="bottom"/>
           </w:tcPr>
           <w:p>
-            <w:r>
-              <w:t>TSSSU/HKBU/23/06/2</w:t>
-            </w:r>
+            <w:pPr>
+              <w:pStyle w:val="ListParagraph"/>
+              <w:widowControl/>
+              <w:overflowPunct w:val="0"/>
+              <w:adjustRightInd w:val="0"/>
+              <w:snapToGrid w:val="0"/>
+              <w:spacing w:before="360"/>
+              <w:ind w:leftChars="0" w:left="0"/>
+              <w:rPr>
+                <w:rFonts w:eastAsia="DFKai-SB"/>
+                <w:kern w:val="0"/>
+                <w:szCs w:val="26"/>
+                <w:lang w:val="en-GB"/>
+              </w:rPr>
+            </w:pPr>
           </w:p>
         </w:tc>
       </w:tr>
@@ -1126,9 +1162,21 @@
             <w:vAlign w:val="bottom"/>
           </w:tcPr>
           <w:p>
-            <w:r>
-              <w:t>Prof XU, Yi Da</w:t>
-            </w:r>
+            <w:pPr>
+              <w:pStyle w:val="ListParagraph"/>
+              <w:widowControl/>
+              <w:overflowPunct w:val="0"/>
+              <w:adjustRightInd w:val="0"/>
+              <w:snapToGrid w:val="0"/>
+              <w:spacing w:before="360"/>
+              <w:ind w:leftChars="0" w:left="0"/>
+              <w:rPr>
+                <w:rFonts w:eastAsia="DFKai-SB"/>
+                <w:kern w:val="0"/>
+                <w:szCs w:val="26"/>
+                <w:lang w:val="en-GB"/>
+              </w:rPr>
+            </w:pPr>
           </w:p>
         </w:tc>
       </w:tr>
@@ -1208,9 +1256,21 @@
             <w:vAlign w:val="bottom"/>
           </w:tcPr>
           <w:p>
-            <w:r>
-              <w:t>https://tadreamk.com</w:t>
-            </w:r>
+            <w:pPr>
+              <w:pStyle w:val="ListParagraph"/>
+              <w:widowControl/>
+              <w:overflowPunct w:val="0"/>
+              <w:adjustRightInd w:val="0"/>
+              <w:snapToGrid w:val="0"/>
+              <w:spacing w:before="360"/>
+              <w:ind w:leftChars="0" w:left="0"/>
+              <w:rPr>
+                <w:rFonts w:eastAsia="DFKai-SB"/>
+                <w:kern w:val="0"/>
+                <w:szCs w:val="26"/>
+                <w:lang w:val="en-GB"/>
+              </w:rPr>
+            </w:pPr>
           </w:p>
         </w:tc>
       </w:tr>
@@ -1487,9 +1547,64 @@
             </w:tcBorders>
           </w:tcPr>
           <w:p>
-            <w:r>
-              <w:t>泰德瑞科是一家以機器學習為核心的公司，旨在提供圍繞商標人工智能技術的整體產品解決方案，包括商標侵權搜索、商標匹配和交互式的商標設計等。我們開發的產品套件通過基於訂閱的 SaaS 模式在網頁終端和智能手機應用程序上提供。</w:t>
-            </w:r>
+            <w:pPr>
+              <w:widowControl/>
+              <w:overflowPunct w:val="0"/>
+              <w:adjustRightInd w:val="0"/>
+              <w:snapToGrid w:val="0"/>
+              <w:rPr>
+                <w:i/>
+                <w:sz w:val="24"/>
+              </w:rPr>
+            </w:pPr>
+          </w:p>
+          <w:p>
+            <w:pPr>
+              <w:widowControl/>
+              <w:overflowPunct w:val="0"/>
+              <w:adjustRightInd w:val="0"/>
+              <w:snapToGrid w:val="0"/>
+              <w:rPr>
+                <w:i/>
+                <w:sz w:val="24"/>
+              </w:rPr>
+            </w:pPr>
+          </w:p>
+          <w:p>
+            <w:pPr>
+              <w:widowControl/>
+              <w:overflowPunct w:val="0"/>
+              <w:adjustRightInd w:val="0"/>
+              <w:snapToGrid w:val="0"/>
+              <w:rPr>
+                <w:i/>
+                <w:sz w:val="24"/>
+              </w:rPr>
+            </w:pPr>
+          </w:p>
+          <w:p>
+            <w:pPr>
+              <w:widowControl/>
+              <w:overflowPunct w:val="0"/>
+              <w:adjustRightInd w:val="0"/>
+              <w:snapToGrid w:val="0"/>
+              <w:rPr>
+                <w:i/>
+                <w:sz w:val="24"/>
+              </w:rPr>
+            </w:pPr>
+          </w:p>
+          <w:p>
+            <w:pPr>
+              <w:widowControl/>
+              <w:overflowPunct w:val="0"/>
+              <w:adjustRightInd w:val="0"/>
+              <w:snapToGrid w:val="0"/>
+              <w:rPr>
+                <w:i/>
+                <w:sz w:val="24"/>
+              </w:rPr>
+            </w:pPr>
           </w:p>
         </w:tc>
       </w:tr>
@@ -1569,9 +1684,64 @@
             </w:tcBorders>
           </w:tcPr>
           <w:p>
-            <w:r>
-              <w:t>TadReamk is a machine learning centric company that aims to provide a holistic product suite around trademark AI technology, including trademark infringement search, trademark matching and interactive trademark creation. Our techniques include image processing, matching and AIGC trademark generation models, offered through a subscription-based SaaS model.</w:t>
-            </w:r>
+            <w:pPr>
+              <w:widowControl/>
+              <w:overflowPunct w:val="0"/>
+              <w:adjustRightInd w:val="0"/>
+              <w:snapToGrid w:val="0"/>
+              <w:rPr>
+                <w:i/>
+                <w:sz w:val="24"/>
+              </w:rPr>
+            </w:pPr>
+          </w:p>
+          <w:p>
+            <w:pPr>
+              <w:widowControl/>
+              <w:overflowPunct w:val="0"/>
+              <w:adjustRightInd w:val="0"/>
+              <w:snapToGrid w:val="0"/>
+              <w:rPr>
+                <w:i/>
+                <w:sz w:val="24"/>
+              </w:rPr>
+            </w:pPr>
+          </w:p>
+          <w:p>
+            <w:pPr>
+              <w:widowControl/>
+              <w:overflowPunct w:val="0"/>
+              <w:adjustRightInd w:val="0"/>
+              <w:snapToGrid w:val="0"/>
+              <w:rPr>
+                <w:i/>
+                <w:sz w:val="24"/>
+              </w:rPr>
+            </w:pPr>
+          </w:p>
+          <w:p>
+            <w:pPr>
+              <w:widowControl/>
+              <w:overflowPunct w:val="0"/>
+              <w:adjustRightInd w:val="0"/>
+              <w:snapToGrid w:val="0"/>
+              <w:rPr>
+                <w:i/>
+                <w:sz w:val="24"/>
+              </w:rPr>
+            </w:pPr>
+          </w:p>
+          <w:p>
+            <w:pPr>
+              <w:widowControl/>
+              <w:overflowPunct w:val="0"/>
+              <w:adjustRightInd w:val="0"/>
+              <w:snapToGrid w:val="0"/>
+              <w:rPr>
+                <w:i/>
+                <w:sz w:val="24"/>
+              </w:rPr>
+            </w:pPr>
           </w:p>
         </w:tc>
       </w:tr>
@@ -1977,11 +2147,113 @@
           <w:lang w:val="en-GB"/>
         </w:rPr>
       </w:pPr>
-      <w:r>
-        <w:t>☒ Yes</w:t>
+      <w:sdt>
+        <w:sdtPr>
+          <w:rPr>
+            <w:rFonts w:ascii="MS Gothic" w:eastAsia="MS Gothic" w:hAnsi="MS Gothic"/>
+          </w:rPr>
+          <w:id w:val="1967154407"/>
+          <w14:checkbox>
+            <w14:checked w14:val="0"/>
+            <w14:checkedState w14:val="2612" w14:font="MS Gothic"/>
+            <w14:uncheckedState w14:val="2610" w14:font="MS Gothic"/>
+          </w14:checkbox>
+        </w:sdtPr>
+        <w:sdtContent>
+          <w:r>
+            <w:rPr>
+              <w:rFonts w:ascii="MS Gothic" w:eastAsia="MS Gothic" w:hAnsi="MS Gothic" w:hint="eastAsia"/>
+            </w:rPr>
+            <w:t>☐</w:t>
+          </w:r>
+        </w:sdtContent>
+      </w:sdt>
+      <w:r>
         <w:tab/>
+        <w:t>Yes</w:t>
+      </w:r>
+      <w:r>
         <w:tab/>
-        <w:t>☐ No (if no, please go to (1)(b)(i) direct)</w:t>
+      </w:r>
+      <w:sdt>
+        <w:sdtPr>
+          <w:rPr>
+            <w:rFonts w:ascii="MS Gothic" w:eastAsia="MS Gothic" w:hAnsi="MS Gothic"/>
+          </w:rPr>
+          <w:id w:val="1118562165"/>
+          <w14:checkbox>
+            <w14:checked w14:val="0"/>
+            <w14:checkedState w14:val="2612" w14:font="MS Gothic"/>
+            <w14:uncheckedState w14:val="2610" w14:font="MS Gothic"/>
+          </w14:checkbox>
+        </w:sdtPr>
+        <w:sdtContent>
+          <w:r>
+            <w:rPr>
+              <w:rFonts w:ascii="MS Gothic" w:eastAsia="MS Gothic" w:hAnsi="MS Gothic" w:hint="eastAsia"/>
+            </w:rPr>
+            <w:t>☐</w:t>
+          </w:r>
+        </w:sdtContent>
+      </w:sdt>
+      <w:r>
+        <w:tab/>
+      </w:r>
+      <w:r>
+        <w:rPr>
+          <w:rFonts w:eastAsia="DFKai-SB"/>
+          <w:szCs w:val="26"/>
+          <w:lang w:val="en-GB"/>
+        </w:rPr>
+        <w:t xml:space="preserve">No </w:t>
+      </w:r>
+      <w:r>
+        <w:rPr>
+          <w:rFonts w:eastAsia="DFKai-SB"/>
+          <w:szCs w:val="26"/>
+          <w:lang w:val="en-GB"/>
+        </w:rPr>
+        <w:t>(if no, please go to (1</w:t>
+      </w:r>
+      <w:r>
+        <w:rPr>
+          <w:rFonts w:eastAsia="DFKai-SB"/>
+          <w:szCs w:val="26"/>
+          <w:lang w:val="en-GB"/>
+        </w:rPr>
+        <w:t>)(</w:t>
+      </w:r>
+      <w:r>
+        <w:rPr>
+          <w:rFonts w:eastAsia="DFKai-SB"/>
+          <w:szCs w:val="26"/>
+          <w:lang w:val="en-GB"/>
+        </w:rPr>
+        <w:t>b)</w:t>
+      </w:r>
+      <w:r>
+        <w:rPr>
+          <w:rFonts w:eastAsia="DFKai-SB"/>
+          <w:szCs w:val="26"/>
+          <w:lang w:val="en-GB"/>
+        </w:rPr>
+        <w:t>(i)</w:t>
+      </w:r>
+      <w:r>
+        <w:rPr>
+          <w:rFonts w:eastAsia="SimSun"/>
+          <w:szCs w:val="26"/>
+          <w:lang w:val="en-GB" w:eastAsia="zh-CN"/>
+        </w:rPr>
+        <w:t xml:space="preserve"> direct</w:t>
+      </w:r>
+      <w:r>
+        <w:rPr>
+          <w:rFonts w:eastAsia="DFKai-SB"/>
+          <w:szCs w:val="26"/>
+          <w:lang w:val="en-GB"/>
+        </w:rPr>
+        <w:t>)</w:t>
       </w:r>
     </w:p>
     <w:p>
@@ -2321,8 +2593,30 @@
             <w:tcW w:w="4032" w:type="dxa"/>
           </w:tcPr>
           <w:p>
-            <w:r>
-              <w:t>1. TadReamk Eye – a tool for Trademark Infringement Detection</w:t>
+            <w:pPr>
+              <w:adjustRightInd w:val="0"/>
+              <w:spacing w:beforeLines="20" w:before="72"/>
+              <w:ind w:left="308" w:hanging="308"/>
+              <w:jc w:val="left"/>
+              <w:rPr>
+                <w:rFonts w:eastAsia="SimSun"/>
+                <w:sz w:val="24"/>
+                <w:lang w:val="en-GB" w:eastAsia="zh-CN"/>
+              </w:rPr>
+            </w:pPr>
+            <w:r>
+              <w:rPr>
+                <w:sz w:val="24"/>
+                <w:lang w:val="en-GB"/>
+              </w:rPr>
+              <w:t>1.</w:t>
+            </w:r>
+            <w:r>
+              <w:rPr>
+                <w:sz w:val="24"/>
+                <w:lang w:val="en-GB"/>
+              </w:rPr>
+              <w:tab/>
             </w:r>
           </w:p>
         </w:tc>
@@ -2331,9 +2625,17 @@
             <w:tcW w:w="2736" w:type="dxa"/>
           </w:tcPr>
           <w:p>
-            <w:r>
-              <w:t>1. TadReamk Eye – 商標侵權檢測工具</w:t>
-            </w:r>
+            <w:pPr>
+              <w:adjustRightInd w:val="0"/>
+              <w:spacing w:before="60" w:after="60"/>
+              <w:ind w:left="720" w:hangingChars="300" w:hanging="720"/>
+              <w:jc w:val="left"/>
+              <w:rPr>
+                <w:rFonts w:eastAsia="DFKai-SB"/>
+                <w:sz w:val="24"/>
+                <w:lang w:val="en-GB"/>
+              </w:rPr>
+            </w:pPr>
           </w:p>
         </w:tc>
         <w:tc>
@@ -2341,8 +2643,92 @@
             <w:tcW w:w="1296" w:type="dxa"/>
           </w:tcPr>
           <w:p>
-            <w:r>
-              <w:t>No</w:t>
+            <w:pPr>
+              <w:widowControl/>
+              <w:overflowPunct w:val="0"/>
+              <w:adjustRightInd w:val="0"/>
+              <w:snapToGrid w:val="0"/>
+              <w:jc w:val="center"/>
+              <w:rPr>
+                <w:rFonts w:eastAsia="DFKai-SB"/>
+                <w:sz w:val="24"/>
+                <w:lang w:val="en-GB"/>
+              </w:rPr>
+            </w:pPr>
+            <w:sdt>
+              <w:sdtPr>
+                <w:rPr>
+                  <w:rFonts w:eastAsia="MS Gothic"/>
+                  <w:sz w:val="24"/>
+                </w:rPr>
+                <w:id w:val="-492097663"/>
+                <w14:checkbox>
+                  <w14:checked w14:val="0"/>
+                  <w14:checkedState w14:val="2612" w14:font="MS Gothic"/>
+                  <w14:uncheckedState w14:val="2610" w14:font="MS Gothic"/>
+                </w14:checkbox>
+              </w:sdtPr>
+              <w:sdtContent>
+                <w:r>
+                  <w:rPr>
+                    <w:rFonts w:ascii="Segoe UI Symbol" w:eastAsia="MS Gothic" w:hAnsi="Segoe UI Symbol" w:cs="Segoe UI Symbol"/>
+                    <w:sz w:val="24"/>
+                  </w:rPr>
+                  <w:t>☐</w:t>
+                </w:r>
+              </w:sdtContent>
+            </w:sdt>
+            <w:r>
+              <w:rPr>
+                <w:rFonts w:eastAsia="DFKai-SB"/>
+                <w:sz w:val="24"/>
+                <w:lang w:val="en-GB"/>
+              </w:rPr>
+              <w:t xml:space="preserve"> Yes</w:t>
+            </w:r>
+          </w:p>
+          <w:p>
+            <w:pPr>
+              <w:widowControl/>
+              <w:overflowPunct w:val="0"/>
+              <w:adjustRightInd w:val="0"/>
+              <w:snapToGrid w:val="0"/>
+              <w:jc w:val="center"/>
+              <w:rPr>
+                <w:sz w:val="24"/>
+                <w:lang w:val="en-GB"/>
+              </w:rPr>
+            </w:pPr>
+            <w:sdt>
+              <w:sdtPr>
+                <w:rPr>
+                  <w:rFonts w:eastAsia="MS Gothic"/>
+                  <w:sz w:val="24"/>
+                </w:rPr>
+                <w:id w:val="-1455008346"/>
+                <w14:checkbox>
+                  <w14:checked w14:val="0"/>
+                  <w14:checkedState w14:val="2612" w14:font="MS Gothic"/>
+                  <w14:uncheckedState w14:val="2610" w14:font="MS Gothic"/>
+                </w14:checkbox>
+              </w:sdtPr>
+              <w:sdtContent>
+                <w:r>
+                  <w:rPr>
+                    <w:rFonts w:ascii="Segoe UI Symbol" w:eastAsia="MS Gothic" w:hAnsi="Segoe UI Symbol" w:cs="Segoe UI Symbol"/>
+                    <w:sz w:val="24"/>
+                  </w:rPr>
+                  <w:t>☐</w:t>
+                </w:r>
+              </w:sdtContent>
+            </w:sdt>
+            <w:r>
+              <w:rPr>
+                <w:rFonts w:eastAsia="DFKai-SB"/>
+                <w:sz w:val="24"/>
+                <w:lang w:val="en-GB"/>
+              </w:rPr>
+              <w:t xml:space="preserve"> No</w:t>
             </w:r>
           </w:p>
         </w:tc>
@@ -2351,8 +2737,93 @@
             <w:tcW w:w="1224" w:type="dxa"/>
           </w:tcPr>
           <w:p>
-            <w:r>
-              <w:t>Yes</w:t>
+            <w:pPr>
+              <w:widowControl/>
+              <w:overflowPunct w:val="0"/>
+              <w:adjustRightInd w:val="0"/>
+              <w:snapToGrid w:val="0"/>
+              <w:jc w:val="center"/>
+              <w:rPr>
+                <w:rFonts w:eastAsia="DFKai-SB"/>
+                <w:sz w:val="24"/>
+                <w:lang w:val="en-GB"/>
+              </w:rPr>
+            </w:pPr>
+            <w:sdt>
+              <w:sdtPr>
+                <w:rPr>
+                  <w:rFonts w:eastAsia="MS Gothic"/>
+                  <w:sz w:val="24"/>
+                </w:rPr>
+                <w:id w:val="318928323"/>
+                <w14:checkbox>
+                  <w14:checked w14:val="0"/>
+                  <w14:checkedState w14:val="2612" w14:font="MS Gothic"/>
+                  <w14:uncheckedState w14:val="2610" w14:font="MS Gothic"/>
+                </w14:checkbox>
+              </w:sdtPr>
+              <w:sdtContent>
+                <w:r>
+                  <w:rPr>
+                    <w:rFonts w:ascii="Segoe UI Symbol" w:eastAsia="MS Gothic" w:hAnsi="Segoe UI Symbol" w:cs="Segoe UI Symbol"/>
+                    <w:sz w:val="24"/>
+                  </w:rPr>
+                  <w:t>☐</w:t>
+                </w:r>
+              </w:sdtContent>
+            </w:sdt>
+            <w:r>
+              <w:rPr>
+                <w:rFonts w:eastAsia="DFKai-SB"/>
+                <w:sz w:val="24"/>
+                <w:lang w:val="en-GB"/>
+              </w:rPr>
+              <w:t xml:space="preserve"> Yes</w:t>
+            </w:r>
+          </w:p>
+          <w:p>
+            <w:pPr>
+              <w:widowControl/>
+              <w:overflowPunct w:val="0"/>
+              <w:adjustRightInd w:val="0"/>
+              <w:snapToGrid w:val="0"/>
+              <w:ind w:left="720" w:hangingChars="300" w:hanging="720"/>
+              <w:jc w:val="center"/>
+              <w:rPr>
+                <w:sz w:val="24"/>
+                <w:lang w:val="en-GB"/>
+              </w:rPr>
+            </w:pPr>
+            <w:sdt>
+              <w:sdtPr>
+                <w:rPr>
+                  <w:rFonts w:eastAsia="MS Gothic"/>
+                  <w:sz w:val="24"/>
+                </w:rPr>
+                <w:id w:val="571007472"/>
+                <w14:checkbox>
+                  <w14:checked w14:val="0"/>
+                  <w14:checkedState w14:val="2612" w14:font="MS Gothic"/>
+                  <w14:uncheckedState w14:val="2610" w14:font="MS Gothic"/>
+                </w14:checkbox>
+              </w:sdtPr>
+              <w:sdtContent>
+                <w:r>
+                  <w:rPr>
+                    <w:rFonts w:ascii="Segoe UI Symbol" w:eastAsia="MS Gothic" w:hAnsi="Segoe UI Symbol" w:cs="Segoe UI Symbol"/>
+                    <w:sz w:val="24"/>
+                  </w:rPr>
+                  <w:t>☐</w:t>
+                </w:r>
+              </w:sdtContent>
+            </w:sdt>
+            <w:r>
+              <w:rPr>
+                <w:rFonts w:eastAsia="DFKai-SB"/>
+                <w:sz w:val="24"/>
+                <w:lang w:val="en-GB"/>
+              </w:rPr>
+              <w:t xml:space="preserve"> No</w:t>
             </w:r>
           </w:p>
         </w:tc>
@@ -2369,8 +2840,29 @@
             </w:tcBorders>
           </w:tcPr>
           <w:p>
-            <w:r>
-              <w:t>2. TadReamk Create – a tool for AI based Trademark Creation</w:t>
+            <w:pPr>
+              <w:adjustRightInd w:val="0"/>
+              <w:spacing w:beforeLines="20" w:before="72"/>
+              <w:ind w:left="308" w:hanging="308"/>
+              <w:jc w:val="left"/>
+              <w:rPr>
+                <w:sz w:val="24"/>
+                <w:lang w:val="en-GB"/>
+              </w:rPr>
+            </w:pPr>
+            <w:r>
+              <w:rPr>
+                <w:sz w:val="24"/>
+                <w:lang w:val="en-GB"/>
+              </w:rPr>
+              <w:t>2.</w:t>
+            </w:r>
+            <w:r>
+              <w:rPr>
+                <w:sz w:val="24"/>
+                <w:lang w:val="en-GB"/>
+              </w:rPr>
+              <w:tab/>
             </w:r>
           </w:p>
         </w:tc>
@@ -2382,9 +2874,17 @@
             </w:tcBorders>
           </w:tcPr>
           <w:p>
-            <w:r>
-              <w:t>2. TadReamk Create – 基於人工智能的商標創建工具</w:t>
-            </w:r>
+            <w:pPr>
+              <w:adjustRightInd w:val="0"/>
+              <w:spacing w:before="60" w:after="60"/>
+              <w:ind w:left="720" w:hangingChars="300" w:hanging="720"/>
+              <w:jc w:val="left"/>
+              <w:rPr>
+                <w:rFonts w:eastAsia="DFKai-SB"/>
+                <w:sz w:val="24"/>
+                <w:lang w:val="en-GB"/>
+              </w:rPr>
+            </w:pPr>
           </w:p>
         </w:tc>
         <w:tc>
@@ -2395,8 +2895,92 @@
             </w:tcBorders>
           </w:tcPr>
           <w:p>
-            <w:r>
-              <w:t>No</w:t>
+            <w:pPr>
+              <w:widowControl/>
+              <w:overflowPunct w:val="0"/>
+              <w:adjustRightInd w:val="0"/>
+              <w:snapToGrid w:val="0"/>
+              <w:jc w:val="center"/>
+              <w:rPr>
+                <w:rFonts w:eastAsia="DFKai-SB"/>
+                <w:sz w:val="24"/>
+                <w:lang w:val="en-GB"/>
+              </w:rPr>
+            </w:pPr>
+            <w:sdt>
+              <w:sdtPr>
+                <w:rPr>
+                  <w:rFonts w:eastAsia="MS Gothic"/>
+                  <w:sz w:val="24"/>
+                </w:rPr>
+                <w:id w:val="-1344926013"/>
+                <w14:checkbox>
+                  <w14:checked w14:val="0"/>
+                  <w14:checkedState w14:val="2612" w14:font="MS Gothic"/>
+                  <w14:uncheckedState w14:val="2610" w14:font="MS Gothic"/>
+                </w14:checkbox>
+              </w:sdtPr>
+              <w:sdtContent>
+                <w:r>
+                  <w:rPr>
+                    <w:rFonts w:ascii="Segoe UI Symbol" w:eastAsia="MS Gothic" w:hAnsi="Segoe UI Symbol" w:cs="Segoe UI Symbol"/>
+                    <w:sz w:val="24"/>
+                  </w:rPr>
+                  <w:t>☐</w:t>
+                </w:r>
+              </w:sdtContent>
+            </w:sdt>
+            <w:r>
+              <w:rPr>
+                <w:rFonts w:eastAsia="DFKai-SB"/>
+                <w:sz w:val="24"/>
+                <w:lang w:val="en-GB"/>
+              </w:rPr>
+              <w:t xml:space="preserve"> Yes</w:t>
+            </w:r>
+          </w:p>
+          <w:p>
+            <w:pPr>
+              <w:widowControl/>
+              <w:overflowPunct w:val="0"/>
+              <w:adjustRightInd w:val="0"/>
+              <w:snapToGrid w:val="0"/>
+              <w:jc w:val="center"/>
+              <w:rPr>
+                <w:sz w:val="24"/>
+                <w:lang w:val="en-GB"/>
+              </w:rPr>
+            </w:pPr>
+            <w:sdt>
+              <w:sdtPr>
+                <w:rPr>
+                  <w:rFonts w:eastAsia="MS Gothic"/>
+                  <w:sz w:val="24"/>
+                </w:rPr>
+                <w:id w:val="-1815173567"/>
+                <w14:checkbox>
+                  <w14:checked w14:val="0"/>
+                  <w14:checkedState w14:val="2612" w14:font="MS Gothic"/>
+                  <w14:uncheckedState w14:val="2610" w14:font="MS Gothic"/>
+                </w14:checkbox>
+              </w:sdtPr>
+              <w:sdtContent>
+                <w:r>
+                  <w:rPr>
+                    <w:rFonts w:ascii="Segoe UI Symbol" w:eastAsia="MS Gothic" w:hAnsi="Segoe UI Symbol" w:cs="Segoe UI Symbol"/>
+                    <w:sz w:val="24"/>
+                  </w:rPr>
+                  <w:t>☐</w:t>
+                </w:r>
+              </w:sdtContent>
+            </w:sdt>
+            <w:r>
+              <w:rPr>
+                <w:rFonts w:eastAsia="DFKai-SB"/>
+                <w:sz w:val="24"/>
+                <w:lang w:val="en-GB"/>
+              </w:rPr>
+              <w:t xml:space="preserve"> No</w:t>
             </w:r>
           </w:p>
         </w:tc>
@@ -2408,8 +2992,93 @@
             </w:tcBorders>
           </w:tcPr>
           <w:p>
-            <w:r>
-              <w:t>Yes</w:t>
+            <w:pPr>
+              <w:widowControl/>
+              <w:overflowPunct w:val="0"/>
+              <w:adjustRightInd w:val="0"/>
+              <w:snapToGrid w:val="0"/>
+              <w:jc w:val="center"/>
+              <w:rPr>
+                <w:rFonts w:eastAsia="DFKai-SB"/>
+                <w:sz w:val="24"/>
+                <w:lang w:val="en-GB"/>
+              </w:rPr>
+            </w:pPr>
+            <w:sdt>
+              <w:sdtPr>
+                <w:rPr>
+                  <w:rFonts w:eastAsia="MS Gothic"/>
+                  <w:sz w:val="24"/>
+                </w:rPr>
+                <w:id w:val="1687941731"/>
+                <w14:checkbox>
+                  <w14:checked w14:val="0"/>
+                  <w14:checkedState w14:val="2612" w14:font="MS Gothic"/>
+                  <w14:uncheckedState w14:val="2610" w14:font="MS Gothic"/>
+                </w14:checkbox>
+              </w:sdtPr>
+              <w:sdtContent>
+                <w:r>
+                  <w:rPr>
+                    <w:rFonts w:ascii="Segoe UI Symbol" w:eastAsia="MS Gothic" w:hAnsi="Segoe UI Symbol" w:cs="Segoe UI Symbol"/>
+                    <w:sz w:val="24"/>
+                  </w:rPr>
+                  <w:t>☐</w:t>
+                </w:r>
+              </w:sdtContent>
+            </w:sdt>
+            <w:r>
+              <w:rPr>
+                <w:rFonts w:eastAsia="DFKai-SB"/>
+                <w:sz w:val="24"/>
+                <w:lang w:val="en-GB"/>
+              </w:rPr>
+              <w:t xml:space="preserve"> Yes</w:t>
+            </w:r>
+          </w:p>
+          <w:p>
+            <w:pPr>
+              <w:widowControl/>
+              <w:overflowPunct w:val="0"/>
+              <w:adjustRightInd w:val="0"/>
+              <w:snapToGrid w:val="0"/>
+              <w:ind w:left="720" w:hangingChars="300" w:hanging="720"/>
+              <w:jc w:val="center"/>
+              <w:rPr>
+                <w:sz w:val="24"/>
+                <w:lang w:val="en-GB"/>
+              </w:rPr>
+            </w:pPr>
+            <w:sdt>
+              <w:sdtPr>
+                <w:rPr>
+                  <w:rFonts w:eastAsia="MS Gothic"/>
+                  <w:sz w:val="24"/>
+                </w:rPr>
+                <w:id w:val="520051004"/>
+                <w14:checkbox>
+                  <w14:checked w14:val="0"/>
+                  <w14:checkedState w14:val="2612" w14:font="MS Gothic"/>
+                  <w14:uncheckedState w14:val="2610" w14:font="MS Gothic"/>
+                </w14:checkbox>
+              </w:sdtPr>
+              <w:sdtContent>
+                <w:r>
+                  <w:rPr>
+                    <w:rFonts w:ascii="Segoe UI Symbol" w:eastAsia="MS Gothic" w:hAnsi="Segoe UI Symbol" w:cs="Segoe UI Symbol"/>
+                    <w:sz w:val="24"/>
+                  </w:rPr>
+                  <w:t>☐</w:t>
+                </w:r>
+              </w:sdtContent>
+            </w:sdt>
+            <w:r>
+              <w:rPr>
+                <w:rFonts w:eastAsia="DFKai-SB"/>
+                <w:sz w:val="24"/>
+                <w:lang w:val="en-GB"/>
+              </w:rPr>
+              <w:t xml:space="preserve"> No</w:t>
             </w:r>
           </w:p>
         </w:tc>
@@ -2424,8 +3093,32 @@
             <w:shd w:val="clear" w:color="auto" w:fill="FFFFFF" w:themeFill="background1"/>
           </w:tcPr>
           <w:p>
-            <w:r>
-              <w:t>3. MallBuddy – AI shopping assistant and indoor logo-based navigation system</w:t>
+            <w:pPr>
+              <w:adjustRightInd w:val="0"/>
+              <w:spacing w:beforeLines="20" w:before="72"/>
+              <w:ind w:left="308" w:hanging="308"/>
+              <w:jc w:val="left"/>
+              <w:rPr>
+                <w:rFonts w:eastAsia="SimSun"/>
+                <w:sz w:val="24"/>
+                <w:lang w:val="en-GB" w:eastAsia="zh-CN"/>
+              </w:rPr>
+            </w:pPr>
+            <w:r>
+              <w:rPr>
+                <w:rFonts w:eastAsia="SimSun"/>
+                <w:sz w:val="24"/>
+                <w:lang w:val="en-GB" w:eastAsia="zh-CN"/>
+              </w:rPr>
+              <w:t>3.</w:t>
+            </w:r>
+            <w:r>
+              <w:rPr>
+                <w:rFonts w:eastAsia="SimSun"/>
+                <w:sz w:val="24"/>
+                <w:lang w:val="en-GB" w:eastAsia="zh-CN"/>
+              </w:rPr>
+              <w:tab/>
             </w:r>
           </w:p>
         </w:tc>
@@ -2435,9 +3128,15 @@
             <w:shd w:val="clear" w:color="auto" w:fill="FFFFFF" w:themeFill="background1"/>
           </w:tcPr>
           <w:p>
-            <w:r>
-              <w:t>3. MallBuddy – 人工智能購物助手及室內標誌導航系統</w:t>
-            </w:r>
+            <w:pPr>
+              <w:adjustRightInd w:val="0"/>
+              <w:spacing w:before="60" w:after="60"/>
+              <w:jc w:val="left"/>
+              <w:rPr>
+                <w:sz w:val="24"/>
+                <w:lang w:val="en-GB"/>
+              </w:rPr>
+            </w:pPr>
           </w:p>
         </w:tc>
         <w:tc>
@@ -2446,8 +3145,92 @@
             <w:shd w:val="clear" w:color="auto" w:fill="FFFFFF" w:themeFill="background1"/>
           </w:tcPr>
           <w:p>
-            <w:r>
-              <w:t>No</w:t>
+            <w:pPr>
+              <w:widowControl/>
+              <w:overflowPunct w:val="0"/>
+              <w:adjustRightInd w:val="0"/>
+              <w:snapToGrid w:val="0"/>
+              <w:jc w:val="center"/>
+              <w:rPr>
+                <w:rFonts w:eastAsia="DFKai-SB"/>
+                <w:sz w:val="24"/>
+                <w:lang w:val="en-GB"/>
+              </w:rPr>
+            </w:pPr>
+            <w:sdt>
+              <w:sdtPr>
+                <w:rPr>
+                  <w:rFonts w:eastAsia="MS Gothic"/>
+                  <w:sz w:val="24"/>
+                </w:rPr>
+                <w:id w:val="102700448"/>
+                <w14:checkbox>
+                  <w14:checked w14:val="0"/>
+                  <w14:checkedState w14:val="2612" w14:font="MS Gothic"/>
+                  <w14:uncheckedState w14:val="2610" w14:font="MS Gothic"/>
+                </w14:checkbox>
+              </w:sdtPr>
+              <w:sdtContent>
+                <w:r>
+                  <w:rPr>
+                    <w:rFonts w:ascii="Segoe UI Symbol" w:eastAsia="MS Gothic" w:hAnsi="Segoe UI Symbol" w:cs="Segoe UI Symbol"/>
+                    <w:sz w:val="24"/>
+                  </w:rPr>
+                  <w:t>☐</w:t>
+                </w:r>
+              </w:sdtContent>
+            </w:sdt>
+            <w:r>
+              <w:rPr>
+                <w:rFonts w:eastAsia="DFKai-SB"/>
+                <w:sz w:val="24"/>
+                <w:lang w:val="en-GB"/>
+              </w:rPr>
+              <w:t xml:space="preserve"> Yes</w:t>
+            </w:r>
+          </w:p>
+          <w:p>
+            <w:pPr>
+              <w:widowControl/>
+              <w:overflowPunct w:val="0"/>
+              <w:adjustRightInd w:val="0"/>
+              <w:snapToGrid w:val="0"/>
+              <w:jc w:val="center"/>
+              <w:rPr>
+                <w:sz w:val="24"/>
+                <w:lang w:val="en-GB"/>
+              </w:rPr>
+            </w:pPr>
+            <w:sdt>
+              <w:sdtPr>
+                <w:rPr>
+                  <w:rFonts w:eastAsia="MS Gothic"/>
+                  <w:sz w:val="24"/>
+                </w:rPr>
+                <w:id w:val="-676883780"/>
+                <w14:checkbox>
+                  <w14:checked w14:val="0"/>
+                  <w14:checkedState w14:val="2612" w14:font="MS Gothic"/>
+                  <w14:uncheckedState w14:val="2610" w14:font="MS Gothic"/>
+                </w14:checkbox>
+              </w:sdtPr>
+              <w:sdtContent>
+                <w:r>
+                  <w:rPr>
+                    <w:rFonts w:ascii="Segoe UI Symbol" w:eastAsia="MS Gothic" w:hAnsi="Segoe UI Symbol" w:cs="Segoe UI Symbol"/>
+                    <w:sz w:val="24"/>
+                  </w:rPr>
+                  <w:t>☐</w:t>
+                </w:r>
+              </w:sdtContent>
+            </w:sdt>
+            <w:r>
+              <w:rPr>
+                <w:rFonts w:eastAsia="DFKai-SB"/>
+                <w:sz w:val="24"/>
+                <w:lang w:val="en-GB"/>
+              </w:rPr>
+              <w:t xml:space="preserve"> No</w:t>
             </w:r>
           </w:p>
         </w:tc>
@@ -2457,8 +3240,93 @@
             <w:shd w:val="clear" w:color="auto" w:fill="FFFFFF" w:themeFill="background1"/>
           </w:tcPr>
           <w:p>
-            <w:r>
-              <w:t>Yes</w:t>
+            <w:pPr>
+              <w:widowControl/>
+              <w:overflowPunct w:val="0"/>
+              <w:adjustRightInd w:val="0"/>
+              <w:snapToGrid w:val="0"/>
+              <w:jc w:val="center"/>
+              <w:rPr>
+                <w:rFonts w:eastAsia="DFKai-SB"/>
+                <w:sz w:val="24"/>
+                <w:lang w:val="en-GB"/>
+              </w:rPr>
+            </w:pPr>
+            <w:sdt>
+              <w:sdtPr>
+                <w:rPr>
+                  <w:rFonts w:eastAsia="MS Gothic"/>
+                  <w:sz w:val="24"/>
+                </w:rPr>
+                <w:id w:val="-1678193984"/>
+                <w14:checkbox>
+                  <w14:checked w14:val="0"/>
+                  <w14:checkedState w14:val="2612" w14:font="MS Gothic"/>
+                  <w14:uncheckedState w14:val="2610" w14:font="MS Gothic"/>
+                </w14:checkbox>
+              </w:sdtPr>
+              <w:sdtContent>
+                <w:r>
+                  <w:rPr>
+                    <w:rFonts w:ascii="Segoe UI Symbol" w:eastAsia="MS Gothic" w:hAnsi="Segoe UI Symbol" w:cs="Segoe UI Symbol"/>
+                    <w:sz w:val="24"/>
+                  </w:rPr>
+                  <w:t>☐</w:t>
+                </w:r>
+              </w:sdtContent>
+            </w:sdt>
+            <w:r>
+              <w:rPr>
+                <w:rFonts w:eastAsia="DFKai-SB"/>
+                <w:sz w:val="24"/>
+                <w:lang w:val="en-GB"/>
+              </w:rPr>
+              <w:t xml:space="preserve"> Yes</w:t>
+            </w:r>
+          </w:p>
+          <w:p>
+            <w:pPr>
+              <w:widowControl/>
+              <w:overflowPunct w:val="0"/>
+              <w:adjustRightInd w:val="0"/>
+              <w:snapToGrid w:val="0"/>
+              <w:ind w:left="720" w:hangingChars="300" w:hanging="720"/>
+              <w:jc w:val="center"/>
+              <w:rPr>
+                <w:sz w:val="24"/>
+                <w:lang w:val="en-GB"/>
+              </w:rPr>
+            </w:pPr>
+            <w:sdt>
+              <w:sdtPr>
+                <w:rPr>
+                  <w:rFonts w:eastAsia="MS Gothic"/>
+                  <w:sz w:val="24"/>
+                </w:rPr>
+                <w:id w:val="2099059223"/>
+                <w14:checkbox>
+                  <w14:checked w14:val="0"/>
+                  <w14:checkedState w14:val="2612" w14:font="MS Gothic"/>
+                  <w14:uncheckedState w14:val="2610" w14:font="MS Gothic"/>
+                </w14:checkbox>
+              </w:sdtPr>
+              <w:sdtContent>
+                <w:r>
+                  <w:rPr>
+                    <w:rFonts w:ascii="Segoe UI Symbol" w:eastAsia="MS Gothic" w:hAnsi="Segoe UI Symbol" w:cs="Segoe UI Symbol"/>
+                    <w:sz w:val="24"/>
+                  </w:rPr>
+                  <w:t>☐</w:t>
+                </w:r>
+              </w:sdtContent>
+            </w:sdt>
+            <w:r>
+              <w:rPr>
+                <w:rFonts w:eastAsia="DFKai-SB"/>
+                <w:sz w:val="24"/>
+                <w:lang w:val="en-GB"/>
+              </w:rPr>
+              <w:t xml:space="preserve"> No</w:t>
             </w:r>
           </w:p>
         </w:tc>
@@ -2804,9 +3672,19 @@
             </w:tcBorders>
           </w:tcPr>
           <w:p>
-            <w:r>
-              <w:t>1</w:t>
-            </w:r>
+            <w:pPr>
+              <w:pStyle w:val="ListParagraph"/>
+              <w:adjustRightInd w:val="0"/>
+              <w:snapToGrid w:val="0"/>
+              <w:spacing w:before="60" w:after="60"/>
+              <w:ind w:leftChars="0" w:left="0"/>
+              <w:jc w:val="center"/>
+              <w:rPr>
+                <w:rFonts w:eastAsia="DFKai-SB"/>
+                <w:szCs w:val="26"/>
+                <w:lang w:val="en-GB"/>
+              </w:rPr>
+            </w:pPr>
           </w:p>
         </w:tc>
         <w:tc>
@@ -2836,9 +3714,19 @@
             </w:tcBorders>
           </w:tcPr>
           <w:p>
-            <w:r>
-              <w:t>0</w:t>
-            </w:r>
+            <w:pPr>
+              <w:pStyle w:val="ListParagraph"/>
+              <w:adjustRightInd w:val="0"/>
+              <w:snapToGrid w:val="0"/>
+              <w:spacing w:before="60" w:after="60"/>
+              <w:ind w:leftChars="0" w:left="0"/>
+              <w:jc w:val="center"/>
+              <w:rPr>
+                <w:rFonts w:eastAsia="DFKai-SB"/>
+                <w:szCs w:val="26"/>
+                <w:lang w:val="en-GB"/>
+              </w:rPr>
+            </w:pPr>
           </w:p>
         </w:tc>
       </w:tr>
@@ -2900,9 +3788,19 @@
             <w:shd w:val="clear" w:color="auto" w:fill="F2F2F2"/>
           </w:tcPr>
           <w:p>
-            <w:r>
-              <w:t>1</w:t>
-            </w:r>
+            <w:pPr>
+              <w:pStyle w:val="ListParagraph"/>
+              <w:adjustRightInd w:val="0"/>
+              <w:snapToGrid w:val="0"/>
+              <w:spacing w:before="60" w:after="60"/>
+              <w:ind w:leftChars="0" w:left="0"/>
+              <w:jc w:val="center"/>
+              <w:rPr>
+                <w:rFonts w:eastAsia="DFKai-SB"/>
+                <w:szCs w:val="26"/>
+                <w:lang w:val="en-GB"/>
+              </w:rPr>
+            </w:pPr>
           </w:p>
         </w:tc>
         <w:tc>
@@ -2934,9 +3832,19 @@
             <w:shd w:val="clear" w:color="auto" w:fill="F2F2F2"/>
           </w:tcPr>
           <w:p>
-            <w:r>
-              <w:t>0</w:t>
-            </w:r>
+            <w:pPr>
+              <w:pStyle w:val="ListParagraph"/>
+              <w:adjustRightInd w:val="0"/>
+              <w:snapToGrid w:val="0"/>
+              <w:spacing w:before="60" w:after="60"/>
+              <w:ind w:leftChars="0" w:left="0"/>
+              <w:jc w:val="center"/>
+              <w:rPr>
+                <w:rFonts w:eastAsia="DFKai-SB"/>
+                <w:szCs w:val="26"/>
+                <w:lang w:val="en-GB"/>
+              </w:rPr>
+            </w:pPr>
           </w:p>
         </w:tc>
       </w:tr>
@@ -2995,7 +3903,19 @@
             </w:tcBorders>
           </w:tcPr>
           <w:p>
-            <w:r/>
+            <w:pPr>
+              <w:pStyle w:val="ListParagraph"/>
+              <w:adjustRightInd w:val="0"/>
+              <w:snapToGrid w:val="0"/>
+              <w:spacing w:before="60" w:after="60"/>
+              <w:ind w:leftChars="0" w:left="0"/>
+              <w:jc w:val="center"/>
+              <w:rPr>
+                <w:rFonts w:eastAsia="DFKai-SB"/>
+                <w:szCs w:val="26"/>
+                <w:lang w:val="en-GB"/>
+              </w:rPr>
+            </w:pPr>
           </w:p>
         </w:tc>
         <w:tc>
@@ -3025,7 +3945,19 @@
             </w:tcBorders>
           </w:tcPr>
           <w:p>
-            <w:r/>
+            <w:pPr>
+              <w:pStyle w:val="ListParagraph"/>
+              <w:adjustRightInd w:val="0"/>
+              <w:snapToGrid w:val="0"/>
+              <w:spacing w:before="60" w:after="60"/>
+              <w:ind w:leftChars="0" w:left="0"/>
+              <w:jc w:val="center"/>
+              <w:rPr>
+                <w:rFonts w:eastAsia="DFKai-SB"/>
+                <w:szCs w:val="26"/>
+                <w:lang w:val="en-GB"/>
+              </w:rPr>
+            </w:pPr>
           </w:p>
         </w:tc>
       </w:tr>
@@ -3088,9 +4020,19 @@
             <w:shd w:val="clear" w:color="auto" w:fill="F2F2F2"/>
           </w:tcPr>
           <w:p>
-            <w:r>
-              <w:t>1</w:t>
-            </w:r>
+            <w:pPr>
+              <w:pStyle w:val="ListParagraph"/>
+              <w:adjustRightInd w:val="0"/>
+              <w:snapToGrid w:val="0"/>
+              <w:spacing w:before="60" w:after="60"/>
+              <w:ind w:leftChars="0" w:left="0"/>
+              <w:jc w:val="center"/>
+              <w:rPr>
+                <w:rFonts w:eastAsia="DFKai-SB"/>
+                <w:szCs w:val="26"/>
+                <w:lang w:val="en-GB"/>
+              </w:rPr>
+            </w:pPr>
           </w:p>
         </w:tc>
         <w:tc>
@@ -3122,9 +4064,19 @@
             <w:shd w:val="clear" w:color="auto" w:fill="F2F2F2"/>
           </w:tcPr>
           <w:p>
-            <w:r>
-              <w:t>0</w:t>
-            </w:r>
+            <w:pPr>
+              <w:pStyle w:val="ListParagraph"/>
+              <w:adjustRightInd w:val="0"/>
+              <w:snapToGrid w:val="0"/>
+              <w:spacing w:before="60" w:after="60"/>
+              <w:ind w:leftChars="0" w:left="0"/>
+              <w:jc w:val="center"/>
+              <w:rPr>
+                <w:rFonts w:eastAsia="DFKai-SB"/>
+                <w:szCs w:val="26"/>
+                <w:lang w:val="en-GB"/>
+              </w:rPr>
+            </w:pPr>
           </w:p>
         </w:tc>
       </w:tr>
@@ -4053,11 +5005,113 @@
           <w:lang w:val="en-GB"/>
         </w:rPr>
       </w:pPr>
-      <w:r>
-        <w:t>☒ Yes</w:t>
+      <w:sdt>
+        <w:sdtPr>
+          <w:rPr>
+            <w:rFonts w:ascii="MS Gothic" w:eastAsia="MS Gothic" w:hAnsi="MS Gothic"/>
+          </w:rPr>
+          <w:id w:val="1306357261"/>
+          <w14:checkbox>
+            <w14:checked w14:val="0"/>
+            <w14:checkedState w14:val="2612" w14:font="MS Gothic"/>
+            <w14:uncheckedState w14:val="2610" w14:font="MS Gothic"/>
+          </w14:checkbox>
+        </w:sdtPr>
+        <w:sdtContent>
+          <w:r>
+            <w:rPr>
+              <w:rFonts w:ascii="MS Gothic" w:eastAsia="MS Gothic" w:hAnsi="MS Gothic" w:hint="eastAsia"/>
+            </w:rPr>
+            <w:t>☐</w:t>
+          </w:r>
+        </w:sdtContent>
+      </w:sdt>
+      <w:r>
         <w:tab/>
+        <w:t>Yes</w:t>
+      </w:r>
+      <w:r>
         <w:tab/>
-        <w:t>☐ No (if no, please go to(1)(d) direct)</w:t>
+      </w:r>
+      <w:sdt>
+        <w:sdtPr>
+          <w:rPr>
+            <w:rFonts w:ascii="MS Gothic" w:eastAsia="MS Gothic" w:hAnsi="MS Gothic"/>
+          </w:rPr>
+          <w:id w:val="1418527501"/>
+          <w14:checkbox>
+            <w14:checked w14:val="0"/>
+            <w14:checkedState w14:val="2612" w14:font="MS Gothic"/>
+            <w14:uncheckedState w14:val="2610" w14:font="MS Gothic"/>
+          </w14:checkbox>
+        </w:sdtPr>
+        <w:sdtContent>
+          <w:r>
+            <w:rPr>
+              <w:rFonts w:ascii="MS Gothic" w:eastAsia="MS Gothic" w:hAnsi="MS Gothic" w:hint="eastAsia"/>
+            </w:rPr>
+            <w:t>☐</w:t>
+          </w:r>
+        </w:sdtContent>
+      </w:sdt>
+      <w:r>
+        <w:tab/>
+      </w:r>
+      <w:r>
+        <w:rPr>
+          <w:rFonts w:eastAsia="DFKai-SB"/>
+          <w:szCs w:val="26"/>
+          <w:lang w:val="en-GB"/>
+        </w:rPr>
+        <w:t>No (if no, please go to(</w:t>
+      </w:r>
+      <w:r>
+        <w:rPr>
+          <w:rFonts w:eastAsia="DFKai-SB" w:hint="eastAsia"/>
+          <w:szCs w:val="26"/>
+          <w:lang w:val="en-GB"/>
+        </w:rPr>
+        <w:t>1</w:t>
+      </w:r>
+      <w:r>
+        <w:rPr>
+          <w:rFonts w:eastAsia="DFKai-SB"/>
+          <w:szCs w:val="26"/>
+          <w:lang w:val="en-GB"/>
+        </w:rPr>
+        <w:t>)(</w:t>
+      </w:r>
+      <w:r>
+        <w:rPr>
+          <w:rFonts w:eastAsia="DFKai-SB" w:hint="eastAsia"/>
+          <w:szCs w:val="26"/>
+          <w:lang w:val="en-GB"/>
+        </w:rPr>
+        <w:t>d</w:t>
+      </w:r>
+      <w:r>
+        <w:rPr>
+          <w:rFonts w:eastAsia="DFKai-SB"/>
+          <w:szCs w:val="26"/>
+          <w:lang w:val="en-GB"/>
+        </w:rPr>
+        <w:t>)</w:t>
+      </w:r>
+      <w:r>
+        <w:rPr>
+          <w:rFonts w:eastAsia="SimSun"/>
+          <w:szCs w:val="26"/>
+          <w:lang w:val="en-GB" w:eastAsia="zh-CN"/>
+        </w:rPr>
+        <w:t xml:space="preserve"> direct</w:t>
+      </w:r>
+      <w:r>
+        <w:rPr>
+          <w:rFonts w:eastAsia="DFKai-SB"/>
+          <w:szCs w:val="26"/>
+          <w:lang w:val="en-GB"/>
+        </w:rPr>
+        <w:t>)</w:t>
       </w:r>
     </w:p>
     <w:p>
@@ -4270,9 +5324,40 @@
             </w:tcBorders>
           </w:tcPr>
           <w:p>
-            <w:r>
-              <w:t>2024「創客中國」國際中小企業創新創業大賽香港站 Top 100；第28屆全國發明展覽會銅獎。</w:t>
-            </w:r>
+            <w:pPr>
+              <w:widowControl/>
+              <w:overflowPunct w:val="0"/>
+              <w:adjustRightInd w:val="0"/>
+              <w:snapToGrid w:val="0"/>
+              <w:rPr>
+                <w:i/>
+                <w:sz w:val="24"/>
+              </w:rPr>
+            </w:pPr>
+          </w:p>
+          <w:p>
+            <w:pPr>
+              <w:widowControl/>
+              <w:overflowPunct w:val="0"/>
+              <w:adjustRightInd w:val="0"/>
+              <w:snapToGrid w:val="0"/>
+              <w:rPr>
+                <w:i/>
+                <w:sz w:val="24"/>
+              </w:rPr>
+            </w:pPr>
+          </w:p>
+          <w:p>
+            <w:pPr>
+              <w:widowControl/>
+              <w:overflowPunct w:val="0"/>
+              <w:adjustRightInd w:val="0"/>
+              <w:snapToGrid w:val="0"/>
+              <w:rPr>
+                <w:i/>
+                <w:sz w:val="24"/>
+              </w:rPr>
+            </w:pPr>
           </w:p>
         </w:tc>
       </w:tr>
@@ -4353,9 +5438,40 @@
             </w:tcBorders>
           </w:tcPr>
           <w:p>
-            <w:r>
-              <w:t>SME Innovation and Entrepreneurship Global Contest Hong Kong Chapter – Top 100 Award; 28th National Invention Exhibition – Bronze Medal.</w:t>
-            </w:r>
+            <w:pPr>
+              <w:widowControl/>
+              <w:overflowPunct w:val="0"/>
+              <w:adjustRightInd w:val="0"/>
+              <w:snapToGrid w:val="0"/>
+              <w:rPr>
+                <w:i/>
+                <w:sz w:val="24"/>
+              </w:rPr>
+            </w:pPr>
+          </w:p>
+          <w:p>
+            <w:pPr>
+              <w:widowControl/>
+              <w:overflowPunct w:val="0"/>
+              <w:adjustRightInd w:val="0"/>
+              <w:snapToGrid w:val="0"/>
+              <w:rPr>
+                <w:i/>
+                <w:sz w:val="24"/>
+              </w:rPr>
+            </w:pPr>
+          </w:p>
+          <w:p>
+            <w:pPr>
+              <w:widowControl/>
+              <w:overflowPunct w:val="0"/>
+              <w:adjustRightInd w:val="0"/>
+              <w:snapToGrid w:val="0"/>
+              <w:rPr>
+                <w:i/>
+                <w:sz w:val="24"/>
+              </w:rPr>
+            </w:pPr>
           </w:p>
         </w:tc>
       </w:tr>
@@ -4796,9 +5912,52 @@
             </w:tcBorders>
           </w:tcPr>
           <w:p>
-            <w:r>
-              <w:t>進行商標搜索可能是一個昂貴且耗時的過程。TadReamk Eye 可加速企業和專利律師的搜索流程，為他們提供大量的時間和成本節省。TadReamk Create 及 MallBuddy 進一步拓展商標設計、侵權防範及零售場景應用，協助用戶提升品牌識別與商業效率。</w:t>
-            </w:r>
+            <w:pPr>
+              <w:widowControl/>
+              <w:overflowPunct w:val="0"/>
+              <w:adjustRightInd w:val="0"/>
+              <w:snapToGrid w:val="0"/>
+              <w:rPr>
+                <w:i/>
+                <w:sz w:val="24"/>
+              </w:rPr>
+            </w:pPr>
+          </w:p>
+          <w:p>
+            <w:pPr>
+              <w:widowControl/>
+              <w:overflowPunct w:val="0"/>
+              <w:adjustRightInd w:val="0"/>
+              <w:snapToGrid w:val="0"/>
+              <w:rPr>
+                <w:i/>
+                <w:sz w:val="24"/>
+              </w:rPr>
+            </w:pPr>
+          </w:p>
+          <w:p>
+            <w:pPr>
+              <w:widowControl/>
+              <w:overflowPunct w:val="0"/>
+              <w:adjustRightInd w:val="0"/>
+              <w:snapToGrid w:val="0"/>
+              <w:rPr>
+                <w:i/>
+                <w:sz w:val="24"/>
+              </w:rPr>
+            </w:pPr>
+          </w:p>
+          <w:p>
+            <w:pPr>
+              <w:widowControl/>
+              <w:overflowPunct w:val="0"/>
+              <w:adjustRightInd w:val="0"/>
+              <w:snapToGrid w:val="0"/>
+              <w:rPr>
+                <w:i/>
+                <w:sz w:val="24"/>
+              </w:rPr>
+            </w:pPr>
           </w:p>
         </w:tc>
       </w:tr>
@@ -4868,9 +6027,52 @@
             </w:tcBorders>
           </w:tcPr>
           <w:p>
-            <w:r>
-              <w:t>Conducting a trademark search can be costly and time-intensive. TadReamk Eye expedites the search process for businesses and patent attorneys, offering substantial time and cost savings. TadReamk Create and MallBuddy extend our trademark design, infringement avoidance and retail use cases, helping users enhance brand recognition and commercial efficiency.</w:t>
-            </w:r>
+            <w:pPr>
+              <w:widowControl/>
+              <w:overflowPunct w:val="0"/>
+              <w:adjustRightInd w:val="0"/>
+              <w:snapToGrid w:val="0"/>
+              <w:rPr>
+                <w:i/>
+                <w:sz w:val="24"/>
+              </w:rPr>
+            </w:pPr>
+          </w:p>
+          <w:p>
+            <w:pPr>
+              <w:widowControl/>
+              <w:overflowPunct w:val="0"/>
+              <w:adjustRightInd w:val="0"/>
+              <w:snapToGrid w:val="0"/>
+              <w:rPr>
+                <w:i/>
+                <w:sz w:val="24"/>
+              </w:rPr>
+            </w:pPr>
+          </w:p>
+          <w:p>
+            <w:pPr>
+              <w:widowControl/>
+              <w:overflowPunct w:val="0"/>
+              <w:adjustRightInd w:val="0"/>
+              <w:snapToGrid w:val="0"/>
+              <w:rPr>
+                <w:i/>
+                <w:sz w:val="24"/>
+              </w:rPr>
+            </w:pPr>
+          </w:p>
+          <w:p>
+            <w:pPr>
+              <w:widowControl/>
+              <w:overflowPunct w:val="0"/>
+              <w:adjustRightInd w:val="0"/>
+              <w:snapToGrid w:val="0"/>
+              <w:rPr>
+                <w:i/>
+                <w:sz w:val="24"/>
+              </w:rPr>
+            </w:pPr>
           </w:p>
         </w:tc>
       </w:tr>
@@ -5905,11 +7107,121 @@
           <w:lang w:val="en-GB"/>
         </w:rPr>
       </w:pPr>
-      <w:r>
-        <w:t>☒ Yes</w:t>
+      <w:sdt>
+        <w:sdtPr>
+          <w:rPr>
+            <w:rFonts w:ascii="MS Gothic" w:eastAsia="MS Gothic" w:hAnsi="MS Gothic"/>
+          </w:rPr>
+          <w:id w:val="1705521633"/>
+          <w14:checkbox>
+            <w14:checked w14:val="0"/>
+            <w14:checkedState w14:val="2612" w14:font="MS Gothic"/>
+            <w14:uncheckedState w14:val="2610" w14:font="MS Gothic"/>
+          </w14:checkbox>
+        </w:sdtPr>
+        <w:sdtContent>
+          <w:r>
+            <w:rPr>
+              <w:rFonts w:ascii="MS Gothic" w:eastAsia="MS Gothic" w:hAnsi="MS Gothic" w:hint="eastAsia"/>
+            </w:rPr>
+            <w:t>☐</w:t>
+          </w:r>
+        </w:sdtContent>
+      </w:sdt>
+      <w:r>
         <w:tab/>
+        <w:t>Yes</w:t>
+      </w:r>
+      <w:r>
         <w:tab/>
-        <w:t>☐ No (if no, please go to (2)(c) direct)</w:t>
+      </w:r>
+      <w:sdt>
+        <w:sdtPr>
+          <w:rPr>
+            <w:rFonts w:ascii="MS Gothic" w:eastAsia="MS Gothic" w:hAnsi="MS Gothic"/>
+          </w:rPr>
+          <w:id w:val="-452098849"/>
+          <w14:checkbox>
+            <w14:checked w14:val="0"/>
+            <w14:checkedState w14:val="2612" w14:font="MS Gothic"/>
+            <w14:uncheckedState w14:val="2610" w14:font="MS Gothic"/>
+          </w14:checkbox>
+        </w:sdtPr>
+        <w:sdtContent>
+          <w:r>
+            <w:rPr>
+              <w:rFonts w:ascii="MS Gothic" w:eastAsia="MS Gothic" w:hAnsi="MS Gothic" w:hint="eastAsia"/>
+            </w:rPr>
+            <w:t>☐</w:t>
+          </w:r>
+        </w:sdtContent>
+      </w:sdt>
+      <w:r>
+        <w:tab/>
+      </w:r>
+      <w:r>
+        <w:rPr>
+          <w:rFonts w:eastAsia="DFKai-SB"/>
+          <w:szCs w:val="26"/>
+          <w:lang w:val="en-GB"/>
+        </w:rPr>
+        <w:t xml:space="preserve">No </w:t>
+      </w:r>
+      <w:r>
+        <w:rPr>
+          <w:rFonts w:eastAsia="DFKai-SB"/>
+          <w:szCs w:val="26"/>
+          <w:lang w:val="en-GB"/>
+        </w:rPr>
+        <w:t xml:space="preserve">(if no, please go to </w:t>
+      </w:r>
+      <w:r>
+        <w:rPr>
+          <w:rFonts w:eastAsia="DFKai-SB"/>
+          <w:szCs w:val="26"/>
+          <w:lang w:val="en-GB"/>
+        </w:rPr>
+        <w:t>(</w:t>
+      </w:r>
+      <w:r>
+        <w:rPr>
+          <w:rFonts w:eastAsia="DFKai-SB" w:hint="eastAsia"/>
+          <w:szCs w:val="26"/>
+          <w:lang w:val="en-GB"/>
+        </w:rPr>
+        <w:t>2</w:t>
+      </w:r>
+      <w:r>
+        <w:rPr>
+          <w:rFonts w:eastAsia="DFKai-SB"/>
+          <w:szCs w:val="26"/>
+          <w:lang w:val="en-GB"/>
+        </w:rPr>
+        <w:t>)</w:t>
+      </w:r>
+      <w:r>
+        <w:rPr>
+          <w:rFonts w:eastAsia="DFKai-SB"/>
+          <w:szCs w:val="26"/>
+          <w:lang w:val="en-GB"/>
+        </w:rPr>
+        <w:t>(c)</w:t>
+      </w:r>
+      <w:r>
+        <w:rPr>
+          <w:rFonts w:eastAsia="SimSun"/>
+          <w:szCs w:val="26"/>
+          <w:lang w:val="en-GB" w:eastAsia="zh-CN"/>
+        </w:rPr>
+        <w:t xml:space="preserve"> direct</w:t>
+      </w:r>
+      <w:r>
+        <w:rPr>
+          <w:rFonts w:eastAsia="DFKai-SB"/>
+          <w:szCs w:val="26"/>
+          <w:lang w:val="en-GB"/>
+        </w:rPr>
+        <w:t>)</w:t>
       </w:r>
     </w:p>
     <w:p>
@@ -6113,41 +7425,6 @@
             <w:tcW w:w="4193" w:type="dxa"/>
           </w:tcPr>
           <w:p>
-            <w:r>
-              <w:t>Hong Kong Science and Technology Parks Corporation (HKSTP Incubation Programme)</w:t>
-            </w:r>
-          </w:p>
-        </w:tc>
-        <w:tc>
-          <w:tcPr>
-            <w:tcW w:w="2024" w:type="dxa"/>
-          </w:tcPr>
-          <w:p>
-            <w:r>
-              <w:t>26/07/2023-25/07/2026</w:t>
-            </w:r>
-          </w:p>
-        </w:tc>
-        <w:tc>
-          <w:tcPr>
-            <w:tcW w:w="2024" w:type="dxa"/>
-          </w:tcPr>
-          <w:p>
-            <w:r>
-              <w:t>1,290,000</w:t>
-            </w:r>
-          </w:p>
-        </w:tc>
-      </w:tr>
-      <w:tr>
-        <w:trPr>
-          <w:trHeight w:val="447"/>
-        </w:trPr>
-        <w:tc>
-          <w:tcPr>
-            <w:tcW w:w="4193" w:type="dxa"/>
-          </w:tcPr>
-          <w:p>
             <w:pPr>
               <w:widowControl/>
               <w:numPr>
@@ -6213,9 +7490,6 @@
         <w:tc>
           <w:tcPr>
             <w:tcW w:w="4193" w:type="dxa"/>
-            <w:tcBorders>
-              <w:bottom w:val="single" w:sz="4" w:space="0" w:color="auto"/>
-            </w:tcBorders>
           </w:tcPr>
           <w:p>
             <w:pPr>
@@ -6278,6 +7552,76 @@
       </w:tr>
       <w:tr>
         <w:trPr>
+          <w:trHeight w:val="447"/>
+        </w:trPr>
+        <w:tc>
+          <w:tcPr>
+            <w:tcW w:w="4193" w:type="dxa"/>
+            <w:tcBorders>
+              <w:bottom w:val="single" w:sz="4" w:space="0" w:color="auto"/>
+            </w:tcBorders>
+          </w:tcPr>
+          <w:p>
+            <w:pPr>
+              <w:widowControl/>
+              <w:numPr>
+                <w:ilvl w:val="0"/>
+                <w:numId w:val="17"/>
+              </w:numPr>
+              <w:overflowPunct w:val="0"/>
+              <w:adjustRightInd w:val="0"/>
+              <w:snapToGrid w:val="0"/>
+              <w:spacing w:before="60" w:after="60"/>
+              <w:rPr>
+                <w:sz w:val="24"/>
+                <w:lang w:val="en-GB"/>
+              </w:rPr>
+            </w:pPr>
+          </w:p>
+        </w:tc>
+        <w:tc>
+          <w:tcPr>
+            <w:tcW w:w="2024" w:type="dxa"/>
+          </w:tcPr>
+          <w:p>
+            <w:pPr>
+              <w:widowControl/>
+              <w:overflowPunct w:val="0"/>
+              <w:adjustRightInd w:val="0"/>
+              <w:snapToGrid w:val="0"/>
+              <w:spacing w:before="60" w:after="60"/>
+              <w:ind w:left="720" w:hangingChars="300" w:hanging="720"/>
+              <w:jc w:val="center"/>
+              <w:rPr>
+                <w:sz w:val="24"/>
+                <w:lang w:val="en-GB"/>
+              </w:rPr>
+            </w:pPr>
+          </w:p>
+        </w:tc>
+        <w:tc>
+          <w:tcPr>
+            <w:tcW w:w="2024" w:type="dxa"/>
+          </w:tcPr>
+          <w:p>
+            <w:pPr>
+              <w:widowControl/>
+              <w:overflowPunct w:val="0"/>
+              <w:adjustRightInd w:val="0"/>
+              <w:snapToGrid w:val="0"/>
+              <w:spacing w:before="60" w:after="60"/>
+              <w:ind w:left="720" w:hangingChars="300" w:hanging="720"/>
+              <w:jc w:val="center"/>
+              <w:rPr>
+                <w:sz w:val="24"/>
+                <w:lang w:val="en-GB"/>
+              </w:rPr>
+            </w:pPr>
+          </w:p>
+        </w:tc>
+      </w:tr>
+      <w:tr>
+        <w:trPr>
           <w:trHeight w:val="466"/>
         </w:trPr>
         <w:tc>
@@ -6347,11 +7691,18 @@
           </w:tcPr>
           <w:p>
             <w:pPr>
-              <w:jc w:val="right"/>
-            </w:pPr>
-            <w:r>
-              <w:t>1,290,000</w:t>
-            </w:r>
+              <w:widowControl/>
+              <w:overflowPunct w:val="0"/>
+              <w:adjustRightInd w:val="0"/>
+              <w:snapToGrid w:val="0"/>
+              <w:spacing w:before="60" w:after="60"/>
+              <w:ind w:left="720" w:hangingChars="300" w:hanging="720"/>
+              <w:jc w:val="center"/>
+              <w:rPr>
+                <w:sz w:val="24"/>
+                <w:lang w:val="en-GB"/>
+              </w:rPr>
+            </w:pPr>
           </w:p>
         </w:tc>
       </w:tr>
@@ -7364,9 +8715,18 @@
             <w:vAlign w:val="bottom"/>
           </w:tcPr>
           <w:p>
-            <w:r>
-              <w:t>5</w:t>
-            </w:r>
+            <w:pPr>
+              <w:widowControl/>
+              <w:overflowPunct w:val="0"/>
+              <w:adjustRightInd w:val="0"/>
+              <w:snapToGrid w:val="0"/>
+              <w:spacing w:before="240"/>
+              <w:jc w:val="center"/>
+              <w:rPr>
+                <w:szCs w:val="26"/>
+                <w:lang w:val="en-GB"/>
+              </w:rPr>
+            </w:pPr>
           </w:p>
         </w:tc>
       </w:tr>
@@ -7436,9 +8796,18 @@
             <w:vAlign w:val="bottom"/>
           </w:tcPr>
           <w:p>
-            <w:r>
-              <w:t>2</w:t>
-            </w:r>
+            <w:pPr>
+              <w:widowControl/>
+              <w:overflowPunct w:val="0"/>
+              <w:adjustRightInd w:val="0"/>
+              <w:snapToGrid w:val="0"/>
+              <w:spacing w:before="240"/>
+              <w:jc w:val="center"/>
+              <w:rPr>
+                <w:szCs w:val="26"/>
+                <w:lang w:val="en-GB"/>
+              </w:rPr>
+            </w:pPr>
           </w:p>
         </w:tc>
       </w:tr>
@@ -7998,7 +9367,135 @@
         </w:rPr>
       </w:pPr>
       <w:r>
-        <w:t>the information in Sections A to C above is provided by (name of the start-up) TadReamk Limited; and</w:t>
+        <w:rPr>
+          <w:rFonts w:hint="eastAsia"/>
+          <w:szCs w:val="26"/>
+          <w:lang w:val="en-GB"/>
+        </w:rPr>
+        <w:t>t</w:t>
+      </w:r>
+      <w:r>
+        <w:rPr>
+          <w:szCs w:val="26"/>
+          <w:lang w:val="en-GB"/>
+        </w:rPr>
+        <w:t>h</w:t>
+      </w:r>
+      <w:r>
+        <w:rPr>
+          <w:szCs w:val="26"/>
+          <w:lang w:val="en-GB"/>
+        </w:rPr>
+        <w:t>e information in Section</w:t>
+      </w:r>
+      <w:r>
+        <w:rPr>
+          <w:rFonts w:hint="eastAsia"/>
+          <w:szCs w:val="26"/>
+          <w:lang w:val="en-GB"/>
+        </w:rPr>
+        <w:t>s</w:t>
+      </w:r>
+      <w:r>
+        <w:rPr>
+          <w:szCs w:val="26"/>
+        </w:rPr>
+        <w:t> </w:t>
+      </w:r>
+      <w:r>
+        <w:rPr>
+          <w:szCs w:val="26"/>
+          <w:lang w:val="en-GB"/>
+        </w:rPr>
+        <w:t xml:space="preserve">A to C </w:t>
+      </w:r>
+      <w:r>
+        <w:rPr>
+          <w:rFonts w:hint="eastAsia"/>
+          <w:szCs w:val="26"/>
+          <w:lang w:val="en-GB"/>
+        </w:rPr>
+        <w:t xml:space="preserve">above </w:t>
+      </w:r>
+      <w:r>
+        <w:rPr>
+          <w:szCs w:val="26"/>
+          <w:lang w:val="en-GB"/>
+        </w:rPr>
+        <w:t xml:space="preserve">is </w:t>
+      </w:r>
+      <w:r>
+        <w:rPr>
+          <w:rFonts w:hint="eastAsia"/>
+          <w:szCs w:val="26"/>
+          <w:lang w:val="en-GB"/>
+        </w:rPr>
+        <w:t xml:space="preserve">provided </w:t>
+      </w:r>
+      <w:r>
+        <w:rPr>
+          <w:szCs w:val="26"/>
+          <w:lang w:val="en-GB"/>
+        </w:rPr>
+        <w:t xml:space="preserve">by </w:t>
+      </w:r>
+      <w:r>
+        <w:rPr>
+          <w:i/>
+          <w:iCs/>
+          <w:color w:val="A6A6A6" w:themeColor="background1" w:themeShade="A6"/>
+          <w:szCs w:val="26"/>
+          <w:lang w:val="en-GB"/>
+        </w:rPr>
+        <w:t xml:space="preserve">(name of the </w:t>
+      </w:r>
+      <w:r>
+        <w:rPr>
+          <w:i/>
+          <w:iCs/>
+          <w:color w:val="A6A6A6" w:themeColor="background1" w:themeShade="A6"/>
+          <w:szCs w:val="26"/>
+          <w:lang w:val="en-GB"/>
+        </w:rPr>
+        <w:t>start-up</w:t>
+      </w:r>
+      <w:r>
+        <w:rPr>
+          <w:i/>
+          <w:iCs/>
+          <w:color w:val="A6A6A6" w:themeColor="background1" w:themeShade="A6"/>
+          <w:szCs w:val="26"/>
+          <w:lang w:val="en-GB"/>
+        </w:rPr>
+        <w:t>)</w:t>
+      </w:r>
+      <w:r>
+        <w:rPr>
+          <w:szCs w:val="26"/>
+          <w:lang w:val="en-GB"/>
+        </w:rPr>
+        <w:t xml:space="preserve"> </w:t>
+      </w:r>
+      <w:r>
+        <w:rPr>
+          <w:szCs w:val="26"/>
+          <w:lang w:val="en-GB"/>
+        </w:rPr>
+        <w:t>___________________________</w:t>
+      </w:r>
+      <w:r>
+        <w:rPr>
+          <w:szCs w:val="26"/>
+          <w:lang w:val="en-GB"/>
+        </w:rPr>
+        <w:t>__</w:t>
+      </w:r>
+      <w:r>
+        <w:rPr>
+          <w:szCs w:val="26"/>
+          <w:lang w:val="en-GB"/>
+        </w:rPr>
+        <w:t>_____________; and</w:t>
       </w:r>
     </w:p>
     <w:p>
@@ -8284,9 +9781,18 @@
             <w:vAlign w:val="bottom"/>
           </w:tcPr>
           <w:p>
-            <w:r>
-              <w:t>Prof XU, Yi Da</w:t>
-            </w:r>
+            <w:pPr>
+              <w:widowControl/>
+              <w:overflowPunct w:val="0"/>
+              <w:snapToGrid w:val="0"/>
+              <w:spacing w:before="240"/>
+              <w:jc w:val="center"/>
+              <w:rPr>
+                <w:rFonts w:eastAsia="MingLiU"/>
+                <w:sz w:val="24"/>
+                <w:lang w:val="en-GB"/>
+              </w:rPr>
+            </w:pPr>
           </w:p>
         </w:tc>
         <w:tc>
@@ -8407,9 +9913,18 @@
             <w:vAlign w:val="bottom"/>
           </w:tcPr>
           <w:p>
-            <w:r>
-              <w:t>TadReamk Limited</w:t>
-            </w:r>
+            <w:pPr>
+              <w:widowControl/>
+              <w:overflowPunct w:val="0"/>
+              <w:snapToGrid w:val="0"/>
+              <w:spacing w:before="240"/>
+              <w:jc w:val="center"/>
+              <w:rPr>
+                <w:rFonts w:eastAsia="MingLiU"/>
+                <w:sz w:val="24"/>
+                <w:lang w:val="en-GB"/>
+              </w:rPr>
+            </w:pPr>
           </w:p>
         </w:tc>
         <w:tc>
@@ -8530,9 +10045,18 @@
             <w:vAlign w:val="bottom"/>
           </w:tcPr>
           <w:p>
-            <w:r>
-              <w:t>59739158</w:t>
-            </w:r>
+            <w:pPr>
+              <w:widowControl/>
+              <w:overflowPunct w:val="0"/>
+              <w:snapToGrid w:val="0"/>
+              <w:spacing w:before="240"/>
+              <w:jc w:val="center"/>
+              <w:rPr>
+                <w:rFonts w:eastAsia="MingLiU"/>
+                <w:sz w:val="24"/>
+                <w:lang w:val="en-GB"/>
+              </w:rPr>
+            </w:pPr>
           </w:p>
         </w:tc>
         <w:tc>
@@ -9579,9 +11103,21 @@
             </w:tcBorders>
           </w:tcPr>
           <w:p>
-            <w:r>
-              <w:t>01/04/2025</w:t>
-            </w:r>
+            <w:pPr>
+              <w:pStyle w:val="ListParagraph"/>
+              <w:widowControl/>
+              <w:overflowPunct w:val="0"/>
+              <w:adjustRightInd w:val="0"/>
+              <w:snapToGrid w:val="0"/>
+              <w:spacing w:before="60" w:after="60"/>
+              <w:ind w:leftChars="0" w:left="0"/>
+              <w:jc w:val="center"/>
+              <w:rPr>
+                <w:rFonts w:eastAsia="DFKai-SB"/>
+                <w:sz w:val="24"/>
+                <w:lang w:val="en-GB"/>
+              </w:rPr>
+            </w:pPr>
           </w:p>
         </w:tc>
         <w:tc>
@@ -9595,9 +11131,21 @@
             </w:tcBorders>
           </w:tcPr>
           <w:p>
-            <w:r>
-              <w:t>31/07/2025</w:t>
-            </w:r>
+            <w:pPr>
+              <w:pStyle w:val="ListParagraph"/>
+              <w:widowControl/>
+              <w:overflowPunct w:val="0"/>
+              <w:adjustRightInd w:val="0"/>
+              <w:snapToGrid w:val="0"/>
+              <w:spacing w:before="60" w:after="60"/>
+              <w:ind w:leftChars="0" w:left="0"/>
+              <w:jc w:val="center"/>
+              <w:rPr>
+                <w:rFonts w:eastAsia="DFKai-SB"/>
+                <w:sz w:val="24"/>
+                <w:lang w:val="en-GB"/>
+              </w:rPr>
+            </w:pPr>
           </w:p>
         </w:tc>
         <w:tc>
@@ -9610,9 +11158,21 @@
             </w:tcBorders>
           </w:tcPr>
           <w:p>
-            <w:r>
-              <w:t>TadReamk Create launch and user acquisition across design studios, cross-border e-commerce companies, governments and other businesses. Target: at least 500 user accounts by 31/07/2025.</w:t>
-            </w:r>
+            <w:pPr>
+              <w:pStyle w:val="ListParagraph"/>
+              <w:widowControl/>
+              <w:overflowPunct w:val="0"/>
+              <w:adjustRightInd w:val="0"/>
+              <w:snapToGrid w:val="0"/>
+              <w:spacing w:before="60" w:after="60"/>
+              <w:ind w:leftChars="0" w:left="0"/>
+              <w:jc w:val="left"/>
+              <w:rPr>
+                <w:rFonts w:eastAsia="DFKai-SB"/>
+                <w:sz w:val="24"/>
+                <w:lang w:val="en-GB"/>
+              </w:rPr>
+            </w:pPr>
           </w:p>
         </w:tc>
         <w:tc>
@@ -9625,9 +11185,21 @@
             </w:tcBorders>
           </w:tcPr>
           <w:p>
-            <w:r>
-              <w:t>[Draft – to be completed]</w:t>
-            </w:r>
+            <w:pPr>
+              <w:pStyle w:val="ListParagraph"/>
+              <w:widowControl/>
+              <w:overflowPunct w:val="0"/>
+              <w:adjustRightInd w:val="0"/>
+              <w:snapToGrid w:val="0"/>
+              <w:spacing w:before="60" w:after="60"/>
+              <w:ind w:leftChars="0" w:left="0"/>
+              <w:jc w:val="left"/>
+              <w:rPr>
+                <w:rFonts w:eastAsia="DFKai-SB"/>
+                <w:sz w:val="24"/>
+                <w:lang w:val="en-GB"/>
+              </w:rPr>
+            </w:pPr>
           </w:p>
         </w:tc>
       </w:tr>
@@ -9642,9 +11214,21 @@
             </w:tcBorders>
           </w:tcPr>
           <w:p>
-            <w:r>
-              <w:t>01/08/2025</w:t>
-            </w:r>
+            <w:pPr>
+              <w:pStyle w:val="ListParagraph"/>
+              <w:widowControl/>
+              <w:overflowPunct w:val="0"/>
+              <w:adjustRightInd w:val="0"/>
+              <w:snapToGrid w:val="0"/>
+              <w:spacing w:before="60" w:after="60"/>
+              <w:ind w:leftChars="0" w:left="0"/>
+              <w:jc w:val="center"/>
+              <w:rPr>
+                <w:rFonts w:eastAsia="DFKai-SB"/>
+                <w:sz w:val="24"/>
+                <w:lang w:val="en-GB"/>
+              </w:rPr>
+            </w:pPr>
           </w:p>
         </w:tc>
         <w:tc>
@@ -9658,9 +11242,21 @@
             </w:tcBorders>
           </w:tcPr>
           <w:p>
-            <w:r>
-              <w:t>30/11/2025</w:t>
-            </w:r>
+            <w:pPr>
+              <w:pStyle w:val="ListParagraph"/>
+              <w:widowControl/>
+              <w:overflowPunct w:val="0"/>
+              <w:adjustRightInd w:val="0"/>
+              <w:snapToGrid w:val="0"/>
+              <w:spacing w:before="60" w:after="60"/>
+              <w:ind w:leftChars="0" w:left="0"/>
+              <w:jc w:val="center"/>
+              <w:rPr>
+                <w:rFonts w:eastAsia="DFKai-SB"/>
+                <w:sz w:val="24"/>
+                <w:lang w:val="en-GB"/>
+              </w:rPr>
+            </w:pPr>
           </w:p>
         </w:tc>
         <w:tc>
@@ -9673,9 +11269,21 @@
             </w:tcBorders>
           </w:tcPr>
           <w:p>
-            <w:r>
-              <w:t>TadReamk Eye and TadReamk Create business app and website portal marketing, platform revamp and CRM implementation. Target: 5,000 users.</w:t>
-            </w:r>
+            <w:pPr>
+              <w:pStyle w:val="ListParagraph"/>
+              <w:widowControl/>
+              <w:overflowPunct w:val="0"/>
+              <w:adjustRightInd w:val="0"/>
+              <w:snapToGrid w:val="0"/>
+              <w:spacing w:before="60" w:after="60"/>
+              <w:ind w:leftChars="0" w:left="0"/>
+              <w:jc w:val="left"/>
+              <w:rPr>
+                <w:rFonts w:eastAsia="DFKai-SB"/>
+                <w:sz w:val="24"/>
+                <w:lang w:val="en-GB"/>
+              </w:rPr>
+            </w:pPr>
           </w:p>
         </w:tc>
         <w:tc>
@@ -9688,9 +11296,21 @@
             </w:tcBorders>
           </w:tcPr>
           <w:p>
-            <w:r>
-              <w:t>[Draft – to be completed]</w:t>
-            </w:r>
+            <w:pPr>
+              <w:pStyle w:val="ListParagraph"/>
+              <w:widowControl/>
+              <w:overflowPunct w:val="0"/>
+              <w:adjustRightInd w:val="0"/>
+              <w:snapToGrid w:val="0"/>
+              <w:spacing w:before="60" w:after="60"/>
+              <w:ind w:leftChars="0" w:left="0"/>
+              <w:jc w:val="left"/>
+              <w:rPr>
+                <w:rFonts w:eastAsia="DFKai-SB"/>
+                <w:sz w:val="24"/>
+                <w:lang w:val="en-GB"/>
+              </w:rPr>
+            </w:pPr>
           </w:p>
         </w:tc>
       </w:tr>
@@ -9705,9 +11325,21 @@
             </w:tcBorders>
           </w:tcPr>
           <w:p>
-            <w:r>
-              <w:t>01/12/2025</w:t>
-            </w:r>
+            <w:pPr>
+              <w:pStyle w:val="ListParagraph"/>
+              <w:widowControl/>
+              <w:overflowPunct w:val="0"/>
+              <w:adjustRightInd w:val="0"/>
+              <w:snapToGrid w:val="0"/>
+              <w:spacing w:before="60" w:after="60"/>
+              <w:ind w:leftChars="0" w:left="0"/>
+              <w:jc w:val="center"/>
+              <w:rPr>
+                <w:rFonts w:eastAsia="DFKai-SB"/>
+                <w:sz w:val="24"/>
+                <w:lang w:val="en-GB"/>
+              </w:rPr>
+            </w:pPr>
           </w:p>
         </w:tc>
         <w:tc>
@@ -9721,9 +11353,21 @@
             </w:tcBorders>
           </w:tcPr>
           <w:p>
-            <w:r>
-              <w:t>31/01/2026</w:t>
-            </w:r>
+            <w:pPr>
+              <w:pStyle w:val="ListParagraph"/>
+              <w:widowControl/>
+              <w:overflowPunct w:val="0"/>
+              <w:adjustRightInd w:val="0"/>
+              <w:snapToGrid w:val="0"/>
+              <w:spacing w:before="60" w:after="60"/>
+              <w:ind w:leftChars="0" w:left="0"/>
+              <w:jc w:val="center"/>
+              <w:rPr>
+                <w:rFonts w:eastAsia="DFKai-SB"/>
+                <w:sz w:val="24"/>
+                <w:lang w:val="en-GB"/>
+              </w:rPr>
+            </w:pPr>
           </w:p>
         </w:tc>
         <w:tc>
@@ -9736,9 +11380,21 @@
             </w:tcBorders>
           </w:tcPr>
           <w:p>
-            <w:r>
-              <w:t>MallBuddy full system launch, user growth and business client acquisition. Target: 50,000 users and at least two paying customers by 31/01/2026.</w:t>
-            </w:r>
+            <w:pPr>
+              <w:pStyle w:val="ListParagraph"/>
+              <w:widowControl/>
+              <w:overflowPunct w:val="0"/>
+              <w:adjustRightInd w:val="0"/>
+              <w:snapToGrid w:val="0"/>
+              <w:spacing w:before="60" w:after="60"/>
+              <w:ind w:leftChars="0" w:left="0"/>
+              <w:jc w:val="left"/>
+              <w:rPr>
+                <w:rFonts w:eastAsia="DFKai-SB"/>
+                <w:sz w:val="24"/>
+                <w:lang w:val="en-GB"/>
+              </w:rPr>
+            </w:pPr>
           </w:p>
         </w:tc>
         <w:tc>
@@ -9751,9 +11407,21 @@
             </w:tcBorders>
           </w:tcPr>
           <w:p>
-            <w:r>
-              <w:t>[Draft – to be completed]</w:t>
-            </w:r>
+            <w:pPr>
+              <w:pStyle w:val="ListParagraph"/>
+              <w:widowControl/>
+              <w:overflowPunct w:val="0"/>
+              <w:adjustRightInd w:val="0"/>
+              <w:snapToGrid w:val="0"/>
+              <w:spacing w:before="60" w:after="60"/>
+              <w:ind w:leftChars="0" w:left="0"/>
+              <w:jc w:val="left"/>
+              <w:rPr>
+                <w:rFonts w:eastAsia="DFKai-SB"/>
+                <w:sz w:val="24"/>
+                <w:lang w:val="en-GB"/>
+              </w:rPr>
+            </w:pPr>
           </w:p>
         </w:tc>
       </w:tr>
@@ -9768,9 +11436,21 @@
             </w:tcBorders>
           </w:tcPr>
           <w:p>
-            <w:r>
-              <w:t>01/02/2026</w:t>
-            </w:r>
+            <w:pPr>
+              <w:pStyle w:val="ListParagraph"/>
+              <w:widowControl/>
+              <w:overflowPunct w:val="0"/>
+              <w:adjustRightInd w:val="0"/>
+              <w:snapToGrid w:val="0"/>
+              <w:spacing w:before="60" w:after="60"/>
+              <w:ind w:leftChars="0" w:left="0"/>
+              <w:jc w:val="center"/>
+              <w:rPr>
+                <w:rFonts w:eastAsia="DFKai-SB"/>
+                <w:sz w:val="24"/>
+                <w:lang w:val="en-GB"/>
+              </w:rPr>
+            </w:pPr>
           </w:p>
         </w:tc>
         <w:tc>
@@ -9784,9 +11464,21 @@
             </w:tcBorders>
           </w:tcPr>
           <w:p>
-            <w:r>
-              <w:t>31/03/2026</w:t>
-            </w:r>
+            <w:pPr>
+              <w:pStyle w:val="ListParagraph"/>
+              <w:widowControl/>
+              <w:overflowPunct w:val="0"/>
+              <w:adjustRightInd w:val="0"/>
+              <w:snapToGrid w:val="0"/>
+              <w:spacing w:before="60" w:after="60"/>
+              <w:ind w:leftChars="0" w:left="0"/>
+              <w:jc w:val="center"/>
+              <w:rPr>
+                <w:rFonts w:eastAsia="DFKai-SB"/>
+                <w:sz w:val="24"/>
+                <w:lang w:val="en-GB"/>
+              </w:rPr>
+            </w:pPr>
           </w:p>
         </w:tc>
         <w:tc>
@@ -9799,9 +11491,21 @@
             </w:tcBorders>
           </w:tcPr>
           <w:p>
-            <w:r>
-              <w:t>Chatbot-based AI-assisted trademark filing system to create a one-stop trademark service portal. Target: 1,000 paid filings by year end.</w:t>
-            </w:r>
+            <w:pPr>
+              <w:pStyle w:val="ListParagraph"/>
+              <w:widowControl/>
+              <w:overflowPunct w:val="0"/>
+              <w:adjustRightInd w:val="0"/>
+              <w:snapToGrid w:val="0"/>
+              <w:spacing w:before="60" w:after="60"/>
+              <w:ind w:leftChars="0" w:left="0"/>
+              <w:jc w:val="left"/>
+              <w:rPr>
+                <w:rFonts w:eastAsia="DFKai-SB"/>
+                <w:sz w:val="24"/>
+                <w:lang w:val="en-GB"/>
+              </w:rPr>
+            </w:pPr>
           </w:p>
         </w:tc>
         <w:tc>
@@ -9814,9 +11518,21 @@
             </w:tcBorders>
           </w:tcPr>
           <w:p>
-            <w:r>
-              <w:t>[Draft – to be completed]</w:t>
-            </w:r>
+            <w:pPr>
+              <w:pStyle w:val="ListParagraph"/>
+              <w:widowControl/>
+              <w:overflowPunct w:val="0"/>
+              <w:adjustRightInd w:val="0"/>
+              <w:snapToGrid w:val="0"/>
+              <w:spacing w:before="60" w:after="60"/>
+              <w:ind w:leftChars="0" w:left="0"/>
+              <w:jc w:val="left"/>
+              <w:rPr>
+                <w:rFonts w:eastAsia="DFKai-SB"/>
+                <w:sz w:val="24"/>
+                <w:lang w:val="en-GB"/>
+              </w:rPr>
+            </w:pPr>
           </w:p>
         </w:tc>
       </w:tr>

--- a/TSSSU Annex D(ii) - TadReamk Limited (draft).docx
+++ b/TSSSU Annex D(ii) - TadReamk Limited (draft).docx
@@ -11,7 +11,7 @@
         <w:spacing w:after="240"/>
         <w:jc w:val="center"/>
         <w:rPr>
-          <w:rFonts w:eastAsia="SimSun"/>
+          <w:rFonts w:eastAsia="宋体"/>
           <w:b/>
           <w:bCs/>
           <w:kern w:val="0"/>
@@ -33,7 +33,7 @@
       </w:r>
       <w:r>
         <w:rPr>
-          <w:rFonts w:eastAsia="SimSun"/>
+          <w:rFonts w:eastAsia="宋体"/>
           <w:b/>
           <w:bCs/>
           <w:kern w:val="0"/>
@@ -71,7 +71,7 @@
       </w:r>
       <w:r>
         <w:rPr>
-          <w:rFonts w:eastAsia="SimSun"/>
+          <w:rFonts w:eastAsia="宋体"/>
           <w:b/>
           <w:sz w:val="28"/>
           <w:szCs w:val="28"/>
@@ -108,7 +108,7 @@
       </w:r>
       <w:r>
         <w:rPr>
-          <w:rFonts w:eastAsia="SimSun"/>
+          <w:rFonts w:eastAsia="宋体"/>
           <w:b/>
           <w:sz w:val="28"/>
           <w:szCs w:val="28"/>
@@ -154,7 +154,7 @@
       </w:r>
       <w:r>
         <w:rPr>
-          <w:rFonts w:eastAsia="SimSun"/>
+          <w:rFonts w:eastAsia="宋体"/>
           <w:b/>
           <w:sz w:val="28"/>
           <w:szCs w:val="28"/>
@@ -164,7 +164,7 @@
       </w:r>
       <w:r>
         <w:rPr>
-          <w:rFonts w:eastAsia="SimSun"/>
+          <w:rFonts w:eastAsia="宋体"/>
           <w:b/>
           <w:sz w:val="28"/>
           <w:szCs w:val="28"/>
@@ -288,7 +288,7 @@
       </w:r>
       <w:r>
         <w:rPr>
-          <w:rFonts w:eastAsia="SimSun"/>
+          <w:rFonts w:eastAsia="宋体"/>
           <w:szCs w:val="26"/>
           <w:lang w:val="en-GB" w:eastAsia="zh-CN"/>
         </w:rPr>
@@ -296,7 +296,7 @@
       </w:r>
       <w:r>
         <w:rPr>
-          <w:rFonts w:eastAsia="SimSun"/>
+          <w:rFonts w:eastAsia="宋体"/>
           <w:szCs w:val="26"/>
           <w:lang w:eastAsia="zh-CN"/>
         </w:rPr>
@@ -429,8 +429,13 @@
       <w:r>
         <w:t xml:space="preserve"> may be disclosed to other Government </w:t>
       </w:r>
-      <w:r>
-        <w:t>bureaux/</w:t>
+      <w:proofErr w:type="spellStart"/>
+      <w:r>
+        <w:t>bureaux</w:t>
+      </w:r>
+      <w:proofErr w:type="spellEnd"/>
+      <w:r>
+        <w:t>/</w:t>
       </w:r>
       <w:r>
         <w:t>departments</w:t>
@@ -496,7 +501,7 @@
       </w:pPr>
       <w:r>
         <w:rPr>
-          <w:rFonts w:eastAsia="SimSun"/>
+          <w:rFonts w:eastAsia="宋体"/>
           <w:b/>
           <w:szCs w:val="26"/>
           <w:u w:val="single"/>
@@ -506,7 +511,7 @@
       </w:r>
       <w:r>
         <w:rPr>
-          <w:rFonts w:eastAsia="SimSun"/>
+          <w:rFonts w:eastAsia="宋体"/>
           <w:b/>
           <w:szCs w:val="26"/>
           <w:u w:val="single"/>
@@ -516,13 +521,35 @@
       </w:r>
       <w:r>
         <w:rPr>
-          <w:rFonts w:eastAsia="SimSun"/>
+          <w:rFonts w:eastAsia="宋体"/>
           <w:b/>
           <w:szCs w:val="26"/>
           <w:u w:val="single"/>
           <w:lang w:val="en-GB" w:eastAsia="zh-CN"/>
         </w:rPr>
-        <w:t xml:space="preserve">A: Particulars of the </w:t>
+        <w:t xml:space="preserve">A: </w:t>
+      </w:r>
+      <w:proofErr w:type="gramStart"/>
+      <w:r>
+        <w:rPr>
+          <w:rFonts w:eastAsia="宋体"/>
+          <w:b/>
+          <w:szCs w:val="26"/>
+          <w:u w:val="single"/>
+          <w:lang w:val="en-GB" w:eastAsia="zh-CN"/>
+        </w:rPr>
+        <w:t>Particulars of</w:t>
+      </w:r>
+      <w:proofErr w:type="gramEnd"/>
+      <w:r>
+        <w:rPr>
+          <w:rFonts w:eastAsia="宋体"/>
+          <w:b/>
+          <w:szCs w:val="26"/>
+          <w:u w:val="single"/>
+          <w:lang w:val="en-GB" w:eastAsia="zh-CN"/>
+        </w:rPr>
+        <w:t xml:space="preserve"> the </w:t>
       </w:r>
       <w:r>
         <w:rPr>
@@ -608,7 +635,7 @@
           </w:tcPr>
           <w:p>
             <w:pPr>
-              <w:pStyle w:val="ListParagraph"/>
+              <w:pStyle w:val="a3"/>
               <w:widowControl/>
               <w:overflowPunct w:val="0"/>
               <w:adjustRightInd w:val="0"/>
@@ -616,7 +643,7 @@
               <w:spacing w:before="360"/>
               <w:ind w:leftChars="0" w:left="0"/>
               <w:rPr>
-                <w:rFonts w:eastAsia="SimSun"/>
+                <w:rFonts w:eastAsia="宋体"/>
                 <w:kern w:val="0"/>
                 <w:szCs w:val="26"/>
                 <w:lang w:val="en-GB" w:eastAsia="zh-CN"/>
@@ -632,7 +659,7 @@
             </w:r>
             <w:r>
               <w:rPr>
-                <w:rFonts w:eastAsia="SimSun"/>
+                <w:rFonts w:eastAsia="宋体"/>
                 <w:kern w:val="0"/>
                 <w:szCs w:val="26"/>
                 <w:lang w:val="en-GB" w:eastAsia="zh-CN"/>
@@ -649,7 +676,7 @@
             </w:r>
             <w:r>
               <w:rPr>
-                <w:rFonts w:eastAsia="SimSun"/>
+                <w:rFonts w:eastAsia="宋体"/>
                 <w:kern w:val="0"/>
                 <w:szCs w:val="26"/>
                 <w:lang w:val="en-GB" w:eastAsia="zh-CN"/>
@@ -668,7 +695,7 @@
           </w:tcPr>
           <w:p>
             <w:pPr>
-              <w:pStyle w:val="ListParagraph"/>
+              <w:pStyle w:val="a3"/>
               <w:widowControl/>
               <w:overflowPunct w:val="0"/>
               <w:adjustRightInd w:val="0"/>
@@ -705,7 +732,7 @@
           </w:tcPr>
           <w:p>
             <w:pPr>
-              <w:pStyle w:val="ListParagraph"/>
+              <w:pStyle w:val="a3"/>
               <w:widowControl/>
               <w:overflowPunct w:val="0"/>
               <w:adjustRightInd w:val="0"/>
@@ -719,6 +746,14 @@
                 <w:lang w:val="en-GB"/>
               </w:rPr>
             </w:pPr>
+            <w:proofErr w:type="spellStart"/>
+            <w:r>
+              <w:t>TadReamk</w:t>
+            </w:r>
+            <w:proofErr w:type="spellEnd"/>
+            <w:r>
+              <w:t xml:space="preserve"> Limited</w:t>
+            </w:r>
           </w:p>
         </w:tc>
       </w:tr>
@@ -733,7 +768,7 @@
           </w:tcPr>
           <w:p>
             <w:pPr>
-              <w:pStyle w:val="ListParagraph"/>
+              <w:pStyle w:val="a3"/>
               <w:widowControl/>
               <w:overflowPunct w:val="0"/>
               <w:adjustRightInd w:val="0"/>
@@ -741,7 +776,7 @@
               <w:spacing w:before="360"/>
               <w:ind w:leftChars="0" w:left="0"/>
               <w:rPr>
-                <w:rFonts w:eastAsia="SimSun"/>
+                <w:rFonts w:eastAsia="宋体"/>
                 <w:szCs w:val="26"/>
                 <w:lang w:val="en-GB" w:eastAsia="zh-CN"/>
               </w:rPr>
@@ -756,7 +791,7 @@
             </w:r>
             <w:r>
               <w:rPr>
-                <w:rFonts w:eastAsia="SimSun"/>
+                <w:rFonts w:eastAsia="宋体"/>
                 <w:kern w:val="0"/>
                 <w:szCs w:val="26"/>
                 <w:lang w:val="en-GB" w:eastAsia="zh-CN"/>
@@ -773,7 +808,7 @@
             </w:r>
             <w:r>
               <w:rPr>
-                <w:rFonts w:eastAsia="SimSun"/>
+                <w:rFonts w:eastAsia="宋体"/>
                 <w:kern w:val="0"/>
                 <w:szCs w:val="26"/>
                 <w:lang w:val="en-GB" w:eastAsia="zh-CN"/>
@@ -788,7 +823,7 @@
           </w:tcPr>
           <w:p>
             <w:pPr>
-              <w:pStyle w:val="ListParagraph"/>
+              <w:pStyle w:val="a3"/>
               <w:widowControl/>
               <w:overflowPunct w:val="0"/>
               <w:adjustRightInd w:val="0"/>
@@ -824,7 +859,7 @@
           </w:tcPr>
           <w:p>
             <w:pPr>
-              <w:pStyle w:val="ListParagraph"/>
+              <w:pStyle w:val="a3"/>
               <w:widowControl/>
               <w:overflowPunct w:val="0"/>
               <w:adjustRightInd w:val="0"/>
@@ -838,6 +873,9 @@
                 <w:lang w:val="en-GB"/>
               </w:rPr>
             </w:pPr>
+            <w:r>
+              <w:t>泰德瑞科有限公司</w:t>
+            </w:r>
           </w:p>
         </w:tc>
       </w:tr>
@@ -856,7 +894,7 @@
           </w:tcPr>
           <w:p>
             <w:pPr>
-              <w:pStyle w:val="ListParagraph"/>
+              <w:pStyle w:val="a3"/>
               <w:widowControl/>
               <w:overflowPunct w:val="0"/>
               <w:adjustRightInd w:val="0"/>
@@ -864,7 +902,7 @@
               <w:spacing w:before="360"/>
               <w:ind w:leftChars="0" w:left="0"/>
               <w:rPr>
-                <w:rFonts w:eastAsia="SimSun"/>
+                <w:rFonts w:eastAsia="宋体"/>
                 <w:kern w:val="0"/>
                 <w:szCs w:val="26"/>
                 <w:lang w:val="en-GB" w:eastAsia="zh-CN"/>
@@ -880,7 +918,7 @@
             </w:r>
             <w:r>
               <w:rPr>
-                <w:rFonts w:eastAsia="SimSun"/>
+                <w:rFonts w:eastAsia="宋体"/>
                 <w:kern w:val="0"/>
                 <w:szCs w:val="26"/>
                 <w:lang w:val="en-GB" w:eastAsia="zh-CN"/>
@@ -899,7 +937,7 @@
           </w:tcPr>
           <w:p>
             <w:pPr>
-              <w:pStyle w:val="ListParagraph"/>
+              <w:pStyle w:val="a3"/>
               <w:widowControl/>
               <w:overflowPunct w:val="0"/>
               <w:adjustRightInd w:val="0"/>
@@ -937,7 +975,7 @@
           </w:tcPr>
           <w:p>
             <w:pPr>
-              <w:pStyle w:val="ListParagraph"/>
+              <w:pStyle w:val="a3"/>
               <w:widowControl/>
               <w:overflowPunct w:val="0"/>
               <w:adjustRightInd w:val="0"/>
@@ -945,7 +983,7 @@
               <w:spacing w:before="360"/>
               <w:ind w:leftChars="0" w:left="0"/>
               <w:rPr>
-                <w:rFonts w:eastAsia="DFKai-SB" w:hint="eastAsia"/>
+                <w:rFonts w:eastAsia="DFKai-SB"/>
                 <w:kern w:val="0"/>
                 <w:szCs w:val="26"/>
                 <w:lang w:val="en-GB"/>
@@ -974,7 +1012,7 @@
           </w:tcPr>
           <w:p>
             <w:pPr>
-              <w:pStyle w:val="ListParagraph"/>
+              <w:pStyle w:val="a3"/>
               <w:widowControl/>
               <w:overflowPunct w:val="0"/>
               <w:adjustRightInd w:val="0"/>
@@ -982,7 +1020,7 @@
               <w:spacing w:before="360"/>
               <w:ind w:leftChars="0" w:left="0"/>
               <w:rPr>
-                <w:rFonts w:eastAsia="SimSun"/>
+                <w:rFonts w:eastAsia="宋体"/>
                 <w:kern w:val="0"/>
                 <w:szCs w:val="26"/>
                 <w:lang w:val="en-GB" w:eastAsia="zh-CN"/>
@@ -999,7 +1037,7 @@
             </w:r>
             <w:r>
               <w:rPr>
-                <w:rFonts w:eastAsia="SimSun"/>
+                <w:rFonts w:eastAsia="宋体"/>
                 <w:kern w:val="0"/>
                 <w:szCs w:val="26"/>
                 <w:lang w:val="en-GB" w:eastAsia="zh-CN"/>
@@ -1014,7 +1052,7 @@
           </w:tcPr>
           <w:p>
             <w:pPr>
-              <w:pStyle w:val="ListParagraph"/>
+              <w:pStyle w:val="a3"/>
               <w:widowControl/>
               <w:overflowPunct w:val="0"/>
               <w:adjustRightInd w:val="0"/>
@@ -1050,7 +1088,7 @@
           </w:tcPr>
           <w:p>
             <w:pPr>
-              <w:pStyle w:val="ListParagraph"/>
+              <w:pStyle w:val="a3"/>
               <w:widowControl/>
               <w:overflowPunct w:val="0"/>
               <w:adjustRightInd w:val="0"/>
@@ -1064,6 +1102,12 @@
                 <w:lang w:val="en-GB"/>
               </w:rPr>
             </w:pPr>
+            <w:r>
+              <w:t>TSSSU/HKBU/23/06/</w:t>
+            </w:r>
+            <w:r>
+              <w:t>3</w:t>
+            </w:r>
           </w:p>
         </w:tc>
       </w:tr>
@@ -1082,7 +1126,7 @@
           </w:tcPr>
           <w:p>
             <w:pPr>
-              <w:pStyle w:val="ListParagraph"/>
+              <w:pStyle w:val="a3"/>
               <w:widowControl/>
               <w:overflowPunct w:val="0"/>
               <w:adjustRightInd w:val="0"/>
@@ -1090,7 +1134,7 @@
               <w:spacing w:before="360"/>
               <w:ind w:leftChars="0" w:left="0"/>
               <w:rPr>
-                <w:rFonts w:eastAsia="SimSun"/>
+                <w:rFonts w:eastAsia="宋体"/>
                 <w:kern w:val="0"/>
                 <w:szCs w:val="26"/>
                 <w:lang w:val="en-GB" w:eastAsia="zh-CN"/>
@@ -1106,7 +1150,7 @@
             </w:r>
             <w:r>
               <w:rPr>
-                <w:rFonts w:eastAsia="SimSun"/>
+                <w:rFonts w:eastAsia="宋体"/>
                 <w:kern w:val="0"/>
                 <w:szCs w:val="26"/>
                 <w:lang w:val="en-GB" w:eastAsia="zh-CN"/>
@@ -1125,7 +1169,7 @@
           </w:tcPr>
           <w:p>
             <w:pPr>
-              <w:pStyle w:val="ListParagraph"/>
+              <w:pStyle w:val="a3"/>
               <w:widowControl/>
               <w:overflowPunct w:val="0"/>
               <w:adjustRightInd w:val="0"/>
@@ -1163,7 +1207,7 @@
           </w:tcPr>
           <w:p>
             <w:pPr>
-              <w:pStyle w:val="ListParagraph"/>
+              <w:pStyle w:val="a3"/>
               <w:widowControl/>
               <w:overflowPunct w:val="0"/>
               <w:adjustRightInd w:val="0"/>
@@ -1177,6 +1221,15 @@
                 <w:lang w:val="en-GB"/>
               </w:rPr>
             </w:pPr>
+            <w:r>
+              <w:t>Prof</w:t>
+            </w:r>
+            <w:r>
+              <w:t>.</w:t>
+            </w:r>
+            <w:r>
+              <w:t xml:space="preserve"> XU, Yi Da</w:t>
+            </w:r>
           </w:p>
         </w:tc>
       </w:tr>
@@ -1191,7 +1244,7 @@
           </w:tcPr>
           <w:p>
             <w:pPr>
-              <w:pStyle w:val="ListParagraph"/>
+              <w:pStyle w:val="a3"/>
               <w:widowControl/>
               <w:overflowPunct w:val="0"/>
               <w:adjustRightInd w:val="0"/>
@@ -1221,7 +1274,7 @@
           </w:tcPr>
           <w:p>
             <w:pPr>
-              <w:pStyle w:val="ListParagraph"/>
+              <w:pStyle w:val="a3"/>
               <w:widowControl/>
               <w:overflowPunct w:val="0"/>
               <w:adjustRightInd w:val="0"/>
@@ -1257,7 +1310,7 @@
           </w:tcPr>
           <w:p>
             <w:pPr>
-              <w:pStyle w:val="ListParagraph"/>
+              <w:pStyle w:val="a3"/>
               <w:widowControl/>
               <w:overflowPunct w:val="0"/>
               <w:adjustRightInd w:val="0"/>
@@ -1271,6 +1324,9 @@
                 <w:lang w:val="en-GB"/>
               </w:rPr>
             </w:pPr>
+            <w:r>
+              <w:t>https://tadreamk.com</w:t>
+            </w:r>
           </w:p>
         </w:tc>
       </w:tr>
@@ -1410,7 +1466,7 @@
       </w:r>
       <w:r>
         <w:rPr>
-          <w:rFonts w:eastAsia="SimSun"/>
+          <w:rFonts w:eastAsia="宋体"/>
           <w:szCs w:val="26"/>
           <w:lang w:val="en-GB" w:eastAsia="zh-CN"/>
         </w:rPr>
@@ -1418,7 +1474,7 @@
       </w:r>
       <w:r>
         <w:rPr>
-          <w:rFonts w:eastAsia="SimSun"/>
+          <w:rFonts w:eastAsia="宋体"/>
           <w:szCs w:val="26"/>
           <w:lang w:val="en-GB" w:eastAsia="zh-CN"/>
         </w:rPr>
@@ -1426,7 +1482,7 @@
       </w:r>
       <w:r>
         <w:rPr>
-          <w:rFonts w:eastAsia="SimSun"/>
+          <w:rFonts w:eastAsia="宋体"/>
           <w:szCs w:val="26"/>
           <w:lang w:val="en-GB" w:eastAsia="zh-CN"/>
         </w:rPr>
@@ -1557,6 +1613,15 @@
                 <w:sz w:val="24"/>
               </w:rPr>
             </w:pPr>
+            <w:r>
+              <w:t>泰德瑞科是一家以機器學習為核心的公司，旨在提供圍繞商標人工智能技術的整體產品解決方案，包括商標侵權搜索、商標匹配和交互式的商標設計等。我們開發的產品套件通過基於訂閱的</w:t>
+            </w:r>
+            <w:r>
+              <w:t xml:space="preserve"> SaaS </w:t>
+            </w:r>
+            <w:r>
+              <w:t>模式在網頁終端和智能手機應用程序上提供。</w:t>
+            </w:r>
           </w:p>
           <w:p>
             <w:pPr>
@@ -1694,6 +1759,14 @@
                 <w:sz w:val="24"/>
               </w:rPr>
             </w:pPr>
+            <w:proofErr w:type="spellStart"/>
+            <w:r>
+              <w:t>TadReamk</w:t>
+            </w:r>
+            <w:proofErr w:type="spellEnd"/>
+            <w:r>
+              <w:t xml:space="preserve"> is a machine learning centric company that aims to provide a holistic product suite around trademark AI technology, including trademark infringement search, trademark matching and interactive trademark creation. Our techniques include image processing, matching and AIGC trademark generation models, offered through a subscription-based SaaS model.</w:t>
+            </w:r>
           </w:p>
           <w:p>
             <w:pPr>
@@ -1779,7 +1852,7 @@
       </w:pPr>
       <w:r>
         <w:rPr>
-          <w:rFonts w:eastAsia="SimSun"/>
+          <w:rFonts w:eastAsia="宋体"/>
           <w:b/>
           <w:szCs w:val="26"/>
           <w:u w:val="single"/>
@@ -1800,7 +1873,7 @@
       </w:r>
       <w:r>
         <w:rPr>
-          <w:rFonts w:eastAsia="SimSun"/>
+          <w:rFonts w:eastAsia="宋体"/>
           <w:b/>
           <w:szCs w:val="26"/>
           <w:u w:val="single"/>
@@ -1810,7 +1883,7 @@
       </w:r>
       <w:r>
         <w:rPr>
-          <w:rFonts w:eastAsia="SimSun"/>
+          <w:rFonts w:eastAsia="宋体"/>
           <w:b/>
           <w:szCs w:val="26"/>
           <w:u w:val="single"/>
@@ -1820,7 +1893,7 @@
       </w:r>
       <w:r>
         <w:rPr>
-          <w:rFonts w:eastAsia="SimSun"/>
+          <w:rFonts w:eastAsia="宋体"/>
           <w:b/>
           <w:szCs w:val="26"/>
           <w:u w:val="single"/>
@@ -1889,7 +1962,7 @@
     </w:p>
     <w:p>
       <w:pPr>
-        <w:pStyle w:val="ListParagraph"/>
+        <w:pStyle w:val="a3"/>
         <w:widowControl/>
         <w:tabs>
           <w:tab w:val="left" w:pos="709"/>
@@ -1900,14 +1973,14 @@
         <w:spacing w:after="240"/>
         <w:ind w:leftChars="0" w:left="0"/>
         <w:rPr>
-          <w:rFonts w:eastAsia="SimSun"/>
+          <w:rFonts w:eastAsia="宋体"/>
           <w:szCs w:val="26"/>
           <w:lang w:val="en-GB" w:eastAsia="zh-CN"/>
         </w:rPr>
       </w:pPr>
       <w:r>
         <w:rPr>
-          <w:rFonts w:eastAsia="SimSun"/>
+          <w:rFonts w:eastAsia="宋体"/>
           <w:szCs w:val="26"/>
           <w:lang w:val="en-GB" w:eastAsia="zh-CN"/>
         </w:rPr>
@@ -1915,7 +1988,7 @@
       </w:r>
       <w:r>
         <w:rPr>
-          <w:rFonts w:eastAsia="SimSun"/>
+          <w:rFonts w:eastAsia="宋体"/>
           <w:szCs w:val="26"/>
           <w:lang w:val="en-GB" w:eastAsia="zh-CN"/>
         </w:rPr>
@@ -1923,7 +1996,7 @@
       </w:r>
       <w:r>
         <w:rPr>
-          <w:rFonts w:eastAsia="SimSun"/>
+          <w:rFonts w:eastAsia="宋体"/>
           <w:szCs w:val="26"/>
           <w:lang w:val="en-GB" w:eastAsia="zh-CN"/>
         </w:rPr>
@@ -1931,7 +2004,7 @@
       </w:r>
       <w:r>
         <w:rPr>
-          <w:rFonts w:eastAsia="SimSun"/>
+          <w:rFonts w:eastAsia="宋体"/>
           <w:szCs w:val="26"/>
           <w:lang w:val="en-GB" w:eastAsia="zh-CN"/>
         </w:rPr>
@@ -1946,7 +2019,7 @@
       </w:r>
       <w:r>
         <w:rPr>
-          <w:rFonts w:eastAsia="SimSun"/>
+          <w:rFonts w:eastAsia="宋体"/>
           <w:szCs w:val="26"/>
           <w:u w:val="single"/>
           <w:lang w:val="en-GB" w:eastAsia="zh-CN"/>
@@ -1981,7 +2054,7 @@
       </w:r>
       <w:r>
         <w:rPr>
-          <w:rFonts w:eastAsia="SimSun"/>
+          <w:rFonts w:eastAsia="宋体"/>
           <w:szCs w:val="26"/>
           <w:u w:val="single"/>
           <w:lang w:val="en-GB" w:eastAsia="zh-CN"/>
@@ -2154,7 +2227,7 @@
           </w:rPr>
           <w:id w:val="1967154407"/>
           <w14:checkbox>
-            <w14:checked w14:val="0"/>
+            <w14:checked w14:val="1"/>
             <w14:checkedState w14:val="2612" w14:font="MS Gothic"/>
             <w14:uncheckedState w14:val="2610" w14:font="MS Gothic"/>
           </w14:checkbox>
@@ -2164,7 +2237,7 @@
             <w:rPr>
               <w:rFonts w:ascii="MS Gothic" w:eastAsia="MS Gothic" w:hAnsi="MS Gothic" w:hint="eastAsia"/>
             </w:rPr>
-            <w:t>☐</w:t>
+            <w:t>☒</w:t>
           </w:r>
         </w:sdtContent>
       </w:sdt>
@@ -2237,11 +2310,29 @@
           <w:szCs w:val="26"/>
           <w:lang w:val="en-GB"/>
         </w:rPr>
-        <w:t>(i)</w:t>
-      </w:r>
-      <w:r>
-        <w:rPr>
-          <w:rFonts w:eastAsia="SimSun"/>
+        <w:t>(</w:t>
+      </w:r>
+      <w:proofErr w:type="spellStart"/>
+      <w:r>
+        <w:rPr>
+          <w:rFonts w:eastAsia="DFKai-SB"/>
+          <w:szCs w:val="26"/>
+          <w:lang w:val="en-GB"/>
+        </w:rPr>
+        <w:t>i</w:t>
+      </w:r>
+      <w:proofErr w:type="spellEnd"/>
+      <w:r>
+        <w:rPr>
+          <w:rFonts w:eastAsia="DFKai-SB"/>
+          <w:szCs w:val="26"/>
+          <w:lang w:val="en-GB"/>
+        </w:rPr>
+        <w:t>)</w:t>
+      </w:r>
+      <w:r>
+        <w:rPr>
+          <w:rFonts w:eastAsia="宋体"/>
           <w:szCs w:val="26"/>
           <w:lang w:val="en-GB" w:eastAsia="zh-CN"/>
         </w:rPr>
@@ -2258,7 +2349,7 @@
     </w:p>
     <w:p>
       <w:pPr>
-        <w:pStyle w:val="ListParagraph"/>
+        <w:pStyle w:val="a3"/>
         <w:widowControl/>
         <w:overflowPunct w:val="0"/>
         <w:adjustRightInd w:val="0"/>
@@ -2351,7 +2442,7 @@
               <w:spacing w:before="60" w:after="60"/>
               <w:jc w:val="center"/>
               <w:rPr>
-                <w:rFonts w:eastAsia="SimSun"/>
+                <w:rFonts w:eastAsia="宋体"/>
                 <w:sz w:val="24"/>
                 <w:lang w:val="en-GB" w:eastAsia="zh-CN"/>
               </w:rPr>
@@ -2442,7 +2533,7 @@
             </w:pPr>
             <w:r>
               <w:rPr>
-                <w:rFonts w:eastAsia="SimSun"/>
+                <w:rFonts w:eastAsia="宋体"/>
                 <w:sz w:val="24"/>
                 <w:lang w:val="en-GB" w:eastAsia="zh-CN"/>
               </w:rPr>
@@ -2503,14 +2594,14 @@
               <w:spacing w:before="60" w:after="60"/>
               <w:jc w:val="center"/>
               <w:rPr>
-                <w:rFonts w:eastAsia="SimSun"/>
+                <w:rFonts w:eastAsia="宋体"/>
                 <w:sz w:val="24"/>
                 <w:lang w:val="en-GB" w:eastAsia="zh-CN"/>
               </w:rPr>
             </w:pPr>
             <w:r>
               <w:rPr>
-                <w:rFonts w:eastAsia="SimSun"/>
+                <w:rFonts w:eastAsia="宋体"/>
                 <w:sz w:val="24"/>
                 <w:lang w:val="en-GB" w:eastAsia="zh-CN"/>
               </w:rPr>
@@ -2531,14 +2622,14 @@
               <w:spacing w:before="60" w:after="60"/>
               <w:jc w:val="center"/>
               <w:rPr>
-                <w:rFonts w:eastAsia="SimSun"/>
+                <w:rFonts w:eastAsia="宋体"/>
                 <w:sz w:val="24"/>
                 <w:lang w:val="en-GB" w:eastAsia="zh-CN"/>
               </w:rPr>
             </w:pPr>
             <w:r>
               <w:rPr>
-                <w:rFonts w:eastAsia="SimSun"/>
+                <w:rFonts w:eastAsia="宋体"/>
                 <w:sz w:val="24"/>
                 <w:lang w:val="en-GB" w:eastAsia="zh-CN"/>
               </w:rPr>
@@ -2558,7 +2649,7 @@
               <w:spacing w:before="60" w:after="60" w:line="280" w:lineRule="exact"/>
               <w:jc w:val="center"/>
               <w:rPr>
-                <w:rFonts w:eastAsia="SimSun"/>
+                <w:rFonts w:eastAsia="宋体"/>
                 <w:sz w:val="24"/>
                 <w:lang w:val="en-GB" w:eastAsia="zh-CN"/>
               </w:rPr>
@@ -2599,7 +2690,7 @@
               <w:ind w:left="308" w:hanging="308"/>
               <w:jc w:val="left"/>
               <w:rPr>
-                <w:rFonts w:eastAsia="SimSun"/>
+                <w:rFonts w:eastAsia="宋体"/>
                 <w:sz w:val="24"/>
                 <w:lang w:val="en-GB" w:eastAsia="zh-CN"/>
               </w:rPr>
@@ -2618,6 +2709,20 @@
               </w:rPr>
               <w:tab/>
             </w:r>
+            <w:proofErr w:type="spellStart"/>
+            <w:r>
+              <w:rPr>
+                <w:sz w:val="24"/>
+              </w:rPr>
+              <w:t>TadReamk</w:t>
+            </w:r>
+            <w:proofErr w:type="spellEnd"/>
+            <w:r>
+              <w:rPr>
+                <w:sz w:val="24"/>
+              </w:rPr>
+              <w:t xml:space="preserve"> Eye – a tool for Trademark Infringement Detection</w:t>
+            </w:r>
           </w:p>
         </w:tc>
         <w:tc>
@@ -2628,14 +2733,37 @@
             <w:pPr>
               <w:adjustRightInd w:val="0"/>
               <w:spacing w:before="60" w:after="60"/>
-              <w:ind w:left="720" w:hangingChars="300" w:hanging="720"/>
               <w:jc w:val="left"/>
               <w:rPr>
                 <w:rFonts w:eastAsia="DFKai-SB"/>
-                <w:sz w:val="24"/>
-                <w:lang w:val="en-GB"/>
-              </w:rPr>
-            </w:pPr>
+                <w:sz w:val="22"/>
+                <w:szCs w:val="21"/>
+                <w:lang w:val="en-GB"/>
+              </w:rPr>
+            </w:pPr>
+            <w:proofErr w:type="spellStart"/>
+            <w:r>
+              <w:rPr>
+                <w:sz w:val="22"/>
+                <w:szCs w:val="21"/>
+              </w:rPr>
+              <w:t>TadReamk</w:t>
+            </w:r>
+            <w:proofErr w:type="spellEnd"/>
+            <w:r>
+              <w:rPr>
+                <w:sz w:val="22"/>
+                <w:szCs w:val="21"/>
+              </w:rPr>
+              <w:t xml:space="preserve"> Eye – </w:t>
+            </w:r>
+            <w:r>
+              <w:rPr>
+                <w:sz w:val="22"/>
+                <w:szCs w:val="21"/>
+              </w:rPr>
+              <w:t>商標侵權檢測工具</w:t>
+            </w:r>
           </w:p>
         </w:tc>
         <w:tc>
@@ -2707,7 +2835,7 @@
                 </w:rPr>
                 <w:id w:val="-1455008346"/>
                 <w14:checkbox>
-                  <w14:checked w14:val="0"/>
+                  <w14:checked w14:val="1"/>
                   <w14:checkedState w14:val="2612" w14:font="MS Gothic"/>
                   <w14:uncheckedState w14:val="2610" w14:font="MS Gothic"/>
                 </w14:checkbox>
@@ -2715,10 +2843,10 @@
               <w:sdtContent>
                 <w:r>
                   <w:rPr>
-                    <w:rFonts w:ascii="Segoe UI Symbol" w:eastAsia="MS Gothic" w:hAnsi="Segoe UI Symbol" w:cs="Segoe UI Symbol"/>
+                    <w:rFonts w:ascii="MS Gothic" w:eastAsia="MS Gothic" w:hAnsi="MS Gothic" w:hint="eastAsia"/>
                     <w:sz w:val="24"/>
                   </w:rPr>
-                  <w:t>☐</w:t>
+                  <w:t>☒</w:t>
                 </w:r>
               </w:sdtContent>
             </w:sdt>
@@ -2757,7 +2885,7 @@
                 </w:rPr>
                 <w:id w:val="318928323"/>
                 <w14:checkbox>
-                  <w14:checked w14:val="0"/>
+                  <w14:checked w14:val="1"/>
                   <w14:checkedState w14:val="2612" w14:font="MS Gothic"/>
                   <w14:uncheckedState w14:val="2610" w14:font="MS Gothic"/>
                 </w14:checkbox>
@@ -2765,10 +2893,10 @@
               <w:sdtContent>
                 <w:r>
                   <w:rPr>
-                    <w:rFonts w:ascii="Segoe UI Symbol" w:eastAsia="MS Gothic" w:hAnsi="Segoe UI Symbol" w:cs="Segoe UI Symbol"/>
+                    <w:rFonts w:ascii="MS Gothic" w:eastAsia="MS Gothic" w:hAnsi="MS Gothic" w:hint="eastAsia"/>
                     <w:sz w:val="24"/>
                   </w:rPr>
-                  <w:t>☐</w:t>
+                  <w:t>☒</w:t>
                 </w:r>
               </w:sdtContent>
             </w:sdt>
@@ -2864,6 +2992,20 @@
               </w:rPr>
               <w:tab/>
             </w:r>
+            <w:proofErr w:type="spellStart"/>
+            <w:r>
+              <w:rPr>
+                <w:sz w:val="24"/>
+              </w:rPr>
+              <w:t>TadReamk</w:t>
+            </w:r>
+            <w:proofErr w:type="spellEnd"/>
+            <w:r>
+              <w:rPr>
+                <w:sz w:val="24"/>
+              </w:rPr>
+              <w:t xml:space="preserve"> Create – a tool for AI based Trademark Creation</w:t>
+            </w:r>
           </w:p>
         </w:tc>
         <w:tc>
@@ -2877,14 +3019,37 @@
             <w:pPr>
               <w:adjustRightInd w:val="0"/>
               <w:spacing w:before="60" w:after="60"/>
-              <w:ind w:left="720" w:hangingChars="300" w:hanging="720"/>
               <w:jc w:val="left"/>
               <w:rPr>
                 <w:rFonts w:eastAsia="DFKai-SB"/>
-                <w:sz w:val="24"/>
-                <w:lang w:val="en-GB"/>
-              </w:rPr>
-            </w:pPr>
+                <w:sz w:val="22"/>
+                <w:szCs w:val="21"/>
+                <w:lang w:val="en-GB"/>
+              </w:rPr>
+            </w:pPr>
+            <w:proofErr w:type="spellStart"/>
+            <w:r>
+              <w:rPr>
+                <w:sz w:val="22"/>
+                <w:szCs w:val="21"/>
+              </w:rPr>
+              <w:t>TadReamk</w:t>
+            </w:r>
+            <w:proofErr w:type="spellEnd"/>
+            <w:r>
+              <w:rPr>
+                <w:sz w:val="22"/>
+                <w:szCs w:val="21"/>
+              </w:rPr>
+              <w:t xml:space="preserve"> Create – </w:t>
+            </w:r>
+            <w:r>
+              <w:rPr>
+                <w:sz w:val="22"/>
+                <w:szCs w:val="21"/>
+              </w:rPr>
+              <w:t>基於人工智能的商標創建工具</w:t>
+            </w:r>
           </w:p>
         </w:tc>
         <w:tc>
@@ -2959,7 +3124,7 @@
                 </w:rPr>
                 <w:id w:val="-1815173567"/>
                 <w14:checkbox>
-                  <w14:checked w14:val="0"/>
+                  <w14:checked w14:val="1"/>
                   <w14:checkedState w14:val="2612" w14:font="MS Gothic"/>
                   <w14:uncheckedState w14:val="2610" w14:font="MS Gothic"/>
                 </w14:checkbox>
@@ -2967,10 +3132,10 @@
               <w:sdtContent>
                 <w:r>
                   <w:rPr>
-                    <w:rFonts w:ascii="Segoe UI Symbol" w:eastAsia="MS Gothic" w:hAnsi="Segoe UI Symbol" w:cs="Segoe UI Symbol"/>
+                    <w:rFonts w:ascii="MS Gothic" w:eastAsia="MS Gothic" w:hAnsi="MS Gothic" w:hint="eastAsia"/>
                     <w:sz w:val="24"/>
                   </w:rPr>
-                  <w:t>☐</w:t>
+                  <w:t>☒</w:t>
                 </w:r>
               </w:sdtContent>
             </w:sdt>
@@ -3012,7 +3177,7 @@
                 </w:rPr>
                 <w:id w:val="1687941731"/>
                 <w14:checkbox>
-                  <w14:checked w14:val="0"/>
+                  <w14:checked w14:val="1"/>
                   <w14:checkedState w14:val="2612" w14:font="MS Gothic"/>
                   <w14:uncheckedState w14:val="2610" w14:font="MS Gothic"/>
                 </w14:checkbox>
@@ -3020,10 +3185,10 @@
               <w:sdtContent>
                 <w:r>
                   <w:rPr>
-                    <w:rFonts w:ascii="Segoe UI Symbol" w:eastAsia="MS Gothic" w:hAnsi="Segoe UI Symbol" w:cs="Segoe UI Symbol"/>
+                    <w:rFonts w:ascii="MS Gothic" w:eastAsia="MS Gothic" w:hAnsi="MS Gothic" w:hint="eastAsia"/>
                     <w:sz w:val="24"/>
                   </w:rPr>
-                  <w:t>☐</w:t>
+                  <w:t>☒</w:t>
                 </w:r>
               </w:sdtContent>
             </w:sdt>
@@ -3065,7 +3230,7 @@
               <w:sdtContent>
                 <w:r>
                   <w:rPr>
-                    <w:rFonts w:ascii="Segoe UI Symbol" w:eastAsia="MS Gothic" w:hAnsi="Segoe UI Symbol" w:cs="Segoe UI Symbol"/>
+                    <w:rFonts w:ascii="MS Gothic" w:eastAsia="MS Gothic" w:hAnsi="MS Gothic" w:hint="eastAsia"/>
                     <w:sz w:val="24"/>
                   </w:rPr>
                   <w:t>☐</w:t>
@@ -3099,14 +3264,14 @@
               <w:ind w:left="308" w:hanging="308"/>
               <w:jc w:val="left"/>
               <w:rPr>
-                <w:rFonts w:eastAsia="SimSun"/>
+                <w:rFonts w:eastAsia="宋体"/>
                 <w:sz w:val="24"/>
                 <w:lang w:val="en-GB" w:eastAsia="zh-CN"/>
               </w:rPr>
             </w:pPr>
             <w:r>
               <w:rPr>
-                <w:rFonts w:eastAsia="SimSun"/>
+                <w:rFonts w:eastAsia="宋体"/>
                 <w:sz w:val="24"/>
                 <w:lang w:val="en-GB" w:eastAsia="zh-CN"/>
               </w:rPr>
@@ -3114,11 +3279,27 @@
             </w:r>
             <w:r>
               <w:rPr>
-                <w:rFonts w:eastAsia="SimSun"/>
+                <w:rFonts w:eastAsia="宋体"/>
                 <w:sz w:val="24"/>
                 <w:lang w:val="en-GB" w:eastAsia="zh-CN"/>
               </w:rPr>
               <w:tab/>
+            </w:r>
+            <w:proofErr w:type="spellStart"/>
+            <w:r>
+              <w:rPr>
+                <w:sz w:val="22"/>
+                <w:szCs w:val="22"/>
+              </w:rPr>
+              <w:t>MallBuddy</w:t>
+            </w:r>
+            <w:proofErr w:type="spellEnd"/>
+            <w:r>
+              <w:rPr>
+                <w:sz w:val="22"/>
+                <w:szCs w:val="22"/>
+              </w:rPr>
+              <w:t xml:space="preserve"> – AI shopping assistant and indoor logo-based navigation system</w:t>
             </w:r>
           </w:p>
         </w:tc>
@@ -3133,10 +3314,34 @@
               <w:spacing w:before="60" w:after="60"/>
               <w:jc w:val="left"/>
               <w:rPr>
-                <w:sz w:val="24"/>
-                <w:lang w:val="en-GB"/>
-              </w:rPr>
-            </w:pPr>
+                <w:sz w:val="22"/>
+                <w:szCs w:val="21"/>
+                <w:lang w:val="en-GB"/>
+              </w:rPr>
+            </w:pPr>
+            <w:proofErr w:type="spellStart"/>
+            <w:r>
+              <w:rPr>
+                <w:sz w:val="22"/>
+                <w:szCs w:val="21"/>
+              </w:rPr>
+              <w:t>MallBuddy</w:t>
+            </w:r>
+            <w:proofErr w:type="spellEnd"/>
+            <w:r>
+              <w:rPr>
+                <w:sz w:val="22"/>
+                <w:szCs w:val="21"/>
+              </w:rPr>
+              <w:t xml:space="preserve"> – </w:t>
+            </w:r>
+            <w:r>
+              <w:rPr>
+                <w:sz w:val="22"/>
+                <w:szCs w:val="21"/>
+              </w:rPr>
+              <w:t>人工智能購物助手及室內標誌導航系統</w:t>
+            </w:r>
           </w:p>
         </w:tc>
         <w:tc>
@@ -3209,7 +3414,7 @@
                 </w:rPr>
                 <w:id w:val="-676883780"/>
                 <w14:checkbox>
-                  <w14:checked w14:val="0"/>
+                  <w14:checked w14:val="1"/>
                   <w14:checkedState w14:val="2612" w14:font="MS Gothic"/>
                   <w14:uncheckedState w14:val="2610" w14:font="MS Gothic"/>
                 </w14:checkbox>
@@ -3217,10 +3422,10 @@
               <w:sdtContent>
                 <w:r>
                   <w:rPr>
-                    <w:rFonts w:ascii="Segoe UI Symbol" w:eastAsia="MS Gothic" w:hAnsi="Segoe UI Symbol" w:cs="Segoe UI Symbol"/>
+                    <w:rFonts w:ascii="MS Gothic" w:eastAsia="MS Gothic" w:hAnsi="MS Gothic" w:hint="eastAsia"/>
                     <w:sz w:val="24"/>
                   </w:rPr>
-                  <w:t>☐</w:t>
+                  <w:t>☒</w:t>
                 </w:r>
               </w:sdtContent>
             </w:sdt>
@@ -3260,7 +3465,7 @@
                 </w:rPr>
                 <w:id w:val="-1678193984"/>
                 <w14:checkbox>
-                  <w14:checked w14:val="0"/>
+                  <w14:checked w14:val="1"/>
                   <w14:checkedState w14:val="2612" w14:font="MS Gothic"/>
                   <w14:uncheckedState w14:val="2610" w14:font="MS Gothic"/>
                 </w14:checkbox>
@@ -3268,10 +3473,10 @@
               <w:sdtContent>
                 <w:r>
                   <w:rPr>
-                    <w:rFonts w:ascii="Segoe UI Symbol" w:eastAsia="MS Gothic" w:hAnsi="Segoe UI Symbol" w:cs="Segoe UI Symbol"/>
+                    <w:rFonts w:ascii="MS Gothic" w:eastAsia="MS Gothic" w:hAnsi="MS Gothic" w:hint="eastAsia"/>
                     <w:sz w:val="24"/>
                   </w:rPr>
-                  <w:t>☐</w:t>
+                  <w:t>☒</w:t>
                 </w:r>
               </w:sdtContent>
             </w:sdt>
@@ -3313,7 +3518,7 @@
               <w:sdtContent>
                 <w:r>
                   <w:rPr>
-                    <w:rFonts w:ascii="Segoe UI Symbol" w:eastAsia="MS Gothic" w:hAnsi="Segoe UI Symbol" w:cs="Segoe UI Symbol"/>
+                    <w:rFonts w:ascii="MS Gothic" w:eastAsia="MS Gothic" w:hAnsi="MS Gothic" w:hint="eastAsia"/>
                     <w:sz w:val="24"/>
                   </w:rPr>
                   <w:t>☐</w:t>
@@ -3334,7 +3539,7 @@
     </w:tbl>
     <w:p>
       <w:pPr>
-        <w:pStyle w:val="ListParagraph"/>
+        <w:pStyle w:val="a3"/>
         <w:keepNext/>
         <w:widowControl/>
         <w:numPr>
@@ -3361,14 +3566,32 @@
           <w:szCs w:val="26"/>
           <w:lang w:val="en-GB"/>
         </w:rPr>
-        <w:t>(i)</w:t>
-      </w:r>
+        <w:t>(</w:t>
+      </w:r>
+      <w:proofErr w:type="spellStart"/>
       <w:r>
         <w:rPr>
           <w:rFonts w:eastAsia="DFKai-SB"/>
           <w:szCs w:val="26"/>
           <w:lang w:val="en-GB"/>
         </w:rPr>
+        <w:t>i</w:t>
+      </w:r>
+      <w:proofErr w:type="spellEnd"/>
+      <w:r>
+        <w:rPr>
+          <w:rFonts w:eastAsia="DFKai-SB"/>
+          <w:szCs w:val="26"/>
+          <w:lang w:val="en-GB"/>
+        </w:rPr>
+        <w:t>)</w:t>
+      </w:r>
+      <w:r>
+        <w:rPr>
+          <w:rFonts w:eastAsia="DFKai-SB"/>
+          <w:szCs w:val="26"/>
+          <w:lang w:val="en-GB"/>
+        </w:rPr>
         <w:tab/>
       </w:r>
       <w:r>
@@ -3413,7 +3636,7 @@
       </w:r>
       <w:r>
         <w:rPr>
-          <w:rFonts w:eastAsia="SimSun"/>
+          <w:rFonts w:eastAsia="宋体"/>
           <w:szCs w:val="26"/>
           <w:lang w:val="en-GB" w:eastAsia="zh-CN"/>
         </w:rPr>
@@ -3421,7 +3644,7 @@
       </w:r>
       <w:r>
         <w:rPr>
-          <w:rFonts w:eastAsia="SimSun"/>
+          <w:rFonts w:eastAsia="宋体"/>
           <w:szCs w:val="26"/>
           <w:lang w:val="en-GB" w:eastAsia="zh-CN"/>
         </w:rPr>
@@ -3429,7 +3652,7 @@
       </w:r>
       <w:r>
         <w:rPr>
-          <w:rFonts w:eastAsia="SimSun"/>
+          <w:rFonts w:eastAsia="宋体"/>
           <w:szCs w:val="26"/>
           <w:lang w:val="en-GB" w:eastAsia="zh-CN"/>
         </w:rPr>
@@ -3446,7 +3669,7 @@
     </w:p>
     <w:tbl>
       <w:tblPr>
-        <w:tblStyle w:val="TableGrid"/>
+        <w:tblStyle w:val="af"/>
         <w:tblW w:w="9288" w:type="dxa"/>
         <w:tblBorders>
           <w:top w:val="none" w:sz="0" w:space="0" w:color="auto"/>
@@ -3476,7 +3699,7 @@
           </w:tcPr>
           <w:p>
             <w:pPr>
-              <w:pStyle w:val="ListParagraph"/>
+              <w:pStyle w:val="a3"/>
               <w:adjustRightInd w:val="0"/>
               <w:snapToGrid w:val="0"/>
               <w:spacing w:before="60" w:after="60"/>
@@ -3496,7 +3719,7 @@
           </w:tcPr>
           <w:p>
             <w:pPr>
-              <w:pStyle w:val="ListParagraph"/>
+              <w:pStyle w:val="a3"/>
               <w:adjustRightInd w:val="0"/>
               <w:snapToGrid w:val="0"/>
               <w:spacing w:before="60" w:after="60"/>
@@ -3517,7 +3740,7 @@
           </w:tcPr>
           <w:p>
             <w:pPr>
-              <w:pStyle w:val="ListParagraph"/>
+              <w:pStyle w:val="a3"/>
               <w:adjustRightInd w:val="0"/>
               <w:snapToGrid w:val="0"/>
               <w:spacing w:before="60" w:after="60"/>
@@ -3546,7 +3769,7 @@
           </w:tcPr>
           <w:p>
             <w:pPr>
-              <w:pStyle w:val="ListParagraph"/>
+              <w:pStyle w:val="a3"/>
               <w:adjustRightInd w:val="0"/>
               <w:snapToGrid w:val="0"/>
               <w:spacing w:before="60" w:after="60"/>
@@ -3571,7 +3794,7 @@
           </w:tcPr>
           <w:p>
             <w:pPr>
-              <w:pStyle w:val="ListParagraph"/>
+              <w:pStyle w:val="a3"/>
               <w:adjustRightInd w:val="0"/>
               <w:snapToGrid w:val="0"/>
               <w:spacing w:before="60" w:after="60"/>
@@ -3651,7 +3874,7 @@
           </w:tcPr>
           <w:p>
             <w:pPr>
-              <w:pStyle w:val="ListParagraph"/>
+              <w:pStyle w:val="a3"/>
               <w:adjustRightInd w:val="0"/>
               <w:snapToGrid w:val="0"/>
               <w:spacing w:before="60" w:after="60"/>
@@ -3673,7 +3896,7 @@
           </w:tcPr>
           <w:p>
             <w:pPr>
-              <w:pStyle w:val="ListParagraph"/>
+              <w:pStyle w:val="a3"/>
               <w:adjustRightInd w:val="0"/>
               <w:snapToGrid w:val="0"/>
               <w:spacing w:before="60" w:after="60"/>
@@ -3685,6 +3908,14 @@
                 <w:lang w:val="en-GB"/>
               </w:rPr>
             </w:pPr>
+            <w:r>
+              <w:rPr>
+                <w:rFonts w:eastAsia="DFKai-SB"/>
+                <w:szCs w:val="26"/>
+                <w:lang w:val="en-GB"/>
+              </w:rPr>
+              <w:t>1</w:t>
+            </w:r>
           </w:p>
         </w:tc>
         <w:tc>
@@ -3693,7 +3924,7 @@
           </w:tcPr>
           <w:p>
             <w:pPr>
-              <w:pStyle w:val="ListParagraph"/>
+              <w:pStyle w:val="a3"/>
               <w:adjustRightInd w:val="0"/>
               <w:snapToGrid w:val="0"/>
               <w:spacing w:before="60" w:after="60"/>
@@ -3715,7 +3946,7 @@
           </w:tcPr>
           <w:p>
             <w:pPr>
-              <w:pStyle w:val="ListParagraph"/>
+              <w:pStyle w:val="a3"/>
               <w:adjustRightInd w:val="0"/>
               <w:snapToGrid w:val="0"/>
               <w:spacing w:before="60" w:after="60"/>
@@ -3727,6 +3958,14 @@
                 <w:lang w:val="en-GB"/>
               </w:rPr>
             </w:pPr>
+            <w:r>
+              <w:rPr>
+                <w:rFonts w:eastAsia="DFKai-SB"/>
+                <w:szCs w:val="26"/>
+                <w:lang w:val="en-GB"/>
+              </w:rPr>
+              <w:t>0</w:t>
+            </w:r>
           </w:p>
         </w:tc>
       </w:tr>
@@ -3766,7 +4005,7 @@
           </w:tcPr>
           <w:p>
             <w:pPr>
-              <w:pStyle w:val="ListParagraph"/>
+              <w:pStyle w:val="a3"/>
               <w:adjustRightInd w:val="0"/>
               <w:snapToGrid w:val="0"/>
               <w:spacing w:before="60" w:after="60"/>
@@ -3789,7 +4028,7 @@
           </w:tcPr>
           <w:p>
             <w:pPr>
-              <w:pStyle w:val="ListParagraph"/>
+              <w:pStyle w:val="a3"/>
               <w:adjustRightInd w:val="0"/>
               <w:snapToGrid w:val="0"/>
               <w:spacing w:before="60" w:after="60"/>
@@ -3801,6 +4040,14 @@
                 <w:lang w:val="en-GB"/>
               </w:rPr>
             </w:pPr>
+            <w:r>
+              <w:rPr>
+                <w:rFonts w:eastAsia="DFKai-SB"/>
+                <w:szCs w:val="26"/>
+                <w:lang w:val="en-GB"/>
+              </w:rPr>
+              <w:t>1</w:t>
+            </w:r>
           </w:p>
         </w:tc>
         <w:tc>
@@ -3810,7 +4057,7 @@
           </w:tcPr>
           <w:p>
             <w:pPr>
-              <w:pStyle w:val="ListParagraph"/>
+              <w:pStyle w:val="a3"/>
               <w:adjustRightInd w:val="0"/>
               <w:snapToGrid w:val="0"/>
               <w:spacing w:before="60" w:after="60"/>
@@ -3833,7 +4080,7 @@
           </w:tcPr>
           <w:p>
             <w:pPr>
-              <w:pStyle w:val="ListParagraph"/>
+              <w:pStyle w:val="a3"/>
               <w:adjustRightInd w:val="0"/>
               <w:snapToGrid w:val="0"/>
               <w:spacing w:before="60" w:after="60"/>
@@ -3845,6 +4092,14 @@
                 <w:lang w:val="en-GB"/>
               </w:rPr>
             </w:pPr>
+            <w:r>
+              <w:rPr>
+                <w:rFonts w:eastAsia="DFKai-SB"/>
+                <w:szCs w:val="26"/>
+                <w:lang w:val="en-GB"/>
+              </w:rPr>
+              <w:t>0</w:t>
+            </w:r>
           </w:p>
         </w:tc>
       </w:tr>
@@ -3882,7 +4137,7 @@
           </w:tcPr>
           <w:p>
             <w:pPr>
-              <w:pStyle w:val="ListParagraph"/>
+              <w:pStyle w:val="a3"/>
               <w:adjustRightInd w:val="0"/>
               <w:snapToGrid w:val="0"/>
               <w:spacing w:before="60" w:after="60"/>
@@ -3904,7 +4159,7 @@
           </w:tcPr>
           <w:p>
             <w:pPr>
-              <w:pStyle w:val="ListParagraph"/>
+              <w:pStyle w:val="a3"/>
               <w:adjustRightInd w:val="0"/>
               <w:snapToGrid w:val="0"/>
               <w:spacing w:before="60" w:after="60"/>
@@ -3916,6 +4171,14 @@
                 <w:lang w:val="en-GB"/>
               </w:rPr>
             </w:pPr>
+            <w:r>
+              <w:rPr>
+                <w:rFonts w:eastAsia="DFKai-SB"/>
+                <w:szCs w:val="26"/>
+                <w:lang w:val="en-GB"/>
+              </w:rPr>
+              <w:t>0</w:t>
+            </w:r>
           </w:p>
         </w:tc>
         <w:tc>
@@ -3924,7 +4187,7 @@
           </w:tcPr>
           <w:p>
             <w:pPr>
-              <w:pStyle w:val="ListParagraph"/>
+              <w:pStyle w:val="a3"/>
               <w:adjustRightInd w:val="0"/>
               <w:snapToGrid w:val="0"/>
               <w:spacing w:before="60" w:after="60"/>
@@ -3946,7 +4209,7 @@
           </w:tcPr>
           <w:p>
             <w:pPr>
-              <w:pStyle w:val="ListParagraph"/>
+              <w:pStyle w:val="a3"/>
               <w:adjustRightInd w:val="0"/>
               <w:snapToGrid w:val="0"/>
               <w:spacing w:before="60" w:after="60"/>
@@ -3958,6 +4221,14 @@
                 <w:lang w:val="en-GB"/>
               </w:rPr>
             </w:pPr>
+            <w:r>
+              <w:rPr>
+                <w:rFonts w:eastAsia="DFKai-SB"/>
+                <w:szCs w:val="26"/>
+                <w:lang w:val="en-GB"/>
+              </w:rPr>
+              <w:t>0</w:t>
+            </w:r>
           </w:p>
         </w:tc>
       </w:tr>
@@ -3997,7 +4268,7 @@
           </w:tcPr>
           <w:p>
             <w:pPr>
-              <w:pStyle w:val="ListParagraph"/>
+              <w:pStyle w:val="a3"/>
               <w:adjustRightInd w:val="0"/>
               <w:snapToGrid w:val="0"/>
               <w:spacing w:before="60" w:after="60"/>
@@ -4021,7 +4292,7 @@
           </w:tcPr>
           <w:p>
             <w:pPr>
-              <w:pStyle w:val="ListParagraph"/>
+              <w:pStyle w:val="a3"/>
               <w:adjustRightInd w:val="0"/>
               <w:snapToGrid w:val="0"/>
               <w:spacing w:before="60" w:after="60"/>
@@ -4033,6 +4304,14 @@
                 <w:lang w:val="en-GB"/>
               </w:rPr>
             </w:pPr>
+            <w:r>
+              <w:rPr>
+                <w:rFonts w:eastAsia="DFKai-SB"/>
+                <w:szCs w:val="26"/>
+                <w:lang w:val="en-GB"/>
+              </w:rPr>
+              <w:t>1</w:t>
+            </w:r>
           </w:p>
         </w:tc>
         <w:tc>
@@ -4042,7 +4321,7 @@
           </w:tcPr>
           <w:p>
             <w:pPr>
-              <w:pStyle w:val="ListParagraph"/>
+              <w:pStyle w:val="a3"/>
               <w:adjustRightInd w:val="0"/>
               <w:snapToGrid w:val="0"/>
               <w:spacing w:before="60" w:after="60"/>
@@ -4065,7 +4344,7 @@
           </w:tcPr>
           <w:p>
             <w:pPr>
-              <w:pStyle w:val="ListParagraph"/>
+              <w:pStyle w:val="a3"/>
               <w:adjustRightInd w:val="0"/>
               <w:snapToGrid w:val="0"/>
               <w:spacing w:before="60" w:after="60"/>
@@ -4077,6 +4356,14 @@
                 <w:lang w:val="en-GB"/>
               </w:rPr>
             </w:pPr>
+            <w:r>
+              <w:rPr>
+                <w:rFonts w:eastAsia="DFKai-SB"/>
+                <w:szCs w:val="26"/>
+                <w:lang w:val="en-GB"/>
+              </w:rPr>
+              <w:t>0</w:t>
+            </w:r>
           </w:p>
         </w:tc>
       </w:tr>
@@ -4122,7 +4409,7 @@
           </w:tcPr>
           <w:p>
             <w:pPr>
-              <w:pStyle w:val="ListParagraph"/>
+              <w:pStyle w:val="a3"/>
               <w:adjustRightInd w:val="0"/>
               <w:snapToGrid w:val="0"/>
               <w:spacing w:before="60" w:after="60"/>
@@ -4146,7 +4433,7 @@
           </w:tcPr>
           <w:p>
             <w:pPr>
-              <w:pStyle w:val="ListParagraph"/>
+              <w:pStyle w:val="a3"/>
               <w:adjustRightInd w:val="0"/>
               <w:snapToGrid w:val="0"/>
               <w:spacing w:before="60" w:after="60"/>
@@ -4166,7 +4453,7 @@
           </w:tcPr>
           <w:p>
             <w:pPr>
-              <w:pStyle w:val="ListParagraph"/>
+              <w:pStyle w:val="a3"/>
               <w:adjustRightInd w:val="0"/>
               <w:snapToGrid w:val="0"/>
               <w:spacing w:before="60" w:after="60"/>
@@ -4189,7 +4476,7 @@
           </w:tcPr>
           <w:p>
             <w:pPr>
-              <w:pStyle w:val="ListParagraph"/>
+              <w:pStyle w:val="a3"/>
               <w:adjustRightInd w:val="0"/>
               <w:snapToGrid w:val="0"/>
               <w:spacing w:before="60" w:after="60"/>
@@ -4211,7 +4498,7 @@
           </w:tcPr>
           <w:p>
             <w:pPr>
-              <w:pStyle w:val="ListParagraph"/>
+              <w:pStyle w:val="a3"/>
               <w:adjustRightInd w:val="0"/>
               <w:snapToGrid w:val="0"/>
               <w:spacing w:before="60" w:after="60"/>
@@ -4227,6 +4514,7 @@
                 <w:i/>
                 <w:sz w:val="24"/>
               </w:rPr>
+              <w:lastRenderedPageBreak/>
               <w:t>(in Chinese)</w:t>
             </w:r>
           </w:p>
@@ -4241,7 +4529,7 @@
           </w:tcPr>
           <w:p>
             <w:pPr>
-              <w:pStyle w:val="ListParagraph"/>
+              <w:pStyle w:val="a3"/>
               <w:adjustRightInd w:val="0"/>
               <w:snapToGrid w:val="0"/>
               <w:spacing w:before="60" w:after="60"/>
@@ -4260,7 +4548,7 @@
           </w:tcPr>
           <w:p>
             <w:pPr>
-              <w:pStyle w:val="ListParagraph"/>
+              <w:pStyle w:val="a3"/>
               <w:adjustRightInd w:val="0"/>
               <w:snapToGrid w:val="0"/>
               <w:spacing w:before="60" w:after="60"/>
@@ -4284,7 +4572,7 @@
           </w:tcPr>
           <w:p>
             <w:pPr>
-              <w:pStyle w:val="ListParagraph"/>
+              <w:pStyle w:val="a3"/>
               <w:adjustRightInd w:val="0"/>
               <w:snapToGrid w:val="0"/>
               <w:spacing w:before="60" w:after="60"/>
@@ -4303,7 +4591,7 @@
           </w:tcPr>
           <w:p>
             <w:pPr>
-              <w:pStyle w:val="ListParagraph"/>
+              <w:pStyle w:val="a3"/>
               <w:adjustRightInd w:val="0"/>
               <w:snapToGrid w:val="0"/>
               <w:spacing w:before="60" w:after="60"/>
@@ -4326,7 +4614,7 @@
           </w:tcPr>
           <w:p>
             <w:pPr>
-              <w:pStyle w:val="ListParagraph"/>
+              <w:pStyle w:val="a3"/>
               <w:adjustRightInd w:val="0"/>
               <w:snapToGrid w:val="0"/>
               <w:spacing w:before="60" w:after="60"/>
@@ -4347,7 +4635,7 @@
           </w:tcPr>
           <w:p>
             <w:pPr>
-              <w:pStyle w:val="ListParagraph"/>
+              <w:pStyle w:val="a3"/>
               <w:adjustRightInd w:val="0"/>
               <w:snapToGrid w:val="0"/>
               <w:spacing w:before="60" w:after="60"/>
@@ -4376,7 +4664,7 @@
           </w:tcPr>
           <w:p>
             <w:pPr>
-              <w:pStyle w:val="ListParagraph"/>
+              <w:pStyle w:val="a3"/>
               <w:adjustRightInd w:val="0"/>
               <w:snapToGrid w:val="0"/>
               <w:spacing w:before="60" w:after="60"/>
@@ -4395,7 +4683,7 @@
           </w:tcPr>
           <w:p>
             <w:pPr>
-              <w:pStyle w:val="ListParagraph"/>
+              <w:pStyle w:val="a3"/>
               <w:adjustRightInd w:val="0"/>
               <w:snapToGrid w:val="0"/>
               <w:spacing w:before="60" w:after="60"/>
@@ -4423,7 +4711,7 @@
           </w:tcPr>
           <w:p>
             <w:pPr>
-              <w:pStyle w:val="ListParagraph"/>
+              <w:pStyle w:val="a3"/>
               <w:adjustRightInd w:val="0"/>
               <w:snapToGrid w:val="0"/>
               <w:spacing w:before="60" w:after="60"/>
@@ -4447,7 +4735,7 @@
           </w:tcPr>
           <w:p>
             <w:pPr>
-              <w:pStyle w:val="ListParagraph"/>
+              <w:pStyle w:val="a3"/>
               <w:adjustRightInd w:val="0"/>
               <w:snapToGrid w:val="0"/>
               <w:spacing w:before="60" w:after="60"/>
@@ -4466,7 +4754,7 @@
           </w:tcPr>
           <w:p>
             <w:pPr>
-              <w:pStyle w:val="ListParagraph"/>
+              <w:pStyle w:val="a3"/>
               <w:adjustRightInd w:val="0"/>
               <w:snapToGrid w:val="0"/>
               <w:spacing w:before="60" w:after="60"/>
@@ -4489,7 +4777,7 @@
           </w:tcPr>
           <w:p>
             <w:pPr>
-              <w:pStyle w:val="ListParagraph"/>
+              <w:pStyle w:val="a3"/>
               <w:adjustRightInd w:val="0"/>
               <w:snapToGrid w:val="0"/>
               <w:spacing w:before="60" w:after="60"/>
@@ -4506,7 +4794,7 @@
     </w:tbl>
     <w:p>
       <w:pPr>
-        <w:pStyle w:val="ListParagraph"/>
+        <w:pStyle w:val="a3"/>
         <w:tabs>
           <w:tab w:val="left" w:pos="1080"/>
         </w:tabs>
@@ -4515,23 +4803,22 @@
         <w:spacing w:before="240" w:after="240"/>
         <w:ind w:leftChars="0" w:left="1629" w:hanging="1082"/>
         <w:rPr>
-          <w:rFonts w:eastAsia="SimSun"/>
+          <w:rFonts w:eastAsia="宋体"/>
           <w:szCs w:val="26"/>
           <w:lang w:val="en-GB" w:eastAsia="zh-CN"/>
         </w:rPr>
       </w:pPr>
       <w:r>
         <w:rPr>
-          <w:rFonts w:eastAsia="SimSun"/>
+          <w:rFonts w:eastAsia="宋体"/>
           <w:szCs w:val="26"/>
           <w:lang w:val="en-GB" w:eastAsia="zh-CN"/>
         </w:rPr>
-        <w:lastRenderedPageBreak/>
         <w:t>(b)</w:t>
       </w:r>
       <w:r>
         <w:rPr>
-          <w:rFonts w:eastAsia="SimSun"/>
+          <w:rFonts w:eastAsia="宋体"/>
           <w:szCs w:val="26"/>
           <w:lang w:val="en-GB" w:eastAsia="zh-CN"/>
         </w:rPr>
@@ -4540,7 +4827,7 @@
       </w:r>
       <w:r>
         <w:rPr>
-          <w:rFonts w:eastAsia="SimSun"/>
+          <w:rFonts w:eastAsia="宋体"/>
           <w:szCs w:val="26"/>
           <w:lang w:val="en-GB" w:eastAsia="zh-CN"/>
         </w:rPr>
@@ -4548,7 +4835,7 @@
       </w:r>
       <w:r>
         <w:rPr>
-          <w:rFonts w:eastAsia="SimSun"/>
+          <w:rFonts w:eastAsia="宋体"/>
           <w:szCs w:val="26"/>
           <w:lang w:val="en-GB" w:eastAsia="zh-CN"/>
         </w:rPr>
@@ -4556,31 +4843,41 @@
       </w:r>
       <w:r>
         <w:rPr>
-          <w:rFonts w:eastAsia="SimSun"/>
+          <w:rFonts w:eastAsia="宋体"/>
           <w:szCs w:val="26"/>
           <w:lang w:val="en-GB" w:eastAsia="zh-CN"/>
         </w:rPr>
         <w:t xml:space="preserve">arising from </w:t>
       </w:r>
-      <w:r>
-        <w:rPr>
-          <w:rFonts w:eastAsia="SimSun"/>
+      <w:proofErr w:type="gramStart"/>
+      <w:r>
+        <w:rPr>
+          <w:rFonts w:eastAsia="宋体"/>
           <w:szCs w:val="26"/>
           <w:lang w:val="en-GB" w:eastAsia="zh-CN"/>
         </w:rPr>
-        <w:t>previously-funded ITF projects</w:t>
-      </w:r>
-      <w:r>
-        <w:rPr>
-          <w:rFonts w:eastAsia="SimSun"/>
+        <w:t>previously-funded</w:t>
+      </w:r>
+      <w:proofErr w:type="gramEnd"/>
+      <w:r>
+        <w:rPr>
+          <w:rFonts w:eastAsia="宋体"/>
           <w:szCs w:val="26"/>
           <w:lang w:val="en-GB" w:eastAsia="zh-CN"/>
         </w:rPr>
+        <w:t xml:space="preserve"> ITF projects</w:t>
+      </w:r>
+      <w:r>
+        <w:rPr>
+          <w:rFonts w:eastAsia="宋体"/>
+          <w:szCs w:val="26"/>
+          <w:lang w:val="en-GB" w:eastAsia="zh-CN"/>
+        </w:rPr>
         <w:t>, p</w:t>
       </w:r>
       <w:r>
         <w:rPr>
-          <w:rFonts w:eastAsia="SimSun" w:hint="eastAsia"/>
+          <w:rFonts w:eastAsia="宋体" w:hint="eastAsia"/>
           <w:szCs w:val="26"/>
           <w:lang w:val="en-GB" w:eastAsia="zh-CN"/>
         </w:rPr>
@@ -4588,7 +4885,7 @@
       </w:r>
       <w:r>
         <w:rPr>
-          <w:rFonts w:eastAsia="SimSun"/>
+          <w:rFonts w:eastAsia="宋体"/>
           <w:szCs w:val="26"/>
           <w:lang w:val="en-GB" w:eastAsia="zh-CN"/>
         </w:rPr>
@@ -4627,14 +4924,14 @@
               <w:spacing w:before="60" w:after="60" w:line="280" w:lineRule="exact"/>
               <w:jc w:val="center"/>
               <w:rPr>
-                <w:rFonts w:eastAsia="SimSun"/>
+                <w:rFonts w:eastAsia="宋体"/>
                 <w:sz w:val="24"/>
                 <w:lang w:val="en-GB" w:eastAsia="zh-CN"/>
               </w:rPr>
             </w:pPr>
             <w:r>
               <w:rPr>
-                <w:rFonts w:eastAsia="SimSun"/>
+                <w:rFonts w:eastAsia="宋体"/>
                 <w:sz w:val="24"/>
                 <w:lang w:val="en-GB" w:eastAsia="zh-CN"/>
               </w:rPr>
@@ -4642,12 +4939,30 @@
             </w:r>
             <w:r>
               <w:rPr>
-                <w:rFonts w:eastAsia="SimSun"/>
+                <w:rFonts w:eastAsia="宋体"/>
                 <w:sz w:val="24"/>
                 <w:lang w:val="en-GB" w:eastAsia="zh-CN"/>
               </w:rPr>
               <w:br/>
-              <w:t>the Previously-funded ITF Project</w:t>
+              <w:t xml:space="preserve">the </w:t>
+            </w:r>
+            <w:proofErr w:type="gramStart"/>
+            <w:r>
+              <w:rPr>
+                <w:rFonts w:eastAsia="宋体"/>
+                <w:sz w:val="24"/>
+                <w:lang w:val="en-GB" w:eastAsia="zh-CN"/>
+              </w:rPr>
+              <w:t>Previously-funded</w:t>
+            </w:r>
+            <w:proofErr w:type="gramEnd"/>
+            <w:r>
+              <w:rPr>
+                <w:rFonts w:eastAsia="宋体"/>
+                <w:sz w:val="24"/>
+                <w:lang w:val="en-GB" w:eastAsia="zh-CN"/>
+              </w:rPr>
+              <w:t xml:space="preserve"> ITF Project</w:t>
             </w:r>
           </w:p>
         </w:tc>
@@ -4669,7 +4984,7 @@
             </w:pPr>
             <w:r>
               <w:rPr>
-                <w:rFonts w:eastAsia="SimSun"/>
+                <w:rFonts w:eastAsia="宋体"/>
                 <w:sz w:val="24"/>
                 <w:lang w:val="en-GB" w:eastAsia="zh-CN"/>
               </w:rPr>
@@ -4677,12 +4992,48 @@
             </w:r>
             <w:r>
               <w:rPr>
-                <w:rFonts w:eastAsia="SimSun"/>
+                <w:rFonts w:eastAsia="宋体"/>
                 <w:sz w:val="24"/>
                 <w:lang w:val="en-GB" w:eastAsia="zh-CN"/>
               </w:rPr>
               <w:br/>
-              <w:t>(dd/mm/yyyy - dd/mm/yyyy)</w:t>
+              <w:t>(dd/mm/</w:t>
+            </w:r>
+            <w:proofErr w:type="spellStart"/>
+            <w:r>
+              <w:rPr>
+                <w:rFonts w:eastAsia="宋体"/>
+                <w:sz w:val="24"/>
+                <w:lang w:val="en-GB" w:eastAsia="zh-CN"/>
+              </w:rPr>
+              <w:t>yyyy</w:t>
+            </w:r>
+            <w:proofErr w:type="spellEnd"/>
+            <w:r>
+              <w:rPr>
+                <w:rFonts w:eastAsia="宋体"/>
+                <w:sz w:val="24"/>
+                <w:lang w:val="en-GB" w:eastAsia="zh-CN"/>
+              </w:rPr>
+              <w:t xml:space="preserve"> - dd/mm/</w:t>
+            </w:r>
+            <w:proofErr w:type="spellStart"/>
+            <w:r>
+              <w:rPr>
+                <w:rFonts w:eastAsia="宋体"/>
+                <w:sz w:val="24"/>
+                <w:lang w:val="en-GB" w:eastAsia="zh-CN"/>
+              </w:rPr>
+              <w:t>yyyy</w:t>
+            </w:r>
+            <w:proofErr w:type="spellEnd"/>
+            <w:r>
+              <w:rPr>
+                <w:rFonts w:eastAsia="宋体"/>
+                <w:sz w:val="24"/>
+                <w:lang w:val="en-GB" w:eastAsia="zh-CN"/>
+              </w:rPr>
+              <w:t>)</w:t>
             </w:r>
           </w:p>
         </w:tc>
@@ -4704,7 +5055,7 @@
             </w:pPr>
             <w:r>
               <w:rPr>
-                <w:rFonts w:eastAsia="SimSun"/>
+                <w:rFonts w:eastAsia="宋体"/>
                 <w:sz w:val="24"/>
                 <w:lang w:val="en-GB" w:eastAsia="zh-CN"/>
               </w:rPr>
@@ -4712,7 +5063,7 @@
             </w:r>
             <w:r>
               <w:rPr>
-                <w:rFonts w:eastAsia="SimSun"/>
+                <w:rFonts w:eastAsia="宋体"/>
                 <w:sz w:val="24"/>
                 <w:lang w:val="en-GB" w:eastAsia="zh-CN"/>
               </w:rPr>
@@ -4733,7 +5084,7 @@
               <w:spacing w:before="60" w:after="60"/>
               <w:ind w:left="360" w:hanging="360"/>
               <w:rPr>
-                <w:rFonts w:eastAsia="SimSun"/>
+                <w:rFonts w:eastAsia="宋体"/>
                 <w:sz w:val="24"/>
                 <w:lang w:val="en-GB" w:eastAsia="zh-CN"/>
               </w:rPr>
@@ -4878,14 +5229,14 @@
               <w:spacing w:before="60" w:after="60"/>
               <w:ind w:left="360" w:hanging="360"/>
               <w:rPr>
-                <w:rFonts w:eastAsia="SimSun"/>
+                <w:rFonts w:eastAsia="宋体"/>
                 <w:sz w:val="24"/>
                 <w:lang w:val="en-GB" w:eastAsia="zh-CN"/>
               </w:rPr>
             </w:pPr>
             <w:r>
               <w:rPr>
-                <w:rFonts w:eastAsia="SimSun"/>
+                <w:rFonts w:eastAsia="宋体"/>
                 <w:sz w:val="24"/>
                 <w:lang w:val="en-GB" w:eastAsia="zh-CN"/>
               </w:rPr>
@@ -4893,7 +5244,7 @@
             </w:r>
             <w:r>
               <w:rPr>
-                <w:rFonts w:eastAsia="SimSun"/>
+                <w:rFonts w:eastAsia="宋体"/>
                 <w:sz w:val="24"/>
                 <w:lang w:val="en-GB" w:eastAsia="zh-CN"/>
               </w:rPr>
@@ -5012,7 +5363,7 @@
           </w:rPr>
           <w:id w:val="1306357261"/>
           <w14:checkbox>
-            <w14:checked w14:val="0"/>
+            <w14:checked w14:val="1"/>
             <w14:checkedState w14:val="2612" w14:font="MS Gothic"/>
             <w14:uncheckedState w14:val="2610" w14:font="MS Gothic"/>
           </w14:checkbox>
@@ -5022,7 +5373,7 @@
             <w:rPr>
               <w:rFonts w:ascii="MS Gothic" w:eastAsia="MS Gothic" w:hAnsi="MS Gothic" w:hint="eastAsia"/>
             </w:rPr>
-            <w:t>☐</w:t>
+            <w:t>☒</w:t>
           </w:r>
         </w:sdtContent>
       </w:sdt>
@@ -5099,7 +5450,7 @@
       </w:r>
       <w:r>
         <w:rPr>
-          <w:rFonts w:eastAsia="SimSun"/>
+          <w:rFonts w:eastAsia="宋体"/>
           <w:szCs w:val="26"/>
           <w:lang w:val="en-GB" w:eastAsia="zh-CN"/>
         </w:rPr>
@@ -5116,7 +5467,7 @@
     </w:p>
     <w:p>
       <w:pPr>
-        <w:pStyle w:val="ListParagraph"/>
+        <w:pStyle w:val="a3"/>
         <w:adjustRightInd w:val="0"/>
         <w:snapToGrid w:val="0"/>
         <w:ind w:leftChars="0" w:left="1080"/>
@@ -5156,6 +5507,12 @@
         <w:rPr>
           <w:lang w:val="en-GB"/>
         </w:rPr>
+        <w:t xml:space="preserve">g </w:t>
+      </w:r>
+      <w:r>
+        <w:rPr>
+          <w:lang w:val="en-GB"/>
+        </w:rPr>
         <w:t xml:space="preserve">the </w:t>
       </w:r>
       <w:r>
@@ -5185,7 +5542,7 @@
     </w:p>
     <w:p>
       <w:pPr>
-        <w:pStyle w:val="ListParagraph"/>
+        <w:pStyle w:val="a3"/>
         <w:adjustRightInd w:val="0"/>
         <w:snapToGrid w:val="0"/>
         <w:ind w:leftChars="0" w:left="1080"/>
@@ -5334,6 +5691,78 @@
                 <w:sz w:val="24"/>
               </w:rPr>
             </w:pPr>
+            <w:r>
+              <w:rPr>
+                <w:rFonts w:hint="eastAsia"/>
+                <w:i/>
+                <w:sz w:val="24"/>
+              </w:rPr>
+              <w:t>第八屆中國（上海）國際發明創新展覽會（</w:t>
+            </w:r>
+            <w:r>
+              <w:rPr>
+                <w:rFonts w:hint="eastAsia"/>
+                <w:i/>
+                <w:sz w:val="24"/>
+              </w:rPr>
+              <w:t>2025</w:t>
+            </w:r>
+            <w:r>
+              <w:rPr>
+                <w:rFonts w:hint="eastAsia"/>
+                <w:i/>
+                <w:sz w:val="24"/>
+              </w:rPr>
+              <w:t>年</w:t>
+            </w:r>
+            <w:r>
+              <w:rPr>
+                <w:rFonts w:hint="eastAsia"/>
+                <w:i/>
+                <w:sz w:val="24"/>
+              </w:rPr>
+              <w:t>6</w:t>
+            </w:r>
+            <w:r>
+              <w:rPr>
+                <w:rFonts w:hint="eastAsia"/>
+                <w:i/>
+                <w:sz w:val="24"/>
+              </w:rPr>
+              <w:t>月</w:t>
+            </w:r>
+            <w:r>
+              <w:rPr>
+                <w:rFonts w:hint="eastAsia"/>
+                <w:i/>
+                <w:sz w:val="24"/>
+              </w:rPr>
+              <w:t>11</w:t>
+            </w:r>
+            <w:r>
+              <w:rPr>
+                <w:rFonts w:hint="eastAsia"/>
+                <w:i/>
+                <w:sz w:val="24"/>
+              </w:rPr>
+              <w:t>日至</w:t>
+            </w:r>
+            <w:r>
+              <w:rPr>
+                <w:rFonts w:hint="eastAsia"/>
+                <w:i/>
+                <w:sz w:val="24"/>
+              </w:rPr>
+              <w:t>13</w:t>
+            </w:r>
+            <w:r>
+              <w:rPr>
+                <w:rFonts w:hint="eastAsia"/>
+                <w:i/>
+                <w:sz w:val="24"/>
+              </w:rPr>
+              <w:t>日）榮獲銅獎。</w:t>
+            </w:r>
           </w:p>
           <w:p>
             <w:pPr>
@@ -5448,6 +5877,15 @@
                 <w:sz w:val="24"/>
               </w:rPr>
             </w:pPr>
+            <w:r>
+              <w:rPr>
+                <w:b/>
+              </w:rPr>
+              <w:t>Bronze Medal at the 8th China (Shanghai) International Invention and Innovation Exhibition</w:t>
+            </w:r>
+            <w:r>
+              <w:t xml:space="preserve"> (11–13 June 2025)</w:t>
+            </w:r>
           </w:p>
           <w:p>
             <w:pPr>
@@ -5759,7 +6197,6 @@
           <w:szCs w:val="26"/>
           <w:lang w:val="en-GB"/>
         </w:rPr>
-        <w:lastRenderedPageBreak/>
         <w:t>Please provide details/experience of successful commercialisation</w:t>
       </w:r>
       <w:r>
@@ -5922,6 +6359,198 @@
                 <w:sz w:val="24"/>
               </w:rPr>
             </w:pPr>
+            <w:r>
+              <w:rPr>
+                <w:rFonts w:hint="eastAsia"/>
+                <w:i/>
+                <w:sz w:val="24"/>
+              </w:rPr>
+              <w:t>2025</w:t>
+            </w:r>
+            <w:r>
+              <w:rPr>
+                <w:rFonts w:hint="eastAsia"/>
+                <w:i/>
+                <w:sz w:val="24"/>
+              </w:rPr>
+              <w:t>–</w:t>
+            </w:r>
+            <w:r>
+              <w:rPr>
+                <w:rFonts w:hint="eastAsia"/>
+                <w:i/>
+                <w:sz w:val="24"/>
+              </w:rPr>
+              <w:t>26</w:t>
+            </w:r>
+            <w:r>
+              <w:rPr>
+                <w:rFonts w:hint="eastAsia"/>
+                <w:i/>
+                <w:sz w:val="24"/>
+              </w:rPr>
+              <w:t>年度，本公司將研發成果整合為</w:t>
+            </w:r>
+            <w:proofErr w:type="spellStart"/>
+            <w:r>
+              <w:rPr>
+                <w:rFonts w:hint="eastAsia"/>
+                <w:i/>
+                <w:sz w:val="24"/>
+              </w:rPr>
+              <w:t>TadReamk</w:t>
+            </w:r>
+            <w:proofErr w:type="spellEnd"/>
+            <w:r>
+              <w:rPr>
+                <w:rFonts w:hint="eastAsia"/>
+                <w:i/>
+                <w:sz w:val="24"/>
+              </w:rPr>
+              <w:t>軟件套件，並於</w:t>
+            </w:r>
+            <w:r>
+              <w:rPr>
+                <w:rFonts w:hint="eastAsia"/>
+                <w:i/>
+                <w:sz w:val="24"/>
+              </w:rPr>
+              <w:t>2025</w:t>
+            </w:r>
+            <w:r>
+              <w:rPr>
+                <w:rFonts w:hint="eastAsia"/>
+                <w:i/>
+                <w:sz w:val="24"/>
+              </w:rPr>
+              <w:t>年</w:t>
+            </w:r>
+            <w:r>
+              <w:rPr>
+                <w:rFonts w:hint="eastAsia"/>
+                <w:i/>
+                <w:sz w:val="24"/>
+              </w:rPr>
+              <w:t>10</w:t>
+            </w:r>
+            <w:r>
+              <w:rPr>
+                <w:rFonts w:hint="eastAsia"/>
+                <w:i/>
+                <w:sz w:val="24"/>
+              </w:rPr>
+              <w:t>月完成首批商業化：向兩位客戶各以人民幣</w:t>
+            </w:r>
+            <w:r>
+              <w:rPr>
+                <w:rFonts w:hint="eastAsia"/>
+                <w:i/>
+                <w:sz w:val="24"/>
+              </w:rPr>
+              <w:t>2,000</w:t>
+            </w:r>
+            <w:r>
+              <w:rPr>
+                <w:rFonts w:hint="eastAsia"/>
+                <w:i/>
+                <w:sz w:val="24"/>
+              </w:rPr>
+              <w:t>售出套件授權，涵蓋</w:t>
+            </w:r>
+            <w:proofErr w:type="spellStart"/>
+            <w:r>
+              <w:rPr>
+                <w:rFonts w:hint="eastAsia"/>
+                <w:i/>
+                <w:sz w:val="24"/>
+              </w:rPr>
+              <w:t>TadReamk</w:t>
+            </w:r>
+            <w:proofErr w:type="spellEnd"/>
+            <w:r>
+              <w:rPr>
+                <w:rFonts w:hint="eastAsia"/>
+                <w:i/>
+                <w:sz w:val="24"/>
+              </w:rPr>
+              <w:t xml:space="preserve"> Lace</w:t>
+            </w:r>
+            <w:r>
+              <w:rPr>
+                <w:rFonts w:hint="eastAsia"/>
+                <w:i/>
+                <w:sz w:val="24"/>
+              </w:rPr>
+              <w:t>、</w:t>
+            </w:r>
+            <w:proofErr w:type="spellStart"/>
+            <w:r>
+              <w:rPr>
+                <w:rFonts w:hint="eastAsia"/>
+                <w:i/>
+                <w:sz w:val="24"/>
+              </w:rPr>
+              <w:t>TadReamk</w:t>
+            </w:r>
+            <w:proofErr w:type="spellEnd"/>
+            <w:r>
+              <w:rPr>
+                <w:rFonts w:hint="eastAsia"/>
+                <w:i/>
+                <w:sz w:val="24"/>
+              </w:rPr>
+              <w:t xml:space="preserve"> Eye (TE)</w:t>
+            </w:r>
+            <w:r>
+              <w:rPr>
+                <w:rFonts w:hint="eastAsia"/>
+                <w:i/>
+                <w:sz w:val="24"/>
+              </w:rPr>
+              <w:t>及</w:t>
+            </w:r>
+            <w:proofErr w:type="spellStart"/>
+            <w:r>
+              <w:rPr>
+                <w:rFonts w:hint="eastAsia"/>
+                <w:i/>
+                <w:sz w:val="24"/>
+              </w:rPr>
+              <w:t>TadReamk</w:t>
+            </w:r>
+            <w:proofErr w:type="spellEnd"/>
+            <w:r>
+              <w:rPr>
+                <w:rFonts w:hint="eastAsia"/>
+                <w:i/>
+                <w:sz w:val="24"/>
+              </w:rPr>
+              <w:t xml:space="preserve"> Create (TC)</w:t>
+            </w:r>
+            <w:r>
+              <w:rPr>
+                <w:rFonts w:hint="eastAsia"/>
+                <w:i/>
+                <w:sz w:val="24"/>
+              </w:rPr>
+              <w:t>，驗證了以商標</w:t>
+            </w:r>
+            <w:r>
+              <w:rPr>
+                <w:rFonts w:hint="eastAsia"/>
+                <w:i/>
+                <w:sz w:val="24"/>
+              </w:rPr>
+              <w:t>AI</w:t>
+            </w:r>
+            <w:r>
+              <w:rPr>
+                <w:rFonts w:hint="eastAsia"/>
+                <w:i/>
+                <w:sz w:val="24"/>
+              </w:rPr>
+              <w:t>為核心的整合式工作流具市場價值。</w:t>
+            </w:r>
           </w:p>
           <w:p>
             <w:pPr>
@@ -5930,10 +6559,51 @@
               <w:adjustRightInd w:val="0"/>
               <w:snapToGrid w:val="0"/>
               <w:rPr>
+                <w:rFonts w:hint="eastAsia"/>
                 <w:i/>
                 <w:sz w:val="24"/>
               </w:rPr>
             </w:pPr>
+            <w:r>
+              <w:rPr>
+                <w:rFonts w:hint="eastAsia"/>
+                <w:i/>
+                <w:sz w:val="24"/>
+              </w:rPr>
+              <w:t>本公司亦已推出「</w:t>
+            </w:r>
+            <w:r>
+              <w:rPr>
+                <w:rFonts w:hint="eastAsia"/>
+                <w:i/>
+                <w:sz w:val="24"/>
+              </w:rPr>
+              <w:t>Rachel</w:t>
+            </w:r>
+            <w:r>
+              <w:rPr>
+                <w:rFonts w:hint="eastAsia"/>
+                <w:i/>
+                <w:sz w:val="24"/>
+              </w:rPr>
+              <w:t>」聊天機器人，透過對話界面向用戶提供商標</w:t>
+            </w:r>
+            <w:r>
+              <w:rPr>
+                <w:rFonts w:hint="eastAsia"/>
+                <w:i/>
+                <w:sz w:val="24"/>
+              </w:rPr>
+              <w:t>AI</w:t>
+            </w:r>
+            <w:r>
+              <w:rPr>
+                <w:rFonts w:hint="eastAsia"/>
+                <w:i/>
+                <w:sz w:val="24"/>
+              </w:rPr>
+              <w:t>技術服務，降低使用門檻，方便企業及創新者查詢、理解並運用相關功能。</w:t>
+            </w:r>
           </w:p>
           <w:p>
             <w:pPr>
@@ -5942,10 +6612,137 @@
               <w:adjustRightInd w:val="0"/>
               <w:snapToGrid w:val="0"/>
               <w:rPr>
+                <w:rFonts w:hint="eastAsia"/>
                 <w:i/>
                 <w:sz w:val="24"/>
               </w:rPr>
             </w:pPr>
+            <w:r>
+              <w:rPr>
+                <w:rFonts w:hint="eastAsia"/>
+                <w:i/>
+                <w:sz w:val="24"/>
+              </w:rPr>
+              <w:t>在與香港浸會大學理學院的合作中，</w:t>
+            </w:r>
+            <w:r>
+              <w:rPr>
+                <w:rFonts w:hint="eastAsia"/>
+                <w:i/>
+                <w:sz w:val="24"/>
+              </w:rPr>
+              <w:t>TC</w:t>
+            </w:r>
+            <w:r>
+              <w:rPr>
+                <w:rFonts w:hint="eastAsia"/>
+                <w:i/>
+                <w:sz w:val="24"/>
+              </w:rPr>
+              <w:t>為正在進行的學院標誌設計比賽提供</w:t>
+            </w:r>
+            <w:r>
+              <w:rPr>
+                <w:rFonts w:hint="eastAsia"/>
+                <w:i/>
+                <w:sz w:val="24"/>
+              </w:rPr>
+              <w:t>AI</w:t>
+            </w:r>
+            <w:r>
+              <w:rPr>
+                <w:rFonts w:hint="eastAsia"/>
+                <w:i/>
+                <w:sz w:val="24"/>
+              </w:rPr>
+              <w:t>輔助創作，</w:t>
+            </w:r>
+            <w:r>
+              <w:rPr>
+                <w:rFonts w:hint="eastAsia"/>
+                <w:i/>
+                <w:sz w:val="24"/>
+              </w:rPr>
+              <w:t>TE</w:t>
+            </w:r>
+            <w:r>
+              <w:rPr>
+                <w:rFonts w:hint="eastAsia"/>
+                <w:i/>
+                <w:sz w:val="24"/>
+              </w:rPr>
+              <w:t>則為參賽作品作侵權風險核查；比賽仍在進行中，獲勝方案尚未選出。該合作流程已產品化為</w:t>
+            </w:r>
+            <w:r>
+              <w:rPr>
+                <w:rFonts w:hint="eastAsia"/>
+                <w:i/>
+                <w:sz w:val="24"/>
+              </w:rPr>
+              <w:t>Logo Competition Platform</w:t>
+            </w:r>
+            <w:r>
+              <w:rPr>
+                <w:rFonts w:hint="eastAsia"/>
+                <w:i/>
+                <w:sz w:val="24"/>
+              </w:rPr>
+              <w:t>，可供其他院校及機構採用。</w:t>
+            </w:r>
+          </w:p>
+          <w:p>
+            <w:pPr>
+              <w:widowControl/>
+              <w:overflowPunct w:val="0"/>
+              <w:adjustRightInd w:val="0"/>
+              <w:snapToGrid w:val="0"/>
+              <w:rPr>
+                <w:rFonts w:hint="eastAsia"/>
+                <w:i/>
+                <w:sz w:val="24"/>
+                <w:lang w:eastAsia="zh-CN"/>
+              </w:rPr>
+            </w:pPr>
+            <w:r>
+              <w:rPr>
+                <w:rFonts w:hint="eastAsia"/>
+                <w:i/>
+                <w:sz w:val="24"/>
+              </w:rPr>
+              <w:t>此外，</w:t>
+            </w:r>
+            <w:r>
+              <w:rPr>
+                <w:rFonts w:hint="eastAsia"/>
+                <w:i/>
+                <w:sz w:val="24"/>
+              </w:rPr>
+              <w:t>TE</w:t>
+            </w:r>
+            <w:r>
+              <w:rPr>
+                <w:rFonts w:hint="eastAsia"/>
+                <w:i/>
+                <w:sz w:val="24"/>
+              </w:rPr>
+              <w:t>維持面向中小企及專利律師的免費</w:t>
+            </w:r>
+            <w:r>
+              <w:rPr>
+                <w:rFonts w:hint="eastAsia"/>
+                <w:i/>
+                <w:sz w:val="24"/>
+              </w:rPr>
+              <w:t>/</w:t>
+            </w:r>
+            <w:r>
+              <w:rPr>
+                <w:rFonts w:hint="eastAsia"/>
+                <w:i/>
+                <w:sz w:val="24"/>
+              </w:rPr>
+              <w:t>低門檻使用，協助其在申請前完成相似商標檢索，節省傳統搜尋所需的大量時間與費用，惠及更廣泛的創新及知識產權社群。</w:t>
+            </w:r>
           </w:p>
           <w:p>
             <w:pPr>
@@ -6037,6 +6834,120 @@
                 <w:sz w:val="24"/>
               </w:rPr>
             </w:pPr>
+            <w:r>
+              <w:rPr>
+                <w:rFonts w:hint="eastAsia"/>
+                <w:i/>
+                <w:sz w:val="24"/>
+              </w:rPr>
+              <w:t>During 2025</w:t>
+            </w:r>
+            <w:r>
+              <w:rPr>
+                <w:rFonts w:hint="eastAsia"/>
+                <w:i/>
+                <w:sz w:val="24"/>
+              </w:rPr>
+              <w:t>–</w:t>
+            </w:r>
+            <w:r>
+              <w:rPr>
+                <w:rFonts w:hint="eastAsia"/>
+                <w:i/>
+                <w:sz w:val="24"/>
+              </w:rPr>
+              <w:t xml:space="preserve">26, </w:t>
+            </w:r>
+            <w:proofErr w:type="spellStart"/>
+            <w:r>
+              <w:rPr>
+                <w:rFonts w:hint="eastAsia"/>
+                <w:i/>
+                <w:sz w:val="24"/>
+              </w:rPr>
+              <w:t>TadReamk</w:t>
+            </w:r>
+            <w:proofErr w:type="spellEnd"/>
+            <w:r>
+              <w:rPr>
+                <w:rFonts w:hint="eastAsia"/>
+                <w:i/>
+                <w:sz w:val="24"/>
+              </w:rPr>
+              <w:t xml:space="preserve"> consolidated its R&amp;D deliverables into a unified software suite and achieved its first commercial sales in October 2025: two separate </w:t>
+            </w:r>
+            <w:proofErr w:type="spellStart"/>
+            <w:r>
+              <w:rPr>
+                <w:rFonts w:hint="eastAsia"/>
+                <w:i/>
+                <w:sz w:val="24"/>
+              </w:rPr>
+              <w:t>licence</w:t>
+            </w:r>
+            <w:proofErr w:type="spellEnd"/>
+            <w:r>
+              <w:rPr>
+                <w:rFonts w:hint="eastAsia"/>
+                <w:i/>
+                <w:sz w:val="24"/>
+              </w:rPr>
+              <w:t xml:space="preserve"> agreements at RMB 2,000 each to trial partners, each covering </w:t>
+            </w:r>
+            <w:proofErr w:type="spellStart"/>
+            <w:r>
+              <w:rPr>
+                <w:rFonts w:hint="eastAsia"/>
+                <w:i/>
+                <w:sz w:val="24"/>
+              </w:rPr>
+              <w:t>TadReamk</w:t>
+            </w:r>
+            <w:proofErr w:type="spellEnd"/>
+            <w:r>
+              <w:rPr>
+                <w:rFonts w:hint="eastAsia"/>
+                <w:i/>
+                <w:sz w:val="24"/>
+              </w:rPr>
+              <w:t xml:space="preserve"> Lace, </w:t>
+            </w:r>
+            <w:proofErr w:type="spellStart"/>
+            <w:r>
+              <w:rPr>
+                <w:rFonts w:hint="eastAsia"/>
+                <w:i/>
+                <w:sz w:val="24"/>
+              </w:rPr>
+              <w:t>TadReamk</w:t>
+            </w:r>
+            <w:proofErr w:type="spellEnd"/>
+            <w:r>
+              <w:rPr>
+                <w:rFonts w:hint="eastAsia"/>
+                <w:i/>
+                <w:sz w:val="24"/>
+              </w:rPr>
+              <w:t xml:space="preserve"> Eye (TE) and </w:t>
+            </w:r>
+            <w:proofErr w:type="spellStart"/>
+            <w:r>
+              <w:rPr>
+                <w:rFonts w:hint="eastAsia"/>
+                <w:i/>
+                <w:sz w:val="24"/>
+              </w:rPr>
+              <w:t>TadReamk</w:t>
+            </w:r>
+            <w:proofErr w:type="spellEnd"/>
+            <w:r>
+              <w:rPr>
+                <w:rFonts w:hint="eastAsia"/>
+                <w:i/>
+                <w:sz w:val="24"/>
+              </w:rPr>
+              <w:t xml:space="preserve"> Create (TC). This confirms market willingness to adopt the integrated trademark-AI workflow rather than individual tools alone.</w:t>
+            </w:r>
           </w:p>
           <w:p>
             <w:pPr>
@@ -6045,10 +6956,19 @@
               <w:adjustRightInd w:val="0"/>
               <w:snapToGrid w:val="0"/>
               <w:rPr>
+                <w:rFonts w:hint="eastAsia"/>
                 <w:i/>
                 <w:sz w:val="24"/>
               </w:rPr>
             </w:pPr>
+            <w:r>
+              <w:rPr>
+                <w:rFonts w:hint="eastAsia"/>
+                <w:i/>
+                <w:sz w:val="24"/>
+              </w:rPr>
+              <w:t>The company has also launched "Rachel", a chatbot that exposes the trademark AI technology stack through a conversational interface, lowering the barrier for businesses and innovators to access, understand and use these capabilities.</w:t>
+            </w:r>
           </w:p>
           <w:p>
             <w:pPr>
@@ -6057,10 +6977,95 @@
               <w:adjustRightInd w:val="0"/>
               <w:snapToGrid w:val="0"/>
               <w:rPr>
+                <w:rFonts w:hint="eastAsia"/>
                 <w:i/>
                 <w:sz w:val="24"/>
               </w:rPr>
             </w:pPr>
+            <w:r>
+              <w:rPr>
+                <w:rFonts w:hint="eastAsia"/>
+                <w:i/>
+                <w:sz w:val="24"/>
+              </w:rPr>
+              <w:t xml:space="preserve">In collaboration with the HKBU Science Faculty, TC is powering an ongoing AI-assisted logo design competition while TE screens entries for infringement risk; the competition is in </w:t>
+            </w:r>
+            <w:proofErr w:type="gramStart"/>
+            <w:r>
+              <w:rPr>
+                <w:rFonts w:hint="eastAsia"/>
+                <w:i/>
+                <w:sz w:val="24"/>
+              </w:rPr>
+              <w:t>progress</w:t>
+            </w:r>
+            <w:proofErr w:type="gramEnd"/>
+            <w:r>
+              <w:rPr>
+                <w:rFonts w:hint="eastAsia"/>
+                <w:i/>
+                <w:sz w:val="24"/>
+              </w:rPr>
+              <w:t xml:space="preserve"> and no winning entry has yet been selected. This collaborating-party engagement has been </w:t>
+            </w:r>
+            <w:proofErr w:type="spellStart"/>
+            <w:r>
+              <w:rPr>
+                <w:rFonts w:hint="eastAsia"/>
+                <w:i/>
+                <w:sz w:val="24"/>
+              </w:rPr>
+              <w:t>productised</w:t>
+            </w:r>
+            <w:proofErr w:type="spellEnd"/>
+            <w:r>
+              <w:rPr>
+                <w:rFonts w:hint="eastAsia"/>
+                <w:i/>
+                <w:sz w:val="24"/>
+              </w:rPr>
+              <w:t xml:space="preserve"> as the Logo Competition Platform for reuse by other universities and </w:t>
+            </w:r>
+            <w:proofErr w:type="spellStart"/>
+            <w:r>
+              <w:rPr>
+                <w:rFonts w:hint="eastAsia"/>
+                <w:i/>
+                <w:sz w:val="24"/>
+              </w:rPr>
+              <w:t>organisations</w:t>
+            </w:r>
+            <w:proofErr w:type="spellEnd"/>
+            <w:r>
+              <w:rPr>
+                <w:rFonts w:hint="eastAsia"/>
+                <w:i/>
+                <w:sz w:val="24"/>
+              </w:rPr>
+              <w:t>.</w:t>
+            </w:r>
+          </w:p>
+          <w:p>
+            <w:pPr>
+              <w:widowControl/>
+              <w:overflowPunct w:val="0"/>
+              <w:adjustRightInd w:val="0"/>
+              <w:snapToGrid w:val="0"/>
+              <w:rPr>
+                <w:rFonts w:hint="eastAsia"/>
+                <w:i/>
+                <w:sz w:val="24"/>
+                <w:lang w:eastAsia="zh-CN"/>
+              </w:rPr>
+            </w:pPr>
+            <w:r>
+              <w:rPr>
+                <w:rFonts w:hint="eastAsia"/>
+                <w:i/>
+                <w:sz w:val="24"/>
+              </w:rPr>
+              <w:t>TE's freemium tier continues to benefit SMEs and patent attorneys by enabling affordable pre-filing similarity searches, saving substantial time and cost compared with conventional trademark search processes, thereby extending the community impact of the R&amp;D results beyond paying customers.</w:t>
+            </w:r>
           </w:p>
           <w:p>
             <w:pPr>
@@ -6102,6 +7107,7 @@
           <w:szCs w:val="26"/>
           <w:lang w:val="en-GB"/>
         </w:rPr>
+        <w:lastRenderedPageBreak/>
         <w:t xml:space="preserve">Financial </w:t>
       </w:r>
       <w:r>
@@ -6373,9 +7379,15 @@
               <w:rPr>
                 <w:rFonts w:ascii="CGTimes" w:hAnsi="CGTimes" w:hint="eastAsia"/>
                 <w:sz w:val="24"/>
-                <w:lang w:val="en-GB"/>
-              </w:rPr>
-            </w:pPr>
+              </w:rPr>
+            </w:pPr>
+            <w:r>
+              <w:rPr>
+                <w:rFonts w:ascii="CGTimes" w:hAnsi="CGTimes"/>
+                <w:sz w:val="24"/>
+              </w:rPr>
+              <w:t>4,567.58</w:t>
+            </w:r>
           </w:p>
         </w:tc>
       </w:tr>
@@ -6698,7 +7710,7 @@
           </w:tcPr>
           <w:p>
             <w:pPr>
-              <w:pStyle w:val="ListParagraph"/>
+              <w:pStyle w:val="a3"/>
               <w:widowControl/>
               <w:overflowPunct w:val="0"/>
               <w:adjustRightInd w:val="0"/>
@@ -6734,7 +7746,7 @@
           </w:tcPr>
           <w:p>
             <w:pPr>
-              <w:pStyle w:val="ListParagraph"/>
+              <w:pStyle w:val="a3"/>
               <w:widowControl/>
               <w:overflowPunct w:val="0"/>
               <w:adjustRightInd w:val="0"/>
@@ -6793,7 +7805,7 @@
           </w:tcPr>
           <w:p>
             <w:pPr>
-              <w:pStyle w:val="ListParagraph"/>
+              <w:pStyle w:val="a3"/>
               <w:widowControl/>
               <w:overflowPunct w:val="0"/>
               <w:adjustRightInd w:val="0"/>
@@ -6828,7 +7840,7 @@
           </w:tcPr>
           <w:p>
             <w:pPr>
-              <w:pStyle w:val="ListParagraph"/>
+              <w:pStyle w:val="a3"/>
               <w:widowControl/>
               <w:overflowPunct w:val="0"/>
               <w:adjustRightInd w:val="0"/>
@@ -6856,7 +7868,7 @@
           </w:tcPr>
           <w:p>
             <w:pPr>
-              <w:pStyle w:val="ListParagraph"/>
+              <w:pStyle w:val="a3"/>
               <w:widowControl/>
               <w:overflowPunct w:val="0"/>
               <w:adjustRightInd w:val="0"/>
@@ -6967,9 +7979,15 @@
               <w:rPr>
                 <w:rFonts w:ascii="CGTimes" w:hAnsi="CGTimes" w:hint="eastAsia"/>
                 <w:sz w:val="24"/>
-                <w:lang w:val="en-GB"/>
-              </w:rPr>
-            </w:pPr>
+              </w:rPr>
+            </w:pPr>
+            <w:r>
+              <w:rPr>
+                <w:rFonts w:ascii="CGTimes" w:hAnsi="CGTimes"/>
+                <w:sz w:val="24"/>
+              </w:rPr>
+              <w:t>4,567.58</w:t>
+            </w:r>
           </w:p>
         </w:tc>
       </w:tr>
@@ -7114,7 +8132,7 @@
           </w:rPr>
           <w:id w:val="1705521633"/>
           <w14:checkbox>
-            <w14:checked w14:val="0"/>
+            <w14:checked w14:val="1"/>
             <w14:checkedState w14:val="2612" w14:font="MS Gothic"/>
             <w14:uncheckedState w14:val="2610" w14:font="MS Gothic"/>
           </w14:checkbox>
@@ -7124,7 +8142,7 @@
             <w:rPr>
               <w:rFonts w:ascii="MS Gothic" w:eastAsia="MS Gothic" w:hAnsi="MS Gothic" w:hint="eastAsia"/>
             </w:rPr>
-            <w:t>☐</w:t>
+            <w:t>☒</w:t>
           </w:r>
         </w:sdtContent>
       </w:sdt>
@@ -7209,7 +8227,7 @@
       </w:r>
       <w:r>
         <w:rPr>
-          <w:rFonts w:eastAsia="SimSun"/>
+          <w:rFonts w:eastAsia="宋体"/>
           <w:szCs w:val="26"/>
           <w:lang w:val="en-GB" w:eastAsia="zh-CN"/>
         </w:rPr>
@@ -7226,7 +8244,7 @@
     </w:p>
     <w:p>
       <w:pPr>
-        <w:pStyle w:val="ListParagraph"/>
+        <w:pStyle w:val="a3"/>
         <w:keepNext/>
         <w:widowControl/>
         <w:overflowPunct w:val="0"/>
@@ -7244,7 +8262,6 @@
           <w:szCs w:val="26"/>
           <w:lang w:val="en-GB"/>
         </w:rPr>
-        <w:lastRenderedPageBreak/>
         <w:t xml:space="preserve">If yes, please provide </w:t>
       </w:r>
       <w:r>
@@ -7369,8 +8386,17 @@
                 <w:sz w:val="24"/>
                 <w:lang w:val="en-GB"/>
               </w:rPr>
-              <w:t>Period of the incubation/ acceleration programme (dd/mm/yyyy</w:t>
-            </w:r>
+              <w:t>Period of the incubation/ acceleration programme (dd/mm/</w:t>
+            </w:r>
+            <w:proofErr w:type="spellStart"/>
+            <w:r>
+              <w:rPr>
+                <w:sz w:val="24"/>
+                <w:lang w:val="en-GB"/>
+              </w:rPr>
+              <w:t>yyyy</w:t>
+            </w:r>
+            <w:proofErr w:type="spellEnd"/>
             <w:r>
               <w:rPr>
                 <w:sz w:val="24"/>
@@ -7383,7 +8409,23 @@
                 <w:sz w:val="24"/>
                 <w:lang w:val="en-GB"/>
               </w:rPr>
-              <w:t>- dd/mm/yyyy)</w:t>
+              <w:t>- dd/mm/</w:t>
+            </w:r>
+            <w:proofErr w:type="spellStart"/>
+            <w:r>
+              <w:rPr>
+                <w:sz w:val="24"/>
+                <w:lang w:val="en-GB"/>
+              </w:rPr>
+              <w:t>yyyy</w:t>
+            </w:r>
+            <w:proofErr w:type="spellEnd"/>
+            <w:r>
+              <w:rPr>
+                <w:sz w:val="24"/>
+                <w:lang w:val="en-GB"/>
+              </w:rPr>
+              <w:t>)</w:t>
             </w:r>
           </w:p>
         </w:tc>
@@ -7440,6 +8482,41 @@
                 <w:lang w:val="en-GB"/>
               </w:rPr>
             </w:pPr>
+            <w:r>
+              <w:rPr>
+                <w:sz w:val="24"/>
+                <w:lang w:val="en-GB"/>
+              </w:rPr>
+              <w:t>HKSTP Incubation</w:t>
+            </w:r>
+            <w:r>
+              <w:rPr>
+                <w:sz w:val="24"/>
+                <w:lang w:val="en-GB"/>
+              </w:rPr>
+              <w:t xml:space="preserve"> </w:t>
+            </w:r>
+            <w:r>
+              <w:rPr>
+                <w:sz w:val="24"/>
+                <w:lang w:val="en-GB"/>
+              </w:rPr>
+              <w:t>(Reported in 2023-24 Annex D(ii) –</w:t>
+            </w:r>
+            <w:r>
+              <w:rPr>
+                <w:sz w:val="24"/>
+                <w:lang w:val="en-GB"/>
+              </w:rPr>
+              <w:t xml:space="preserve"> </w:t>
+            </w:r>
+            <w:r>
+              <w:rPr>
+                <w:sz w:val="24"/>
+                <w:lang w:val="en-GB"/>
+              </w:rPr>
+              <w:t>updated amount)</w:t>
+            </w:r>
           </w:p>
         </w:tc>
         <w:tc>
@@ -7453,6 +8530,37 @@
               <w:adjustRightInd w:val="0"/>
               <w:snapToGrid w:val="0"/>
               <w:spacing w:before="60" w:after="60"/>
+              <w:jc w:val="center"/>
+              <w:rPr>
+                <w:sz w:val="24"/>
+              </w:rPr>
+            </w:pPr>
+            <w:r>
+              <w:rPr>
+                <w:sz w:val="24"/>
+              </w:rPr>
+              <w:t>26/7/2023 -</w:t>
+            </w:r>
+            <w:r>
+              <w:rPr>
+                <w:sz w:val="24"/>
+              </w:rPr>
+              <w:t xml:space="preserve"> </w:t>
+            </w:r>
+            <w:r>
+              <w:rPr>
+                <w:sz w:val="24"/>
+              </w:rPr>
+              <w:t>25/7/2026</w:t>
+            </w:r>
+          </w:p>
+          <w:p>
+            <w:pPr>
+              <w:widowControl/>
+              <w:overflowPunct w:val="0"/>
+              <w:adjustRightInd w:val="0"/>
+              <w:snapToGrid w:val="0"/>
+              <w:spacing w:before="60" w:after="60"/>
               <w:ind w:left="720" w:hangingChars="300" w:hanging="720"/>
               <w:jc w:val="center"/>
               <w:rPr>
@@ -7473,13 +8581,17 @@
               <w:adjustRightInd w:val="0"/>
               <w:snapToGrid w:val="0"/>
               <w:spacing w:before="60" w:after="60"/>
-              <w:ind w:left="720" w:hangingChars="300" w:hanging="720"/>
               <w:jc w:val="center"/>
               <w:rPr>
                 <w:sz w:val="24"/>
-                <w:lang w:val="en-GB"/>
-              </w:rPr>
-            </w:pPr>
+              </w:rPr>
+            </w:pPr>
+            <w:r>
+              <w:rPr>
+                <w:sz w:val="24"/>
+              </w:rPr>
+              <w:t>1,290,000 [including $450,000 as HKSTP rental subsidy]</w:t>
+            </w:r>
           </w:p>
         </w:tc>
       </w:tr>
@@ -7727,6 +8839,7 @@
           <w:szCs w:val="26"/>
           <w:lang w:val="en-GB"/>
         </w:rPr>
+        <w:lastRenderedPageBreak/>
         <w:t>(c)</w:t>
       </w:r>
       <w:r>
@@ -8563,7 +9676,6 @@
           <w:szCs w:val="26"/>
           <w:lang w:val="en-GB"/>
         </w:rPr>
-        <w:lastRenderedPageBreak/>
         <w:t>Creation of Jobs/Training Opportunities</w:t>
       </w:r>
     </w:p>
@@ -8727,6 +9839,20 @@
                 <w:lang w:val="en-GB"/>
               </w:rPr>
             </w:pPr>
+            <w:r>
+              <w:rPr>
+                <w:szCs w:val="26"/>
+                <w:lang w:val="en-GB"/>
+              </w:rPr>
+              <w:t>1</w:t>
+            </w:r>
+            <w:r>
+              <w:rPr>
+                <w:szCs w:val="26"/>
+                <w:lang w:val="en-GB"/>
+              </w:rPr>
+              <w:t>8</w:t>
+            </w:r>
           </w:p>
         </w:tc>
       </w:tr>
@@ -8808,6 +9934,13 @@
                 <w:lang w:val="en-GB"/>
               </w:rPr>
             </w:pPr>
+            <w:r>
+              <w:rPr>
+                <w:szCs w:val="26"/>
+                <w:lang w:val="en-GB"/>
+              </w:rPr>
+              <w:t>8</w:t>
+            </w:r>
           </w:p>
         </w:tc>
       </w:tr>
@@ -9052,10 +10185,19 @@
               <w:spacing w:before="60" w:after="60"/>
               <w:jc w:val="center"/>
               <w:rPr>
+                <w:rFonts w:hint="eastAsia"/>
                 <w:szCs w:val="26"/>
-                <w:lang w:val="en-GB"/>
-              </w:rPr>
-            </w:pPr>
+                <w:lang w:val="en-GB" w:eastAsia="zh-CN"/>
+              </w:rPr>
+            </w:pPr>
+            <w:r>
+              <w:rPr>
+                <w:rFonts w:hint="eastAsia"/>
+                <w:szCs w:val="26"/>
+                <w:lang w:val="en-GB" w:eastAsia="zh-CN"/>
+              </w:rPr>
+              <w:t>2</w:t>
+            </w:r>
           </w:p>
         </w:tc>
       </w:tr>
@@ -9262,6 +10404,7 @@
                 <w:szCs w:val="26"/>
                 <w:lang w:val="en-GB"/>
               </w:rPr>
+              <w:lastRenderedPageBreak/>
               <w:t>Total</w:t>
             </w:r>
             <w:r>
@@ -9296,9 +10439,17 @@
               <w:rPr>
                 <w:rFonts w:ascii="CGTimes" w:hAnsi="CGTimes" w:hint="eastAsia"/>
                 <w:szCs w:val="26"/>
-                <w:lang w:val="en-GB"/>
-              </w:rPr>
-            </w:pPr>
+                <w:lang w:val="en-GB" w:eastAsia="zh-CN"/>
+              </w:rPr>
+            </w:pPr>
+            <w:r>
+              <w:rPr>
+                <w:rFonts w:ascii="CGTimes" w:hAnsi="CGTimes" w:hint="eastAsia"/>
+                <w:szCs w:val="26"/>
+                <w:lang w:val="en-GB" w:eastAsia="zh-CN"/>
+              </w:rPr>
+              <w:t>2</w:t>
+            </w:r>
           </w:p>
         </w:tc>
       </w:tr>
@@ -9481,7 +10632,39 @@
           <w:szCs w:val="26"/>
           <w:lang w:val="en-GB"/>
         </w:rPr>
-        <w:t>___________________________</w:t>
+        <w:t>_____________</w:t>
+      </w:r>
+      <w:proofErr w:type="spellStart"/>
+      <w:r>
+        <w:rPr>
+          <w:szCs w:val="26"/>
+          <w:lang w:val="en-GB" w:eastAsia="zh-CN"/>
+        </w:rPr>
+        <w:t>TadReam</w:t>
+      </w:r>
+      <w:r>
+        <w:rPr>
+          <w:szCs w:val="26"/>
+          <w:u w:val="single"/>
+          <w:lang w:val="en-GB" w:eastAsia="zh-CN"/>
+        </w:rPr>
+        <w:t>k</w:t>
+      </w:r>
+      <w:proofErr w:type="spellEnd"/>
+      <w:r>
+        <w:rPr>
+          <w:szCs w:val="26"/>
+          <w:u w:val="single"/>
+          <w:lang w:val="en-GB" w:eastAsia="zh-CN"/>
+        </w:rPr>
+        <w:t xml:space="preserve"> Limited</w:t>
+      </w:r>
+      <w:r>
+        <w:rPr>
+          <w:szCs w:val="26"/>
+          <w:lang w:val="en-GB"/>
+        </w:rPr>
+        <w:t>______________</w:t>
       </w:r>
       <w:r>
         <w:rPr>
@@ -9793,6 +10976,14 @@
                 <w:lang w:val="en-GB"/>
               </w:rPr>
             </w:pPr>
+            <w:r>
+              <w:rPr>
+                <w:rFonts w:eastAsia="MingLiU"/>
+                <w:sz w:val="24"/>
+                <w:lang w:val="en-GB"/>
+              </w:rPr>
+              <w:t>Prof. XU, Yi Da</w:t>
+            </w:r>
           </w:p>
         </w:tc>
         <w:tc>
@@ -9925,6 +11116,24 @@
                 <w:lang w:val="en-GB"/>
               </w:rPr>
             </w:pPr>
+            <w:proofErr w:type="spellStart"/>
+            <w:r>
+              <w:rPr>
+                <w:rFonts w:eastAsia="MingLiU"/>
+                <w:sz w:val="24"/>
+                <w:lang w:val="en-GB"/>
+              </w:rPr>
+              <w:t>TadReamk</w:t>
+            </w:r>
+            <w:proofErr w:type="spellEnd"/>
+            <w:r>
+              <w:rPr>
+                <w:rFonts w:eastAsia="MingLiU"/>
+                <w:sz w:val="24"/>
+                <w:lang w:val="en-GB"/>
+              </w:rPr>
+              <w:t xml:space="preserve"> Limited</w:t>
+            </w:r>
           </w:p>
         </w:tc>
         <w:tc>
@@ -10057,6 +11266,38 @@
                 <w:lang w:val="en-GB"/>
               </w:rPr>
             </w:pPr>
+            <w:r>
+              <w:rPr>
+                <w:rFonts w:eastAsia="MingLiU"/>
+                <w:sz w:val="24"/>
+                <w:lang w:val="en-GB"/>
+              </w:rPr>
+              <w:t xml:space="preserve">+852 </w:t>
+            </w:r>
+            <w:r>
+              <w:rPr>
+                <w:rFonts w:eastAsia="MingLiU"/>
+                <w:sz w:val="24"/>
+                <w:lang w:val="en-GB"/>
+              </w:rPr>
+              <w:t>5973</w:t>
+            </w:r>
+            <w:r>
+              <w:rPr>
+                <w:rFonts w:eastAsia="MingLiU"/>
+                <w:sz w:val="24"/>
+                <w:lang w:val="en-GB"/>
+              </w:rPr>
+              <w:t xml:space="preserve"> </w:t>
+            </w:r>
+            <w:r>
+              <w:rPr>
+                <w:rFonts w:eastAsia="MingLiU"/>
+                <w:sz w:val="24"/>
+                <w:lang w:val="en-GB"/>
+              </w:rPr>
+              <w:t>9158</w:t>
+            </w:r>
           </w:p>
         </w:tc>
         <w:tc>
@@ -10136,7 +11377,25 @@
                 <w:szCs w:val="26"/>
                 <w:lang w:val="en-GB"/>
               </w:rPr>
-              <w:t>Date (dd/mm/yy)</w:t>
+              <w:t>Date (dd/mm/</w:t>
+            </w:r>
+            <w:proofErr w:type="spellStart"/>
+            <w:r>
+              <w:rPr>
+                <w:rFonts w:eastAsia="MingLiU"/>
+                <w:szCs w:val="26"/>
+                <w:lang w:val="en-GB"/>
+              </w:rPr>
+              <w:t>yy</w:t>
+            </w:r>
+            <w:proofErr w:type="spellEnd"/>
+            <w:r>
+              <w:rPr>
+                <w:rFonts w:eastAsia="MingLiU"/>
+                <w:szCs w:val="26"/>
+                <w:lang w:val="en-GB"/>
+              </w:rPr>
+              <w:t>)</w:t>
             </w:r>
           </w:p>
         </w:tc>
@@ -10245,14 +11504,14 @@
         <w:widowControl/>
         <w:jc w:val="left"/>
         <w:rPr>
-          <w:rFonts w:eastAsia="SimSun"/>
+          <w:rFonts w:eastAsia="宋体"/>
           <w:szCs w:val="26"/>
           <w:lang w:val="en-GB" w:eastAsia="zh-CN"/>
         </w:rPr>
       </w:pPr>
       <w:r>
         <w:rPr>
-          <w:rFonts w:eastAsia="SimSun"/>
+          <w:rFonts w:eastAsia="宋体"/>
           <w:szCs w:val="26"/>
           <w:lang w:val="en-GB" w:eastAsia="zh-CN"/>
         </w:rPr>
@@ -10275,7 +11534,7 @@
       </w:pPr>
       <w:r>
         <w:rPr>
-          <w:rFonts w:eastAsia="SimSun"/>
+          <w:rFonts w:eastAsia="宋体"/>
           <w:b/>
           <w:szCs w:val="26"/>
           <w:u w:val="single"/>
@@ -10305,7 +11564,7 @@
       </w:r>
       <w:r>
         <w:rPr>
-          <w:rFonts w:eastAsia="SimSun"/>
+          <w:rFonts w:eastAsia="宋体"/>
           <w:b/>
           <w:szCs w:val="26"/>
           <w:u w:val="single"/>
@@ -10315,7 +11574,7 @@
       </w:r>
       <w:r>
         <w:rPr>
-          <w:rFonts w:eastAsia="SimSun"/>
+          <w:rFonts w:eastAsia="宋体"/>
           <w:b/>
           <w:szCs w:val="26"/>
           <w:u w:val="single"/>
@@ -10335,7 +11594,7 @@
       </w:r>
       <w:r>
         <w:rPr>
-          <w:rFonts w:eastAsia="SimSun"/>
+          <w:rFonts w:eastAsia="宋体"/>
           <w:b/>
           <w:szCs w:val="26"/>
           <w:u w:val="single"/>
@@ -10371,7 +11630,7 @@
     </w:p>
     <w:p>
       <w:pPr>
-        <w:pStyle w:val="ListParagraph"/>
+        <w:pStyle w:val="a3"/>
         <w:numPr>
           <w:ilvl w:val="0"/>
           <w:numId w:val="14"/>
@@ -10406,7 +11665,25 @@
           <w:szCs w:val="26"/>
           <w:lang w:val="en-GB"/>
         </w:rPr>
-        <w:t xml:space="preserve"> (as at 31 March</w:t>
+        <w:t xml:space="preserve"> (as </w:t>
+      </w:r>
+      <w:proofErr w:type="gramStart"/>
+      <w:r>
+        <w:rPr>
+          <w:rFonts w:hint="eastAsia"/>
+          <w:szCs w:val="26"/>
+          <w:lang w:val="en-GB"/>
+        </w:rPr>
+        <w:t>at</w:t>
+      </w:r>
+      <w:proofErr w:type="gramEnd"/>
+      <w:r>
+        <w:rPr>
+          <w:rFonts w:hint="eastAsia"/>
+          <w:szCs w:val="26"/>
+          <w:lang w:val="en-GB"/>
+        </w:rPr>
+        <w:t xml:space="preserve"> 31 March</w:t>
       </w:r>
       <w:r>
         <w:rPr>
@@ -10441,7 +11718,7 @@
     </w:p>
     <w:p>
       <w:pPr>
-        <w:pStyle w:val="ListParagraph"/>
+        <w:pStyle w:val="a3"/>
         <w:widowControl/>
         <w:overflowPunct w:val="0"/>
         <w:adjustRightInd w:val="0"/>
@@ -10496,7 +11773,7 @@
     </w:p>
     <w:p>
       <w:pPr>
-        <w:pStyle w:val="ListParagraph"/>
+        <w:pStyle w:val="a3"/>
         <w:widowControl/>
         <w:overflowPunct w:val="0"/>
         <w:adjustRightInd w:val="0"/>
@@ -10568,7 +11845,31 @@
           <w:szCs w:val="26"/>
           <w:lang w:val="en-GB"/>
         </w:rPr>
-        <w:t xml:space="preserve"> (dd/mm/yyyy)</w:t>
+        <w:t xml:space="preserve"> (dd/mm/</w:t>
+      </w:r>
+      <w:proofErr w:type="spellStart"/>
+      <w:r>
+        <w:rPr>
+          <w:rFonts w:eastAsia="DFKai-SB" w:hint="eastAsia"/>
+          <w:i/>
+          <w:color w:val="000000"/>
+          <w:kern w:val="0"/>
+          <w:szCs w:val="26"/>
+          <w:lang w:val="en-GB"/>
+        </w:rPr>
+        <w:t>yyyy</w:t>
+      </w:r>
+      <w:proofErr w:type="spellEnd"/>
+      <w:r>
+        <w:rPr>
+          <w:rFonts w:eastAsia="DFKai-SB" w:hint="eastAsia"/>
+          <w:i/>
+          <w:color w:val="000000"/>
+          <w:kern w:val="0"/>
+          <w:szCs w:val="26"/>
+          <w:lang w:val="en-GB"/>
+        </w:rPr>
+        <w:t>)</w:t>
       </w:r>
       <w:r>
         <w:rPr>
@@ -10601,7 +11902,7 @@
         <w:spacing w:after="240"/>
         <w:ind w:left="1094" w:hanging="547"/>
         <w:rPr>
-          <w:rFonts w:eastAsia="SimSun"/>
+          <w:rFonts w:eastAsia="宋体"/>
           <w:szCs w:val="26"/>
           <w:lang w:val="en-GB" w:eastAsia="zh-CN"/>
         </w:rPr>
@@ -10687,7 +11988,7 @@
     </w:p>
     <w:p>
       <w:pPr>
-        <w:pStyle w:val="ListParagraph"/>
+        <w:pStyle w:val="a3"/>
         <w:keepNext/>
         <w:widowControl/>
         <w:numPr>
@@ -10700,14 +12001,14 @@
         <w:spacing w:after="240"/>
         <w:ind w:leftChars="0" w:left="547" w:hanging="547"/>
         <w:rPr>
-          <w:rFonts w:eastAsia="SimSun"/>
+          <w:rFonts w:eastAsia="宋体"/>
           <w:szCs w:val="26"/>
           <w:lang w:val="en-GB" w:eastAsia="zh-CN"/>
         </w:rPr>
       </w:pPr>
       <w:r>
         <w:rPr>
-          <w:rFonts w:eastAsia="SimSun"/>
+          <w:rFonts w:eastAsia="宋体"/>
           <w:szCs w:val="26"/>
           <w:lang w:val="en-GB" w:eastAsia="zh-CN"/>
         </w:rPr>
@@ -10722,7 +12023,7 @@
       </w:r>
       <w:r>
         <w:rPr>
-          <w:rFonts w:eastAsia="SimSun"/>
+          <w:rFonts w:eastAsia="宋体"/>
           <w:szCs w:val="26"/>
           <w:lang w:val="en-GB" w:eastAsia="zh-CN"/>
         </w:rPr>
@@ -10737,7 +12038,7 @@
       </w:r>
       <w:r>
         <w:rPr>
-          <w:rFonts w:eastAsia="SimSun"/>
+          <w:rFonts w:eastAsia="宋体"/>
           <w:szCs w:val="26"/>
           <w:lang w:val="en-GB" w:eastAsia="zh-CN"/>
         </w:rPr>
@@ -10773,7 +12074,7 @@
       </w:r>
       <w:r>
         <w:rPr>
-          <w:rFonts w:eastAsia="SimSun"/>
+          <w:rFonts w:eastAsia="宋体"/>
           <w:szCs w:val="26"/>
           <w:lang w:val="en-GB" w:eastAsia="zh-CN"/>
         </w:rPr>
@@ -10781,7 +12082,7 @@
       </w:r>
       <w:r>
         <w:rPr>
-          <w:rFonts w:eastAsia="SimSun"/>
+          <w:rFonts w:eastAsia="宋体"/>
           <w:szCs w:val="26"/>
           <w:lang w:val="en-GB" w:eastAsia="zh-CN"/>
         </w:rPr>
@@ -10824,7 +12125,7 @@
           </w:tcPr>
           <w:p>
             <w:pPr>
-              <w:pStyle w:val="ListParagraph"/>
+              <w:pStyle w:val="a3"/>
               <w:widowControl/>
               <w:overflowPunct w:val="0"/>
               <w:adjustRightInd w:val="0"/>
@@ -10860,7 +12161,7 @@
           </w:tcPr>
           <w:p>
             <w:pPr>
-              <w:pStyle w:val="ListParagraph"/>
+              <w:pStyle w:val="a3"/>
               <w:widowControl/>
               <w:overflowPunct w:val="0"/>
               <w:adjustRightInd w:val="0"/>
@@ -10895,7 +12196,7 @@
           </w:tcPr>
           <w:p>
             <w:pPr>
-              <w:pStyle w:val="ListParagraph"/>
+              <w:pStyle w:val="a3"/>
               <w:widowControl/>
               <w:overflowPunct w:val="0"/>
               <w:adjustRightInd w:val="0"/>
@@ -10917,7 +12218,7 @@
             </w:r>
             <w:r>
               <w:rPr>
-                <w:rFonts w:eastAsia="SimSun"/>
+                <w:rFonts w:eastAsia="宋体"/>
                 <w:sz w:val="24"/>
                 <w:lang w:val="en-GB" w:eastAsia="zh-CN"/>
               </w:rPr>
@@ -10950,7 +12251,7 @@
           </w:tcPr>
           <w:p>
             <w:pPr>
-              <w:pStyle w:val="ListParagraph"/>
+              <w:pStyle w:val="a3"/>
               <w:widowControl/>
               <w:overflowPunct w:val="0"/>
               <w:adjustRightInd w:val="0"/>
@@ -10982,7 +12283,23 @@
                 <w:sz w:val="24"/>
                 <w:lang w:val="en-GB"/>
               </w:rPr>
-              <w:t>(dd/mm/yyyy)</w:t>
+              <w:t>(dd/mm/</w:t>
+            </w:r>
+            <w:proofErr w:type="spellStart"/>
+            <w:r>
+              <w:rPr>
+                <w:sz w:val="24"/>
+                <w:lang w:val="en-GB"/>
+              </w:rPr>
+              <w:t>yyyy</w:t>
+            </w:r>
+            <w:proofErr w:type="spellEnd"/>
+            <w:r>
+              <w:rPr>
+                <w:sz w:val="24"/>
+                <w:lang w:val="en-GB"/>
+              </w:rPr>
+              <w:t>)</w:t>
             </w:r>
           </w:p>
         </w:tc>
@@ -11000,7 +12317,7 @@
           </w:tcPr>
           <w:p>
             <w:pPr>
-              <w:pStyle w:val="ListParagraph"/>
+              <w:pStyle w:val="a3"/>
               <w:widowControl/>
               <w:overflowPunct w:val="0"/>
               <w:adjustRightInd w:val="0"/>
@@ -11032,7 +12349,23 @@
                 <w:sz w:val="24"/>
                 <w:lang w:val="en-GB"/>
               </w:rPr>
-              <w:t>(dd/mm/yyyy)</w:t>
+              <w:t>(dd/mm/</w:t>
+            </w:r>
+            <w:proofErr w:type="spellStart"/>
+            <w:r>
+              <w:rPr>
+                <w:sz w:val="24"/>
+                <w:lang w:val="en-GB"/>
+              </w:rPr>
+              <w:t>yyyy</w:t>
+            </w:r>
+            <w:proofErr w:type="spellEnd"/>
+            <w:r>
+              <w:rPr>
+                <w:sz w:val="24"/>
+                <w:lang w:val="en-GB"/>
+              </w:rPr>
+              <w:t>)</w:t>
             </w:r>
           </w:p>
         </w:tc>
@@ -11049,7 +12382,7 @@
           </w:tcPr>
           <w:p>
             <w:pPr>
-              <w:pStyle w:val="ListParagraph"/>
+              <w:pStyle w:val="a3"/>
               <w:widowControl/>
               <w:overflowPunct w:val="0"/>
               <w:adjustRightInd w:val="0"/>
@@ -11076,7 +12409,7 @@
           </w:tcPr>
           <w:p>
             <w:pPr>
-              <w:pStyle w:val="ListParagraph"/>
+              <w:pStyle w:val="a3"/>
               <w:widowControl/>
               <w:overflowPunct w:val="0"/>
               <w:adjustRightInd w:val="0"/>
@@ -11104,7 +12437,7 @@
           </w:tcPr>
           <w:p>
             <w:pPr>
-              <w:pStyle w:val="ListParagraph"/>
+              <w:pStyle w:val="a3"/>
               <w:widowControl/>
               <w:overflowPunct w:val="0"/>
               <w:adjustRightInd w:val="0"/>
@@ -11132,7 +12465,7 @@
           </w:tcPr>
           <w:p>
             <w:pPr>
-              <w:pStyle w:val="ListParagraph"/>
+              <w:pStyle w:val="a3"/>
               <w:widowControl/>
               <w:overflowPunct w:val="0"/>
               <w:adjustRightInd w:val="0"/>
@@ -11159,7 +12492,7 @@
           </w:tcPr>
           <w:p>
             <w:pPr>
-              <w:pStyle w:val="ListParagraph"/>
+              <w:pStyle w:val="a3"/>
               <w:widowControl/>
               <w:overflowPunct w:val="0"/>
               <w:adjustRightInd w:val="0"/>
@@ -11186,7 +12519,7 @@
           </w:tcPr>
           <w:p>
             <w:pPr>
-              <w:pStyle w:val="ListParagraph"/>
+              <w:pStyle w:val="a3"/>
               <w:widowControl/>
               <w:overflowPunct w:val="0"/>
               <w:adjustRightInd w:val="0"/>
@@ -11215,7 +12548,7 @@
           </w:tcPr>
           <w:p>
             <w:pPr>
-              <w:pStyle w:val="ListParagraph"/>
+              <w:pStyle w:val="a3"/>
               <w:widowControl/>
               <w:overflowPunct w:val="0"/>
               <w:adjustRightInd w:val="0"/>
@@ -11243,7 +12576,7 @@
           </w:tcPr>
           <w:p>
             <w:pPr>
-              <w:pStyle w:val="ListParagraph"/>
+              <w:pStyle w:val="a3"/>
               <w:widowControl/>
               <w:overflowPunct w:val="0"/>
               <w:adjustRightInd w:val="0"/>
@@ -11270,7 +12603,7 @@
           </w:tcPr>
           <w:p>
             <w:pPr>
-              <w:pStyle w:val="ListParagraph"/>
+              <w:pStyle w:val="a3"/>
               <w:widowControl/>
               <w:overflowPunct w:val="0"/>
               <w:adjustRightInd w:val="0"/>
@@ -11297,7 +12630,7 @@
           </w:tcPr>
           <w:p>
             <w:pPr>
-              <w:pStyle w:val="ListParagraph"/>
+              <w:pStyle w:val="a3"/>
               <w:widowControl/>
               <w:overflowPunct w:val="0"/>
               <w:adjustRightInd w:val="0"/>
@@ -11326,7 +12659,7 @@
           </w:tcPr>
           <w:p>
             <w:pPr>
-              <w:pStyle w:val="ListParagraph"/>
+              <w:pStyle w:val="a3"/>
               <w:widowControl/>
               <w:overflowPunct w:val="0"/>
               <w:adjustRightInd w:val="0"/>
@@ -11354,7 +12687,7 @@
           </w:tcPr>
           <w:p>
             <w:pPr>
-              <w:pStyle w:val="ListParagraph"/>
+              <w:pStyle w:val="a3"/>
               <w:widowControl/>
               <w:overflowPunct w:val="0"/>
               <w:adjustRightInd w:val="0"/>
@@ -11381,7 +12714,7 @@
           </w:tcPr>
           <w:p>
             <w:pPr>
-              <w:pStyle w:val="ListParagraph"/>
+              <w:pStyle w:val="a3"/>
               <w:widowControl/>
               <w:overflowPunct w:val="0"/>
               <w:adjustRightInd w:val="0"/>
@@ -11408,7 +12741,7 @@
           </w:tcPr>
           <w:p>
             <w:pPr>
-              <w:pStyle w:val="ListParagraph"/>
+              <w:pStyle w:val="a3"/>
               <w:widowControl/>
               <w:overflowPunct w:val="0"/>
               <w:adjustRightInd w:val="0"/>
@@ -11437,7 +12770,7 @@
           </w:tcPr>
           <w:p>
             <w:pPr>
-              <w:pStyle w:val="ListParagraph"/>
+              <w:pStyle w:val="a3"/>
               <w:widowControl/>
               <w:overflowPunct w:val="0"/>
               <w:adjustRightInd w:val="0"/>
@@ -11465,7 +12798,7 @@
           </w:tcPr>
           <w:p>
             <w:pPr>
-              <w:pStyle w:val="ListParagraph"/>
+              <w:pStyle w:val="a3"/>
               <w:widowControl/>
               <w:overflowPunct w:val="0"/>
               <w:adjustRightInd w:val="0"/>
@@ -11492,7 +12825,7 @@
           </w:tcPr>
           <w:p>
             <w:pPr>
-              <w:pStyle w:val="ListParagraph"/>
+              <w:pStyle w:val="a3"/>
               <w:widowControl/>
               <w:overflowPunct w:val="0"/>
               <w:adjustRightInd w:val="0"/>
@@ -11519,7 +12852,7 @@
           </w:tcPr>
           <w:p>
             <w:pPr>
-              <w:pStyle w:val="ListParagraph"/>
+              <w:pStyle w:val="a3"/>
               <w:widowControl/>
               <w:overflowPunct w:val="0"/>
               <w:adjustRightInd w:val="0"/>
@@ -11539,7 +12872,7 @@
     </w:tbl>
     <w:p>
       <w:pPr>
-        <w:pStyle w:val="ListParagraph"/>
+        <w:pStyle w:val="a3"/>
         <w:keepNext/>
         <w:widowControl/>
         <w:numPr>
@@ -11552,7 +12885,7 @@
         <w:spacing w:before="240" w:after="240"/>
         <w:ind w:leftChars="0" w:left="547" w:hanging="547"/>
         <w:rPr>
-          <w:rFonts w:eastAsia="SimSun"/>
+          <w:rFonts w:eastAsia="宋体"/>
           <w:szCs w:val="26"/>
           <w:lang w:val="en-GB" w:eastAsia="zh-CN"/>
         </w:rPr>
@@ -11779,7 +13112,7 @@
           <w:p>
             <w:pPr>
               <w:adjustRightInd w:val="0"/>
-              <w:ind w:left="661" w:hangingChars="300" w:hanging="661"/>
+              <w:ind w:left="673" w:hangingChars="300" w:hanging="673"/>
               <w:jc w:val="center"/>
               <w:rPr>
                 <w:b/>
@@ -11807,7 +13140,7 @@
           <w:p>
             <w:pPr>
               <w:adjustRightInd w:val="0"/>
-              <w:ind w:left="661" w:hangingChars="300" w:hanging="661"/>
+              <w:ind w:left="673" w:hangingChars="300" w:hanging="673"/>
               <w:jc w:val="center"/>
               <w:rPr>
                 <w:b/>
@@ -11835,7 +13168,7 @@
           <w:p>
             <w:pPr>
               <w:adjustRightInd w:val="0"/>
-              <w:ind w:left="661" w:hangingChars="300" w:hanging="661"/>
+              <w:ind w:left="673" w:hangingChars="300" w:hanging="673"/>
               <w:jc w:val="center"/>
               <w:rPr>
                 <w:b/>
@@ -11864,7 +13197,7 @@
           <w:p>
             <w:pPr>
               <w:adjustRightInd w:val="0"/>
-              <w:ind w:left="661" w:hangingChars="300" w:hanging="661"/>
+              <w:ind w:left="673" w:hangingChars="300" w:hanging="673"/>
               <w:jc w:val="center"/>
               <w:rPr>
                 <w:b/>
@@ -11893,7 +13226,7 @@
           <w:p>
             <w:pPr>
               <w:adjustRightInd w:val="0"/>
-              <w:ind w:left="661" w:hangingChars="300" w:hanging="661"/>
+              <w:ind w:left="673" w:hangingChars="300" w:hanging="673"/>
               <w:jc w:val="center"/>
               <w:rPr>
                 <w:b/>
@@ -12021,7 +13354,7 @@
               <w:adjustRightInd w:val="0"/>
               <w:snapToGrid w:val="0"/>
               <w:spacing w:before="60" w:after="60"/>
-              <w:ind w:left="567" w:hangingChars="236" w:hanging="567"/>
+              <w:ind w:left="577" w:hangingChars="236" w:hanging="577"/>
               <w:jc w:val="left"/>
               <w:rPr>
                 <w:b/>
@@ -12152,11 +13485,11 @@
           </w:tcPr>
           <w:p>
             <w:pPr>
-              <w:pStyle w:val="ListParagraph"/>
-              <w:adjustRightInd w:val="0"/>
-              <w:snapToGrid w:val="0"/>
-              <w:spacing w:before="60" w:after="60"/>
-              <w:ind w:leftChars="0" w:left="721" w:hangingChars="300" w:hanging="721"/>
+              <w:pStyle w:val="a3"/>
+              <w:adjustRightInd w:val="0"/>
+              <w:snapToGrid w:val="0"/>
+              <w:spacing w:before="60" w:after="60"/>
+              <w:ind w:leftChars="0" w:left="720" w:hangingChars="300" w:hanging="720"/>
               <w:jc w:val="center"/>
               <w:rPr>
                 <w:rFonts w:eastAsia="DFKai-SB"/>
@@ -12174,11 +13507,11 @@
           </w:tcPr>
           <w:p>
             <w:pPr>
-              <w:pStyle w:val="ListParagraph"/>
-              <w:adjustRightInd w:val="0"/>
-              <w:snapToGrid w:val="0"/>
-              <w:spacing w:before="60" w:after="60"/>
-              <w:ind w:leftChars="0" w:left="721" w:hangingChars="300" w:hanging="721"/>
+              <w:pStyle w:val="a3"/>
+              <w:adjustRightInd w:val="0"/>
+              <w:snapToGrid w:val="0"/>
+              <w:spacing w:before="60" w:after="60"/>
+              <w:ind w:leftChars="0" w:left="720" w:hangingChars="300" w:hanging="720"/>
               <w:jc w:val="center"/>
               <w:rPr>
                 <w:rFonts w:eastAsia="DFKai-SB"/>
@@ -12196,11 +13529,11 @@
           </w:tcPr>
           <w:p>
             <w:pPr>
-              <w:pStyle w:val="ListParagraph"/>
-              <w:adjustRightInd w:val="0"/>
-              <w:snapToGrid w:val="0"/>
-              <w:spacing w:before="60" w:after="60"/>
-              <w:ind w:leftChars="0" w:left="721" w:hangingChars="300" w:hanging="721"/>
+              <w:pStyle w:val="a3"/>
+              <w:adjustRightInd w:val="0"/>
+              <w:snapToGrid w:val="0"/>
+              <w:spacing w:before="60" w:after="60"/>
+              <w:ind w:leftChars="0" w:left="720" w:hangingChars="300" w:hanging="720"/>
               <w:jc w:val="center"/>
               <w:rPr>
                 <w:rFonts w:eastAsia="DFKai-SB"/>
@@ -12219,11 +13552,11 @@
           </w:tcPr>
           <w:p>
             <w:pPr>
-              <w:pStyle w:val="ListParagraph"/>
-              <w:adjustRightInd w:val="0"/>
-              <w:snapToGrid w:val="0"/>
-              <w:spacing w:before="60" w:after="60"/>
-              <w:ind w:leftChars="0" w:left="721" w:hangingChars="300" w:hanging="721"/>
+              <w:pStyle w:val="a3"/>
+              <w:adjustRightInd w:val="0"/>
+              <w:snapToGrid w:val="0"/>
+              <w:spacing w:before="60" w:after="60"/>
+              <w:ind w:leftChars="0" w:left="720" w:hangingChars="300" w:hanging="720"/>
               <w:jc w:val="center"/>
               <w:rPr>
                 <w:rFonts w:eastAsia="DFKai-SB"/>
@@ -12242,11 +13575,11 @@
           </w:tcPr>
           <w:p>
             <w:pPr>
-              <w:pStyle w:val="ListParagraph"/>
-              <w:adjustRightInd w:val="0"/>
-              <w:snapToGrid w:val="0"/>
-              <w:spacing w:before="60" w:after="60"/>
-              <w:ind w:leftChars="0" w:left="721" w:hangingChars="300" w:hanging="721"/>
+              <w:pStyle w:val="a3"/>
+              <w:adjustRightInd w:val="0"/>
+              <w:snapToGrid w:val="0"/>
+              <w:spacing w:before="60" w:after="60"/>
+              <w:ind w:leftChars="0" w:left="720" w:hangingChars="300" w:hanging="720"/>
               <w:jc w:val="center"/>
               <w:rPr>
                 <w:rFonts w:eastAsia="DFKai-SB"/>
@@ -12267,7 +13600,7 @@
               <w:adjustRightInd w:val="0"/>
               <w:snapToGrid w:val="0"/>
               <w:spacing w:before="60" w:after="60"/>
-              <w:ind w:left="721" w:hangingChars="300" w:hanging="721"/>
+              <w:ind w:left="734" w:hangingChars="300" w:hanging="734"/>
               <w:rPr>
                 <w:b/>
                 <w:sz w:val="24"/>
@@ -12286,7 +13619,7 @@
               <w:adjustRightInd w:val="0"/>
               <w:snapToGrid w:val="0"/>
               <w:spacing w:before="60" w:after="60"/>
-              <w:ind w:left="721" w:hangingChars="300" w:hanging="721"/>
+              <w:ind w:left="734" w:hangingChars="300" w:hanging="734"/>
               <w:rPr>
                 <w:b/>
                 <w:sz w:val="24"/>
@@ -12359,7 +13692,7 @@
           </w:tcPr>
           <w:p>
             <w:pPr>
-              <w:pStyle w:val="ListParagraph"/>
+              <w:pStyle w:val="a3"/>
               <w:adjustRightInd w:val="0"/>
               <w:snapToGrid w:val="0"/>
               <w:spacing w:before="60" w:after="60"/>
@@ -12402,7 +13735,7 @@
           </w:tcPr>
           <w:p>
             <w:pPr>
-              <w:pStyle w:val="ListParagraph"/>
+              <w:pStyle w:val="a3"/>
               <w:adjustRightInd w:val="0"/>
               <w:snapToGrid w:val="0"/>
               <w:spacing w:before="60" w:after="60"/>
@@ -12445,7 +13778,7 @@
           </w:tcPr>
           <w:p>
             <w:pPr>
-              <w:pStyle w:val="ListParagraph"/>
+              <w:pStyle w:val="a3"/>
               <w:adjustRightInd w:val="0"/>
               <w:snapToGrid w:val="0"/>
               <w:spacing w:before="60" w:after="60"/>
@@ -12489,7 +13822,7 @@
           </w:tcPr>
           <w:p>
             <w:pPr>
-              <w:pStyle w:val="ListParagraph"/>
+              <w:pStyle w:val="a3"/>
               <w:adjustRightInd w:val="0"/>
               <w:snapToGrid w:val="0"/>
               <w:spacing w:before="60" w:after="60"/>
@@ -12533,7 +13866,7 @@
           </w:tcPr>
           <w:p>
             <w:pPr>
-              <w:pStyle w:val="ListParagraph"/>
+              <w:pStyle w:val="a3"/>
               <w:adjustRightInd w:val="0"/>
               <w:snapToGrid w:val="0"/>
               <w:spacing w:before="60" w:after="60"/>
@@ -12576,7 +13909,7 @@
           </w:tcPr>
           <w:p>
             <w:pPr>
-              <w:pStyle w:val="ListParagraph"/>
+              <w:pStyle w:val="a3"/>
               <w:adjustRightInd w:val="0"/>
               <w:snapToGrid w:val="0"/>
               <w:spacing w:before="60" w:after="60"/>
@@ -12622,7 +13955,7 @@
               <w:adjustRightInd w:val="0"/>
               <w:snapToGrid w:val="0"/>
               <w:spacing w:before="60" w:after="60"/>
-              <w:ind w:left="721" w:hangingChars="300" w:hanging="721"/>
+              <w:ind w:left="734" w:hangingChars="300" w:hanging="734"/>
               <w:rPr>
                 <w:b/>
                 <w:sz w:val="24"/>
@@ -12704,7 +14037,7 @@
           </w:tcPr>
           <w:p>
             <w:pPr>
-              <w:pStyle w:val="ListParagraph"/>
+              <w:pStyle w:val="a3"/>
               <w:adjustRightInd w:val="0"/>
               <w:snapToGrid w:val="0"/>
               <w:spacing w:before="60" w:after="60"/>
@@ -12747,7 +14080,7 @@
           </w:tcPr>
           <w:p>
             <w:pPr>
-              <w:pStyle w:val="ListParagraph"/>
+              <w:pStyle w:val="a3"/>
               <w:adjustRightInd w:val="0"/>
               <w:snapToGrid w:val="0"/>
               <w:spacing w:before="60" w:after="60"/>
@@ -12790,7 +14123,7 @@
           </w:tcPr>
           <w:p>
             <w:pPr>
-              <w:pStyle w:val="ListParagraph"/>
+              <w:pStyle w:val="a3"/>
               <w:adjustRightInd w:val="0"/>
               <w:snapToGrid w:val="0"/>
               <w:spacing w:before="60" w:after="60"/>
@@ -12834,7 +14167,7 @@
           </w:tcPr>
           <w:p>
             <w:pPr>
-              <w:pStyle w:val="ListParagraph"/>
+              <w:pStyle w:val="a3"/>
               <w:adjustRightInd w:val="0"/>
               <w:snapToGrid w:val="0"/>
               <w:spacing w:before="60" w:after="60"/>
@@ -12878,7 +14211,7 @@
           </w:tcPr>
           <w:p>
             <w:pPr>
-              <w:pStyle w:val="ListParagraph"/>
+              <w:pStyle w:val="a3"/>
               <w:adjustRightInd w:val="0"/>
               <w:snapToGrid w:val="0"/>
               <w:spacing w:before="60" w:after="60"/>
@@ -12921,7 +14254,7 @@
           </w:tcPr>
           <w:p>
             <w:pPr>
-              <w:pStyle w:val="ListParagraph"/>
+              <w:pStyle w:val="a3"/>
               <w:adjustRightInd w:val="0"/>
               <w:snapToGrid w:val="0"/>
               <w:spacing w:before="60" w:after="60"/>
@@ -12967,7 +14300,7 @@
               <w:adjustRightInd w:val="0"/>
               <w:snapToGrid w:val="0"/>
               <w:spacing w:before="60" w:after="60"/>
-              <w:ind w:left="721" w:hangingChars="300" w:hanging="721"/>
+              <w:ind w:left="734" w:hangingChars="300" w:hanging="734"/>
               <w:rPr>
                 <w:b/>
                 <w:sz w:val="24"/>
@@ -13040,7 +14373,7 @@
           </w:tcPr>
           <w:p>
             <w:pPr>
-              <w:pStyle w:val="ListParagraph"/>
+              <w:pStyle w:val="a3"/>
               <w:adjustRightInd w:val="0"/>
               <w:snapToGrid w:val="0"/>
               <w:spacing w:before="60" w:after="60"/>
@@ -13083,7 +14416,7 @@
           </w:tcPr>
           <w:p>
             <w:pPr>
-              <w:pStyle w:val="ListParagraph"/>
+              <w:pStyle w:val="a3"/>
               <w:adjustRightInd w:val="0"/>
               <w:snapToGrid w:val="0"/>
               <w:spacing w:before="60" w:after="60"/>
@@ -13126,7 +14459,7 @@
           </w:tcPr>
           <w:p>
             <w:pPr>
-              <w:pStyle w:val="ListParagraph"/>
+              <w:pStyle w:val="a3"/>
               <w:adjustRightInd w:val="0"/>
               <w:snapToGrid w:val="0"/>
               <w:spacing w:before="60" w:after="60"/>
@@ -13170,7 +14503,7 @@
           </w:tcPr>
           <w:p>
             <w:pPr>
-              <w:pStyle w:val="ListParagraph"/>
+              <w:pStyle w:val="a3"/>
               <w:adjustRightInd w:val="0"/>
               <w:snapToGrid w:val="0"/>
               <w:spacing w:before="60" w:after="60"/>
@@ -13214,7 +14547,7 @@
           </w:tcPr>
           <w:p>
             <w:pPr>
-              <w:pStyle w:val="ListParagraph"/>
+              <w:pStyle w:val="a3"/>
               <w:adjustRightInd w:val="0"/>
               <w:snapToGrid w:val="0"/>
               <w:spacing w:before="60" w:after="60"/>
@@ -13257,7 +14590,7 @@
           </w:tcPr>
           <w:p>
             <w:pPr>
-              <w:pStyle w:val="ListParagraph"/>
+              <w:pStyle w:val="a3"/>
               <w:adjustRightInd w:val="0"/>
               <w:snapToGrid w:val="0"/>
               <w:spacing w:before="60" w:after="60"/>
@@ -13303,7 +14636,7 @@
               <w:adjustRightInd w:val="0"/>
               <w:snapToGrid w:val="0"/>
               <w:spacing w:before="60" w:after="60"/>
-              <w:ind w:left="721" w:hangingChars="300" w:hanging="721"/>
+              <w:ind w:left="734" w:hangingChars="300" w:hanging="734"/>
               <w:rPr>
                 <w:b/>
                 <w:sz w:val="24"/>
@@ -13462,7 +14795,7 @@
           </w:tcPr>
           <w:p>
             <w:pPr>
-              <w:pStyle w:val="ListParagraph"/>
+              <w:pStyle w:val="a3"/>
               <w:adjustRightInd w:val="0"/>
               <w:snapToGrid w:val="0"/>
               <w:spacing w:before="60" w:after="60"/>
@@ -13505,7 +14838,7 @@
           </w:tcPr>
           <w:p>
             <w:pPr>
-              <w:pStyle w:val="ListParagraph"/>
+              <w:pStyle w:val="a3"/>
               <w:adjustRightInd w:val="0"/>
               <w:snapToGrid w:val="0"/>
               <w:spacing w:before="60" w:after="60"/>
@@ -13548,7 +14881,7 @@
           </w:tcPr>
           <w:p>
             <w:pPr>
-              <w:pStyle w:val="ListParagraph"/>
+              <w:pStyle w:val="a3"/>
               <w:adjustRightInd w:val="0"/>
               <w:snapToGrid w:val="0"/>
               <w:spacing w:before="60" w:after="60"/>
@@ -13592,7 +14925,7 @@
           </w:tcPr>
           <w:p>
             <w:pPr>
-              <w:pStyle w:val="ListParagraph"/>
+              <w:pStyle w:val="a3"/>
               <w:adjustRightInd w:val="0"/>
               <w:snapToGrid w:val="0"/>
               <w:spacing w:before="60" w:after="60"/>
@@ -13636,7 +14969,7 @@
           </w:tcPr>
           <w:p>
             <w:pPr>
-              <w:pStyle w:val="ListParagraph"/>
+              <w:pStyle w:val="a3"/>
               <w:adjustRightInd w:val="0"/>
               <w:snapToGrid w:val="0"/>
               <w:spacing w:before="60" w:after="60"/>
@@ -13679,7 +15012,7 @@
           </w:tcPr>
           <w:p>
             <w:pPr>
-              <w:pStyle w:val="ListParagraph"/>
+              <w:pStyle w:val="a3"/>
               <w:adjustRightInd w:val="0"/>
               <w:snapToGrid w:val="0"/>
               <w:spacing w:before="60" w:after="60"/>
@@ -13725,7 +15058,7 @@
               <w:adjustRightInd w:val="0"/>
               <w:snapToGrid w:val="0"/>
               <w:spacing w:before="60" w:after="60"/>
-              <w:ind w:left="721" w:hangingChars="300" w:hanging="721"/>
+              <w:ind w:left="734" w:hangingChars="300" w:hanging="734"/>
               <w:rPr>
                 <w:b/>
                 <w:sz w:val="24"/>
@@ -13747,7 +15080,7 @@
             <w:pPr>
               <w:adjustRightInd w:val="0"/>
               <w:snapToGrid w:val="0"/>
-              <w:ind w:left="472" w:hangingChars="295" w:hanging="472"/>
+              <w:ind w:left="481" w:hangingChars="295" w:hanging="481"/>
               <w:rPr>
                 <w:b/>
                 <w:sz w:val="16"/>
@@ -13765,7 +15098,7 @@
             <w:pPr>
               <w:adjustRightInd w:val="0"/>
               <w:snapToGrid w:val="0"/>
-              <w:ind w:left="472" w:hangingChars="295" w:hanging="472"/>
+              <w:ind w:left="481" w:hangingChars="295" w:hanging="481"/>
               <w:rPr>
                 <w:b/>
                 <w:sz w:val="16"/>
@@ -13784,7 +15117,7 @@
             <w:pPr>
               <w:adjustRightInd w:val="0"/>
               <w:snapToGrid w:val="0"/>
-              <w:ind w:left="472" w:hangingChars="295" w:hanging="472"/>
+              <w:ind w:left="481" w:hangingChars="295" w:hanging="481"/>
               <w:rPr>
                 <w:b/>
                 <w:sz w:val="16"/>
@@ -13803,7 +15136,7 @@
             <w:pPr>
               <w:adjustRightInd w:val="0"/>
               <w:snapToGrid w:val="0"/>
-              <w:ind w:left="472" w:hangingChars="295" w:hanging="472"/>
+              <w:ind w:left="481" w:hangingChars="295" w:hanging="481"/>
               <w:rPr>
                 <w:b/>
                 <w:sz w:val="16"/>
@@ -13822,7 +15155,7 @@
             <w:pPr>
               <w:adjustRightInd w:val="0"/>
               <w:snapToGrid w:val="0"/>
-              <w:ind w:left="472" w:hangingChars="295" w:hanging="472"/>
+              <w:ind w:left="481" w:hangingChars="295" w:hanging="481"/>
               <w:rPr>
                 <w:b/>
                 <w:sz w:val="16"/>
@@ -13842,7 +15175,7 @@
             <w:pPr>
               <w:adjustRightInd w:val="0"/>
               <w:snapToGrid w:val="0"/>
-              <w:ind w:left="472" w:hangingChars="295" w:hanging="472"/>
+              <w:ind w:left="481" w:hangingChars="295" w:hanging="481"/>
               <w:rPr>
                 <w:b/>
                 <w:sz w:val="16"/>
@@ -13862,7 +15195,7 @@
             <w:pPr>
               <w:adjustRightInd w:val="0"/>
               <w:snapToGrid w:val="0"/>
-              <w:ind w:left="472" w:hangingChars="295" w:hanging="472"/>
+              <w:ind w:left="481" w:hangingChars="295" w:hanging="481"/>
               <w:rPr>
                 <w:b/>
                 <w:sz w:val="16"/>
@@ -13881,7 +15214,7 @@
             <w:pPr>
               <w:adjustRightInd w:val="0"/>
               <w:snapToGrid w:val="0"/>
-              <w:ind w:left="472" w:hangingChars="295" w:hanging="472"/>
+              <w:ind w:left="481" w:hangingChars="295" w:hanging="481"/>
               <w:rPr>
                 <w:b/>
                 <w:sz w:val="16"/>
@@ -13900,7 +15233,7 @@
             <w:pPr>
               <w:adjustRightInd w:val="0"/>
               <w:snapToGrid w:val="0"/>
-              <w:ind w:left="472" w:hangingChars="295" w:hanging="472"/>
+              <w:ind w:left="481" w:hangingChars="295" w:hanging="481"/>
               <w:rPr>
                 <w:b/>
                 <w:sz w:val="16"/>
@@ -13926,7 +15259,7 @@
               <w:adjustRightInd w:val="0"/>
               <w:snapToGrid w:val="0"/>
               <w:spacing w:before="60" w:after="60"/>
-              <w:ind w:left="567" w:hangingChars="236" w:hanging="567"/>
+              <w:ind w:left="577" w:hangingChars="236" w:hanging="577"/>
               <w:jc w:val="left"/>
               <w:rPr>
                 <w:b/>
@@ -14073,7 +15406,7 @@
           </w:tcPr>
           <w:p>
             <w:pPr>
-              <w:pStyle w:val="ListParagraph"/>
+              <w:pStyle w:val="a3"/>
               <w:adjustRightInd w:val="0"/>
               <w:snapToGrid w:val="0"/>
               <w:spacing w:before="60" w:after="60"/>
@@ -14116,7 +15449,7 @@
           </w:tcPr>
           <w:p>
             <w:pPr>
-              <w:pStyle w:val="ListParagraph"/>
+              <w:pStyle w:val="a3"/>
               <w:adjustRightInd w:val="0"/>
               <w:snapToGrid w:val="0"/>
               <w:spacing w:before="60" w:after="60"/>
@@ -14159,7 +15492,7 @@
           </w:tcPr>
           <w:p>
             <w:pPr>
-              <w:pStyle w:val="ListParagraph"/>
+              <w:pStyle w:val="a3"/>
               <w:adjustRightInd w:val="0"/>
               <w:snapToGrid w:val="0"/>
               <w:spacing w:before="60" w:after="60"/>
@@ -14203,7 +15536,7 @@
           </w:tcPr>
           <w:p>
             <w:pPr>
-              <w:pStyle w:val="ListParagraph"/>
+              <w:pStyle w:val="a3"/>
               <w:adjustRightInd w:val="0"/>
               <w:snapToGrid w:val="0"/>
               <w:spacing w:before="60" w:after="60"/>
@@ -14247,7 +15580,7 @@
           </w:tcPr>
           <w:p>
             <w:pPr>
-              <w:pStyle w:val="ListParagraph"/>
+              <w:pStyle w:val="a3"/>
               <w:adjustRightInd w:val="0"/>
               <w:snapToGrid w:val="0"/>
               <w:spacing w:before="60" w:after="60"/>
@@ -14290,7 +15623,7 @@
           </w:tcPr>
           <w:p>
             <w:pPr>
-              <w:pStyle w:val="ListParagraph"/>
+              <w:pStyle w:val="a3"/>
               <w:adjustRightInd w:val="0"/>
               <w:snapToGrid w:val="0"/>
               <w:spacing w:before="60" w:after="60"/>
@@ -14336,7 +15669,7 @@
               <w:adjustRightInd w:val="0"/>
               <w:snapToGrid w:val="0"/>
               <w:spacing w:before="60" w:after="60"/>
-              <w:ind w:left="721" w:hangingChars="300" w:hanging="721"/>
+              <w:ind w:left="734" w:hangingChars="300" w:hanging="734"/>
               <w:rPr>
                 <w:b/>
                 <w:sz w:val="24"/>
@@ -14358,7 +15691,7 @@
             <w:pPr>
               <w:adjustRightInd w:val="0"/>
               <w:snapToGrid w:val="0"/>
-              <w:ind w:left="472" w:hangingChars="295" w:hanging="472"/>
+              <w:ind w:left="481" w:hangingChars="295" w:hanging="481"/>
               <w:rPr>
                 <w:b/>
                 <w:sz w:val="16"/>
@@ -14376,7 +15709,7 @@
             <w:pPr>
               <w:adjustRightInd w:val="0"/>
               <w:snapToGrid w:val="0"/>
-              <w:ind w:left="472" w:hangingChars="295" w:hanging="472"/>
+              <w:ind w:left="481" w:hangingChars="295" w:hanging="481"/>
               <w:rPr>
                 <w:b/>
                 <w:sz w:val="16"/>
@@ -14395,7 +15728,7 @@
             <w:pPr>
               <w:adjustRightInd w:val="0"/>
               <w:snapToGrid w:val="0"/>
-              <w:ind w:left="472" w:hangingChars="295" w:hanging="472"/>
+              <w:ind w:left="481" w:hangingChars="295" w:hanging="481"/>
               <w:rPr>
                 <w:b/>
                 <w:sz w:val="16"/>
@@ -14414,7 +15747,7 @@
             <w:pPr>
               <w:adjustRightInd w:val="0"/>
               <w:snapToGrid w:val="0"/>
-              <w:ind w:left="472" w:hangingChars="295" w:hanging="472"/>
+              <w:ind w:left="481" w:hangingChars="295" w:hanging="481"/>
               <w:rPr>
                 <w:b/>
                 <w:sz w:val="16"/>
@@ -14433,7 +15766,7 @@
             <w:pPr>
               <w:adjustRightInd w:val="0"/>
               <w:snapToGrid w:val="0"/>
-              <w:ind w:left="472" w:hangingChars="295" w:hanging="472"/>
+              <w:ind w:left="481" w:hangingChars="295" w:hanging="481"/>
               <w:rPr>
                 <w:b/>
                 <w:sz w:val="16"/>
@@ -14453,7 +15786,7 @@
             <w:pPr>
               <w:adjustRightInd w:val="0"/>
               <w:snapToGrid w:val="0"/>
-              <w:ind w:left="472" w:hangingChars="295" w:hanging="472"/>
+              <w:ind w:left="481" w:hangingChars="295" w:hanging="481"/>
               <w:rPr>
                 <w:b/>
                 <w:sz w:val="16"/>
@@ -14473,7 +15806,7 @@
             <w:pPr>
               <w:adjustRightInd w:val="0"/>
               <w:snapToGrid w:val="0"/>
-              <w:ind w:left="472" w:hangingChars="295" w:hanging="472"/>
+              <w:ind w:left="481" w:hangingChars="295" w:hanging="481"/>
               <w:rPr>
                 <w:b/>
                 <w:sz w:val="16"/>
@@ -14492,7 +15825,7 @@
             <w:pPr>
               <w:adjustRightInd w:val="0"/>
               <w:snapToGrid w:val="0"/>
-              <w:ind w:left="472" w:hangingChars="295" w:hanging="472"/>
+              <w:ind w:left="481" w:hangingChars="295" w:hanging="481"/>
               <w:rPr>
                 <w:b/>
                 <w:sz w:val="16"/>
@@ -14511,7 +15844,7 @@
             <w:pPr>
               <w:adjustRightInd w:val="0"/>
               <w:snapToGrid w:val="0"/>
-              <w:ind w:left="472" w:hangingChars="295" w:hanging="472"/>
+              <w:ind w:left="481" w:hangingChars="295" w:hanging="481"/>
               <w:rPr>
                 <w:b/>
                 <w:sz w:val="16"/>
@@ -14537,7 +15870,7 @@
               <w:adjustRightInd w:val="0"/>
               <w:snapToGrid w:val="0"/>
               <w:spacing w:before="60" w:after="60"/>
-              <w:ind w:left="567" w:hangingChars="236" w:hanging="567"/>
+              <w:ind w:left="577" w:hangingChars="236" w:hanging="577"/>
               <w:jc w:val="left"/>
               <w:rPr>
                 <w:b/>
@@ -14684,7 +16017,7 @@
           </w:tcPr>
           <w:p>
             <w:pPr>
-              <w:pStyle w:val="ListParagraph"/>
+              <w:pStyle w:val="a3"/>
               <w:adjustRightInd w:val="0"/>
               <w:snapToGrid w:val="0"/>
               <w:spacing w:before="60" w:after="60"/>
@@ -14727,7 +16060,7 @@
           </w:tcPr>
           <w:p>
             <w:pPr>
-              <w:pStyle w:val="ListParagraph"/>
+              <w:pStyle w:val="a3"/>
               <w:adjustRightInd w:val="0"/>
               <w:snapToGrid w:val="0"/>
               <w:spacing w:before="60" w:after="60"/>
@@ -14770,7 +16103,7 @@
           </w:tcPr>
           <w:p>
             <w:pPr>
-              <w:pStyle w:val="ListParagraph"/>
+              <w:pStyle w:val="a3"/>
               <w:adjustRightInd w:val="0"/>
               <w:snapToGrid w:val="0"/>
               <w:spacing w:before="60" w:after="60"/>
@@ -14814,7 +16147,7 @@
           </w:tcPr>
           <w:p>
             <w:pPr>
-              <w:pStyle w:val="ListParagraph"/>
+              <w:pStyle w:val="a3"/>
               <w:adjustRightInd w:val="0"/>
               <w:snapToGrid w:val="0"/>
               <w:spacing w:before="60" w:after="60"/>
@@ -14858,7 +16191,7 @@
           </w:tcPr>
           <w:p>
             <w:pPr>
-              <w:pStyle w:val="ListParagraph"/>
+              <w:pStyle w:val="a3"/>
               <w:adjustRightInd w:val="0"/>
               <w:snapToGrid w:val="0"/>
               <w:spacing w:before="60" w:after="60"/>
@@ -14901,11 +16234,11 @@
           </w:tcPr>
           <w:p>
             <w:pPr>
-              <w:pStyle w:val="ListParagraph"/>
-              <w:adjustRightInd w:val="0"/>
-              <w:snapToGrid w:val="0"/>
-              <w:spacing w:before="60" w:after="60"/>
-              <w:ind w:leftChars="0" w:left="721" w:hangingChars="300" w:hanging="721"/>
+              <w:pStyle w:val="a3"/>
+              <w:adjustRightInd w:val="0"/>
+              <w:snapToGrid w:val="0"/>
+              <w:spacing w:before="60" w:after="60"/>
+              <w:ind w:leftChars="0" w:left="720" w:hangingChars="300" w:hanging="720"/>
               <w:jc w:val="center"/>
               <w:rPr>
                 <w:rFonts w:eastAsia="DFKai-SB"/>
@@ -14926,7 +16259,7 @@
               <w:adjustRightInd w:val="0"/>
               <w:snapToGrid w:val="0"/>
               <w:spacing w:before="60" w:after="60"/>
-              <w:ind w:left="721" w:hangingChars="300" w:hanging="721"/>
+              <w:ind w:left="734" w:hangingChars="300" w:hanging="734"/>
               <w:rPr>
                 <w:b/>
                 <w:sz w:val="24"/>
@@ -15043,7 +16376,7 @@
           </w:tcPr>
           <w:p>
             <w:pPr>
-              <w:pStyle w:val="ListParagraph"/>
+              <w:pStyle w:val="a3"/>
               <w:adjustRightInd w:val="0"/>
               <w:snapToGrid w:val="0"/>
               <w:spacing w:before="60" w:after="60"/>
@@ -15086,7 +16419,7 @@
           </w:tcPr>
           <w:p>
             <w:pPr>
-              <w:pStyle w:val="ListParagraph"/>
+              <w:pStyle w:val="a3"/>
               <w:adjustRightInd w:val="0"/>
               <w:snapToGrid w:val="0"/>
               <w:spacing w:before="60" w:after="60"/>
@@ -15129,7 +16462,7 @@
           </w:tcPr>
           <w:p>
             <w:pPr>
-              <w:pStyle w:val="ListParagraph"/>
+              <w:pStyle w:val="a3"/>
               <w:adjustRightInd w:val="0"/>
               <w:snapToGrid w:val="0"/>
               <w:spacing w:before="60" w:after="60"/>
@@ -15173,7 +16506,7 @@
           </w:tcPr>
           <w:p>
             <w:pPr>
-              <w:pStyle w:val="ListParagraph"/>
+              <w:pStyle w:val="a3"/>
               <w:adjustRightInd w:val="0"/>
               <w:snapToGrid w:val="0"/>
               <w:spacing w:before="60" w:after="60"/>
@@ -15217,7 +16550,7 @@
           </w:tcPr>
           <w:p>
             <w:pPr>
-              <w:pStyle w:val="ListParagraph"/>
+              <w:pStyle w:val="a3"/>
               <w:adjustRightInd w:val="0"/>
               <w:snapToGrid w:val="0"/>
               <w:spacing w:before="60" w:after="60"/>
@@ -15260,11 +16593,11 @@
           </w:tcPr>
           <w:p>
             <w:pPr>
-              <w:pStyle w:val="ListParagraph"/>
-              <w:adjustRightInd w:val="0"/>
-              <w:snapToGrid w:val="0"/>
-              <w:spacing w:before="60" w:after="60"/>
-              <w:ind w:leftChars="0" w:left="721" w:hangingChars="300" w:hanging="721"/>
+              <w:pStyle w:val="a3"/>
+              <w:adjustRightInd w:val="0"/>
+              <w:snapToGrid w:val="0"/>
+              <w:spacing w:before="60" w:after="60"/>
+              <w:ind w:leftChars="0" w:left="720" w:hangingChars="300" w:hanging="720"/>
               <w:jc w:val="center"/>
               <w:rPr>
                 <w:rFonts w:eastAsia="DFKai-SB"/>
@@ -15285,7 +16618,7 @@
               <w:adjustRightInd w:val="0"/>
               <w:snapToGrid w:val="0"/>
               <w:spacing w:before="60" w:after="60"/>
-              <w:ind w:left="721" w:hangingChars="300" w:hanging="721"/>
+              <w:ind w:left="734" w:hangingChars="300" w:hanging="734"/>
               <w:rPr>
                 <w:b/>
                 <w:sz w:val="24"/>
@@ -15372,7 +16705,7 @@
           </w:tcPr>
           <w:p>
             <w:pPr>
-              <w:pStyle w:val="ListParagraph"/>
+              <w:pStyle w:val="a3"/>
               <w:adjustRightInd w:val="0"/>
               <w:snapToGrid w:val="0"/>
               <w:spacing w:before="60" w:after="60"/>
@@ -15415,7 +16748,7 @@
           </w:tcPr>
           <w:p>
             <w:pPr>
-              <w:pStyle w:val="ListParagraph"/>
+              <w:pStyle w:val="a3"/>
               <w:adjustRightInd w:val="0"/>
               <w:snapToGrid w:val="0"/>
               <w:spacing w:before="60" w:after="60"/>
@@ -15458,7 +16791,7 @@
           </w:tcPr>
           <w:p>
             <w:pPr>
-              <w:pStyle w:val="ListParagraph"/>
+              <w:pStyle w:val="a3"/>
               <w:adjustRightInd w:val="0"/>
               <w:snapToGrid w:val="0"/>
               <w:spacing w:before="60" w:after="60"/>
@@ -15502,7 +16835,7 @@
           </w:tcPr>
           <w:p>
             <w:pPr>
-              <w:pStyle w:val="ListParagraph"/>
+              <w:pStyle w:val="a3"/>
               <w:adjustRightInd w:val="0"/>
               <w:snapToGrid w:val="0"/>
               <w:spacing w:before="60" w:after="60"/>
@@ -15546,7 +16879,7 @@
           </w:tcPr>
           <w:p>
             <w:pPr>
-              <w:pStyle w:val="ListParagraph"/>
+              <w:pStyle w:val="a3"/>
               <w:adjustRightInd w:val="0"/>
               <w:snapToGrid w:val="0"/>
               <w:spacing w:before="60" w:after="60"/>
@@ -15589,11 +16922,11 @@
           </w:tcPr>
           <w:p>
             <w:pPr>
-              <w:pStyle w:val="ListParagraph"/>
-              <w:adjustRightInd w:val="0"/>
-              <w:snapToGrid w:val="0"/>
-              <w:spacing w:before="60" w:after="60"/>
-              <w:ind w:leftChars="0" w:left="721" w:hangingChars="300" w:hanging="721"/>
+              <w:pStyle w:val="a3"/>
+              <w:adjustRightInd w:val="0"/>
+              <w:snapToGrid w:val="0"/>
+              <w:spacing w:before="60" w:after="60"/>
+              <w:ind w:leftChars="0" w:left="720" w:hangingChars="300" w:hanging="720"/>
               <w:jc w:val="center"/>
               <w:rPr>
                 <w:rFonts w:eastAsia="DFKai-SB"/>
@@ -15614,7 +16947,7 @@
               <w:adjustRightInd w:val="0"/>
               <w:snapToGrid w:val="0"/>
               <w:spacing w:before="60" w:after="60"/>
-              <w:ind w:left="721" w:hangingChars="300" w:hanging="721"/>
+              <w:ind w:left="734" w:hangingChars="300" w:hanging="734"/>
               <w:rPr>
                 <w:b/>
                 <w:sz w:val="24"/>
@@ -15636,7 +16969,7 @@
             <w:pPr>
               <w:adjustRightInd w:val="0"/>
               <w:snapToGrid w:val="0"/>
-              <w:ind w:left="472" w:hangingChars="295" w:hanging="472"/>
+              <w:ind w:left="481" w:hangingChars="295" w:hanging="481"/>
               <w:rPr>
                 <w:b/>
                 <w:sz w:val="16"/>
@@ -15654,7 +16987,7 @@
             <w:pPr>
               <w:adjustRightInd w:val="0"/>
               <w:snapToGrid w:val="0"/>
-              <w:ind w:left="472" w:hangingChars="295" w:hanging="472"/>
+              <w:ind w:left="481" w:hangingChars="295" w:hanging="481"/>
               <w:rPr>
                 <w:b/>
                 <w:sz w:val="16"/>
@@ -15673,7 +17006,7 @@
             <w:pPr>
               <w:adjustRightInd w:val="0"/>
               <w:snapToGrid w:val="0"/>
-              <w:ind w:left="472" w:hangingChars="295" w:hanging="472"/>
+              <w:ind w:left="481" w:hangingChars="295" w:hanging="481"/>
               <w:rPr>
                 <w:b/>
                 <w:sz w:val="16"/>
@@ -15692,7 +17025,7 @@
             <w:pPr>
               <w:adjustRightInd w:val="0"/>
               <w:snapToGrid w:val="0"/>
-              <w:ind w:left="472" w:hangingChars="295" w:hanging="472"/>
+              <w:ind w:left="481" w:hangingChars="295" w:hanging="481"/>
               <w:rPr>
                 <w:b/>
                 <w:sz w:val="16"/>
@@ -15711,7 +17044,7 @@
             <w:pPr>
               <w:adjustRightInd w:val="0"/>
               <w:snapToGrid w:val="0"/>
-              <w:ind w:left="472" w:hangingChars="295" w:hanging="472"/>
+              <w:ind w:left="481" w:hangingChars="295" w:hanging="481"/>
               <w:rPr>
                 <w:b/>
                 <w:sz w:val="16"/>
@@ -15731,7 +17064,7 @@
             <w:pPr>
               <w:adjustRightInd w:val="0"/>
               <w:snapToGrid w:val="0"/>
-              <w:ind w:left="472" w:hangingChars="295" w:hanging="472"/>
+              <w:ind w:left="481" w:hangingChars="295" w:hanging="481"/>
               <w:rPr>
                 <w:b/>
                 <w:sz w:val="16"/>
@@ -15751,7 +17084,7 @@
             <w:pPr>
               <w:adjustRightInd w:val="0"/>
               <w:snapToGrid w:val="0"/>
-              <w:ind w:left="472" w:hangingChars="295" w:hanging="472"/>
+              <w:ind w:left="481" w:hangingChars="295" w:hanging="481"/>
               <w:rPr>
                 <w:b/>
                 <w:sz w:val="16"/>
@@ -15770,7 +17103,7 @@
             <w:pPr>
               <w:adjustRightInd w:val="0"/>
               <w:snapToGrid w:val="0"/>
-              <w:ind w:left="472" w:hangingChars="295" w:hanging="472"/>
+              <w:ind w:left="481" w:hangingChars="295" w:hanging="481"/>
               <w:rPr>
                 <w:b/>
                 <w:sz w:val="16"/>
@@ -15789,7 +17122,7 @@
             <w:pPr>
               <w:adjustRightInd w:val="0"/>
               <w:snapToGrid w:val="0"/>
-              <w:ind w:left="472" w:hangingChars="295" w:hanging="472"/>
+              <w:ind w:left="481" w:hangingChars="295" w:hanging="481"/>
               <w:rPr>
                 <w:b/>
                 <w:sz w:val="16"/>
@@ -15815,7 +17148,7 @@
               <w:adjustRightInd w:val="0"/>
               <w:snapToGrid w:val="0"/>
               <w:spacing w:before="60" w:after="60"/>
-              <w:ind w:left="567" w:hangingChars="236" w:hanging="567"/>
+              <w:ind w:left="577" w:hangingChars="236" w:hanging="577"/>
               <w:jc w:val="left"/>
               <w:rPr>
                 <w:b/>
@@ -15977,7 +17310,7 @@
           </w:tcPr>
           <w:p>
             <w:pPr>
-              <w:pStyle w:val="ListParagraph"/>
+              <w:pStyle w:val="a3"/>
               <w:adjustRightInd w:val="0"/>
               <w:snapToGrid w:val="0"/>
               <w:spacing w:before="60" w:after="60"/>
@@ -16020,7 +17353,7 @@
           </w:tcPr>
           <w:p>
             <w:pPr>
-              <w:pStyle w:val="ListParagraph"/>
+              <w:pStyle w:val="a3"/>
               <w:adjustRightInd w:val="0"/>
               <w:snapToGrid w:val="0"/>
               <w:spacing w:before="60" w:after="60"/>
@@ -16063,7 +17396,7 @@
           </w:tcPr>
           <w:p>
             <w:pPr>
-              <w:pStyle w:val="ListParagraph"/>
+              <w:pStyle w:val="a3"/>
               <w:adjustRightInd w:val="0"/>
               <w:snapToGrid w:val="0"/>
               <w:spacing w:before="60" w:after="60"/>
@@ -16107,7 +17440,7 @@
           </w:tcPr>
           <w:p>
             <w:pPr>
-              <w:pStyle w:val="ListParagraph"/>
+              <w:pStyle w:val="a3"/>
               <w:adjustRightInd w:val="0"/>
               <w:snapToGrid w:val="0"/>
               <w:spacing w:before="60" w:after="60"/>
@@ -16151,7 +17484,7 @@
           </w:tcPr>
           <w:p>
             <w:pPr>
-              <w:pStyle w:val="ListParagraph"/>
+              <w:pStyle w:val="a3"/>
               <w:adjustRightInd w:val="0"/>
               <w:snapToGrid w:val="0"/>
               <w:spacing w:before="60" w:after="60"/>
@@ -16194,7 +17527,7 @@
           </w:tcPr>
           <w:p>
             <w:pPr>
-              <w:pStyle w:val="ListParagraph"/>
+              <w:pStyle w:val="a3"/>
               <w:adjustRightInd w:val="0"/>
               <w:snapToGrid w:val="0"/>
               <w:spacing w:before="60" w:after="60"/>
@@ -16240,7 +17573,7 @@
               <w:adjustRightInd w:val="0"/>
               <w:snapToGrid w:val="0"/>
               <w:spacing w:before="60" w:after="60"/>
-              <w:ind w:left="721" w:hangingChars="300" w:hanging="721"/>
+              <w:ind w:left="734" w:hangingChars="300" w:hanging="734"/>
               <w:rPr>
                 <w:b/>
                 <w:sz w:val="24"/>
@@ -16328,7 +17661,7 @@
           </w:tcPr>
           <w:p>
             <w:pPr>
-              <w:pStyle w:val="ListParagraph"/>
+              <w:pStyle w:val="a3"/>
               <w:adjustRightInd w:val="0"/>
               <w:snapToGrid w:val="0"/>
               <w:spacing w:before="60" w:after="60"/>
@@ -16371,7 +17704,7 @@
           </w:tcPr>
           <w:p>
             <w:pPr>
-              <w:pStyle w:val="ListParagraph"/>
+              <w:pStyle w:val="a3"/>
               <w:adjustRightInd w:val="0"/>
               <w:snapToGrid w:val="0"/>
               <w:spacing w:before="60" w:after="60"/>
@@ -16414,7 +17747,7 @@
           </w:tcPr>
           <w:p>
             <w:pPr>
-              <w:pStyle w:val="ListParagraph"/>
+              <w:pStyle w:val="a3"/>
               <w:adjustRightInd w:val="0"/>
               <w:snapToGrid w:val="0"/>
               <w:spacing w:before="60" w:after="60"/>
@@ -16458,7 +17791,7 @@
           </w:tcPr>
           <w:p>
             <w:pPr>
-              <w:pStyle w:val="ListParagraph"/>
+              <w:pStyle w:val="a3"/>
               <w:adjustRightInd w:val="0"/>
               <w:snapToGrid w:val="0"/>
               <w:spacing w:before="60" w:after="60"/>
@@ -16502,7 +17835,7 @@
           </w:tcPr>
           <w:p>
             <w:pPr>
-              <w:pStyle w:val="ListParagraph"/>
+              <w:pStyle w:val="a3"/>
               <w:adjustRightInd w:val="0"/>
               <w:snapToGrid w:val="0"/>
               <w:spacing w:before="60" w:after="60"/>
@@ -16545,7 +17878,7 @@
           </w:tcPr>
           <w:p>
             <w:pPr>
-              <w:pStyle w:val="ListParagraph"/>
+              <w:pStyle w:val="a3"/>
               <w:adjustRightInd w:val="0"/>
               <w:snapToGrid w:val="0"/>
               <w:spacing w:before="60" w:after="60"/>
@@ -16591,7 +17924,7 @@
               <w:adjustRightInd w:val="0"/>
               <w:snapToGrid w:val="0"/>
               <w:spacing w:before="60" w:after="60"/>
-              <w:ind w:left="721" w:hangingChars="300" w:hanging="721"/>
+              <w:ind w:left="734" w:hangingChars="300" w:hanging="734"/>
               <w:rPr>
                 <w:b/>
                 <w:sz w:val="24"/>
@@ -16613,7 +17946,7 @@
             <w:pPr>
               <w:adjustRightInd w:val="0"/>
               <w:snapToGrid w:val="0"/>
-              <w:ind w:left="472" w:hangingChars="295" w:hanging="472"/>
+              <w:ind w:left="481" w:hangingChars="295" w:hanging="481"/>
               <w:rPr>
                 <w:b/>
                 <w:sz w:val="16"/>
@@ -16631,7 +17964,7 @@
             <w:pPr>
               <w:adjustRightInd w:val="0"/>
               <w:snapToGrid w:val="0"/>
-              <w:ind w:left="472" w:hangingChars="295" w:hanging="472"/>
+              <w:ind w:left="481" w:hangingChars="295" w:hanging="481"/>
               <w:rPr>
                 <w:b/>
                 <w:sz w:val="16"/>
@@ -16650,7 +17983,7 @@
             <w:pPr>
               <w:adjustRightInd w:val="0"/>
               <w:snapToGrid w:val="0"/>
-              <w:ind w:left="472" w:hangingChars="295" w:hanging="472"/>
+              <w:ind w:left="481" w:hangingChars="295" w:hanging="481"/>
               <w:rPr>
                 <w:b/>
                 <w:sz w:val="16"/>
@@ -16669,7 +18002,7 @@
             <w:pPr>
               <w:adjustRightInd w:val="0"/>
               <w:snapToGrid w:val="0"/>
-              <w:ind w:left="472" w:hangingChars="295" w:hanging="472"/>
+              <w:ind w:left="481" w:hangingChars="295" w:hanging="481"/>
               <w:rPr>
                 <w:b/>
                 <w:sz w:val="16"/>
@@ -16688,7 +18021,7 @@
             <w:pPr>
               <w:adjustRightInd w:val="0"/>
               <w:snapToGrid w:val="0"/>
-              <w:ind w:left="472" w:hangingChars="295" w:hanging="472"/>
+              <w:ind w:left="481" w:hangingChars="295" w:hanging="481"/>
               <w:rPr>
                 <w:b/>
                 <w:sz w:val="16"/>
@@ -16708,7 +18041,7 @@
             <w:pPr>
               <w:adjustRightInd w:val="0"/>
               <w:snapToGrid w:val="0"/>
-              <w:ind w:left="472" w:hangingChars="295" w:hanging="472"/>
+              <w:ind w:left="481" w:hangingChars="295" w:hanging="481"/>
               <w:rPr>
                 <w:b/>
                 <w:sz w:val="16"/>
@@ -16728,7 +18061,7 @@
             <w:pPr>
               <w:adjustRightInd w:val="0"/>
               <w:snapToGrid w:val="0"/>
-              <w:ind w:left="472" w:hangingChars="295" w:hanging="472"/>
+              <w:ind w:left="481" w:hangingChars="295" w:hanging="481"/>
               <w:rPr>
                 <w:b/>
                 <w:sz w:val="16"/>
@@ -16747,7 +18080,7 @@
             <w:pPr>
               <w:adjustRightInd w:val="0"/>
               <w:snapToGrid w:val="0"/>
-              <w:ind w:left="472" w:hangingChars="295" w:hanging="472"/>
+              <w:ind w:left="481" w:hangingChars="295" w:hanging="481"/>
               <w:rPr>
                 <w:b/>
                 <w:sz w:val="16"/>
@@ -16766,7 +18099,7 @@
             <w:pPr>
               <w:adjustRightInd w:val="0"/>
               <w:snapToGrid w:val="0"/>
-              <w:ind w:left="472" w:hangingChars="295" w:hanging="472"/>
+              <w:ind w:left="481" w:hangingChars="295" w:hanging="481"/>
               <w:rPr>
                 <w:b/>
                 <w:sz w:val="16"/>
@@ -16792,7 +18125,7 @@
               <w:adjustRightInd w:val="0"/>
               <w:snapToGrid w:val="0"/>
               <w:spacing w:before="60" w:after="60"/>
-              <w:ind w:left="567" w:hangingChars="236" w:hanging="567"/>
+              <w:ind w:left="577" w:hangingChars="236" w:hanging="577"/>
               <w:jc w:val="left"/>
               <w:rPr>
                 <w:b/>
@@ -16916,7 +18249,7 @@
           </w:tcPr>
           <w:p>
             <w:pPr>
-              <w:pStyle w:val="ListParagraph"/>
+              <w:pStyle w:val="a3"/>
               <w:adjustRightInd w:val="0"/>
               <w:snapToGrid w:val="0"/>
               <w:spacing w:before="60" w:after="60"/>
@@ -16959,7 +18292,7 @@
           </w:tcPr>
           <w:p>
             <w:pPr>
-              <w:pStyle w:val="ListParagraph"/>
+              <w:pStyle w:val="a3"/>
               <w:adjustRightInd w:val="0"/>
               <w:snapToGrid w:val="0"/>
               <w:spacing w:before="60" w:after="60"/>
@@ -17002,7 +18335,7 @@
           </w:tcPr>
           <w:p>
             <w:pPr>
-              <w:pStyle w:val="ListParagraph"/>
+              <w:pStyle w:val="a3"/>
               <w:adjustRightInd w:val="0"/>
               <w:snapToGrid w:val="0"/>
               <w:spacing w:before="60" w:after="60"/>
@@ -17046,7 +18379,7 @@
           </w:tcPr>
           <w:p>
             <w:pPr>
-              <w:pStyle w:val="ListParagraph"/>
+              <w:pStyle w:val="a3"/>
               <w:adjustRightInd w:val="0"/>
               <w:snapToGrid w:val="0"/>
               <w:spacing w:before="60" w:after="60"/>
@@ -17090,7 +18423,7 @@
           </w:tcPr>
           <w:p>
             <w:pPr>
-              <w:pStyle w:val="ListParagraph"/>
+              <w:pStyle w:val="a3"/>
               <w:adjustRightInd w:val="0"/>
               <w:snapToGrid w:val="0"/>
               <w:spacing w:before="60" w:after="60"/>
@@ -17133,11 +18466,11 @@
           </w:tcPr>
           <w:p>
             <w:pPr>
-              <w:pStyle w:val="ListParagraph"/>
-              <w:adjustRightInd w:val="0"/>
-              <w:snapToGrid w:val="0"/>
-              <w:spacing w:before="60" w:after="60"/>
-              <w:ind w:leftChars="0" w:left="721" w:hangingChars="300" w:hanging="721"/>
+              <w:pStyle w:val="a3"/>
+              <w:adjustRightInd w:val="0"/>
+              <w:snapToGrid w:val="0"/>
+              <w:spacing w:before="60" w:after="60"/>
+              <w:ind w:leftChars="0" w:left="720" w:hangingChars="300" w:hanging="720"/>
               <w:jc w:val="center"/>
               <w:rPr>
                 <w:rFonts w:eastAsia="DFKai-SB"/>
@@ -17157,7 +18490,7 @@
               <w:adjustRightInd w:val="0"/>
               <w:snapToGrid w:val="0"/>
               <w:spacing w:before="60" w:after="60"/>
-              <w:ind w:left="721" w:hangingChars="300" w:hanging="721"/>
+              <w:ind w:left="734" w:hangingChars="300" w:hanging="734"/>
               <w:rPr>
                 <w:b/>
                 <w:sz w:val="24"/>
@@ -17246,7 +18579,7 @@
           </w:tcPr>
           <w:p>
             <w:pPr>
-              <w:pStyle w:val="ListParagraph"/>
+              <w:pStyle w:val="a3"/>
               <w:adjustRightInd w:val="0"/>
               <w:snapToGrid w:val="0"/>
               <w:spacing w:before="60" w:after="60"/>
@@ -17289,7 +18622,7 @@
           </w:tcPr>
           <w:p>
             <w:pPr>
-              <w:pStyle w:val="ListParagraph"/>
+              <w:pStyle w:val="a3"/>
               <w:adjustRightInd w:val="0"/>
               <w:snapToGrid w:val="0"/>
               <w:spacing w:before="60" w:after="60"/>
@@ -17332,7 +18665,7 @@
           </w:tcPr>
           <w:p>
             <w:pPr>
-              <w:pStyle w:val="ListParagraph"/>
+              <w:pStyle w:val="a3"/>
               <w:adjustRightInd w:val="0"/>
               <w:snapToGrid w:val="0"/>
               <w:spacing w:before="60" w:after="60"/>
@@ -17376,7 +18709,7 @@
           </w:tcPr>
           <w:p>
             <w:pPr>
-              <w:pStyle w:val="ListParagraph"/>
+              <w:pStyle w:val="a3"/>
               <w:adjustRightInd w:val="0"/>
               <w:snapToGrid w:val="0"/>
               <w:spacing w:before="60" w:after="60"/>
@@ -17420,7 +18753,7 @@
           </w:tcPr>
           <w:p>
             <w:pPr>
-              <w:pStyle w:val="ListParagraph"/>
+              <w:pStyle w:val="a3"/>
               <w:adjustRightInd w:val="0"/>
               <w:snapToGrid w:val="0"/>
               <w:spacing w:before="60" w:after="60"/>
@@ -17463,11 +18796,11 @@
           </w:tcPr>
           <w:p>
             <w:pPr>
-              <w:pStyle w:val="ListParagraph"/>
-              <w:adjustRightInd w:val="0"/>
-              <w:snapToGrid w:val="0"/>
-              <w:spacing w:before="60" w:after="60"/>
-              <w:ind w:leftChars="0" w:left="721" w:hangingChars="300" w:hanging="721"/>
+              <w:pStyle w:val="a3"/>
+              <w:adjustRightInd w:val="0"/>
+              <w:snapToGrid w:val="0"/>
+              <w:spacing w:before="60" w:after="60"/>
+              <w:ind w:leftChars="0" w:left="720" w:hangingChars="300" w:hanging="720"/>
               <w:jc w:val="center"/>
               <w:rPr>
                 <w:rFonts w:eastAsia="DFKai-SB"/>
@@ -17487,7 +18820,7 @@
               <w:adjustRightInd w:val="0"/>
               <w:snapToGrid w:val="0"/>
               <w:spacing w:before="60" w:after="60"/>
-              <w:ind w:left="721" w:hangingChars="300" w:hanging="721"/>
+              <w:ind w:left="734" w:hangingChars="300" w:hanging="734"/>
               <w:rPr>
                 <w:b/>
                 <w:sz w:val="24"/>
@@ -17500,7 +18833,7 @@
     </w:tbl>
     <w:p>
       <w:pPr>
-        <w:pStyle w:val="ListParagraph"/>
+        <w:pStyle w:val="a3"/>
         <w:keepNext/>
         <w:widowControl/>
         <w:numPr>
@@ -17513,13 +18846,13 @@
         <w:spacing w:before="240" w:after="240"/>
         <w:ind w:leftChars="0" w:left="547" w:hanging="547"/>
         <w:rPr>
-          <w:rFonts w:eastAsia="SimSun"/>
+          <w:rFonts w:eastAsia="宋体"/>
           <w:lang w:val="en-GB" w:eastAsia="zh-CN"/>
         </w:rPr>
       </w:pPr>
       <w:r>
         <w:rPr>
-          <w:rFonts w:eastAsia="SimSun"/>
+          <w:rFonts w:eastAsia="宋体"/>
           <w:lang w:val="en-GB" w:eastAsia="zh-CN"/>
         </w:rPr>
         <w:lastRenderedPageBreak/>
@@ -17534,7 +18867,7 @@
       </w:r>
       <w:r>
         <w:rPr>
-          <w:rFonts w:eastAsia="SimSun"/>
+          <w:rFonts w:eastAsia="宋体"/>
           <w:lang w:val="en-GB" w:eastAsia="zh-CN"/>
         </w:rPr>
         <w:t xml:space="preserve"> any other observations on the </w:t>
@@ -17547,7 +18880,7 @@
       </w:r>
       <w:r>
         <w:rPr>
-          <w:rFonts w:eastAsia="SimSun"/>
+          <w:rFonts w:eastAsia="宋体"/>
           <w:lang w:val="en-GB" w:eastAsia="zh-CN"/>
         </w:rPr>
         <w:t xml:space="preserve"> </w:t>
@@ -17560,21 +18893,21 @@
       </w:r>
       <w:r>
         <w:rPr>
-          <w:rFonts w:eastAsia="SimSun"/>
+          <w:rFonts w:eastAsia="宋体"/>
           <w:lang w:val="en-GB" w:eastAsia="zh-CN"/>
         </w:rPr>
         <w:t xml:space="preserve">the </w:t>
       </w:r>
       <w:r>
         <w:rPr>
-          <w:rFonts w:eastAsia="SimSun"/>
+          <w:rFonts w:eastAsia="宋体"/>
           <w:lang w:val="en-GB" w:eastAsia="zh-CN"/>
         </w:rPr>
         <w:t>20</w:t>
       </w:r>
       <w:r>
         <w:rPr>
-          <w:rFonts w:eastAsia="SimSun"/>
+          <w:rFonts w:eastAsia="宋体"/>
           <w:u w:val="single"/>
           <w:lang w:val="en-GB" w:eastAsia="zh-CN"/>
         </w:rPr>
@@ -17582,14 +18915,14 @@
       </w:r>
       <w:r>
         <w:rPr>
-          <w:rFonts w:eastAsia="SimSun"/>
+          <w:rFonts w:eastAsia="宋体"/>
           <w:lang w:val="en-GB" w:eastAsia="zh-CN"/>
         </w:rPr>
         <w:t>-</w:t>
       </w:r>
       <w:r>
         <w:rPr>
-          <w:rFonts w:eastAsia="SimSun"/>
+          <w:rFonts w:eastAsia="宋体"/>
           <w:u w:val="single"/>
           <w:lang w:val="en-GB" w:eastAsia="zh-CN"/>
         </w:rPr>
@@ -17609,7 +18942,7 @@
       </w:r>
       <w:r>
         <w:rPr>
-          <w:rFonts w:eastAsia="SimSun"/>
+          <w:rFonts w:eastAsia="宋体"/>
           <w:lang w:val="en-GB" w:eastAsia="zh-CN"/>
         </w:rPr>
         <w:t xml:space="preserve">financial year, and any </w:t>
@@ -17622,7 +18955,7 @@
       </w:r>
       <w:r>
         <w:rPr>
-          <w:rFonts w:eastAsia="SimSun"/>
+          <w:rFonts w:eastAsia="宋体"/>
           <w:lang w:val="en-GB" w:eastAsia="zh-CN"/>
         </w:rPr>
         <w:t>action</w:t>
@@ -17635,7 +18968,7 @@
       </w:r>
       <w:r>
         <w:rPr>
-          <w:rFonts w:eastAsia="SimSun"/>
+          <w:rFonts w:eastAsia="宋体"/>
           <w:lang w:val="en-GB" w:eastAsia="zh-CN"/>
         </w:rPr>
         <w:t xml:space="preserve"> taken</w:t>
@@ -17815,7 +19148,7 @@
               <w:adjustRightInd w:val="0"/>
               <w:spacing w:before="60" w:after="60"/>
               <w:rPr>
-                <w:rFonts w:eastAsia="SimSun"/>
+                <w:rFonts w:eastAsia="宋体"/>
                 <w:lang w:val="en-GB" w:eastAsia="zh-CN"/>
               </w:rPr>
             </w:pPr>
@@ -17825,7 +19158,7 @@
               <w:adjustRightInd w:val="0"/>
               <w:spacing w:before="60" w:after="60"/>
               <w:rPr>
-                <w:rFonts w:eastAsia="SimSun"/>
+                <w:rFonts w:eastAsia="宋体"/>
                 <w:lang w:val="en-GB" w:eastAsia="zh-CN"/>
               </w:rPr>
             </w:pPr>
@@ -17835,7 +19168,7 @@
               <w:adjustRightInd w:val="0"/>
               <w:spacing w:before="60" w:after="60"/>
               <w:rPr>
-                <w:rFonts w:eastAsia="SimSun"/>
+                <w:rFonts w:eastAsia="宋体"/>
                 <w:lang w:val="en-GB" w:eastAsia="zh-CN"/>
               </w:rPr>
             </w:pPr>
@@ -17845,7 +19178,7 @@
               <w:adjustRightInd w:val="0"/>
               <w:spacing w:before="60" w:after="60"/>
               <w:rPr>
-                <w:rFonts w:eastAsia="SimSun"/>
+                <w:rFonts w:eastAsia="宋体"/>
                 <w:lang w:val="en-GB" w:eastAsia="zh-CN"/>
               </w:rPr>
             </w:pPr>
@@ -17855,7 +19188,7 @@
               <w:adjustRightInd w:val="0"/>
               <w:spacing w:before="60" w:after="60"/>
               <w:rPr>
-                <w:rFonts w:eastAsia="SimSun"/>
+                <w:rFonts w:eastAsia="宋体"/>
                 <w:lang w:val="en-GB" w:eastAsia="zh-CN"/>
               </w:rPr>
             </w:pPr>
@@ -18107,7 +19440,23 @@
                 <w:i/>
                 <w:lang w:val="en-GB"/>
               </w:rPr>
-              <w:t xml:space="preserve">(to be </w:t>
+              <w:t>(</w:t>
+            </w:r>
+            <w:proofErr w:type="gramStart"/>
+            <w:r>
+              <w:rPr>
+                <w:i/>
+                <w:lang w:val="en-GB"/>
+              </w:rPr>
+              <w:t>to</w:t>
+            </w:r>
+            <w:proofErr w:type="gramEnd"/>
+            <w:r>
+              <w:rPr>
+                <w:i/>
+                <w:lang w:val="en-GB"/>
+              </w:rPr>
+              <w:t xml:space="preserve"> be </w:t>
             </w:r>
             <w:r>
               <w:rPr>
@@ -18640,7 +19989,7 @@
 <w:ftr xmlns:wpc="http://schemas.microsoft.com/office/word/2010/wordprocessingCanvas" xmlns:cx="http://schemas.microsoft.com/office/drawing/2014/chartex" xmlns:cx1="http://schemas.microsoft.com/office/drawing/2015/9/8/chartex" xmlns:cx2="http://schemas.microsoft.com/office/drawing/2015/10/21/chartex" xmlns:cx3="http://schemas.microsoft.com/office/drawing/2016/5/9/chartex" xmlns:cx4="http://schemas.microsoft.com/office/drawing/2016/5/10/chartex" xmlns:cx5="http://schemas.microsoft.com/office/drawing/2016/5/11/chartex" xmlns:cx6="http://schemas.microsoft.com/office/drawing/2016/5/12/chartex" xmlns:cx7="http://schemas.microsoft.com/office/drawing/2016/5/13/chartex" xmlns:cx8="http://schemas.microsoft.com/office/drawing/2016/5/14/chartex" xmlns:mc="http://schemas.openxmlformats.org/markup-compatibility/2006" xmlns:aink="http://schemas.microsoft.com/office/drawing/2016/ink" xmlns:am3d="http://schemas.microsoft.com/office/drawing/2017/model3d" xmlns:o="urn:schemas-microsoft-com:office:office" xmlns:oel="http://schemas.microsoft.com/office/2019/extlst" xmlns:r="http://schemas.openxmlformats.org/officeDocument/2006/relationships" xmlns:m="http://schemas.openxmlformats.org/officeDocument/2006/math" xmlns:v="urn:schemas-microsoft-com:vml" xmlns:wp14="http://schemas.microsoft.com/office/word/2010/wordprocessingDrawing" xmlns:wp="http://schemas.openxmlformats.org/drawingml/2006/wordprocessingDrawing" xmlns:w10="urn:schemas-microsoft-com:office:word" xmlns:w="http://schemas.openxmlformats.org/wordprocessingml/2006/main" xmlns:w14="http://schemas.microsoft.com/office/word/2010/wordml" xmlns:w15="http://schemas.microsoft.com/office/word/2012/wordml" xmlns:w16cex="http://schemas.microsoft.com/office/word/2018/wordml/cex" xmlns:w16cid="http://schemas.microsoft.com/office/word/2016/wordml/cid" xmlns:w16="http://schemas.microsoft.com/office/word/2018/wordml" xmlns:w16du="http://schemas.microsoft.com/office/word/2023/wordml/word16du" xmlns:w16sdtdh="http://schemas.microsoft.com/office/word/2020/wordml/sdtdatahash" xmlns:w16sdtfl="http://schemas.microsoft.com/office/word/2024/wordml/sdtformatlock" xmlns:w16se="http://schemas.microsoft.com/office/word/2015/wordml/symex" xmlns:wpg="http://schemas.microsoft.com/office/word/2010/wordprocessingGroup" xmlns:wpi="http://schemas.microsoft.com/office/word/2010/wordprocessingInk" xmlns:wne="http://schemas.microsoft.com/office/word/2006/wordml" xmlns:wps="http://schemas.microsoft.com/office/word/2010/wordprocessingShape" mc:Ignorable="w14 w15 w16se w16cid w16 w16cex w16sdtdh w16sdtfl w16du wp14">
   <w:p>
     <w:pPr>
-      <w:pStyle w:val="Footer"/>
+      <w:pStyle w:val="ad"/>
     </w:pPr>
   </w:p>
 </w:ftr>
@@ -18650,7 +19999,7 @@
 <w:ftr xmlns:wpc="http://schemas.microsoft.com/office/word/2010/wordprocessingCanvas" xmlns:cx="http://schemas.microsoft.com/office/drawing/2014/chartex" xmlns:cx1="http://schemas.microsoft.com/office/drawing/2015/9/8/chartex" xmlns:cx2="http://schemas.microsoft.com/office/drawing/2015/10/21/chartex" xmlns:cx3="http://schemas.microsoft.com/office/drawing/2016/5/9/chartex" xmlns:cx4="http://schemas.microsoft.com/office/drawing/2016/5/10/chartex" xmlns:cx5="http://schemas.microsoft.com/office/drawing/2016/5/11/chartex" xmlns:cx6="http://schemas.microsoft.com/office/drawing/2016/5/12/chartex" xmlns:cx7="http://schemas.microsoft.com/office/drawing/2016/5/13/chartex" xmlns:cx8="http://schemas.microsoft.com/office/drawing/2016/5/14/chartex" xmlns:mc="http://schemas.openxmlformats.org/markup-compatibility/2006" xmlns:aink="http://schemas.microsoft.com/office/drawing/2016/ink" xmlns:am3d="http://schemas.microsoft.com/office/drawing/2017/model3d" xmlns:o="urn:schemas-microsoft-com:office:office" xmlns:oel="http://schemas.microsoft.com/office/2019/extlst" xmlns:r="http://schemas.openxmlformats.org/officeDocument/2006/relationships" xmlns:m="http://schemas.openxmlformats.org/officeDocument/2006/math" xmlns:v="urn:schemas-microsoft-com:vml" xmlns:wp14="http://schemas.microsoft.com/office/word/2010/wordprocessingDrawing" xmlns:wp="http://schemas.openxmlformats.org/drawingml/2006/wordprocessingDrawing" xmlns:w10="urn:schemas-microsoft-com:office:word" xmlns:w="http://schemas.openxmlformats.org/wordprocessingml/2006/main" xmlns:w14="http://schemas.microsoft.com/office/word/2010/wordml" xmlns:w15="http://schemas.microsoft.com/office/word/2012/wordml" xmlns:w16cex="http://schemas.microsoft.com/office/word/2018/wordml/cex" xmlns:w16cid="http://schemas.microsoft.com/office/word/2016/wordml/cid" xmlns:w16="http://schemas.microsoft.com/office/word/2018/wordml" xmlns:w16du="http://schemas.microsoft.com/office/word/2023/wordml/word16du" xmlns:w16sdtdh="http://schemas.microsoft.com/office/word/2020/wordml/sdtdatahash" xmlns:w16sdtfl="http://schemas.microsoft.com/office/word/2024/wordml/sdtformatlock" xmlns:w16se="http://schemas.microsoft.com/office/word/2015/wordml/symex" xmlns:wpg="http://schemas.microsoft.com/office/word/2010/wordprocessingGroup" xmlns:wpi="http://schemas.microsoft.com/office/word/2010/wordprocessingInk" xmlns:wne="http://schemas.microsoft.com/office/word/2006/wordml" xmlns:wps="http://schemas.microsoft.com/office/word/2010/wordprocessingShape" mc:Ignorable="w14 w15 w16se w16cid w16 w16cex w16sdtdh w16sdtfl w16du wp14">
   <w:p>
     <w:pPr>
-      <w:pStyle w:val="Footer"/>
+      <w:pStyle w:val="ad"/>
       <w:rPr>
         <w:lang w:eastAsia="zh-TW"/>
       </w:rPr>
@@ -18696,7 +20045,7 @@
 <w:ftr xmlns:wpc="http://schemas.microsoft.com/office/word/2010/wordprocessingCanvas" xmlns:cx="http://schemas.microsoft.com/office/drawing/2014/chartex" xmlns:cx1="http://schemas.microsoft.com/office/drawing/2015/9/8/chartex" xmlns:cx2="http://schemas.microsoft.com/office/drawing/2015/10/21/chartex" xmlns:cx3="http://schemas.microsoft.com/office/drawing/2016/5/9/chartex" xmlns:cx4="http://schemas.microsoft.com/office/drawing/2016/5/10/chartex" xmlns:cx5="http://schemas.microsoft.com/office/drawing/2016/5/11/chartex" xmlns:cx6="http://schemas.microsoft.com/office/drawing/2016/5/12/chartex" xmlns:cx7="http://schemas.microsoft.com/office/drawing/2016/5/13/chartex" xmlns:cx8="http://schemas.microsoft.com/office/drawing/2016/5/14/chartex" xmlns:mc="http://schemas.openxmlformats.org/markup-compatibility/2006" xmlns:aink="http://schemas.microsoft.com/office/drawing/2016/ink" xmlns:am3d="http://schemas.microsoft.com/office/drawing/2017/model3d" xmlns:o="urn:schemas-microsoft-com:office:office" xmlns:oel="http://schemas.microsoft.com/office/2019/extlst" xmlns:r="http://schemas.openxmlformats.org/officeDocument/2006/relationships" xmlns:m="http://schemas.openxmlformats.org/officeDocument/2006/math" xmlns:v="urn:schemas-microsoft-com:vml" xmlns:wp14="http://schemas.microsoft.com/office/word/2010/wordprocessingDrawing" xmlns:wp="http://schemas.openxmlformats.org/drawingml/2006/wordprocessingDrawing" xmlns:w10="urn:schemas-microsoft-com:office:word" xmlns:w="http://schemas.openxmlformats.org/wordprocessingml/2006/main" xmlns:w14="http://schemas.microsoft.com/office/word/2010/wordml" xmlns:w15="http://schemas.microsoft.com/office/word/2012/wordml" xmlns:w16cex="http://schemas.microsoft.com/office/word/2018/wordml/cex" xmlns:w16cid="http://schemas.microsoft.com/office/word/2016/wordml/cid" xmlns:w16="http://schemas.microsoft.com/office/word/2018/wordml" xmlns:w16du="http://schemas.microsoft.com/office/word/2023/wordml/word16du" xmlns:w16sdtdh="http://schemas.microsoft.com/office/word/2020/wordml/sdtdatahash" xmlns:w16sdtfl="http://schemas.microsoft.com/office/word/2024/wordml/sdtformatlock" xmlns:w16se="http://schemas.microsoft.com/office/word/2015/wordml/symex" xmlns:wpg="http://schemas.microsoft.com/office/word/2010/wordprocessingGroup" xmlns:wpi="http://schemas.microsoft.com/office/word/2010/wordprocessingInk" xmlns:wne="http://schemas.microsoft.com/office/word/2006/wordml" xmlns:wps="http://schemas.microsoft.com/office/word/2010/wordprocessingShape" mc:Ignorable="w14 w15 w16se w16cid w16 w16cex w16sdtdh w16sdtfl w16du wp14">
   <w:p>
     <w:pPr>
-      <w:pStyle w:val="Footer"/>
+      <w:pStyle w:val="ad"/>
       <w:rPr>
         <w:lang w:eastAsia="zh-TW"/>
       </w:rPr>
@@ -18764,7 +20113,7 @@
 <w:hdr xmlns:wpc="http://schemas.microsoft.com/office/word/2010/wordprocessingCanvas" xmlns:cx="http://schemas.microsoft.com/office/drawing/2014/chartex" xmlns:cx1="http://schemas.microsoft.com/office/drawing/2015/9/8/chartex" xmlns:cx2="http://schemas.microsoft.com/office/drawing/2015/10/21/chartex" xmlns:cx3="http://schemas.microsoft.com/office/drawing/2016/5/9/chartex" xmlns:cx4="http://schemas.microsoft.com/office/drawing/2016/5/10/chartex" xmlns:cx5="http://schemas.microsoft.com/office/drawing/2016/5/11/chartex" xmlns:cx6="http://schemas.microsoft.com/office/drawing/2016/5/12/chartex" xmlns:cx7="http://schemas.microsoft.com/office/drawing/2016/5/13/chartex" xmlns:cx8="http://schemas.microsoft.com/office/drawing/2016/5/14/chartex" xmlns:mc="http://schemas.openxmlformats.org/markup-compatibility/2006" xmlns:aink="http://schemas.microsoft.com/office/drawing/2016/ink" xmlns:am3d="http://schemas.microsoft.com/office/drawing/2017/model3d" xmlns:o="urn:schemas-microsoft-com:office:office" xmlns:oel="http://schemas.microsoft.com/office/2019/extlst" xmlns:r="http://schemas.openxmlformats.org/officeDocument/2006/relationships" xmlns:m="http://schemas.openxmlformats.org/officeDocument/2006/math" xmlns:v="urn:schemas-microsoft-com:vml" xmlns:wp14="http://schemas.microsoft.com/office/word/2010/wordprocessingDrawing" xmlns:wp="http://schemas.openxmlformats.org/drawingml/2006/wordprocessingDrawing" xmlns:w10="urn:schemas-microsoft-com:office:word" xmlns:w="http://schemas.openxmlformats.org/wordprocessingml/2006/main" xmlns:w14="http://schemas.microsoft.com/office/word/2010/wordml" xmlns:w15="http://schemas.microsoft.com/office/word/2012/wordml" xmlns:w16cex="http://schemas.microsoft.com/office/word/2018/wordml/cex" xmlns:w16cid="http://schemas.microsoft.com/office/word/2016/wordml/cid" xmlns:w16="http://schemas.microsoft.com/office/word/2018/wordml" xmlns:w16du="http://schemas.microsoft.com/office/word/2023/wordml/word16du" xmlns:w16sdtdh="http://schemas.microsoft.com/office/word/2020/wordml/sdtdatahash" xmlns:w16sdtfl="http://schemas.microsoft.com/office/word/2024/wordml/sdtformatlock" xmlns:w16se="http://schemas.microsoft.com/office/word/2015/wordml/symex" xmlns:wpg="http://schemas.microsoft.com/office/word/2010/wordprocessingGroup" xmlns:wpi="http://schemas.microsoft.com/office/word/2010/wordprocessingInk" xmlns:wne="http://schemas.microsoft.com/office/word/2006/wordml" xmlns:wps="http://schemas.microsoft.com/office/word/2010/wordprocessingShape" mc:Ignorable="w14 w15 w16se w16cid w16 w16cex w16sdtdh w16sdtfl w16du wp14">
   <w:p>
     <w:pPr>
-      <w:pStyle w:val="Header"/>
+      <w:pStyle w:val="ab"/>
     </w:pPr>
   </w:p>
 </w:hdr>
@@ -18774,7 +20123,7 @@
 <w:hdr xmlns:wpc="http://schemas.microsoft.com/office/word/2010/wordprocessingCanvas" xmlns:cx="http://schemas.microsoft.com/office/drawing/2014/chartex" xmlns:cx1="http://schemas.microsoft.com/office/drawing/2015/9/8/chartex" xmlns:cx2="http://schemas.microsoft.com/office/drawing/2015/10/21/chartex" xmlns:cx3="http://schemas.microsoft.com/office/drawing/2016/5/9/chartex" xmlns:cx4="http://schemas.microsoft.com/office/drawing/2016/5/10/chartex" xmlns:cx5="http://schemas.microsoft.com/office/drawing/2016/5/11/chartex" xmlns:cx6="http://schemas.microsoft.com/office/drawing/2016/5/12/chartex" xmlns:cx7="http://schemas.microsoft.com/office/drawing/2016/5/13/chartex" xmlns:cx8="http://schemas.microsoft.com/office/drawing/2016/5/14/chartex" xmlns:mc="http://schemas.openxmlformats.org/markup-compatibility/2006" xmlns:aink="http://schemas.microsoft.com/office/drawing/2016/ink" xmlns:am3d="http://schemas.microsoft.com/office/drawing/2017/model3d" xmlns:o="urn:schemas-microsoft-com:office:office" xmlns:oel="http://schemas.microsoft.com/office/2019/extlst" xmlns:r="http://schemas.openxmlformats.org/officeDocument/2006/relationships" xmlns:m="http://schemas.openxmlformats.org/officeDocument/2006/math" xmlns:v="urn:schemas-microsoft-com:vml" xmlns:wp14="http://schemas.microsoft.com/office/word/2010/wordprocessingDrawing" xmlns:wp="http://schemas.openxmlformats.org/drawingml/2006/wordprocessingDrawing" xmlns:w10="urn:schemas-microsoft-com:office:word" xmlns:w="http://schemas.openxmlformats.org/wordprocessingml/2006/main" xmlns:w14="http://schemas.microsoft.com/office/word/2010/wordml" xmlns:w15="http://schemas.microsoft.com/office/word/2012/wordml" xmlns:w16cex="http://schemas.microsoft.com/office/word/2018/wordml/cex" xmlns:w16cid="http://schemas.microsoft.com/office/word/2016/wordml/cid" xmlns:w16="http://schemas.microsoft.com/office/word/2018/wordml" xmlns:w16du="http://schemas.microsoft.com/office/word/2023/wordml/word16du" xmlns:w16sdtdh="http://schemas.microsoft.com/office/word/2020/wordml/sdtdatahash" xmlns:w16sdtfl="http://schemas.microsoft.com/office/word/2024/wordml/sdtformatlock" xmlns:w16se="http://schemas.microsoft.com/office/word/2015/wordml/symex" xmlns:wpg="http://schemas.microsoft.com/office/word/2010/wordprocessingGroup" xmlns:wpi="http://schemas.microsoft.com/office/word/2010/wordprocessingInk" xmlns:wne="http://schemas.microsoft.com/office/word/2006/wordml" xmlns:wps="http://schemas.microsoft.com/office/word/2010/wordprocessingShape" mc:Ignorable="w14 w15 w16se w16cid w16 w16cex w16sdtdh w16sdtfl w16du wp14">
   <w:p>
     <w:pPr>
-      <w:pStyle w:val="Header"/>
+      <w:pStyle w:val="ab"/>
       <w:tabs>
         <w:tab w:val="clear" w:pos="4153"/>
         <w:tab w:val="clear" w:pos="8306"/>
@@ -18860,7 +20209,7 @@
 <w:hdr xmlns:wpc="http://schemas.microsoft.com/office/word/2010/wordprocessingCanvas" xmlns:cx="http://schemas.microsoft.com/office/drawing/2014/chartex" xmlns:cx1="http://schemas.microsoft.com/office/drawing/2015/9/8/chartex" xmlns:cx2="http://schemas.microsoft.com/office/drawing/2015/10/21/chartex" xmlns:cx3="http://schemas.microsoft.com/office/drawing/2016/5/9/chartex" xmlns:cx4="http://schemas.microsoft.com/office/drawing/2016/5/10/chartex" xmlns:cx5="http://schemas.microsoft.com/office/drawing/2016/5/11/chartex" xmlns:cx6="http://schemas.microsoft.com/office/drawing/2016/5/12/chartex" xmlns:cx7="http://schemas.microsoft.com/office/drawing/2016/5/13/chartex" xmlns:cx8="http://schemas.microsoft.com/office/drawing/2016/5/14/chartex" xmlns:mc="http://schemas.openxmlformats.org/markup-compatibility/2006" xmlns:aink="http://schemas.microsoft.com/office/drawing/2016/ink" xmlns:am3d="http://schemas.microsoft.com/office/drawing/2017/model3d" xmlns:o="urn:schemas-microsoft-com:office:office" xmlns:oel="http://schemas.microsoft.com/office/2019/extlst" xmlns:r="http://schemas.openxmlformats.org/officeDocument/2006/relationships" xmlns:m="http://schemas.openxmlformats.org/officeDocument/2006/math" xmlns:v="urn:schemas-microsoft-com:vml" xmlns:wp14="http://schemas.microsoft.com/office/word/2010/wordprocessingDrawing" xmlns:wp="http://schemas.openxmlformats.org/drawingml/2006/wordprocessingDrawing" xmlns:w10="urn:schemas-microsoft-com:office:word" xmlns:w="http://schemas.openxmlformats.org/wordprocessingml/2006/main" xmlns:w14="http://schemas.microsoft.com/office/word/2010/wordml" xmlns:w15="http://schemas.microsoft.com/office/word/2012/wordml" xmlns:w16cex="http://schemas.microsoft.com/office/word/2018/wordml/cex" xmlns:w16cid="http://schemas.microsoft.com/office/word/2016/wordml/cid" xmlns:w16="http://schemas.microsoft.com/office/word/2018/wordml" xmlns:w16du="http://schemas.microsoft.com/office/word/2023/wordml/word16du" xmlns:w16sdtdh="http://schemas.microsoft.com/office/word/2020/wordml/sdtdatahash" xmlns:w16sdtfl="http://schemas.microsoft.com/office/word/2024/wordml/sdtformatlock" xmlns:w16se="http://schemas.microsoft.com/office/word/2015/wordml/symex" xmlns:wpg="http://schemas.microsoft.com/office/word/2010/wordprocessingGroup" xmlns:wpi="http://schemas.microsoft.com/office/word/2010/wordprocessingInk" xmlns:wne="http://schemas.microsoft.com/office/word/2006/wordml" xmlns:wps="http://schemas.microsoft.com/office/word/2010/wordprocessingShape" mc:Ignorable="w14 w15 w16se w16cid w16 w16cex w16sdtdh w16sdtfl w16du wp14">
   <w:p>
     <w:pPr>
-      <w:pStyle w:val="Header"/>
+      <w:pStyle w:val="ab"/>
       <w:tabs>
         <w:tab w:val="clear" w:pos="4153"/>
         <w:tab w:val="clear" w:pos="8306"/>
@@ -18874,7 +20223,7 @@
     </w:pPr>
     <w:r>
       <w:rPr>
-        <w:rFonts w:eastAsia="SimSun"/>
+        <w:rFonts w:eastAsia="宋体"/>
         <w:b/>
         <w:sz w:val="24"/>
         <w:szCs w:val="24"/>
@@ -18885,7 +20234,7 @@
     </w:r>
     <w:r>
       <w:rPr>
-        <w:rFonts w:eastAsia="SimSun"/>
+        <w:rFonts w:eastAsia="宋体"/>
         <w:b/>
         <w:sz w:val="24"/>
         <w:szCs w:val="24"/>
@@ -18896,7 +20245,7 @@
     </w:r>
     <w:r>
       <w:rPr>
-        <w:rFonts w:eastAsia="SimSun"/>
+        <w:rFonts w:eastAsia="宋体"/>
         <w:b/>
         <w:sz w:val="24"/>
         <w:szCs w:val="24"/>
@@ -18924,7 +20273,7 @@
         <w:ind w:left="360" w:hanging="360"/>
       </w:pPr>
       <w:rPr>
-        <w:rFonts w:ascii="Times New Roman" w:eastAsia="SimSun" w:hAnsi="Times New Roman" w:cs="Times New Roman" w:hint="default"/>
+        <w:rFonts w:ascii="Times New Roman" w:eastAsia="宋体" w:hAnsi="Times New Roman" w:cs="Times New Roman" w:hint="default"/>
       </w:rPr>
     </w:lvl>
     <w:lvl w:ilvl="1" w:tplc="04090003" w:tentative="1">
@@ -21100,7 +22449,7 @@
     <w:lsdException w:name="Unresolved Mention" w:semiHidden="1" w:unhideWhenUsed="1"/>
     <w:lsdException w:name="Smart Link" w:semiHidden="1" w:unhideWhenUsed="1"/>
   </w:latentStyles>
-  <w:style w:type="paragraph" w:default="1" w:styleId="Normal">
+  <w:style w:type="paragraph" w:default="1" w:styleId="a">
     <w:name w:val="Normal"/>
     <w:qFormat/>
     <w:rsid w:val="001602E3"/>
@@ -21115,13 +22464,12 @@
       <w:szCs w:val="24"/>
     </w:rPr>
   </w:style>
-  <w:style w:type="character" w:default="1" w:styleId="DefaultParagraphFont">
+  <w:style w:type="character" w:default="1" w:styleId="a0">
     <w:name w:val="Default Paragraph Font"/>
     <w:uiPriority w:val="1"/>
-    <w:semiHidden/>
     <w:unhideWhenUsed/>
   </w:style>
-  <w:style w:type="table" w:default="1" w:styleId="TableNormal">
+  <w:style w:type="table" w:default="1" w:styleId="a1">
     <w:name w:val="Normal Table"/>
     <w:uiPriority w:val="99"/>
     <w:semiHidden/>
@@ -21136,15 +22484,15 @@
       </w:tblCellMar>
     </w:tblPr>
   </w:style>
-  <w:style w:type="numbering" w:default="1" w:styleId="NoList">
+  <w:style w:type="numbering" w:default="1" w:styleId="a2">
     <w:name w:val="No List"/>
     <w:uiPriority w:val="99"/>
     <w:semiHidden/>
     <w:unhideWhenUsed/>
   </w:style>
-  <w:style w:type="paragraph" w:styleId="ListParagraph">
+  <w:style w:type="paragraph" w:styleId="a3">
     <w:name w:val="List Paragraph"/>
-    <w:basedOn w:val="Normal"/>
+    <w:basedOn w:val="a"/>
     <w:uiPriority w:val="34"/>
     <w:qFormat/>
     <w:rsid w:val="001602E3"/>
@@ -21154,7 +22502,7 @@
   </w:style>
   <w:style w:type="table" w:customStyle="1" w:styleId="1">
     <w:name w:val="淺色網底1"/>
-    <w:basedOn w:val="TableNormal"/>
+    <w:basedOn w:val="a1"/>
     <w:uiPriority w:val="60"/>
     <w:rsid w:val="001602E3"/>
     <w:rPr>
@@ -21246,7 +22594,7 @@
       </w:tcPr>
     </w:tblStylePr>
   </w:style>
-  <w:style w:type="character" w:styleId="CommentReference">
+  <w:style w:type="character" w:styleId="a4">
     <w:name w:val="annotation reference"/>
     <w:uiPriority w:val="99"/>
     <w:semiHidden/>
@@ -21257,10 +22605,10 @@
       <w:szCs w:val="18"/>
     </w:rPr>
   </w:style>
-  <w:style w:type="paragraph" w:styleId="CommentText">
+  <w:style w:type="paragraph" w:styleId="a5">
     <w:name w:val="annotation text"/>
-    <w:basedOn w:val="Normal"/>
-    <w:link w:val="CommentTextChar"/>
+    <w:basedOn w:val="a"/>
+    <w:link w:val="a6"/>
     <w:uiPriority w:val="99"/>
     <w:semiHidden/>
     <w:unhideWhenUsed/>
@@ -21273,9 +22621,9 @@
       <w:lang w:val="x-none" w:eastAsia="x-none"/>
     </w:rPr>
   </w:style>
-  <w:style w:type="character" w:customStyle="1" w:styleId="CommentTextChar">
-    <w:name w:val="Comment Text Char"/>
-    <w:link w:val="CommentText"/>
+  <w:style w:type="character" w:customStyle="1" w:styleId="a6">
+    <w:name w:val="批注文字 字符"/>
+    <w:link w:val="a5"/>
     <w:uiPriority w:val="99"/>
     <w:semiHidden/>
     <w:rsid w:val="002277DD"/>
@@ -21285,11 +22633,11 @@
       <w:szCs w:val="24"/>
     </w:rPr>
   </w:style>
-  <w:style w:type="paragraph" w:styleId="CommentSubject">
+  <w:style w:type="paragraph" w:styleId="a7">
     <w:name w:val="annotation subject"/>
-    <w:basedOn w:val="CommentText"/>
-    <w:next w:val="CommentText"/>
-    <w:link w:val="CommentSubjectChar"/>
+    <w:basedOn w:val="a5"/>
+    <w:next w:val="a5"/>
+    <w:link w:val="a8"/>
     <w:uiPriority w:val="99"/>
     <w:semiHidden/>
     <w:unhideWhenUsed/>
@@ -21299,9 +22647,9 @@
       <w:bCs/>
     </w:rPr>
   </w:style>
-  <w:style w:type="character" w:customStyle="1" w:styleId="CommentSubjectChar">
-    <w:name w:val="Comment Subject Char"/>
-    <w:link w:val="CommentSubject"/>
+  <w:style w:type="character" w:customStyle="1" w:styleId="a8">
+    <w:name w:val="批注主题 字符"/>
+    <w:link w:val="a7"/>
     <w:uiPriority w:val="99"/>
     <w:semiHidden/>
     <w:rsid w:val="002277DD"/>
@@ -21313,10 +22661,10 @@
       <w:szCs w:val="24"/>
     </w:rPr>
   </w:style>
-  <w:style w:type="paragraph" w:styleId="BalloonText">
+  <w:style w:type="paragraph" w:styleId="a9">
     <w:name w:val="Balloon Text"/>
-    <w:basedOn w:val="Normal"/>
-    <w:link w:val="BalloonTextChar"/>
+    <w:basedOn w:val="a"/>
+    <w:link w:val="aa"/>
     <w:uiPriority w:val="99"/>
     <w:semiHidden/>
     <w:unhideWhenUsed/>
@@ -21329,9 +22677,9 @@
       <w:lang w:val="x-none" w:eastAsia="x-none"/>
     </w:rPr>
   </w:style>
-  <w:style w:type="character" w:customStyle="1" w:styleId="BalloonTextChar">
-    <w:name w:val="Balloon Text Char"/>
-    <w:link w:val="BalloonText"/>
+  <w:style w:type="character" w:customStyle="1" w:styleId="aa">
+    <w:name w:val="批注框文本 字符"/>
+    <w:link w:val="a9"/>
     <w:uiPriority w:val="99"/>
     <w:semiHidden/>
     <w:rsid w:val="002277DD"/>
@@ -21341,10 +22689,10 @@
       <w:szCs w:val="18"/>
     </w:rPr>
   </w:style>
-  <w:style w:type="paragraph" w:styleId="Header">
+  <w:style w:type="paragraph" w:styleId="ab">
     <w:name w:val="header"/>
-    <w:basedOn w:val="Normal"/>
-    <w:link w:val="HeaderChar"/>
+    <w:basedOn w:val="a"/>
+    <w:link w:val="ac"/>
     <w:uiPriority w:val="99"/>
     <w:unhideWhenUsed/>
     <w:rsid w:val="00EF1445"/>
@@ -21362,9 +22710,9 @@
       <w:lang w:val="x-none" w:eastAsia="x-none"/>
     </w:rPr>
   </w:style>
-  <w:style w:type="character" w:customStyle="1" w:styleId="HeaderChar">
-    <w:name w:val="Header Char"/>
-    <w:link w:val="Header"/>
+  <w:style w:type="character" w:customStyle="1" w:styleId="ac">
+    <w:name w:val="页眉 字符"/>
+    <w:link w:val="ab"/>
     <w:uiPriority w:val="99"/>
     <w:rsid w:val="00EF1445"/>
     <w:rPr>
@@ -21373,10 +22721,10 @@
       <w:szCs w:val="20"/>
     </w:rPr>
   </w:style>
-  <w:style w:type="paragraph" w:styleId="Footer">
+  <w:style w:type="paragraph" w:styleId="ad">
     <w:name w:val="footer"/>
-    <w:basedOn w:val="Normal"/>
-    <w:link w:val="FooterChar"/>
+    <w:basedOn w:val="a"/>
+    <w:link w:val="ae"/>
     <w:uiPriority w:val="99"/>
     <w:unhideWhenUsed/>
     <w:rsid w:val="00EF1445"/>
@@ -21394,9 +22742,9 @@
       <w:lang w:val="x-none" w:eastAsia="x-none"/>
     </w:rPr>
   </w:style>
-  <w:style w:type="character" w:customStyle="1" w:styleId="FooterChar">
-    <w:name w:val="Footer Char"/>
-    <w:link w:val="Footer"/>
+  <w:style w:type="character" w:customStyle="1" w:styleId="ae">
+    <w:name w:val="页脚 字符"/>
+    <w:link w:val="ad"/>
     <w:uiPriority w:val="99"/>
     <w:rsid w:val="00EF1445"/>
     <w:rPr>
@@ -21405,9 +22753,9 @@
       <w:szCs w:val="20"/>
     </w:rPr>
   </w:style>
-  <w:style w:type="table" w:styleId="TableGrid">
+  <w:style w:type="table" w:styleId="af">
     <w:name w:val="Table Grid"/>
-    <w:basedOn w:val="TableNormal"/>
+    <w:basedOn w:val="a1"/>
     <w:uiPriority w:val="59"/>
     <w:rsid w:val="00EF1445"/>
     <w:tblPr>
@@ -21421,7 +22769,7 @@
       </w:tblBorders>
     </w:tblPr>
   </w:style>
-  <w:style w:type="paragraph" w:styleId="Revision">
+  <w:style w:type="paragraph" w:styleId="af0">
     <w:name w:val="Revision"/>
     <w:hidden/>
     <w:uiPriority w:val="99"/>
@@ -21723,12 +23071,7 @@
 </file>
 
 <file path=customXml/item1.xml><?xml version="1.0" encoding="utf-8"?>
-<?mso-contentType ?>
-<FormTemplates xmlns="http://schemas.microsoft.com/sharepoint/v3/contenttype/forms">
-  <Display>DocumentLibraryForm</Display>
-  <Edit>DocumentLibraryForm</Edit>
-  <New>DocumentLibraryForm</New>
-</FormTemplates>
+<b:Sources xmlns:b="http://schemas.openxmlformats.org/officeDocument/2006/bibliography" xmlns="http://schemas.openxmlformats.org/officeDocument/2006/bibliography" SelectedStyle="\APA.XSL" StyleName="APA"/>
 </file>
 
 <file path=customXml/item2.xml><?xml version="1.0" encoding="utf-8"?>
@@ -21982,7 +23325,12 @@
 </file>
 
 <file path=customXml/item3.xml><?xml version="1.0" encoding="utf-8"?>
-<b:Sources xmlns:b="http://schemas.openxmlformats.org/officeDocument/2006/bibliography" xmlns="http://schemas.openxmlformats.org/officeDocument/2006/bibliography" SelectedStyle="\APA.XSL" StyleName="APA"/>
+<?mso-contentType ?>
+<FormTemplates xmlns="http://schemas.microsoft.com/sharepoint/v3/contenttype/forms">
+  <Display>DocumentLibraryForm</Display>
+  <Edit>DocumentLibraryForm</Edit>
+  <New>DocumentLibraryForm</New>
+</FormTemplates>
 </file>
 
 <file path=customXml/item4.xml><?xml version="1.0" encoding="utf-8"?>
@@ -21998,9 +23346,9 @@
 </file>
 
 <file path=customXml/itemProps1.xml><?xml version="1.0" encoding="utf-8"?>
-<ds:datastoreItem xmlns:ds="http://schemas.openxmlformats.org/officeDocument/2006/customXml" ds:itemID="{452C097F-4C98-437E-BA38-D0559ED985CE}">
+<ds:datastoreItem xmlns:ds="http://schemas.openxmlformats.org/officeDocument/2006/customXml" ds:itemID="{9E528130-35B9-4359-8B00-C39FCEF885D5}">
   <ds:schemaRefs>
-    <ds:schemaRef ds:uri="http://schemas.microsoft.com/sharepoint/v3/contenttype/forms"/>
+    <ds:schemaRef ds:uri="http://schemas.openxmlformats.org/officeDocument/2006/bibliography"/>
   </ds:schemaRefs>
 </ds:datastoreItem>
 </file>
@@ -22025,9 +23373,9 @@
 </file>
 
 <file path=customXml/itemProps3.xml><?xml version="1.0" encoding="utf-8"?>
-<ds:datastoreItem xmlns:ds="http://schemas.openxmlformats.org/officeDocument/2006/customXml" ds:itemID="{9E528130-35B9-4359-8B00-C39FCEF885D5}">
+<ds:datastoreItem xmlns:ds="http://schemas.openxmlformats.org/officeDocument/2006/customXml" ds:itemID="{452C097F-4C98-437E-BA38-D0559ED985CE}">
   <ds:schemaRefs>
-    <ds:schemaRef ds:uri="http://schemas.openxmlformats.org/officeDocument/2006/bibliography"/>
+    <ds:schemaRef ds:uri="http://schemas.microsoft.com/sharepoint/v3/contenttype/forms"/>
   </ds:schemaRefs>
 </ds:datastoreItem>
 </file>

--- a/TSSSU Annex D(ii) - TadReamk Limited (draft).docx
+++ b/TSSSU Annex D(ii) - TadReamk Limited (draft).docx
@@ -1103,10 +1103,7 @@
               </w:rPr>
             </w:pPr>
             <w:r>
-              <w:t>TSSSU/HKBU/23/06/</w:t>
-            </w:r>
-            <w:r>
-              <w:t>3</w:t>
+              <w:t>TSSSU/HKBU/23/06/3</w:t>
             </w:r>
           </w:p>
         </w:tc>
@@ -1222,13 +1219,7 @@
               </w:rPr>
             </w:pPr>
             <w:r>
-              <w:t>Prof</w:t>
-            </w:r>
-            <w:r>
-              <w:t>.</w:t>
-            </w:r>
-            <w:r>
-              <w:t xml:space="preserve"> XU, Yi Da</w:t>
+              <w:t>Prof. XU, Yi Da</w:t>
             </w:r>
           </w:p>
         </w:tc>
@@ -2676,52 +2667,17 @@
         </w:tc>
       </w:tr>
       <w:tr>
-        <w:trPr>
-          <w:trHeight w:val="20"/>
-        </w:trPr>
         <w:tc>
           <w:tcPr>
             <w:tcW w:w="4032" w:type="dxa"/>
           </w:tcPr>
           <w:p>
-            <w:pPr>
-              <w:adjustRightInd w:val="0"/>
-              <w:spacing w:beforeLines="20" w:before="72"/>
-              <w:ind w:left="308" w:hanging="308"/>
-              <w:jc w:val="left"/>
-              <w:rPr>
-                <w:rFonts w:eastAsia="宋体"/>
-                <w:sz w:val="24"/>
-                <w:lang w:val="en-GB" w:eastAsia="zh-CN"/>
-              </w:rPr>
-            </w:pPr>
-            <w:r>
-              <w:rPr>
-                <w:sz w:val="24"/>
-                <w:lang w:val="en-GB"/>
-              </w:rPr>
+            <w:r>
               <w:t>1.</w:t>
             </w:r>
             <w:r>
-              <w:rPr>
-                <w:sz w:val="24"/>
-                <w:lang w:val="en-GB"/>
-              </w:rPr>
               <w:tab/>
-            </w:r>
-            <w:proofErr w:type="spellStart"/>
-            <w:r>
-              <w:rPr>
-                <w:sz w:val="24"/>
-              </w:rPr>
-              <w:t>TadReamk</w:t>
-            </w:r>
-            <w:proofErr w:type="spellEnd"/>
-            <w:r>
-              <w:rPr>
-                <w:sz w:val="24"/>
-              </w:rPr>
-              <w:t xml:space="preserve"> Eye – a tool for Trademark Infringement Detection</w:t>
+              <w:t>TadReamk Eye (TE) — image-based trademark similarity search (web/mobile SaaS). ~30M USPTO index; CLDWS results in seconds. HK patent HK30117672 (2025). Markets: Government, Business (cross-border e-commerce), Consumer (SMEs/patent attorneys). Outside HK: USPTO coverage; Mainland exporter engagement.</w:t>
             </w:r>
           </w:p>
         </w:tc>
@@ -2730,39 +2686,69 @@
             <w:tcW w:w="2736" w:type="dxa"/>
           </w:tcPr>
           <w:p>
-            <w:pPr>
-              <w:adjustRightInd w:val="0"/>
-              <w:spacing w:before="60" w:after="60"/>
-              <w:jc w:val="left"/>
-              <w:rPr>
-                <w:rFonts w:eastAsia="DFKai-SB"/>
-                <w:sz w:val="22"/>
-                <w:szCs w:val="21"/>
-                <w:lang w:val="en-GB"/>
-              </w:rPr>
-            </w:pPr>
-            <w:proofErr w:type="spellStart"/>
-            <w:r>
-              <w:rPr>
-                <w:sz w:val="22"/>
-                <w:szCs w:val="21"/>
-              </w:rPr>
-              <w:t>TadReamk</w:t>
-            </w:r>
-            <w:proofErr w:type="spellEnd"/>
-            <w:r>
-              <w:rPr>
-                <w:sz w:val="22"/>
-                <w:szCs w:val="21"/>
-              </w:rPr>
-              <w:t xml:space="preserve"> Eye – </w:t>
-            </w:r>
-            <w:r>
-              <w:rPr>
-                <w:sz w:val="22"/>
-                <w:szCs w:val="21"/>
-              </w:rPr>
-              <w:t>商標侵權檢測工具</w:t>
+            <w:r>
+              <w:t>1.</w:t>
+            </w:r>
+            <w:r>
+              <w:tab/>
+              <w:t xml:space="preserve">TadReamk Eye (TE) — </w:t>
+            </w:r>
+            <w:r>
+              <w:t>圖像商標相似度搜索（網頁</w:t>
+            </w:r>
+            <w:r>
+              <w:t>/</w:t>
+            </w:r>
+            <w:r>
+              <w:t>流動</w:t>
+            </w:r>
+            <w:r>
+              <w:t>SaaS</w:t>
+            </w:r>
+            <w:r>
+              <w:t>）。約</w:t>
+            </w:r>
+            <w:r>
+              <w:t>3,000</w:t>
+            </w:r>
+            <w:r>
+              <w:t>萬</w:t>
+            </w:r>
+            <w:r>
+              <w:t>USPTO</w:t>
+            </w:r>
+            <w:r>
+              <w:t>索引，</w:t>
+            </w:r>
+            <w:r>
+              <w:t>CLDWS</w:t>
+            </w:r>
+            <w:r>
+              <w:t>秒級返回。香港專利</w:t>
+            </w:r>
+            <w:r>
+              <w:t>HK30117672</w:t>
+            </w:r>
+            <w:r>
+              <w:t>（</w:t>
+            </w:r>
+            <w:r>
+              <w:t>2025</w:t>
+            </w:r>
+            <w:r>
+              <w:t>）。市場：政府、企業（跨境電商）、消費者（中小企</w:t>
+            </w:r>
+            <w:r>
+              <w:t>/</w:t>
+            </w:r>
+            <w:r>
+              <w:t>專利律師）。境外：</w:t>
+            </w:r>
+            <w:r>
+              <w:t>USPTO</w:t>
+            </w:r>
+            <w:r>
+              <w:t>覆蓋及內地出口商合作。</w:t>
             </w:r>
           </w:p>
         </w:tc>
@@ -2771,92 +2757,12 @@
             <w:tcW w:w="1296" w:type="dxa"/>
           </w:tcPr>
           <w:p>
-            <w:pPr>
-              <w:widowControl/>
-              <w:overflowPunct w:val="0"/>
-              <w:adjustRightInd w:val="0"/>
-              <w:snapToGrid w:val="0"/>
-              <w:jc w:val="center"/>
-              <w:rPr>
-                <w:rFonts w:eastAsia="DFKai-SB"/>
-                <w:sz w:val="24"/>
-                <w:lang w:val="en-GB"/>
-              </w:rPr>
-            </w:pPr>
-            <w:sdt>
-              <w:sdtPr>
-                <w:rPr>
-                  <w:rFonts w:eastAsia="MS Gothic"/>
-                  <w:sz w:val="24"/>
-                </w:rPr>
-                <w:id w:val="-492097663"/>
-                <w14:checkbox>
-                  <w14:checked w14:val="0"/>
-                  <w14:checkedState w14:val="2612" w14:font="MS Gothic"/>
-                  <w14:uncheckedState w14:val="2610" w14:font="MS Gothic"/>
-                </w14:checkbox>
-              </w:sdtPr>
-              <w:sdtContent>
-                <w:r>
-                  <w:rPr>
-                    <w:rFonts w:ascii="Segoe UI Symbol" w:eastAsia="MS Gothic" w:hAnsi="Segoe UI Symbol" w:cs="Segoe UI Symbol"/>
-                    <w:sz w:val="24"/>
-                  </w:rPr>
-                  <w:t>☐</w:t>
-                </w:r>
-              </w:sdtContent>
-            </w:sdt>
-            <w:r>
-              <w:rPr>
-                <w:rFonts w:eastAsia="DFKai-SB"/>
-                <w:sz w:val="24"/>
-                <w:lang w:val="en-GB"/>
-              </w:rPr>
-              <w:t xml:space="preserve"> Yes</w:t>
-            </w:r>
-          </w:p>
-          <w:p>
-            <w:pPr>
-              <w:widowControl/>
-              <w:overflowPunct w:val="0"/>
-              <w:adjustRightInd w:val="0"/>
-              <w:snapToGrid w:val="0"/>
-              <w:jc w:val="center"/>
-              <w:rPr>
-                <w:sz w:val="24"/>
-                <w:lang w:val="en-GB"/>
-              </w:rPr>
-            </w:pPr>
-            <w:sdt>
-              <w:sdtPr>
-                <w:rPr>
-                  <w:rFonts w:eastAsia="MS Gothic"/>
-                  <w:sz w:val="24"/>
-                </w:rPr>
-                <w:id w:val="-1455008346"/>
-                <w14:checkbox>
-                  <w14:checked w14:val="1"/>
-                  <w14:checkedState w14:val="2612" w14:font="MS Gothic"/>
-                  <w14:uncheckedState w14:val="2610" w14:font="MS Gothic"/>
-                </w14:checkbox>
-              </w:sdtPr>
-              <w:sdtContent>
-                <w:r>
-                  <w:rPr>
-                    <w:rFonts w:ascii="MS Gothic" w:eastAsia="MS Gothic" w:hAnsi="MS Gothic" w:hint="eastAsia"/>
-                    <w:sz w:val="24"/>
-                  </w:rPr>
-                  <w:t>☒</w:t>
-                </w:r>
-              </w:sdtContent>
-            </w:sdt>
-            <w:r>
-              <w:rPr>
-                <w:rFonts w:eastAsia="DFKai-SB"/>
-                <w:sz w:val="24"/>
-                <w:lang w:val="en-GB"/>
-              </w:rPr>
-              <w:t xml:space="preserve"> No</w:t>
+            <w:r>
+              <w:t>☐ Yes</w:t>
+            </w:r>
+            <w:r>
+              <w:br/>
+              <w:t>☒ No</w:t>
             </w:r>
           </w:p>
         </w:tc>
@@ -2865,673 +2771,623 @@
             <w:tcW w:w="1224" w:type="dxa"/>
           </w:tcPr>
           <w:p>
-            <w:pPr>
-              <w:widowControl/>
-              <w:overflowPunct w:val="0"/>
-              <w:adjustRightInd w:val="0"/>
-              <w:snapToGrid w:val="0"/>
-              <w:jc w:val="center"/>
-              <w:rPr>
-                <w:rFonts w:eastAsia="DFKai-SB"/>
-                <w:sz w:val="24"/>
-                <w:lang w:val="en-GB"/>
-              </w:rPr>
-            </w:pPr>
-            <w:sdt>
-              <w:sdtPr>
-                <w:rPr>
-                  <w:rFonts w:eastAsia="MS Gothic"/>
-                  <w:sz w:val="24"/>
-                </w:rPr>
-                <w:id w:val="318928323"/>
-                <w14:checkbox>
-                  <w14:checked w14:val="1"/>
-                  <w14:checkedState w14:val="2612" w14:font="MS Gothic"/>
-                  <w14:uncheckedState w14:val="2610" w14:font="MS Gothic"/>
-                </w14:checkbox>
-              </w:sdtPr>
-              <w:sdtContent>
-                <w:r>
-                  <w:rPr>
-                    <w:rFonts w:ascii="MS Gothic" w:eastAsia="MS Gothic" w:hAnsi="MS Gothic" w:hint="eastAsia"/>
-                    <w:sz w:val="24"/>
-                  </w:rPr>
-                  <w:t>☒</w:t>
-                </w:r>
-              </w:sdtContent>
-            </w:sdt>
-            <w:r>
-              <w:rPr>
-                <w:rFonts w:eastAsia="DFKai-SB"/>
-                <w:sz w:val="24"/>
-                <w:lang w:val="en-GB"/>
-              </w:rPr>
-              <w:t xml:space="preserve"> Yes</w:t>
-            </w:r>
-          </w:p>
-          <w:p>
-            <w:pPr>
-              <w:widowControl/>
-              <w:overflowPunct w:val="0"/>
-              <w:adjustRightInd w:val="0"/>
-              <w:snapToGrid w:val="0"/>
-              <w:ind w:left="720" w:hangingChars="300" w:hanging="720"/>
-              <w:jc w:val="center"/>
-              <w:rPr>
-                <w:sz w:val="24"/>
-                <w:lang w:val="en-GB"/>
-              </w:rPr>
-            </w:pPr>
-            <w:sdt>
-              <w:sdtPr>
-                <w:rPr>
-                  <w:rFonts w:eastAsia="MS Gothic"/>
-                  <w:sz w:val="24"/>
-                </w:rPr>
-                <w:id w:val="571007472"/>
-                <w14:checkbox>
-                  <w14:checked w14:val="0"/>
-                  <w14:checkedState w14:val="2612" w14:font="MS Gothic"/>
-                  <w14:uncheckedState w14:val="2610" w14:font="MS Gothic"/>
-                </w14:checkbox>
-              </w:sdtPr>
-              <w:sdtContent>
-                <w:r>
-                  <w:rPr>
-                    <w:rFonts w:ascii="Segoe UI Symbol" w:eastAsia="MS Gothic" w:hAnsi="Segoe UI Symbol" w:cs="Segoe UI Symbol"/>
-                    <w:sz w:val="24"/>
-                  </w:rPr>
-                  <w:t>☐</w:t>
-                </w:r>
-              </w:sdtContent>
-            </w:sdt>
-            <w:r>
-              <w:rPr>
-                <w:rFonts w:eastAsia="DFKai-SB"/>
-                <w:sz w:val="24"/>
-                <w:lang w:val="en-GB"/>
-              </w:rPr>
-              <w:t xml:space="preserve"> No</w:t>
+            <w:r>
+              <w:t>☒ Yes</w:t>
+            </w:r>
+            <w:r>
+              <w:br/>
+              <w:t>☐ No</w:t>
             </w:r>
           </w:p>
         </w:tc>
       </w:tr>
       <w:tr>
-        <w:trPr>
-          <w:trHeight w:val="20"/>
-        </w:trPr>
         <w:tc>
           <w:tcPr>
             <w:tcW w:w="4032" w:type="dxa"/>
-            <w:tcBorders>
-              <w:bottom w:val="single" w:sz="4" w:space="0" w:color="auto"/>
-            </w:tcBorders>
-          </w:tcPr>
-          <w:p>
-            <w:pPr>
-              <w:adjustRightInd w:val="0"/>
-              <w:spacing w:beforeLines="20" w:before="72"/>
-              <w:ind w:left="308" w:hanging="308"/>
-              <w:jc w:val="left"/>
-              <w:rPr>
-                <w:sz w:val="24"/>
-                <w:lang w:val="en-GB"/>
-              </w:rPr>
-            </w:pPr>
-            <w:r>
-              <w:rPr>
-                <w:sz w:val="24"/>
-                <w:lang w:val="en-GB"/>
-              </w:rPr>
+          </w:tcPr>
+          <w:p>
+            <w:r>
               <w:t>2.</w:t>
             </w:r>
             <w:r>
-              <w:rPr>
-                <w:sz w:val="24"/>
-                <w:lang w:val="en-GB"/>
-              </w:rPr>
               <w:tab/>
+              <w:t>TadReamk Create (TC) — AI logo/trademark generation with infringement screening. Powers HKBU Science Faculty logo competition. Markets: design studios, e-commerce, universities, government.</w:t>
+            </w:r>
+          </w:p>
+        </w:tc>
+        <w:tc>
+          <w:tcPr>
+            <w:tcW w:w="2736" w:type="dxa"/>
+          </w:tcPr>
+          <w:p>
+            <w:r>
+              <w:t>2.</w:t>
+            </w:r>
+            <w:r>
+              <w:tab/>
             </w:r>
             <w:proofErr w:type="spellStart"/>
             <w:r>
-              <w:rPr>
-                <w:sz w:val="24"/>
-              </w:rPr>
               <w:t>TadReamk</w:t>
             </w:r>
             <w:proofErr w:type="spellEnd"/>
             <w:r>
-              <w:rPr>
-                <w:sz w:val="24"/>
-              </w:rPr>
-              <w:t xml:space="preserve"> Create – a tool for AI based Trademark Creation</w:t>
-            </w:r>
-          </w:p>
-        </w:tc>
-        <w:tc>
-          <w:tcPr>
-            <w:tcW w:w="2736" w:type="dxa"/>
-            <w:tcBorders>
-              <w:bottom w:val="single" w:sz="4" w:space="0" w:color="auto"/>
-            </w:tcBorders>
-          </w:tcPr>
-          <w:p>
-            <w:pPr>
-              <w:adjustRightInd w:val="0"/>
-              <w:spacing w:before="60" w:after="60"/>
-              <w:jc w:val="left"/>
-              <w:rPr>
-                <w:rFonts w:eastAsia="DFKai-SB"/>
-                <w:sz w:val="22"/>
-                <w:szCs w:val="21"/>
-                <w:lang w:val="en-GB"/>
-              </w:rPr>
-            </w:pPr>
-            <w:proofErr w:type="spellStart"/>
-            <w:r>
-              <w:rPr>
-                <w:sz w:val="22"/>
-                <w:szCs w:val="21"/>
-              </w:rPr>
-              <w:t>TadReamk</w:t>
-            </w:r>
-            <w:proofErr w:type="spellEnd"/>
-            <w:r>
-              <w:rPr>
-                <w:sz w:val="22"/>
-                <w:szCs w:val="21"/>
-              </w:rPr>
-              <w:t xml:space="preserve"> Create – </w:t>
-            </w:r>
-            <w:r>
-              <w:rPr>
-                <w:sz w:val="22"/>
-                <w:szCs w:val="21"/>
-              </w:rPr>
-              <w:t>基於人工智能的商標創建工具</w:t>
+              <w:t xml:space="preserve"> Create (TC) — AI</w:t>
+            </w:r>
+            <w:r>
+              <w:t>商標</w:t>
+            </w:r>
+            <w:r>
+              <w:t>/</w:t>
+            </w:r>
+            <w:r>
+              <w:t>標誌生成，內建侵權篩查。支援浸大理學院標誌比賽。市場：設計工作室、電商、院校、政府。</w:t>
             </w:r>
           </w:p>
         </w:tc>
         <w:tc>
           <w:tcPr>
             <w:tcW w:w="1296" w:type="dxa"/>
-            <w:tcBorders>
-              <w:bottom w:val="single" w:sz="4" w:space="0" w:color="auto"/>
-            </w:tcBorders>
-          </w:tcPr>
-          <w:p>
-            <w:pPr>
-              <w:widowControl/>
-              <w:overflowPunct w:val="0"/>
-              <w:adjustRightInd w:val="0"/>
-              <w:snapToGrid w:val="0"/>
-              <w:jc w:val="center"/>
-              <w:rPr>
-                <w:rFonts w:eastAsia="DFKai-SB"/>
-                <w:sz w:val="24"/>
-                <w:lang w:val="en-GB"/>
-              </w:rPr>
-            </w:pPr>
-            <w:sdt>
-              <w:sdtPr>
-                <w:rPr>
-                  <w:rFonts w:eastAsia="MS Gothic"/>
-                  <w:sz w:val="24"/>
-                </w:rPr>
-                <w:id w:val="-1344926013"/>
-                <w14:checkbox>
-                  <w14:checked w14:val="0"/>
-                  <w14:checkedState w14:val="2612" w14:font="MS Gothic"/>
-                  <w14:uncheckedState w14:val="2610" w14:font="MS Gothic"/>
-                </w14:checkbox>
-              </w:sdtPr>
-              <w:sdtContent>
-                <w:r>
-                  <w:rPr>
-                    <w:rFonts w:ascii="Segoe UI Symbol" w:eastAsia="MS Gothic" w:hAnsi="Segoe UI Symbol" w:cs="Segoe UI Symbol"/>
-                    <w:sz w:val="24"/>
-                  </w:rPr>
-                  <w:t>☐</w:t>
-                </w:r>
-              </w:sdtContent>
-            </w:sdt>
-            <w:r>
-              <w:rPr>
-                <w:rFonts w:eastAsia="DFKai-SB"/>
-                <w:sz w:val="24"/>
-                <w:lang w:val="en-GB"/>
-              </w:rPr>
-              <w:t xml:space="preserve"> Yes</w:t>
-            </w:r>
-          </w:p>
-          <w:p>
-            <w:pPr>
-              <w:widowControl/>
-              <w:overflowPunct w:val="0"/>
-              <w:adjustRightInd w:val="0"/>
-              <w:snapToGrid w:val="0"/>
-              <w:jc w:val="center"/>
-              <w:rPr>
-                <w:sz w:val="24"/>
-                <w:lang w:val="en-GB"/>
-              </w:rPr>
-            </w:pPr>
-            <w:sdt>
-              <w:sdtPr>
-                <w:rPr>
-                  <w:rFonts w:eastAsia="MS Gothic"/>
-                  <w:sz w:val="24"/>
-                </w:rPr>
-                <w:id w:val="-1815173567"/>
-                <w14:checkbox>
-                  <w14:checked w14:val="1"/>
-                  <w14:checkedState w14:val="2612" w14:font="MS Gothic"/>
-                  <w14:uncheckedState w14:val="2610" w14:font="MS Gothic"/>
-                </w14:checkbox>
-              </w:sdtPr>
-              <w:sdtContent>
-                <w:r>
-                  <w:rPr>
-                    <w:rFonts w:ascii="MS Gothic" w:eastAsia="MS Gothic" w:hAnsi="MS Gothic" w:hint="eastAsia"/>
-                    <w:sz w:val="24"/>
-                  </w:rPr>
-                  <w:t>☒</w:t>
-                </w:r>
-              </w:sdtContent>
-            </w:sdt>
-            <w:r>
-              <w:rPr>
-                <w:rFonts w:eastAsia="DFKai-SB"/>
-                <w:sz w:val="24"/>
-                <w:lang w:val="en-GB"/>
-              </w:rPr>
-              <w:t xml:space="preserve"> No</w:t>
+          </w:tcPr>
+          <w:p>
+            <w:r>
+              <w:t>☐ Yes</w:t>
+            </w:r>
+            <w:r>
+              <w:br/>
+              <w:t>☒ No</w:t>
             </w:r>
           </w:p>
         </w:tc>
         <w:tc>
           <w:tcPr>
             <w:tcW w:w="1224" w:type="dxa"/>
-            <w:tcBorders>
-              <w:bottom w:val="single" w:sz="4" w:space="0" w:color="auto"/>
-            </w:tcBorders>
-          </w:tcPr>
-          <w:p>
-            <w:pPr>
-              <w:widowControl/>
-              <w:overflowPunct w:val="0"/>
-              <w:adjustRightInd w:val="0"/>
-              <w:snapToGrid w:val="0"/>
-              <w:jc w:val="center"/>
-              <w:rPr>
-                <w:rFonts w:eastAsia="DFKai-SB"/>
-                <w:sz w:val="24"/>
-                <w:lang w:val="en-GB"/>
-              </w:rPr>
-            </w:pPr>
-            <w:sdt>
-              <w:sdtPr>
-                <w:rPr>
-                  <w:rFonts w:eastAsia="MS Gothic"/>
-                  <w:sz w:val="24"/>
-                </w:rPr>
-                <w:id w:val="1687941731"/>
-                <w14:checkbox>
-                  <w14:checked w14:val="1"/>
-                  <w14:checkedState w14:val="2612" w14:font="MS Gothic"/>
-                  <w14:uncheckedState w14:val="2610" w14:font="MS Gothic"/>
-                </w14:checkbox>
-              </w:sdtPr>
-              <w:sdtContent>
-                <w:r>
-                  <w:rPr>
-                    <w:rFonts w:ascii="MS Gothic" w:eastAsia="MS Gothic" w:hAnsi="MS Gothic" w:hint="eastAsia"/>
-                    <w:sz w:val="24"/>
-                  </w:rPr>
-                  <w:t>☒</w:t>
-                </w:r>
-              </w:sdtContent>
-            </w:sdt>
-            <w:r>
-              <w:rPr>
-                <w:rFonts w:eastAsia="DFKai-SB"/>
-                <w:sz w:val="24"/>
-                <w:lang w:val="en-GB"/>
-              </w:rPr>
-              <w:t xml:space="preserve"> Yes</w:t>
-            </w:r>
-          </w:p>
-          <w:p>
-            <w:pPr>
-              <w:widowControl/>
-              <w:overflowPunct w:val="0"/>
-              <w:adjustRightInd w:val="0"/>
-              <w:snapToGrid w:val="0"/>
-              <w:ind w:left="720" w:hangingChars="300" w:hanging="720"/>
-              <w:jc w:val="center"/>
-              <w:rPr>
-                <w:sz w:val="24"/>
-                <w:lang w:val="en-GB"/>
-              </w:rPr>
-            </w:pPr>
-            <w:sdt>
-              <w:sdtPr>
-                <w:rPr>
-                  <w:rFonts w:eastAsia="MS Gothic"/>
-                  <w:sz w:val="24"/>
-                </w:rPr>
-                <w:id w:val="520051004"/>
-                <w14:checkbox>
-                  <w14:checked w14:val="0"/>
-                  <w14:checkedState w14:val="2612" w14:font="MS Gothic"/>
-                  <w14:uncheckedState w14:val="2610" w14:font="MS Gothic"/>
-                </w14:checkbox>
-              </w:sdtPr>
-              <w:sdtContent>
-                <w:r>
-                  <w:rPr>
-                    <w:rFonts w:ascii="MS Gothic" w:eastAsia="MS Gothic" w:hAnsi="MS Gothic" w:hint="eastAsia"/>
-                    <w:sz w:val="24"/>
-                  </w:rPr>
-                  <w:t>☐</w:t>
-                </w:r>
-              </w:sdtContent>
-            </w:sdt>
-            <w:r>
-              <w:rPr>
-                <w:rFonts w:eastAsia="DFKai-SB"/>
-                <w:sz w:val="24"/>
-                <w:lang w:val="en-GB"/>
-              </w:rPr>
-              <w:t xml:space="preserve"> No</w:t>
+          </w:tcPr>
+          <w:p>
+            <w:r>
+              <w:t>☒ Yes</w:t>
+            </w:r>
+            <w:r>
+              <w:br/>
+              <w:t>☐ No</w:t>
             </w:r>
           </w:p>
         </w:tc>
       </w:tr>
       <w:tr>
-        <w:trPr>
-          <w:trHeight w:val="20"/>
-        </w:trPr>
         <w:tc>
           <w:tcPr>
             <w:tcW w:w="4032" w:type="dxa"/>
-            <w:shd w:val="clear" w:color="auto" w:fill="FFFFFF" w:themeFill="background1"/>
-          </w:tcPr>
-          <w:p>
-            <w:pPr>
-              <w:adjustRightInd w:val="0"/>
-              <w:spacing w:beforeLines="20" w:before="72"/>
-              <w:ind w:left="308" w:hanging="308"/>
-              <w:jc w:val="left"/>
-              <w:rPr>
-                <w:rFonts w:eastAsia="宋体"/>
-                <w:sz w:val="24"/>
-                <w:lang w:val="en-GB" w:eastAsia="zh-CN"/>
-              </w:rPr>
-            </w:pPr>
-            <w:r>
-              <w:rPr>
-                <w:rFonts w:eastAsia="宋体"/>
-                <w:sz w:val="24"/>
-                <w:lang w:val="en-GB" w:eastAsia="zh-CN"/>
-              </w:rPr>
+          </w:tcPr>
+          <w:p>
+            <w:r>
               <w:t>3.</w:t>
             </w:r>
             <w:r>
-              <w:rPr>
-                <w:rFonts w:eastAsia="宋体"/>
-                <w:sz w:val="24"/>
-                <w:lang w:val="en-GB" w:eastAsia="zh-CN"/>
-              </w:rPr>
               <w:tab/>
-            </w:r>
-            <w:proofErr w:type="spellStart"/>
-            <w:r>
-              <w:rPr>
-                <w:sz w:val="22"/>
-                <w:szCs w:val="22"/>
-              </w:rPr>
-              <w:t>MallBuddy</w:t>
-            </w:r>
-            <w:proofErr w:type="spellEnd"/>
-            <w:r>
-              <w:rPr>
-                <w:sz w:val="22"/>
-                <w:szCs w:val="22"/>
-              </w:rPr>
-              <w:t xml:space="preserve"> – AI shopping assistant and indoor logo-based navigation system</w:t>
+              <w:t xml:space="preserve">TadReamk Patent — extends trademark AI into patent workflows. </w:t>
+            </w:r>
+            <w:r>
+              <w:lastRenderedPageBreak/>
+              <w:t>Markets: patent attorneys, R&amp;D SMEs. Outside HK: international patent databases.</w:t>
             </w:r>
           </w:p>
         </w:tc>
         <w:tc>
           <w:tcPr>
             <w:tcW w:w="2736" w:type="dxa"/>
-            <w:shd w:val="clear" w:color="auto" w:fill="FFFFFF" w:themeFill="background1"/>
-          </w:tcPr>
-          <w:p>
-            <w:pPr>
-              <w:adjustRightInd w:val="0"/>
-              <w:spacing w:before="60" w:after="60"/>
-              <w:jc w:val="left"/>
-              <w:rPr>
-                <w:sz w:val="22"/>
-                <w:szCs w:val="21"/>
-                <w:lang w:val="en-GB"/>
-              </w:rPr>
-            </w:pPr>
-            <w:proofErr w:type="spellStart"/>
-            <w:r>
-              <w:rPr>
-                <w:sz w:val="22"/>
-                <w:szCs w:val="21"/>
-              </w:rPr>
-              <w:t>MallBuddy</w:t>
-            </w:r>
-            <w:proofErr w:type="spellEnd"/>
-            <w:r>
-              <w:rPr>
-                <w:sz w:val="22"/>
-                <w:szCs w:val="21"/>
-              </w:rPr>
-              <w:t xml:space="preserve"> – </w:t>
-            </w:r>
-            <w:r>
-              <w:rPr>
-                <w:sz w:val="22"/>
-                <w:szCs w:val="21"/>
-              </w:rPr>
-              <w:t>人工智能購物助手及室內標誌導航系統</w:t>
+          </w:tcPr>
+          <w:p>
+            <w:r>
+              <w:lastRenderedPageBreak/>
+              <w:t>3.</w:t>
+            </w:r>
+            <w:r>
+              <w:tab/>
+              <w:t xml:space="preserve">TadReamk Patent — </w:t>
+            </w:r>
+            <w:r>
+              <w:t>商標</w:t>
+            </w:r>
+            <w:r>
+              <w:t>AI</w:t>
+            </w:r>
+            <w:r>
+              <w:t>延伸</w:t>
+            </w:r>
+            <w:r>
+              <w:lastRenderedPageBreak/>
+              <w:t>至專利工作流。市場：專利律師、研發型中小企。境外：國際專利數據庫。</w:t>
             </w:r>
           </w:p>
         </w:tc>
         <w:tc>
           <w:tcPr>
             <w:tcW w:w="1296" w:type="dxa"/>
-            <w:shd w:val="clear" w:color="auto" w:fill="FFFFFF" w:themeFill="background1"/>
-          </w:tcPr>
-          <w:p>
-            <w:pPr>
-              <w:widowControl/>
-              <w:overflowPunct w:val="0"/>
-              <w:adjustRightInd w:val="0"/>
-              <w:snapToGrid w:val="0"/>
-              <w:jc w:val="center"/>
-              <w:rPr>
-                <w:rFonts w:eastAsia="DFKai-SB"/>
-                <w:sz w:val="24"/>
-                <w:lang w:val="en-GB"/>
-              </w:rPr>
-            </w:pPr>
-            <w:sdt>
-              <w:sdtPr>
-                <w:rPr>
-                  <w:rFonts w:eastAsia="MS Gothic"/>
-                  <w:sz w:val="24"/>
-                </w:rPr>
-                <w:id w:val="102700448"/>
-                <w14:checkbox>
-                  <w14:checked w14:val="0"/>
-                  <w14:checkedState w14:val="2612" w14:font="MS Gothic"/>
-                  <w14:uncheckedState w14:val="2610" w14:font="MS Gothic"/>
-                </w14:checkbox>
-              </w:sdtPr>
-              <w:sdtContent>
-                <w:r>
-                  <w:rPr>
-                    <w:rFonts w:ascii="Segoe UI Symbol" w:eastAsia="MS Gothic" w:hAnsi="Segoe UI Symbol" w:cs="Segoe UI Symbol"/>
-                    <w:sz w:val="24"/>
-                  </w:rPr>
-                  <w:t>☐</w:t>
-                </w:r>
-              </w:sdtContent>
-            </w:sdt>
-            <w:r>
-              <w:rPr>
-                <w:rFonts w:eastAsia="DFKai-SB"/>
-                <w:sz w:val="24"/>
-                <w:lang w:val="en-GB"/>
-              </w:rPr>
-              <w:t xml:space="preserve"> Yes</w:t>
-            </w:r>
-          </w:p>
-          <w:p>
-            <w:pPr>
-              <w:widowControl/>
-              <w:overflowPunct w:val="0"/>
-              <w:adjustRightInd w:val="0"/>
-              <w:snapToGrid w:val="0"/>
-              <w:jc w:val="center"/>
-              <w:rPr>
-                <w:sz w:val="24"/>
-                <w:lang w:val="en-GB"/>
-              </w:rPr>
-            </w:pPr>
-            <w:sdt>
-              <w:sdtPr>
-                <w:rPr>
-                  <w:rFonts w:eastAsia="MS Gothic"/>
-                  <w:sz w:val="24"/>
-                </w:rPr>
-                <w:id w:val="-676883780"/>
-                <w14:checkbox>
-                  <w14:checked w14:val="1"/>
-                  <w14:checkedState w14:val="2612" w14:font="MS Gothic"/>
-                  <w14:uncheckedState w14:val="2610" w14:font="MS Gothic"/>
-                </w14:checkbox>
-              </w:sdtPr>
-              <w:sdtContent>
-                <w:r>
-                  <w:rPr>
-                    <w:rFonts w:ascii="MS Gothic" w:eastAsia="MS Gothic" w:hAnsi="MS Gothic" w:hint="eastAsia"/>
-                    <w:sz w:val="24"/>
-                  </w:rPr>
-                  <w:t>☒</w:t>
-                </w:r>
-              </w:sdtContent>
-            </w:sdt>
-            <w:r>
-              <w:rPr>
-                <w:rFonts w:eastAsia="DFKai-SB"/>
-                <w:sz w:val="24"/>
-                <w:lang w:val="en-GB"/>
-              </w:rPr>
-              <w:t xml:space="preserve"> No</w:t>
+          </w:tcPr>
+          <w:p>
+            <w:r>
+              <w:lastRenderedPageBreak/>
+              <w:t>☐ Yes</w:t>
+            </w:r>
+            <w:r>
+              <w:br/>
+              <w:t>☒ No</w:t>
             </w:r>
           </w:p>
         </w:tc>
         <w:tc>
           <w:tcPr>
             <w:tcW w:w="1224" w:type="dxa"/>
-            <w:shd w:val="clear" w:color="auto" w:fill="FFFFFF" w:themeFill="background1"/>
-          </w:tcPr>
-          <w:p>
-            <w:pPr>
-              <w:widowControl/>
-              <w:overflowPunct w:val="0"/>
-              <w:adjustRightInd w:val="0"/>
-              <w:snapToGrid w:val="0"/>
-              <w:jc w:val="center"/>
-              <w:rPr>
-                <w:rFonts w:eastAsia="DFKai-SB"/>
-                <w:sz w:val="24"/>
-                <w:lang w:val="en-GB"/>
-              </w:rPr>
-            </w:pPr>
-            <w:sdt>
-              <w:sdtPr>
-                <w:rPr>
-                  <w:rFonts w:eastAsia="MS Gothic"/>
-                  <w:sz w:val="24"/>
-                </w:rPr>
-                <w:id w:val="-1678193984"/>
-                <w14:checkbox>
-                  <w14:checked w14:val="1"/>
-                  <w14:checkedState w14:val="2612" w14:font="MS Gothic"/>
-                  <w14:uncheckedState w14:val="2610" w14:font="MS Gothic"/>
-                </w14:checkbox>
-              </w:sdtPr>
-              <w:sdtContent>
-                <w:r>
-                  <w:rPr>
-                    <w:rFonts w:ascii="MS Gothic" w:eastAsia="MS Gothic" w:hAnsi="MS Gothic" w:hint="eastAsia"/>
-                    <w:sz w:val="24"/>
-                  </w:rPr>
-                  <w:t>☒</w:t>
-                </w:r>
-              </w:sdtContent>
-            </w:sdt>
-            <w:r>
-              <w:rPr>
-                <w:rFonts w:eastAsia="DFKai-SB"/>
-                <w:sz w:val="24"/>
-                <w:lang w:val="en-GB"/>
-              </w:rPr>
-              <w:t xml:space="preserve"> Yes</w:t>
-            </w:r>
-          </w:p>
-          <w:p>
-            <w:pPr>
-              <w:widowControl/>
-              <w:overflowPunct w:val="0"/>
-              <w:adjustRightInd w:val="0"/>
-              <w:snapToGrid w:val="0"/>
-              <w:ind w:left="720" w:hangingChars="300" w:hanging="720"/>
-              <w:jc w:val="center"/>
-              <w:rPr>
-                <w:sz w:val="24"/>
-                <w:lang w:val="en-GB"/>
-              </w:rPr>
-            </w:pPr>
-            <w:sdt>
-              <w:sdtPr>
-                <w:rPr>
-                  <w:rFonts w:eastAsia="MS Gothic"/>
-                  <w:sz w:val="24"/>
-                </w:rPr>
-                <w:id w:val="2099059223"/>
-                <w14:checkbox>
-                  <w14:checked w14:val="0"/>
-                  <w14:checkedState w14:val="2612" w14:font="MS Gothic"/>
-                  <w14:uncheckedState w14:val="2610" w14:font="MS Gothic"/>
-                </w14:checkbox>
-              </w:sdtPr>
-              <w:sdtContent>
-                <w:r>
-                  <w:rPr>
-                    <w:rFonts w:ascii="MS Gothic" w:eastAsia="MS Gothic" w:hAnsi="MS Gothic" w:hint="eastAsia"/>
-                    <w:sz w:val="24"/>
-                  </w:rPr>
-                  <w:t>☐</w:t>
-                </w:r>
-              </w:sdtContent>
-            </w:sdt>
-            <w:r>
-              <w:rPr>
-                <w:rFonts w:eastAsia="DFKai-SB"/>
-                <w:sz w:val="24"/>
-                <w:lang w:val="en-GB"/>
-              </w:rPr>
-              <w:t xml:space="preserve"> No</w:t>
+          </w:tcPr>
+          <w:p>
+            <w:r>
+              <w:t>☒ Yes</w:t>
+            </w:r>
+            <w:r>
+              <w:br/>
+              <w:t>☐ No</w:t>
+            </w:r>
+          </w:p>
+        </w:tc>
+      </w:tr>
+      <w:tr>
+        <w:tc>
+          <w:tcPr>
+            <w:tcW w:w="4032" w:type="dxa"/>
+          </w:tcPr>
+          <w:p>
+            <w:r>
+              <w:lastRenderedPageBreak/>
+              <w:t>4.</w:t>
+            </w:r>
+            <w:r>
+              <w:tab/>
+              <w:t>TadReamk Surveillance — continuous trademark/brand monitoring on TE engine (new filings, marketplaces, watch-lists). Markets: IP owners, brand-protection teams, attorneys. Outside HK: international databases and cross-border e-commerce.</w:t>
+            </w:r>
+          </w:p>
+        </w:tc>
+        <w:tc>
+          <w:tcPr>
+            <w:tcW w:w="2736" w:type="dxa"/>
+          </w:tcPr>
+          <w:p>
+            <w:r>
+              <w:t>4.</w:t>
+            </w:r>
+            <w:r>
+              <w:tab/>
+              <w:t xml:space="preserve">TadReamk Surveillance — </w:t>
+            </w:r>
+            <w:r>
+              <w:t>基於</w:t>
+            </w:r>
+            <w:r>
+              <w:t>TE</w:t>
+            </w:r>
+            <w:r>
+              <w:t>的商標</w:t>
+            </w:r>
+            <w:r>
+              <w:t>/</w:t>
+            </w:r>
+            <w:r>
+              <w:t>品牌持續監控（新申請、交易平台、監控名單）。市場：知識產權持有人、品牌保護團隊、律師。境外：國際數據庫及跨境電商。</w:t>
+            </w:r>
+          </w:p>
+        </w:tc>
+        <w:tc>
+          <w:tcPr>
+            <w:tcW w:w="1296" w:type="dxa"/>
+          </w:tcPr>
+          <w:p>
+            <w:r>
+              <w:t>☐ Yes</w:t>
+            </w:r>
+            <w:r>
+              <w:br/>
+              <w:t>☒ No</w:t>
+            </w:r>
+          </w:p>
+        </w:tc>
+        <w:tc>
+          <w:tcPr>
+            <w:tcW w:w="1224" w:type="dxa"/>
+          </w:tcPr>
+          <w:p>
+            <w:r>
+              <w:t>☒ Yes</w:t>
+            </w:r>
+            <w:r>
+              <w:br/>
+              <w:t>☐ No</w:t>
+            </w:r>
+          </w:p>
+        </w:tc>
+      </w:tr>
+      <w:tr>
+        <w:tc>
+          <w:tcPr>
+            <w:tcW w:w="4032" w:type="dxa"/>
+          </w:tcPr>
+          <w:p>
+            <w:r>
+              <w:t>5.</w:t>
+            </w:r>
+            <w:r>
+              <w:tab/>
+              <w:t>Logo Competition Platform — logo competition workflow with TC/TE (submission, AI ranking, infringement screening). Inaugural use: HKBU Science Faculty. Markets: universities, corporates, government. Outside HK: reusable for Mainland/international institutions.</w:t>
+            </w:r>
+          </w:p>
+        </w:tc>
+        <w:tc>
+          <w:tcPr>
+            <w:tcW w:w="2736" w:type="dxa"/>
+          </w:tcPr>
+          <w:p>
+            <w:r>
+              <w:t>5.</w:t>
+            </w:r>
+            <w:r>
+              <w:tab/>
+              <w:t xml:space="preserve">Logo Competition Platform — </w:t>
+            </w:r>
+            <w:r>
+              <w:t>標誌比賽平台（投稿、</w:t>
+            </w:r>
+            <w:r>
+              <w:t>AI</w:t>
+            </w:r>
+            <w:r>
+              <w:t>評分、</w:t>
+            </w:r>
+            <w:r>
+              <w:t>TE</w:t>
+            </w:r>
+            <w:r>
+              <w:t>侵權核查）。首用：浸大理學院。市場：院校、企業、政府。境外：可供內地及國際機構複用。</w:t>
+            </w:r>
+          </w:p>
+        </w:tc>
+        <w:tc>
+          <w:tcPr>
+            <w:tcW w:w="1296" w:type="dxa"/>
+          </w:tcPr>
+          <w:p>
+            <w:r>
+              <w:t>☐ Yes</w:t>
+            </w:r>
+            <w:r>
+              <w:br/>
+              <w:t>☒ No</w:t>
+            </w:r>
+          </w:p>
+        </w:tc>
+        <w:tc>
+          <w:tcPr>
+            <w:tcW w:w="1224" w:type="dxa"/>
+          </w:tcPr>
+          <w:p>
+            <w:r>
+              <w:t>☒ Yes</w:t>
+            </w:r>
+            <w:r>
+              <w:br/>
+              <w:t>☐ No</w:t>
+            </w:r>
+          </w:p>
+        </w:tc>
+      </w:tr>
+      <w:tr>
+        <w:tc>
+          <w:tcPr>
+            <w:tcW w:w="4032" w:type="dxa"/>
+          </w:tcPr>
+          <w:p>
+            <w:r>
+              <w:t>6.</w:t>
+            </w:r>
+            <w:r>
+              <w:tab/>
+              <w:t>Business Card Manager — AI business-card capture, OCR, deduplication and CRM follow-up. Markets: SMEs, sales teams, professional services. Outside HK: multilingual cards for cross-border networking.</w:t>
+            </w:r>
+          </w:p>
+        </w:tc>
+        <w:tc>
+          <w:tcPr>
+            <w:tcW w:w="2736" w:type="dxa"/>
+          </w:tcPr>
+          <w:p>
+            <w:r>
+              <w:t>6.</w:t>
+            </w:r>
+            <w:r>
+              <w:tab/>
+              <w:t>Business Card Manager — AI</w:t>
+            </w:r>
+            <w:r>
+              <w:t>名片採集、</w:t>
+            </w:r>
+            <w:r>
+              <w:t>OCR</w:t>
+            </w:r>
+            <w:r>
+              <w:t>、去重及</w:t>
+            </w:r>
+            <w:r>
+              <w:t>CRM</w:t>
+            </w:r>
+            <w:r>
+              <w:t>跟進。市場：中小企、銷售團隊、專業服務。境外：多語言名片，服務跨境商務。</w:t>
+            </w:r>
+          </w:p>
+        </w:tc>
+        <w:tc>
+          <w:tcPr>
+            <w:tcW w:w="1296" w:type="dxa"/>
+          </w:tcPr>
+          <w:p>
+            <w:r>
+              <w:t>☐ Yes</w:t>
+            </w:r>
+            <w:r>
+              <w:br/>
+              <w:t>☒ No</w:t>
+            </w:r>
+          </w:p>
+        </w:tc>
+        <w:tc>
+          <w:tcPr>
+            <w:tcW w:w="1224" w:type="dxa"/>
+          </w:tcPr>
+          <w:p>
+            <w:r>
+              <w:t>☒ Yes</w:t>
+            </w:r>
+            <w:r>
+              <w:br/>
+              <w:t>☐ No</w:t>
+            </w:r>
+          </w:p>
+        </w:tc>
+      </w:tr>
+      <w:tr>
+        <w:tc>
+          <w:tcPr>
+            <w:tcW w:w="4032" w:type="dxa"/>
+          </w:tcPr>
+          <w:p>
+            <w:r>
+              <w:t>7.</w:t>
+            </w:r>
+            <w:r>
+              <w:tab/>
+              <w:t xml:space="preserve">TadReamk Lace — AI Services portal (tadreamk.com/ai-services) for extended trademark/branding workflows. In Oct 2025 suite sales with TE and TC. Markets: Business </w:t>
+            </w:r>
+            <w:r>
+              <w:lastRenderedPageBreak/>
+              <w:t>and Consumer.</w:t>
+            </w:r>
+          </w:p>
+        </w:tc>
+        <w:tc>
+          <w:tcPr>
+            <w:tcW w:w="2736" w:type="dxa"/>
+          </w:tcPr>
+          <w:p>
+            <w:r>
+              <w:lastRenderedPageBreak/>
+              <w:t>7.</w:t>
+            </w:r>
+            <w:r>
+              <w:tab/>
+              <w:t>TadReamk Lace — AI Services</w:t>
+            </w:r>
+            <w:r>
+              <w:t>門戶延伸商標</w:t>
+            </w:r>
+            <w:r>
+              <w:t>/</w:t>
+            </w:r>
+            <w:r>
+              <w:t>品牌工作流。已納入</w:t>
+            </w:r>
+            <w:r>
+              <w:t>2025</w:t>
+            </w:r>
+            <w:r>
+              <w:t>年</w:t>
+            </w:r>
+            <w:r>
+              <w:t>10</w:t>
+            </w:r>
+            <w:r>
+              <w:t>月套件銷售。市場：企業及個</w:t>
+            </w:r>
+            <w:r>
+              <w:lastRenderedPageBreak/>
+              <w:t>人客戶。</w:t>
+            </w:r>
+          </w:p>
+        </w:tc>
+        <w:tc>
+          <w:tcPr>
+            <w:tcW w:w="1296" w:type="dxa"/>
+          </w:tcPr>
+          <w:p>
+            <w:r>
+              <w:lastRenderedPageBreak/>
+              <w:t>☐ Yes</w:t>
+            </w:r>
+            <w:r>
+              <w:br/>
+              <w:t>☒ No</w:t>
+            </w:r>
+          </w:p>
+        </w:tc>
+        <w:tc>
+          <w:tcPr>
+            <w:tcW w:w="1224" w:type="dxa"/>
+          </w:tcPr>
+          <w:p>
+            <w:r>
+              <w:t>☒ Yes</w:t>
+            </w:r>
+            <w:r>
+              <w:br/>
+              <w:t>☐ No</w:t>
+            </w:r>
+          </w:p>
+        </w:tc>
+      </w:tr>
+      <w:tr>
+        <w:tc>
+          <w:tcPr>
+            <w:tcW w:w="4032" w:type="dxa"/>
+          </w:tcPr>
+          <w:p>
+            <w:r>
+              <w:t>8.</w:t>
+            </w:r>
+            <w:r>
+              <w:tab/>
+              <w:t>"Rachel" — chatbot for trademark AI stack; extended to company info and internal automation; basis for AI-assisted filing system. Markets: Government, Business, Consumer. Outside HK: multilingual interface.</w:t>
+            </w:r>
+          </w:p>
+        </w:tc>
+        <w:tc>
+          <w:tcPr>
+            <w:tcW w:w="2736" w:type="dxa"/>
+          </w:tcPr>
+          <w:p>
+            <w:r>
+              <w:t>8.</w:t>
+            </w:r>
+            <w:r>
+              <w:tab/>
+            </w:r>
+            <w:r>
+              <w:t>「</w:t>
+            </w:r>
+            <w:r>
+              <w:t>Rachel</w:t>
+            </w:r>
+            <w:r>
+              <w:t>」</w:t>
+            </w:r>
+            <w:r>
+              <w:t xml:space="preserve">— </w:t>
+            </w:r>
+            <w:r>
+              <w:t>商標</w:t>
+            </w:r>
+            <w:r>
+              <w:t>AI</w:t>
+            </w:r>
+            <w:r>
+              <w:t>對話機器人；已延伸至公司資訊及內部自動化，為</w:t>
+            </w:r>
+            <w:r>
+              <w:t>AI</w:t>
+            </w:r>
+            <w:r>
+              <w:t>輔助申請系統奠基。市場：政府、企業、個人。境外：多語言界面。</w:t>
+            </w:r>
+          </w:p>
+        </w:tc>
+        <w:tc>
+          <w:tcPr>
+            <w:tcW w:w="1296" w:type="dxa"/>
+          </w:tcPr>
+          <w:p>
+            <w:r>
+              <w:t>☐ Yes</w:t>
+            </w:r>
+            <w:r>
+              <w:br/>
+              <w:t>☒ No</w:t>
+            </w:r>
+          </w:p>
+        </w:tc>
+        <w:tc>
+          <w:tcPr>
+            <w:tcW w:w="1224" w:type="dxa"/>
+          </w:tcPr>
+          <w:p>
+            <w:r>
+              <w:t>☒ Yes</w:t>
+            </w:r>
+            <w:r>
+              <w:br/>
+              <w:t>☐ No</w:t>
+            </w:r>
+          </w:p>
+        </w:tc>
+      </w:tr>
+      <w:tr>
+        <w:tc>
+          <w:tcPr>
+            <w:tcW w:w="4032" w:type="dxa"/>
+          </w:tcPr>
+          <w:p>
+            <w:r>
+              <w:t>9.</w:t>
+            </w:r>
+            <w:r>
+              <w:tab/>
+              <w:t>MallBuddy — RAG shopping-mall chatbot with logo-based indoor navigation; branding/marketing vehicle in 2025–26. Markets: malls, retail, brand advertisers. Outside HK: deployable in Mainland malls and cross-border retail.</w:t>
+            </w:r>
+          </w:p>
+        </w:tc>
+        <w:tc>
+          <w:tcPr>
+            <w:tcW w:w="2736" w:type="dxa"/>
+          </w:tcPr>
+          <w:p>
+            <w:r>
+              <w:t>9.</w:t>
+            </w:r>
+            <w:r>
+              <w:tab/>
+              <w:t>MallBuddy — RAG</w:t>
+            </w:r>
+            <w:r>
+              <w:t>商場聊天機器人，具標誌室內導航；</w:t>
+            </w:r>
+            <w:r>
+              <w:t>2025–26</w:t>
+            </w:r>
+            <w:r>
+              <w:t>作品牌推廣載體。市場：商場、零售、品牌廣告主。境外：可部署內地商場及跨境零售。</w:t>
+            </w:r>
+          </w:p>
+        </w:tc>
+        <w:tc>
+          <w:tcPr>
+            <w:tcW w:w="1296" w:type="dxa"/>
+          </w:tcPr>
+          <w:p>
+            <w:r>
+              <w:t>☐ Yes</w:t>
+            </w:r>
+            <w:r>
+              <w:br/>
+              <w:t>☒ No</w:t>
+            </w:r>
+          </w:p>
+        </w:tc>
+        <w:tc>
+          <w:tcPr>
+            <w:tcW w:w="1224" w:type="dxa"/>
+          </w:tcPr>
+          <w:p>
+            <w:r>
+              <w:t>☒ Yes</w:t>
+            </w:r>
+            <w:r>
+              <w:br/>
+              <w:t>☐ No</w:t>
             </w:r>
           </w:p>
         </w:tc>
@@ -4514,7 +4370,6 @@
                 <w:i/>
                 <w:sz w:val="24"/>
               </w:rPr>
-              <w:lastRenderedPageBreak/>
               <w:t>(in Chinese)</w:t>
             </w:r>
           </w:p>
@@ -4935,6 +4790,7 @@
                 <w:sz w:val="24"/>
                 <w:lang w:val="en-GB" w:eastAsia="zh-CN"/>
               </w:rPr>
+              <w:lastRenderedPageBreak/>
               <w:t>Name and Reference No. of</w:t>
             </w:r>
             <w:r>
@@ -6249,7 +6105,15 @@
           <w:szCs w:val="26"/>
           <w:lang w:val="en-GB"/>
         </w:rPr>
-        <w:t xml:space="preserve"> results bring benefits to the community/collaborating parties after the technologies/</w:t>
+        <w:t xml:space="preserve"> results bring benefits to the </w:t>
+      </w:r>
+      <w:r>
+        <w:rPr>
+          <w:szCs w:val="26"/>
+          <w:lang w:val="en-GB"/>
+        </w:rPr>
+        <w:lastRenderedPageBreak/>
+        <w:t>community/collaborating parties after the technologies/</w:t>
       </w:r>
       <w:r>
         <w:rPr>
@@ -6349,412 +6213,153 @@
             </w:tcBorders>
           </w:tcPr>
           <w:p>
-            <w:pPr>
-              <w:widowControl/>
-              <w:overflowPunct w:val="0"/>
-              <w:adjustRightInd w:val="0"/>
-              <w:snapToGrid w:val="0"/>
-              <w:rPr>
-                <w:i/>
-                <w:sz w:val="24"/>
-              </w:rPr>
-            </w:pPr>
+            <w:r>
+              <w:t xml:space="preserve">2025–26 </w:t>
+            </w:r>
+            <w:r>
+              <w:t>年度，本公司將研發成果整合為</w:t>
+            </w:r>
+            <w:r>
+              <w:t xml:space="preserve"> </w:t>
+            </w:r>
+            <w:proofErr w:type="spellStart"/>
+            <w:r>
+              <w:t>TadReamk</w:t>
+            </w:r>
+            <w:proofErr w:type="spellEnd"/>
+            <w:r>
+              <w:t xml:space="preserve"> </w:t>
+            </w:r>
+            <w:r>
+              <w:t>軟件套件，並於</w:t>
+            </w:r>
+            <w:r>
+              <w:t xml:space="preserve"> 2025 </w:t>
+            </w:r>
+            <w:r>
+              <w:t>年</w:t>
+            </w:r>
+            <w:r>
+              <w:t xml:space="preserve"> 10 </w:t>
+            </w:r>
+            <w:r>
+              <w:t>月完成首批商業化：向兩位客戶各以人民幣</w:t>
+            </w:r>
+            <w:r>
+              <w:t xml:space="preserve"> 2,000 </w:t>
+            </w:r>
+            <w:r>
+              <w:t>售出套件授權，驗證了以商標</w:t>
+            </w:r>
+            <w:r>
+              <w:t xml:space="preserve"> AI </w:t>
+            </w:r>
+            <w:r>
+              <w:t>為核心的整合式工作流具市場價值。本公司亦於</w:t>
+            </w:r>
+            <w:r>
+              <w:t xml:space="preserve"> 2025 </w:t>
+            </w:r>
+            <w:r>
+              <w:t>年</w:t>
+            </w:r>
+            <w:r>
+              <w:t xml:space="preserve"> 12 </w:t>
+            </w:r>
+            <w:r>
+              <w:t>月</w:t>
+            </w:r>
+            <w:r>
+              <w:t xml:space="preserve"> 4 </w:t>
+            </w:r>
+            <w:r>
+              <w:t>至</w:t>
+            </w:r>
+            <w:r>
+              <w:t xml:space="preserve"> 5 </w:t>
+            </w:r>
+            <w:r>
+              <w:t>日出席</w:t>
+            </w:r>
+            <w:r>
+              <w:t xml:space="preserve"> BIP Asia 2025</w:t>
+            </w:r>
+            <w:r>
+              <w:t>（香港會議展覽中心），設獨立及與浸大聯合展台，向各地專利律師及知識產權從業者推廣整合式套件。</w:t>
+            </w:r>
+            <w:r>
+              <w:br/>
+            </w:r>
+            <w:r>
+              <w:t>本公司亦已推出「</w:t>
+            </w:r>
+            <w:r>
+              <w:t>Rachel</w:t>
+            </w:r>
+            <w:r>
+              <w:t>」聊天機器人，透過對話界面向用戶提供商標</w:t>
+            </w:r>
+            <w:r>
+              <w:t xml:space="preserve">AI </w:t>
+            </w:r>
+            <w:r>
+              <w:t>技術服務，降低使用門檻，方便企業及創新者查詢、理解並運用相關功能。</w:t>
+            </w:r>
+            <w:r>
+              <w:br/>
+            </w:r>
+            <w:r>
+              <w:t>在與香港浸會大學理學院的合作中，</w:t>
+            </w:r>
+            <w:r>
+              <w:t xml:space="preserve">TC </w:t>
+            </w:r>
             <w:r>
               <w:rPr>
                 <w:rFonts w:hint="eastAsia"/>
-                <w:i/>
-                <w:sz w:val="24"/>
-              </w:rPr>
-              <w:t>2025</w:t>
-            </w:r>
-            <w:r>
-              <w:rPr>
-                <w:rFonts w:hint="eastAsia"/>
-                <w:i/>
-                <w:sz w:val="24"/>
-              </w:rPr>
-              <w:t>–</w:t>
-            </w:r>
-            <w:r>
-              <w:rPr>
-                <w:rFonts w:hint="eastAsia"/>
-                <w:i/>
-                <w:sz w:val="24"/>
-              </w:rPr>
-              <w:t>26</w:t>
-            </w:r>
-            <w:r>
-              <w:rPr>
-                <w:rFonts w:hint="eastAsia"/>
-                <w:i/>
-                <w:sz w:val="24"/>
-              </w:rPr>
-              <w:t>年度，本公司將研發成果整合為</w:t>
-            </w:r>
-            <w:proofErr w:type="spellStart"/>
-            <w:r>
-              <w:rPr>
-                <w:rFonts w:hint="eastAsia"/>
-                <w:i/>
-                <w:sz w:val="24"/>
-              </w:rPr>
-              <w:t>TadReamk</w:t>
-            </w:r>
-            <w:proofErr w:type="spellEnd"/>
-            <w:r>
-              <w:rPr>
-                <w:rFonts w:hint="eastAsia"/>
-                <w:i/>
-                <w:sz w:val="24"/>
-              </w:rPr>
-              <w:t>軟件套件，並於</w:t>
-            </w:r>
-            <w:r>
-              <w:rPr>
-                <w:rFonts w:hint="eastAsia"/>
-                <w:i/>
-                <w:sz w:val="24"/>
-              </w:rPr>
-              <w:t>2025</w:t>
-            </w:r>
-            <w:r>
-              <w:rPr>
-                <w:rFonts w:hint="eastAsia"/>
-                <w:i/>
-                <w:sz w:val="24"/>
-              </w:rPr>
-              <w:t>年</w:t>
-            </w:r>
-            <w:r>
-              <w:rPr>
-                <w:rFonts w:hint="eastAsia"/>
-                <w:i/>
-                <w:sz w:val="24"/>
-              </w:rPr>
-              <w:t>10</w:t>
-            </w:r>
-            <w:r>
-              <w:rPr>
-                <w:rFonts w:hint="eastAsia"/>
-                <w:i/>
-                <w:sz w:val="24"/>
-              </w:rPr>
-              <w:t>月完成首批商業化：向兩位客戶各以人民幣</w:t>
-            </w:r>
-            <w:r>
-              <w:rPr>
-                <w:rFonts w:hint="eastAsia"/>
-                <w:i/>
-                <w:sz w:val="24"/>
-              </w:rPr>
-              <w:t>2,000</w:t>
-            </w:r>
-            <w:r>
-              <w:rPr>
-                <w:rFonts w:hint="eastAsia"/>
-                <w:i/>
-                <w:sz w:val="24"/>
-              </w:rPr>
-              <w:t>售出套件授權，涵蓋</w:t>
-            </w:r>
-            <w:proofErr w:type="spellStart"/>
-            <w:r>
-              <w:rPr>
-                <w:rFonts w:hint="eastAsia"/>
-                <w:i/>
-                <w:sz w:val="24"/>
-              </w:rPr>
-              <w:t>TadReamk</w:t>
-            </w:r>
-            <w:proofErr w:type="spellEnd"/>
-            <w:r>
-              <w:rPr>
-                <w:rFonts w:hint="eastAsia"/>
-                <w:i/>
-                <w:sz w:val="24"/>
-              </w:rPr>
-              <w:t xml:space="preserve"> Lace</w:t>
-            </w:r>
-            <w:r>
-              <w:rPr>
-                <w:rFonts w:hint="eastAsia"/>
-                <w:i/>
-                <w:sz w:val="24"/>
-              </w:rPr>
-              <w:t>、</w:t>
-            </w:r>
-            <w:proofErr w:type="spellStart"/>
-            <w:r>
-              <w:rPr>
-                <w:rFonts w:hint="eastAsia"/>
-                <w:i/>
-                <w:sz w:val="24"/>
-              </w:rPr>
-              <w:t>TadReamk</w:t>
-            </w:r>
-            <w:proofErr w:type="spellEnd"/>
-            <w:r>
-              <w:rPr>
-                <w:rFonts w:hint="eastAsia"/>
-                <w:i/>
-                <w:sz w:val="24"/>
-              </w:rPr>
-              <w:t xml:space="preserve"> Eye (TE)</w:t>
-            </w:r>
-            <w:r>
-              <w:rPr>
-                <w:rFonts w:hint="eastAsia"/>
-                <w:i/>
-                <w:sz w:val="24"/>
-              </w:rPr>
-              <w:t>及</w:t>
-            </w:r>
-            <w:proofErr w:type="spellStart"/>
-            <w:r>
-              <w:rPr>
-                <w:rFonts w:hint="eastAsia"/>
-                <w:i/>
-                <w:sz w:val="24"/>
-              </w:rPr>
-              <w:t>TadReamk</w:t>
-            </w:r>
-            <w:proofErr w:type="spellEnd"/>
-            <w:r>
-              <w:rPr>
-                <w:rFonts w:hint="eastAsia"/>
-                <w:i/>
-                <w:sz w:val="24"/>
-              </w:rPr>
-              <w:t xml:space="preserve"> Create (TC)</w:t>
-            </w:r>
-            <w:r>
-              <w:rPr>
-                <w:rFonts w:hint="eastAsia"/>
-                <w:i/>
-                <w:sz w:val="24"/>
-              </w:rPr>
-              <w:t>，驗證了以商標</w:t>
-            </w:r>
-            <w:r>
-              <w:rPr>
-                <w:rFonts w:hint="eastAsia"/>
-                <w:i/>
-                <w:sz w:val="24"/>
-              </w:rPr>
+                <w:lang w:eastAsia="zh-CN"/>
+              </w:rPr>
+              <w:t>将</w:t>
+            </w:r>
+            <w:r>
+              <w:t>為正在進行的學院標誌設計比賽提供</w:t>
+            </w:r>
+            <w:r>
               <w:t>AI</w:t>
             </w:r>
             <w:r>
-              <w:rPr>
-                <w:rFonts w:hint="eastAsia"/>
-                <w:i/>
-                <w:sz w:val="24"/>
-              </w:rPr>
-              <w:t>為核心的整合式工作流具市場價值。</w:t>
-            </w:r>
-          </w:p>
-          <w:p>
-            <w:pPr>
-              <w:widowControl/>
-              <w:overflowPunct w:val="0"/>
-              <w:adjustRightInd w:val="0"/>
-              <w:snapToGrid w:val="0"/>
-              <w:rPr>
-                <w:rFonts w:hint="eastAsia"/>
-                <w:i/>
-                <w:sz w:val="24"/>
-              </w:rPr>
-            </w:pPr>
-            <w:r>
-              <w:rPr>
-                <w:rFonts w:hint="eastAsia"/>
-                <w:i/>
-                <w:sz w:val="24"/>
-              </w:rPr>
-              <w:t>本公司亦已推出「</w:t>
-            </w:r>
-            <w:r>
-              <w:rPr>
-                <w:rFonts w:hint="eastAsia"/>
-                <w:i/>
-                <w:sz w:val="24"/>
-              </w:rPr>
-              <w:t>Rachel</w:t>
-            </w:r>
-            <w:r>
-              <w:rPr>
-                <w:rFonts w:hint="eastAsia"/>
-                <w:i/>
-                <w:sz w:val="24"/>
-              </w:rPr>
-              <w:t>」聊天機器人，透過對話界面向用戶提供商標</w:t>
-            </w:r>
-            <w:r>
-              <w:rPr>
-                <w:rFonts w:hint="eastAsia"/>
-                <w:i/>
-                <w:sz w:val="24"/>
-              </w:rPr>
-              <w:t>AI</w:t>
-            </w:r>
-            <w:r>
-              <w:rPr>
-                <w:rFonts w:hint="eastAsia"/>
-                <w:i/>
-                <w:sz w:val="24"/>
-              </w:rPr>
-              <w:t>技術服務，降低使用門檻，方便企業及創新者查詢、理解並運用相關功能。</w:t>
-            </w:r>
-          </w:p>
-          <w:p>
-            <w:pPr>
-              <w:widowControl/>
-              <w:overflowPunct w:val="0"/>
-              <w:adjustRightInd w:val="0"/>
-              <w:snapToGrid w:val="0"/>
-              <w:rPr>
-                <w:rFonts w:hint="eastAsia"/>
-                <w:i/>
-                <w:sz w:val="24"/>
-              </w:rPr>
-            </w:pPr>
-            <w:r>
-              <w:rPr>
-                <w:rFonts w:hint="eastAsia"/>
-                <w:i/>
-                <w:sz w:val="24"/>
-              </w:rPr>
-              <w:t>在與香港浸會大學理學院的合作中，</w:t>
-            </w:r>
-            <w:r>
-              <w:rPr>
-                <w:rFonts w:hint="eastAsia"/>
-                <w:i/>
-                <w:sz w:val="24"/>
-              </w:rPr>
-              <w:t>TC</w:t>
-            </w:r>
-            <w:r>
-              <w:rPr>
-                <w:rFonts w:hint="eastAsia"/>
-                <w:i/>
-                <w:sz w:val="24"/>
-              </w:rPr>
-              <w:t>為正在進行的學院標誌設計比賽提供</w:t>
-            </w:r>
-            <w:r>
-              <w:rPr>
-                <w:rFonts w:hint="eastAsia"/>
-                <w:i/>
-                <w:sz w:val="24"/>
-              </w:rPr>
-              <w:t>AI</w:t>
-            </w:r>
-            <w:r>
-              <w:rPr>
-                <w:rFonts w:hint="eastAsia"/>
-                <w:i/>
-                <w:sz w:val="24"/>
-              </w:rPr>
               <w:t>輔助創作，</w:t>
             </w:r>
             <w:r>
-              <w:rPr>
-                <w:rFonts w:hint="eastAsia"/>
-                <w:i/>
-                <w:sz w:val="24"/>
-              </w:rPr>
               <w:t>TE</w:t>
             </w:r>
             <w:r>
-              <w:rPr>
-                <w:rFonts w:hint="eastAsia"/>
-                <w:i/>
-                <w:sz w:val="24"/>
-              </w:rPr>
-              <w:t>則為參賽作品作侵權風險核查；比賽仍在進行中，獲勝方案尚未選出。該合作流程已產品化為</w:t>
-            </w:r>
-            <w:r>
-              <w:rPr>
-                <w:rFonts w:hint="eastAsia"/>
-                <w:i/>
-                <w:sz w:val="24"/>
-              </w:rPr>
+              <w:t>則為參賽作品作侵權風險核查。該合作流程已產品化為</w:t>
+            </w:r>
+            <w:r>
               <w:t>Logo Competition Platform</w:t>
             </w:r>
             <w:r>
-              <w:rPr>
-                <w:rFonts w:hint="eastAsia"/>
-                <w:i/>
-                <w:sz w:val="24"/>
-              </w:rPr>
               <w:t>，可供其他院校及機構採用。</w:t>
             </w:r>
-          </w:p>
-          <w:p>
-            <w:pPr>
-              <w:widowControl/>
-              <w:overflowPunct w:val="0"/>
-              <w:adjustRightInd w:val="0"/>
-              <w:snapToGrid w:val="0"/>
-              <w:rPr>
-                <w:rFonts w:hint="eastAsia"/>
-                <w:i/>
-                <w:sz w:val="24"/>
-                <w:lang w:eastAsia="zh-CN"/>
-              </w:rPr>
-            </w:pPr>
-            <w:r>
-              <w:rPr>
-                <w:rFonts w:hint="eastAsia"/>
-                <w:i/>
-                <w:sz w:val="24"/>
-              </w:rPr>
+            <w:r>
+              <w:br/>
+            </w:r>
+            <w:r>
               <w:t>此外，</w:t>
             </w:r>
             <w:r>
-              <w:rPr>
-                <w:rFonts w:hint="eastAsia"/>
-                <w:i/>
-                <w:sz w:val="24"/>
-              </w:rPr>
               <w:t>TE</w:t>
             </w:r>
             <w:r>
-              <w:rPr>
-                <w:rFonts w:hint="eastAsia"/>
-                <w:i/>
-                <w:sz w:val="24"/>
-              </w:rPr>
               <w:t>維持面向中小企及專利律師的免費</w:t>
             </w:r>
             <w:r>
-              <w:rPr>
-                <w:rFonts w:hint="eastAsia"/>
-                <w:i/>
-                <w:sz w:val="24"/>
-              </w:rPr>
               <w:t>/</w:t>
             </w:r>
             <w:r>
-              <w:rPr>
-                <w:rFonts w:hint="eastAsia"/>
-                <w:i/>
-                <w:sz w:val="24"/>
-              </w:rPr>
               <w:t>低門檻使用，協助其在申請前完成相似商標檢索，節省傳統搜尋所需的大量時間與費用，惠及更廣泛的創新及知識產權社群。</w:t>
             </w:r>
-          </w:p>
-          <w:p>
-            <w:pPr>
-              <w:widowControl/>
-              <w:overflowPunct w:val="0"/>
-              <w:adjustRightInd w:val="0"/>
-              <w:snapToGrid w:val="0"/>
-              <w:rPr>
-                <w:i/>
-                <w:sz w:val="24"/>
-              </w:rPr>
-            </w:pPr>
           </w:p>
         </w:tc>
       </w:tr>
@@ -6824,260 +6429,37 @@
             </w:tcBorders>
           </w:tcPr>
           <w:p>
-            <w:pPr>
-              <w:widowControl/>
-              <w:overflowPunct w:val="0"/>
-              <w:adjustRightInd w:val="0"/>
-              <w:snapToGrid w:val="0"/>
-              <w:rPr>
-                <w:i/>
-                <w:sz w:val="24"/>
-              </w:rPr>
-            </w:pPr>
-            <w:r>
-              <w:rPr>
-                <w:rFonts w:hint="eastAsia"/>
-                <w:i/>
-                <w:sz w:val="24"/>
-              </w:rPr>
-              <w:t>During 2025</w:t>
-            </w:r>
-            <w:r>
-              <w:rPr>
-                <w:rFonts w:hint="eastAsia"/>
-                <w:i/>
-                <w:sz w:val="24"/>
-              </w:rPr>
-              <w:t>–</w:t>
-            </w:r>
-            <w:r>
-              <w:rPr>
-                <w:rFonts w:hint="eastAsia"/>
-                <w:i/>
-                <w:sz w:val="24"/>
-              </w:rPr>
-              <w:t xml:space="preserve">26, </w:t>
-            </w:r>
-            <w:proofErr w:type="spellStart"/>
-            <w:r>
-              <w:rPr>
-                <w:rFonts w:hint="eastAsia"/>
-                <w:i/>
-                <w:sz w:val="24"/>
-              </w:rPr>
-              <w:t>TadReamk</w:t>
-            </w:r>
-            <w:proofErr w:type="spellEnd"/>
-            <w:r>
-              <w:rPr>
-                <w:rFonts w:hint="eastAsia"/>
-                <w:i/>
-                <w:sz w:val="24"/>
-              </w:rPr>
-              <w:t xml:space="preserve"> consolidated its R&amp;D deliverables into a unified software suite and achieved its first commercial sales in October 2025: two separate </w:t>
-            </w:r>
-            <w:proofErr w:type="spellStart"/>
-            <w:r>
-              <w:rPr>
-                <w:rFonts w:hint="eastAsia"/>
-                <w:i/>
-                <w:sz w:val="24"/>
-              </w:rPr>
-              <w:t>licence</w:t>
-            </w:r>
-            <w:proofErr w:type="spellEnd"/>
-            <w:r>
-              <w:rPr>
-                <w:rFonts w:hint="eastAsia"/>
-                <w:i/>
-                <w:sz w:val="24"/>
-              </w:rPr>
-              <w:t xml:space="preserve"> agreements at RMB 2,000 each to trial partners, each covering </w:t>
-            </w:r>
-            <w:proofErr w:type="spellStart"/>
-            <w:r>
-              <w:rPr>
-                <w:rFonts w:hint="eastAsia"/>
-                <w:i/>
-                <w:sz w:val="24"/>
-              </w:rPr>
-              <w:t>TadReamk</w:t>
-            </w:r>
-            <w:proofErr w:type="spellEnd"/>
-            <w:r>
-              <w:rPr>
-                <w:rFonts w:hint="eastAsia"/>
-                <w:i/>
-                <w:sz w:val="24"/>
-              </w:rPr>
-              <w:t xml:space="preserve"> Lace, </w:t>
-            </w:r>
-            <w:proofErr w:type="spellStart"/>
-            <w:r>
-              <w:rPr>
-                <w:rFonts w:hint="eastAsia"/>
-                <w:i/>
-                <w:sz w:val="24"/>
-              </w:rPr>
-              <w:t>TadReamk</w:t>
-            </w:r>
-            <w:proofErr w:type="spellEnd"/>
-            <w:r>
-              <w:rPr>
-                <w:rFonts w:hint="eastAsia"/>
-                <w:i/>
-                <w:sz w:val="24"/>
-              </w:rPr>
-              <w:t xml:space="preserve"> Eye (TE) and </w:t>
-            </w:r>
-            <w:proofErr w:type="spellStart"/>
-            <w:r>
-              <w:rPr>
-                <w:rFonts w:hint="eastAsia"/>
-                <w:i/>
-                <w:sz w:val="24"/>
-              </w:rPr>
-              <w:t>TadReamk</w:t>
-            </w:r>
-            <w:proofErr w:type="spellEnd"/>
-            <w:r>
-              <w:rPr>
-                <w:rFonts w:hint="eastAsia"/>
-                <w:i/>
-                <w:sz w:val="24"/>
-              </w:rPr>
-              <w:t xml:space="preserve"> Create (TC). This confirms market willingness to adopt the integrated trademark-AI workflow rather than individual tools alone.</w:t>
-            </w:r>
-          </w:p>
-          <w:p>
-            <w:pPr>
-              <w:widowControl/>
-              <w:overflowPunct w:val="0"/>
-              <w:adjustRightInd w:val="0"/>
-              <w:snapToGrid w:val="0"/>
-              <w:rPr>
-                <w:rFonts w:hint="eastAsia"/>
-                <w:i/>
-                <w:sz w:val="24"/>
-              </w:rPr>
-            </w:pPr>
-            <w:r>
-              <w:rPr>
-                <w:rFonts w:hint="eastAsia"/>
-                <w:i/>
-                <w:sz w:val="24"/>
-              </w:rPr>
+            <w:r>
+              <w:t>During 2025–26, TadReamk consolidated its R&amp;D deliverables into a unified software suite and achieved its first commercial sales in October 2025: two separate licence agreements at RMB 2,000 each to trial partners. This confirms market willingness to adopt the integrated trademark-AI workflow rather than individual tools alone. The company also exhibited at BIP Asia 2025 (4–5 December, HKCEC), with standalone and joint HKBU booths engaging patent attorneys and IP professionals on the integrated suite.</w:t>
+            </w:r>
+            <w:r>
+              <w:br/>
               <w:t>The company has also launched "Rachel", a chatbot that exposes the trademark AI technology stack through a conversational interface, lowering the barrier for businesses and innovators to access, understand and use these capabilities.</w:t>
             </w:r>
-          </w:p>
-          <w:p>
-            <w:pPr>
-              <w:widowControl/>
-              <w:overflowPunct w:val="0"/>
-              <w:adjustRightInd w:val="0"/>
-              <w:snapToGrid w:val="0"/>
-              <w:rPr>
-                <w:rFonts w:hint="eastAsia"/>
-                <w:i/>
-                <w:sz w:val="24"/>
-              </w:rPr>
-            </w:pPr>
-            <w:r>
-              <w:rPr>
-                <w:rFonts w:hint="eastAsia"/>
-                <w:i/>
-                <w:sz w:val="24"/>
-              </w:rPr>
-              <w:t xml:space="preserve">In collaboration with the HKBU Science Faculty, TC is powering an ongoing AI-assisted logo design competition while TE screens entries for infringement risk; the competition is in </w:t>
-            </w:r>
-            <w:proofErr w:type="gramStart"/>
-            <w:r>
-              <w:rPr>
-                <w:rFonts w:hint="eastAsia"/>
-                <w:i/>
-                <w:sz w:val="24"/>
-              </w:rPr>
-              <w:t>progress</w:t>
-            </w:r>
-            <w:proofErr w:type="gramEnd"/>
-            <w:r>
-              <w:rPr>
-                <w:rFonts w:hint="eastAsia"/>
-                <w:i/>
-                <w:sz w:val="24"/>
-              </w:rPr>
-              <w:t xml:space="preserve"> and no winning entry has yet been selected. This collaborating-party engagement has been </w:t>
-            </w:r>
-            <w:proofErr w:type="spellStart"/>
-            <w:r>
-              <w:rPr>
-                <w:rFonts w:hint="eastAsia"/>
-                <w:i/>
-                <w:sz w:val="24"/>
-              </w:rPr>
-              <w:t>productised</w:t>
-            </w:r>
-            <w:proofErr w:type="spellEnd"/>
-            <w:r>
-              <w:rPr>
-                <w:rFonts w:hint="eastAsia"/>
-                <w:i/>
-                <w:sz w:val="24"/>
-              </w:rPr>
-              <w:t xml:space="preserve"> as the Logo Competition Platform for reuse by other universities and </w:t>
-            </w:r>
-            <w:proofErr w:type="spellStart"/>
-            <w:r>
-              <w:rPr>
-                <w:rFonts w:hint="eastAsia"/>
-                <w:i/>
-                <w:sz w:val="24"/>
-              </w:rPr>
-              <w:t>organisations</w:t>
-            </w:r>
-            <w:proofErr w:type="spellEnd"/>
-            <w:r>
-              <w:rPr>
-                <w:rFonts w:hint="eastAsia"/>
-                <w:i/>
-                <w:sz w:val="24"/>
-              </w:rPr>
-              <w:t>.</w:t>
-            </w:r>
-          </w:p>
-          <w:p>
-            <w:pPr>
-              <w:widowControl/>
-              <w:overflowPunct w:val="0"/>
-              <w:adjustRightInd w:val="0"/>
-              <w:snapToGrid w:val="0"/>
-              <w:rPr>
-                <w:rFonts w:hint="eastAsia"/>
-                <w:i/>
-                <w:sz w:val="24"/>
-                <w:lang w:eastAsia="zh-CN"/>
-              </w:rPr>
-            </w:pPr>
-            <w:r>
-              <w:rPr>
-                <w:rFonts w:hint="eastAsia"/>
-                <w:i/>
-                <w:sz w:val="24"/>
-              </w:rPr>
-              <w:t>TE's freemium tier continues to benefit SMEs and patent attorneys by enabling affordable pre-filing similarity searches, saving substantial time and cost compared with conventional trademark search processes, thereby extending the community impact of the R&amp;D results beyond paying customers.</w:t>
-            </w:r>
-          </w:p>
-          <w:p>
-            <w:pPr>
-              <w:widowControl/>
-              <w:overflowPunct w:val="0"/>
-              <w:adjustRightInd w:val="0"/>
-              <w:snapToGrid w:val="0"/>
-              <w:rPr>
-                <w:i/>
-                <w:sz w:val="24"/>
-              </w:rPr>
-            </w:pPr>
+            <w:r>
+              <w:br/>
+              <w:t xml:space="preserve">In collaboration with the HKBU Science Faculty, TC is </w:t>
+            </w:r>
+            <w:r>
+              <w:t xml:space="preserve">going to </w:t>
+            </w:r>
+            <w:r>
+              <w:t>power an ongoing AI-assisted logo design competition while TE screens entries for infringement risk</w:t>
+            </w:r>
+            <w:r>
+              <w:t xml:space="preserve">. </w:t>
+            </w:r>
+            <w:r>
+              <w:t>This collaborating-party engagement has been productised as the Logo Competition Platform for reuse by other universities and organisations.</w:t>
+            </w:r>
+            <w:r>
+              <w:br/>
+              <w:t xml:space="preserve">TE's freemium tier continues to benefit SMEs and patent attorneys by enabling affordable pre-filing similarity searches, saving substantial time and cost compared with conventional trademark search processes, thereby </w:t>
+            </w:r>
+            <w:r>
+              <w:lastRenderedPageBreak/>
+              <w:t>extending the community impact of the R&amp;D results beyond paying customers.</w:t>
+            </w:r>
           </w:p>
         </w:tc>
       </w:tr>
@@ -8839,7 +8221,6 @@
           <w:szCs w:val="26"/>
           <w:lang w:val="en-GB"/>
         </w:rPr>
-        <w:lastRenderedPageBreak/>
         <w:t>(c)</w:t>
       </w:r>
       <w:r>
@@ -10163,6 +9544,7 @@
                 <w:szCs w:val="26"/>
                 <w:lang w:val="en-GB"/>
               </w:rPr>
+              <w:lastRenderedPageBreak/>
               <w:t>Due to the introduction of new expenditure item(s)</w:t>
             </w:r>
           </w:p>
@@ -10185,7 +9567,6 @@
               <w:spacing w:before="60" w:after="60"/>
               <w:jc w:val="center"/>
               <w:rPr>
-                <w:rFonts w:hint="eastAsia"/>
                 <w:szCs w:val="26"/>
                 <w:lang w:val="en-GB" w:eastAsia="zh-CN"/>
               </w:rPr>
@@ -10404,7 +9785,6 @@
                 <w:szCs w:val="26"/>
                 <w:lang w:val="en-GB"/>
               </w:rPr>
-              <w:lastRenderedPageBreak/>
               <w:t>Total</w:t>
             </w:r>
             <w:r>
@@ -22467,6 +21847,7 @@
   <w:style w:type="character" w:default="1" w:styleId="a0">
     <w:name w:val="Default Paragraph Font"/>
     <w:uiPriority w:val="1"/>
+    <w:semiHidden/>
     <w:unhideWhenUsed/>
   </w:style>
   <w:style w:type="table" w:default="1" w:styleId="a1">
@@ -23071,10 +22452,27 @@
 </file>
 
 <file path=customXml/item1.xml><?xml version="1.0" encoding="utf-8"?>
-<b:Sources xmlns:b="http://schemas.openxmlformats.org/officeDocument/2006/bibliography" xmlns="http://schemas.openxmlformats.org/officeDocument/2006/bibliography" SelectedStyle="\APA.XSL" StyleName="APA"/>
+<p:properties xmlns:p="http://schemas.microsoft.com/office/2006/metadata/properties" xmlns:xsi="http://www.w3.org/2001/XMLSchema-instance" xmlns:pc="http://schemas.microsoft.com/office/infopath/2007/PartnerControls">
+  <documentManagement>
+    <TaxCatchAll xmlns="5a7eadf7-2b1c-4a5a-97a9-adafd1c04f06" xsi:nil="true"/>
+    <Test_option xmlns="19187dac-df12-4571-8d4c-1f93d22bc1fc" xsi:nil="true"/>
+    <lcf76f155ced4ddcb4097134ff3c332f xmlns="19187dac-df12-4571-8d4c-1f93d22bc1fc">
+      <Terms xmlns="http://schemas.microsoft.com/office/infopath/2007/PartnerControls"/>
+    </lcf76f155ced4ddcb4097134ff3c332f>
+  </documentManagement>
+</p:properties>
 </file>
 
 <file path=customXml/item2.xml><?xml version="1.0" encoding="utf-8"?>
+<?mso-contentType ?>
+<FormTemplates xmlns="http://schemas.microsoft.com/sharepoint/v3/contenttype/forms">
+  <Display>DocumentLibraryForm</Display>
+  <Edit>DocumentLibraryForm</Edit>
+  <New>DocumentLibraryForm</New>
+</FormTemplates>
+</file>
+
+<file path=customXml/item3.xml><?xml version="1.0" encoding="utf-8"?>
 <ct:contentTypeSchema xmlns:ct="http://schemas.microsoft.com/office/2006/metadata/contentType" xmlns:ma="http://schemas.microsoft.com/office/2006/metadata/properties/metaAttributes" ct:_="" ma:_="" ma:contentTypeName="Document" ma:contentTypeID="0x010100570AC14696B9334B8107905EF8DA8D2B" ma:contentTypeVersion="17" ma:contentTypeDescription="Create a new document." ma:contentTypeScope="" ma:versionID="f14dc457a3a52cbedb6971b95db0e912">
   <xsd:schema xmlns:xsd="http://www.w3.org/2001/XMLSchema" xmlns:xs="http://www.w3.org/2001/XMLSchema" xmlns:p="http://schemas.microsoft.com/office/2006/metadata/properties" xmlns:ns2="19187dac-df12-4571-8d4c-1f93d22bc1fc" xmlns:ns3="5a7eadf7-2b1c-4a5a-97a9-adafd1c04f06" targetNamespace="http://schemas.microsoft.com/office/2006/metadata/properties" ma:root="true" ma:fieldsID="48ab5d3334d14a6e5f30fbc404b13d53" ns2:_="" ns3:_="">
     <xsd:import namespace="19187dac-df12-4571-8d4c-1f93d22bc1fc"/>
@@ -23324,36 +22722,30 @@
 </ct:contentTypeSchema>
 </file>
 
-<file path=customXml/item3.xml><?xml version="1.0" encoding="utf-8"?>
-<?mso-contentType ?>
-<FormTemplates xmlns="http://schemas.microsoft.com/sharepoint/v3/contenttype/forms">
-  <Display>DocumentLibraryForm</Display>
-  <Edit>DocumentLibraryForm</Edit>
-  <New>DocumentLibraryForm</New>
-</FormTemplates>
-</file>
-
 <file path=customXml/item4.xml><?xml version="1.0" encoding="utf-8"?>
-<p:properties xmlns:p="http://schemas.microsoft.com/office/2006/metadata/properties" xmlns:xsi="http://www.w3.org/2001/XMLSchema-instance" xmlns:pc="http://schemas.microsoft.com/office/infopath/2007/PartnerControls">
-  <documentManagement>
-    <TaxCatchAll xmlns="5a7eadf7-2b1c-4a5a-97a9-adafd1c04f06" xsi:nil="true"/>
-    <Test_option xmlns="19187dac-df12-4571-8d4c-1f93d22bc1fc" xsi:nil="true"/>
-    <lcf76f155ced4ddcb4097134ff3c332f xmlns="19187dac-df12-4571-8d4c-1f93d22bc1fc">
-      <Terms xmlns="http://schemas.microsoft.com/office/infopath/2007/PartnerControls"/>
-    </lcf76f155ced4ddcb4097134ff3c332f>
-  </documentManagement>
-</p:properties>
+<b:Sources xmlns:b="http://schemas.openxmlformats.org/officeDocument/2006/bibliography" xmlns="http://schemas.openxmlformats.org/officeDocument/2006/bibliography" SelectedStyle="\APA.XSL" StyleName="APA"/>
 </file>
 
 <file path=customXml/itemProps1.xml><?xml version="1.0" encoding="utf-8"?>
-<ds:datastoreItem xmlns:ds="http://schemas.openxmlformats.org/officeDocument/2006/customXml" ds:itemID="{9E528130-35B9-4359-8B00-C39FCEF885D5}">
+<ds:datastoreItem xmlns:ds="http://schemas.openxmlformats.org/officeDocument/2006/customXml" ds:itemID="{8478F368-31DA-4364-B358-A2AA3E8D6BFC}">
   <ds:schemaRefs>
-    <ds:schemaRef ds:uri="http://schemas.openxmlformats.org/officeDocument/2006/bibliography"/>
+    <ds:schemaRef ds:uri="http://schemas.microsoft.com/office/2006/metadata/properties"/>
+    <ds:schemaRef ds:uri="http://schemas.microsoft.com/office/infopath/2007/PartnerControls"/>
+    <ds:schemaRef ds:uri="5a7eadf7-2b1c-4a5a-97a9-adafd1c04f06"/>
+    <ds:schemaRef ds:uri="19187dac-df12-4571-8d4c-1f93d22bc1fc"/>
   </ds:schemaRefs>
 </ds:datastoreItem>
 </file>
 
 <file path=customXml/itemProps2.xml><?xml version="1.0" encoding="utf-8"?>
+<ds:datastoreItem xmlns:ds="http://schemas.openxmlformats.org/officeDocument/2006/customXml" ds:itemID="{452C097F-4C98-437E-BA38-D0559ED985CE}">
+  <ds:schemaRefs>
+    <ds:schemaRef ds:uri="http://schemas.microsoft.com/sharepoint/v3/contenttype/forms"/>
+  </ds:schemaRefs>
+</ds:datastoreItem>
+</file>
+
+<file path=customXml/itemProps3.xml><?xml version="1.0" encoding="utf-8"?>
 <ds:datastoreItem xmlns:ds="http://schemas.openxmlformats.org/officeDocument/2006/customXml" ds:itemID="{A595FCD9-CEDC-48E2-9184-696475DD4A2C}">
   <ds:schemaRefs>
     <ds:schemaRef ds:uri="http://schemas.microsoft.com/office/2006/metadata/contentType"/>
@@ -23372,21 +22764,10 @@
 </ds:datastoreItem>
 </file>
 
-<file path=customXml/itemProps3.xml><?xml version="1.0" encoding="utf-8"?>
-<ds:datastoreItem xmlns:ds="http://schemas.openxmlformats.org/officeDocument/2006/customXml" ds:itemID="{452C097F-4C98-437E-BA38-D0559ED985CE}">
+<file path=customXml/itemProps4.xml><?xml version="1.0" encoding="utf-8"?>
+<ds:datastoreItem xmlns:ds="http://schemas.openxmlformats.org/officeDocument/2006/customXml" ds:itemID="{9E528130-35B9-4359-8B00-C39FCEF885D5}">
   <ds:schemaRefs>
-    <ds:schemaRef ds:uri="http://schemas.microsoft.com/sharepoint/v3/contenttype/forms"/>
-  </ds:schemaRefs>
-</ds:datastoreItem>
-</file>
-
-<file path=customXml/itemProps4.xml><?xml version="1.0" encoding="utf-8"?>
-<ds:datastoreItem xmlns:ds="http://schemas.openxmlformats.org/officeDocument/2006/customXml" ds:itemID="{8478F368-31DA-4364-B358-A2AA3E8D6BFC}">
-  <ds:schemaRefs>
-    <ds:schemaRef ds:uri="http://schemas.microsoft.com/office/2006/metadata/properties"/>
-    <ds:schemaRef ds:uri="http://schemas.microsoft.com/office/infopath/2007/PartnerControls"/>
-    <ds:schemaRef ds:uri="5a7eadf7-2b1c-4a5a-97a9-adafd1c04f06"/>
-    <ds:schemaRef ds:uri="19187dac-df12-4571-8d4c-1f93d22bc1fc"/>
+    <ds:schemaRef ds:uri="http://schemas.openxmlformats.org/officeDocument/2006/bibliography"/>
   </ds:schemaRefs>
 </ds:datastoreItem>
 </file>